--- a/docs/05_Notes_and_Observations.docx
+++ b/docs/05_Notes_and_Observations.docx
@@ -219,6 +219,140 @@
     </w:p>
     <w:p>
       <w:pPr>
+        <w:pStyle w:val="Heading3"/>
+      </w:pPr>
+      <w:r>
+        <w:t>Day 6 Frontend-Specific Observations</w:t>
+      </w:r>
+    </w:p>
+    <w:p>
+      <w:pPr>
+        <w:pStyle w:val="NormalWeb"/>
+        <w:numPr>
+          <w:ilvl w:val="0"/>
+          <w:numId w:val="4"/>
+        </w:numPr>
+      </w:pPr>
+      <w:r>
+        <w:t>Maintenance engineers require explainability more than raw metrics.</w:t>
+      </w:r>
+    </w:p>
+    <w:p>
+      <w:pPr>
+        <w:pStyle w:val="NormalWeb"/>
+        <w:numPr>
+          <w:ilvl w:val="0"/>
+          <w:numId w:val="4"/>
+        </w:numPr>
+      </w:pPr>
+      <w:r>
+        <w:t>Exporting insights and dashboards is a primary business outcome, not a secondary feature.</w:t>
+      </w:r>
+    </w:p>
+    <w:p>
+      <w:pPr>
+        <w:pStyle w:val="NormalWeb"/>
+        <w:numPr>
+          <w:ilvl w:val="0"/>
+          <w:numId w:val="4"/>
+        </w:numPr>
+      </w:pPr>
+      <w:r>
+        <w:t>Search-based run and report selection is essential for multi-day operations.</w:t>
+      </w:r>
+    </w:p>
+    <w:p>
+      <w:pPr>
+        <w:pStyle w:val="NormalWeb"/>
+        <w:numPr>
+          <w:ilvl w:val="0"/>
+          <w:numId w:val="4"/>
+        </w:numPr>
+      </w:pPr>
+      <w:r>
+        <w:t>UI must never hide data quality issues or system failures.</w:t>
+      </w:r>
+    </w:p>
+    <w:p>
+      <w:pPr>
+        <w:pStyle w:val="NormalWeb"/>
+        <w:numPr>
+          <w:ilvl w:val="0"/>
+          <w:numId w:val="4"/>
+        </w:numPr>
+      </w:pPr>
+      <w:r>
+        <w:t>Offline-first UX constraints simplify design while increasing reliability.</w:t>
+      </w:r>
+    </w:p>
+    <w:p>
+      <w:pPr>
+        <w:pStyle w:val="Heading2"/>
+        <w:rPr>
+          <w:rFonts w:ascii="Times New Roman" w:hAnsi="Times New Roman" w:cs="Times New Roman"/>
+          <w:color w:val="auto"/>
+        </w:rPr>
+      </w:pPr>
+      <w:r>
+        <w:rPr>
+          <w:rStyle w:val="Strong"/>
+          <w:rFonts w:ascii="Times New Roman" w:hAnsi="Times New Roman" w:cs="Times New Roman"/>
+          <w:bCs w:val="0"/>
+          <w:color w:val="auto"/>
+        </w:rPr>
+        <w:t>Day-7 Observations</w:t>
+      </w:r>
+    </w:p>
+    <w:p>
+      <w:pPr>
+        <w:pStyle w:val="NormalWeb"/>
+        <w:numPr>
+          <w:ilvl w:val="0"/>
+          <w:numId w:val="5"/>
+        </w:numPr>
+      </w:pPr>
+      <w:r>
+        <w:t>Asset management and alias resolution are critical for long-term frontend stability in desktop environments.</w:t>
+      </w:r>
+    </w:p>
+    <w:p>
+      <w:pPr>
+        <w:pStyle w:val="NormalWeb"/>
+        <w:numPr>
+          <w:ilvl w:val="0"/>
+          <w:numId w:val="5"/>
+        </w:numPr>
+      </w:pPr>
+      <w:r>
+        <w:t>Separating primary and advanced navigation improves usability for maintenance engineers.</w:t>
+      </w:r>
+    </w:p>
+    <w:p>
+      <w:pPr>
+        <w:pStyle w:val="NormalWeb"/>
+        <w:numPr>
+          <w:ilvl w:val="0"/>
+          <w:numId w:val="5"/>
+        </w:numPr>
+      </w:pPr>
+      <w:r>
+        <w:t>Early investment in UI shell correctness prevents downstream rework once data-heavy components are introduced.</w:t>
+      </w:r>
+    </w:p>
+    <w:p>
+      <w:pPr>
+        <w:pStyle w:val="NormalWeb"/>
+        <w:numPr>
+          <w:ilvl w:val="0"/>
+          <w:numId w:val="5"/>
+        </w:numPr>
+      </w:pPr>
+      <w:r>
+        <w:t>Branding placement significantly affects perceived application maturity and usability.</w:t>
+      </w:r>
+    </w:p>
+    <w:p>
+      <w:pPr>
         <w:rPr>
           <w:rFonts w:ascii="Times New Roman" w:hAnsi="Times New Roman" w:cs="Times New Roman"/>
           <w:b/>
@@ -226,8 +360,153 @@
           <w:szCs w:val="24"/>
         </w:rPr>
       </w:pPr>
+    </w:p>
+    <w:p>
+      <w:pPr>
+        <w:pStyle w:val="Heading2"/>
+        <w:rPr>
+          <w:rFonts w:ascii="Times New Roman" w:hAnsi="Times New Roman" w:cs="Times New Roman"/>
+          <w:b/>
+          <w:color w:val="auto"/>
+        </w:rPr>
+      </w:pPr>
+      <w:r>
+        <w:rPr>
+          <w:rFonts w:ascii="Times New Roman" w:hAnsi="Times New Roman" w:cs="Times New Roman"/>
+          <w:b/>
+          <w:color w:val="auto"/>
+        </w:rPr>
+        <w:lastRenderedPageBreak/>
+        <w:t>DAY-8</w:t>
+      </w:r>
+    </w:p>
+    <w:p>
       <w:bookmarkStart w:id="0" w:name="_GoBack"/>
       <w:bookmarkEnd w:id="0"/>
+    </w:p>
+    <w:p>
+      <w:pPr>
+        <w:pStyle w:val="Heading2"/>
+        <w:rPr>
+          <w:rFonts w:ascii="Times New Roman" w:hAnsi="Times New Roman" w:cs="Times New Roman"/>
+          <w:b/>
+          <w:color w:val="auto"/>
+        </w:rPr>
+      </w:pPr>
+      <w:r>
+        <w:rPr>
+          <w:rFonts w:ascii="Times New Roman" w:hAnsi="Times New Roman" w:cs="Times New Roman"/>
+          <w:b/>
+          <w:color w:val="auto"/>
+        </w:rPr>
+        <w:t>Observations</w:t>
+      </w:r>
+    </w:p>
+    <w:p>
+      <w:pPr>
+        <w:pStyle w:val="NormalWeb"/>
+        <w:numPr>
+          <w:ilvl w:val="0"/>
+          <w:numId w:val="6"/>
+        </w:numPr>
+      </w:pPr>
+      <w:r>
+        <w:t xml:space="preserve">Users benefit significantly from always seeing </w:t>
+      </w:r>
+      <w:r>
+        <w:rPr>
+          <w:rStyle w:val="Strong"/>
+        </w:rPr>
+        <w:t>what data context they are operating in</w:t>
+      </w:r>
+      <w:r>
+        <w:t>.</w:t>
+      </w:r>
+    </w:p>
+    <w:p>
+      <w:pPr>
+        <w:pStyle w:val="NormalWeb"/>
+        <w:numPr>
+          <w:ilvl w:val="0"/>
+          <w:numId w:val="6"/>
+        </w:numPr>
+      </w:pPr>
+      <w:r>
+        <w:t>Visual feedback (disabled links + tooltips) reduces confusion even before enforcement logic triggers.</w:t>
+      </w:r>
+    </w:p>
+    <w:p>
+      <w:pPr>
+        <w:pStyle w:val="NormalWeb"/>
+        <w:numPr>
+          <w:ilvl w:val="0"/>
+          <w:numId w:val="6"/>
+        </w:numPr>
+      </w:pPr>
+      <w:r>
+        <w:t>Run-based workflows align naturally with industrial ingestion pipelines and maintenance analysis.</w:t>
+      </w:r>
+    </w:p>
+    <w:p>
+      <w:pPr>
+        <w:pStyle w:val="Heading2"/>
+        <w:rPr>
+          <w:rFonts w:ascii="Times New Roman" w:hAnsi="Times New Roman" w:cs="Times New Roman"/>
+          <w:b/>
+          <w:color w:val="auto"/>
+        </w:rPr>
+      </w:pPr>
+      <w:r>
+        <w:rPr>
+          <w:rFonts w:ascii="Times New Roman" w:hAnsi="Times New Roman" w:cs="Times New Roman"/>
+          <w:b/>
+          <w:color w:val="auto"/>
+        </w:rPr>
+        <w:t>Notes</w:t>
+      </w:r>
+    </w:p>
+    <w:p>
+      <w:pPr>
+        <w:pStyle w:val="NormalWeb"/>
+        <w:numPr>
+          <w:ilvl w:val="0"/>
+          <w:numId w:val="7"/>
+        </w:numPr>
+      </w:pPr>
+      <w:r>
+        <w:t>Sidebar-centric control flow mirrors operator dashboards used in real industrial environments.</w:t>
+      </w:r>
+    </w:p>
+    <w:p>
+      <w:pPr>
+        <w:pStyle w:val="NormalWeb"/>
+        <w:numPr>
+          <w:ilvl w:val="0"/>
+          <w:numId w:val="7"/>
+        </w:numPr>
+      </w:pPr>
+      <w:r>
+        <w:t xml:space="preserve">Frontend now correctly assumes </w:t>
+      </w:r>
+      <w:r>
+        <w:rPr>
+          <w:rStyle w:val="Strong"/>
+        </w:rPr>
+        <w:t>zero-run state</w:t>
+      </w:r>
+      <w:r>
+        <w:t xml:space="preserve"> as a first-class scenario.</w:t>
+      </w:r>
+    </w:p>
+    <w:p>
+      <w:pPr>
+        <w:rPr>
+          <w:rFonts w:ascii="Times New Roman" w:hAnsi="Times New Roman" w:cs="Times New Roman"/>
+          <w:b/>
+          <w:sz w:val="24"/>
+          <w:szCs w:val="24"/>
+        </w:rPr>
+      </w:pPr>
     </w:p>
     <w:sectPr>
       <w:pgSz w:w="12240" w:h="15840"/>
@@ -242,6 +521,602 @@
 <file path=word/numbering.xml><?xml version="1.0" encoding="utf-8"?>
 <w:numbering xmlns:wpc="http://schemas.microsoft.com/office/word/2010/wordprocessingCanvas" xmlns:cx="http://schemas.microsoft.com/office/drawing/2014/chartex" xmlns:mc="http://schemas.openxmlformats.org/markup-compatibility/2006" xmlns:o="urn:schemas-microsoft-com:office:office" xmlns:r="http://schemas.openxmlformats.org/officeDocument/2006/relationships" xmlns:m="http://schemas.openxmlformats.org/officeDocument/2006/math" xmlns:v="urn:schemas-microsoft-com:vml" xmlns:wp14="http://schemas.microsoft.com/office/word/2010/wordprocessingDrawing" xmlns:wp="http://schemas.openxmlformats.org/drawingml/2006/wordprocessingDrawing" xmlns:w10="urn:schemas-microsoft-com:office:word" xmlns:w="http://schemas.openxmlformats.org/wordprocessingml/2006/main" xmlns:w14="http://schemas.microsoft.com/office/word/2010/wordml" xmlns:w15="http://schemas.microsoft.com/office/word/2012/wordml" xmlns:w16se="http://schemas.microsoft.com/office/word/2015/wordml/symex" xmlns:wpg="http://schemas.microsoft.com/office/word/2010/wordprocessingGroup" xmlns:wpi="http://schemas.microsoft.com/office/word/2010/wordprocessingInk" xmlns:wne="http://schemas.microsoft.com/office/word/2006/wordml" xmlns:wps="http://schemas.microsoft.com/office/word/2010/wordprocessingShape" mc:Ignorable="w14 w15 w16se wp14">
   <w:abstractNum w:abstractNumId="0" w15:restartNumberingAfterBreak="0">
+    <w:nsid w:val="0ED52CC0"/>
+    <w:multiLevelType w:val="multilevel"/>
+    <w:tmpl w:val="E84AF344"/>
+    <w:lvl w:ilvl="0">
+      <w:start w:val="1"/>
+      <w:numFmt w:val="bullet"/>
+      <w:lvlText w:val=""/>
+      <w:lvlJc w:val="left"/>
+      <w:pPr>
+        <w:tabs>
+          <w:tab w:val="num" w:pos="720"/>
+        </w:tabs>
+        <w:ind w:left="720" w:hanging="360"/>
+      </w:pPr>
+      <w:rPr>
+        <w:rFonts w:ascii="Symbol" w:hAnsi="Symbol" w:hint="default"/>
+        <w:sz w:val="20"/>
+      </w:rPr>
+    </w:lvl>
+    <w:lvl w:ilvl="1" w:tentative="1">
+      <w:start w:val="1"/>
+      <w:numFmt w:val="bullet"/>
+      <w:lvlText w:val="o"/>
+      <w:lvlJc w:val="left"/>
+      <w:pPr>
+        <w:tabs>
+          <w:tab w:val="num" w:pos="1440"/>
+        </w:tabs>
+        <w:ind w:left="1440" w:hanging="360"/>
+      </w:pPr>
+      <w:rPr>
+        <w:rFonts w:ascii="Courier New" w:hAnsi="Courier New" w:hint="default"/>
+        <w:sz w:val="20"/>
+      </w:rPr>
+    </w:lvl>
+    <w:lvl w:ilvl="2" w:tentative="1">
+      <w:start w:val="1"/>
+      <w:numFmt w:val="bullet"/>
+      <w:lvlText w:val=""/>
+      <w:lvlJc w:val="left"/>
+      <w:pPr>
+        <w:tabs>
+          <w:tab w:val="num" w:pos="2160"/>
+        </w:tabs>
+        <w:ind w:left="2160" w:hanging="360"/>
+      </w:pPr>
+      <w:rPr>
+        <w:rFonts w:ascii="Wingdings" w:hAnsi="Wingdings" w:hint="default"/>
+        <w:sz w:val="20"/>
+      </w:rPr>
+    </w:lvl>
+    <w:lvl w:ilvl="3" w:tentative="1">
+      <w:start w:val="1"/>
+      <w:numFmt w:val="bullet"/>
+      <w:lvlText w:val=""/>
+      <w:lvlJc w:val="left"/>
+      <w:pPr>
+        <w:tabs>
+          <w:tab w:val="num" w:pos="2880"/>
+        </w:tabs>
+        <w:ind w:left="2880" w:hanging="360"/>
+      </w:pPr>
+      <w:rPr>
+        <w:rFonts w:ascii="Wingdings" w:hAnsi="Wingdings" w:hint="default"/>
+        <w:sz w:val="20"/>
+      </w:rPr>
+    </w:lvl>
+    <w:lvl w:ilvl="4" w:tentative="1">
+      <w:start w:val="1"/>
+      <w:numFmt w:val="bullet"/>
+      <w:lvlText w:val=""/>
+      <w:lvlJc w:val="left"/>
+      <w:pPr>
+        <w:tabs>
+          <w:tab w:val="num" w:pos="3600"/>
+        </w:tabs>
+        <w:ind w:left="3600" w:hanging="360"/>
+      </w:pPr>
+      <w:rPr>
+        <w:rFonts w:ascii="Wingdings" w:hAnsi="Wingdings" w:hint="default"/>
+        <w:sz w:val="20"/>
+      </w:rPr>
+    </w:lvl>
+    <w:lvl w:ilvl="5" w:tentative="1">
+      <w:start w:val="1"/>
+      <w:numFmt w:val="bullet"/>
+      <w:lvlText w:val=""/>
+      <w:lvlJc w:val="left"/>
+      <w:pPr>
+        <w:tabs>
+          <w:tab w:val="num" w:pos="4320"/>
+        </w:tabs>
+        <w:ind w:left="4320" w:hanging="360"/>
+      </w:pPr>
+      <w:rPr>
+        <w:rFonts w:ascii="Wingdings" w:hAnsi="Wingdings" w:hint="default"/>
+        <w:sz w:val="20"/>
+      </w:rPr>
+    </w:lvl>
+    <w:lvl w:ilvl="6" w:tentative="1">
+      <w:start w:val="1"/>
+      <w:numFmt w:val="bullet"/>
+      <w:lvlText w:val=""/>
+      <w:lvlJc w:val="left"/>
+      <w:pPr>
+        <w:tabs>
+          <w:tab w:val="num" w:pos="5040"/>
+        </w:tabs>
+        <w:ind w:left="5040" w:hanging="360"/>
+      </w:pPr>
+      <w:rPr>
+        <w:rFonts w:ascii="Wingdings" w:hAnsi="Wingdings" w:hint="default"/>
+        <w:sz w:val="20"/>
+      </w:rPr>
+    </w:lvl>
+    <w:lvl w:ilvl="7" w:tentative="1">
+      <w:start w:val="1"/>
+      <w:numFmt w:val="bullet"/>
+      <w:lvlText w:val=""/>
+      <w:lvlJc w:val="left"/>
+      <w:pPr>
+        <w:tabs>
+          <w:tab w:val="num" w:pos="5760"/>
+        </w:tabs>
+        <w:ind w:left="5760" w:hanging="360"/>
+      </w:pPr>
+      <w:rPr>
+        <w:rFonts w:ascii="Wingdings" w:hAnsi="Wingdings" w:hint="default"/>
+        <w:sz w:val="20"/>
+      </w:rPr>
+    </w:lvl>
+    <w:lvl w:ilvl="8" w:tentative="1">
+      <w:start w:val="1"/>
+      <w:numFmt w:val="bullet"/>
+      <w:lvlText w:val=""/>
+      <w:lvlJc w:val="left"/>
+      <w:pPr>
+        <w:tabs>
+          <w:tab w:val="num" w:pos="6480"/>
+        </w:tabs>
+        <w:ind w:left="6480" w:hanging="360"/>
+      </w:pPr>
+      <w:rPr>
+        <w:rFonts w:ascii="Wingdings" w:hAnsi="Wingdings" w:hint="default"/>
+        <w:sz w:val="20"/>
+      </w:rPr>
+    </w:lvl>
+  </w:abstractNum>
+  <w:abstractNum w:abstractNumId="1" w15:restartNumberingAfterBreak="0">
+    <w:nsid w:val="2177033C"/>
+    <w:multiLevelType w:val="multilevel"/>
+    <w:tmpl w:val="78C47694"/>
+    <w:lvl w:ilvl="0">
+      <w:start w:val="1"/>
+      <w:numFmt w:val="bullet"/>
+      <w:lvlText w:val=""/>
+      <w:lvlJc w:val="left"/>
+      <w:pPr>
+        <w:tabs>
+          <w:tab w:val="num" w:pos="720"/>
+        </w:tabs>
+        <w:ind w:left="720" w:hanging="360"/>
+      </w:pPr>
+      <w:rPr>
+        <w:rFonts w:ascii="Symbol" w:hAnsi="Symbol" w:hint="default"/>
+        <w:sz w:val="20"/>
+      </w:rPr>
+    </w:lvl>
+    <w:lvl w:ilvl="1" w:tentative="1">
+      <w:start w:val="1"/>
+      <w:numFmt w:val="bullet"/>
+      <w:lvlText w:val="o"/>
+      <w:lvlJc w:val="left"/>
+      <w:pPr>
+        <w:tabs>
+          <w:tab w:val="num" w:pos="1440"/>
+        </w:tabs>
+        <w:ind w:left="1440" w:hanging="360"/>
+      </w:pPr>
+      <w:rPr>
+        <w:rFonts w:ascii="Courier New" w:hAnsi="Courier New" w:hint="default"/>
+        <w:sz w:val="20"/>
+      </w:rPr>
+    </w:lvl>
+    <w:lvl w:ilvl="2" w:tentative="1">
+      <w:start w:val="1"/>
+      <w:numFmt w:val="bullet"/>
+      <w:lvlText w:val=""/>
+      <w:lvlJc w:val="left"/>
+      <w:pPr>
+        <w:tabs>
+          <w:tab w:val="num" w:pos="2160"/>
+        </w:tabs>
+        <w:ind w:left="2160" w:hanging="360"/>
+      </w:pPr>
+      <w:rPr>
+        <w:rFonts w:ascii="Wingdings" w:hAnsi="Wingdings" w:hint="default"/>
+        <w:sz w:val="20"/>
+      </w:rPr>
+    </w:lvl>
+    <w:lvl w:ilvl="3" w:tentative="1">
+      <w:start w:val="1"/>
+      <w:numFmt w:val="bullet"/>
+      <w:lvlText w:val=""/>
+      <w:lvlJc w:val="left"/>
+      <w:pPr>
+        <w:tabs>
+          <w:tab w:val="num" w:pos="2880"/>
+        </w:tabs>
+        <w:ind w:left="2880" w:hanging="360"/>
+      </w:pPr>
+      <w:rPr>
+        <w:rFonts w:ascii="Wingdings" w:hAnsi="Wingdings" w:hint="default"/>
+        <w:sz w:val="20"/>
+      </w:rPr>
+    </w:lvl>
+    <w:lvl w:ilvl="4" w:tentative="1">
+      <w:start w:val="1"/>
+      <w:numFmt w:val="bullet"/>
+      <w:lvlText w:val=""/>
+      <w:lvlJc w:val="left"/>
+      <w:pPr>
+        <w:tabs>
+          <w:tab w:val="num" w:pos="3600"/>
+        </w:tabs>
+        <w:ind w:left="3600" w:hanging="360"/>
+      </w:pPr>
+      <w:rPr>
+        <w:rFonts w:ascii="Wingdings" w:hAnsi="Wingdings" w:hint="default"/>
+        <w:sz w:val="20"/>
+      </w:rPr>
+    </w:lvl>
+    <w:lvl w:ilvl="5" w:tentative="1">
+      <w:start w:val="1"/>
+      <w:numFmt w:val="bullet"/>
+      <w:lvlText w:val=""/>
+      <w:lvlJc w:val="left"/>
+      <w:pPr>
+        <w:tabs>
+          <w:tab w:val="num" w:pos="4320"/>
+        </w:tabs>
+        <w:ind w:left="4320" w:hanging="360"/>
+      </w:pPr>
+      <w:rPr>
+        <w:rFonts w:ascii="Wingdings" w:hAnsi="Wingdings" w:hint="default"/>
+        <w:sz w:val="20"/>
+      </w:rPr>
+    </w:lvl>
+    <w:lvl w:ilvl="6" w:tentative="1">
+      <w:start w:val="1"/>
+      <w:numFmt w:val="bullet"/>
+      <w:lvlText w:val=""/>
+      <w:lvlJc w:val="left"/>
+      <w:pPr>
+        <w:tabs>
+          <w:tab w:val="num" w:pos="5040"/>
+        </w:tabs>
+        <w:ind w:left="5040" w:hanging="360"/>
+      </w:pPr>
+      <w:rPr>
+        <w:rFonts w:ascii="Wingdings" w:hAnsi="Wingdings" w:hint="default"/>
+        <w:sz w:val="20"/>
+      </w:rPr>
+    </w:lvl>
+    <w:lvl w:ilvl="7" w:tentative="1">
+      <w:start w:val="1"/>
+      <w:numFmt w:val="bullet"/>
+      <w:lvlText w:val=""/>
+      <w:lvlJc w:val="left"/>
+      <w:pPr>
+        <w:tabs>
+          <w:tab w:val="num" w:pos="5760"/>
+        </w:tabs>
+        <w:ind w:left="5760" w:hanging="360"/>
+      </w:pPr>
+      <w:rPr>
+        <w:rFonts w:ascii="Wingdings" w:hAnsi="Wingdings" w:hint="default"/>
+        <w:sz w:val="20"/>
+      </w:rPr>
+    </w:lvl>
+    <w:lvl w:ilvl="8" w:tentative="1">
+      <w:start w:val="1"/>
+      <w:numFmt w:val="bullet"/>
+      <w:lvlText w:val=""/>
+      <w:lvlJc w:val="left"/>
+      <w:pPr>
+        <w:tabs>
+          <w:tab w:val="num" w:pos="6480"/>
+        </w:tabs>
+        <w:ind w:left="6480" w:hanging="360"/>
+      </w:pPr>
+      <w:rPr>
+        <w:rFonts w:ascii="Wingdings" w:hAnsi="Wingdings" w:hint="default"/>
+        <w:sz w:val="20"/>
+      </w:rPr>
+    </w:lvl>
+  </w:abstractNum>
+  <w:abstractNum w:abstractNumId="2" w15:restartNumberingAfterBreak="0">
+    <w:nsid w:val="30AB507F"/>
+    <w:multiLevelType w:val="multilevel"/>
+    <w:tmpl w:val="B944D468"/>
+    <w:lvl w:ilvl="0">
+      <w:start w:val="1"/>
+      <w:numFmt w:val="bullet"/>
+      <w:lvlText w:val=""/>
+      <w:lvlJc w:val="left"/>
+      <w:pPr>
+        <w:tabs>
+          <w:tab w:val="num" w:pos="720"/>
+        </w:tabs>
+        <w:ind w:left="720" w:hanging="360"/>
+      </w:pPr>
+      <w:rPr>
+        <w:rFonts w:ascii="Symbol" w:hAnsi="Symbol" w:hint="default"/>
+        <w:sz w:val="20"/>
+      </w:rPr>
+    </w:lvl>
+    <w:lvl w:ilvl="1" w:tentative="1">
+      <w:start w:val="1"/>
+      <w:numFmt w:val="bullet"/>
+      <w:lvlText w:val="o"/>
+      <w:lvlJc w:val="left"/>
+      <w:pPr>
+        <w:tabs>
+          <w:tab w:val="num" w:pos="1440"/>
+        </w:tabs>
+        <w:ind w:left="1440" w:hanging="360"/>
+      </w:pPr>
+      <w:rPr>
+        <w:rFonts w:ascii="Courier New" w:hAnsi="Courier New" w:hint="default"/>
+        <w:sz w:val="20"/>
+      </w:rPr>
+    </w:lvl>
+    <w:lvl w:ilvl="2" w:tentative="1">
+      <w:start w:val="1"/>
+      <w:numFmt w:val="bullet"/>
+      <w:lvlText w:val=""/>
+      <w:lvlJc w:val="left"/>
+      <w:pPr>
+        <w:tabs>
+          <w:tab w:val="num" w:pos="2160"/>
+        </w:tabs>
+        <w:ind w:left="2160" w:hanging="360"/>
+      </w:pPr>
+      <w:rPr>
+        <w:rFonts w:ascii="Wingdings" w:hAnsi="Wingdings" w:hint="default"/>
+        <w:sz w:val="20"/>
+      </w:rPr>
+    </w:lvl>
+    <w:lvl w:ilvl="3" w:tentative="1">
+      <w:start w:val="1"/>
+      <w:numFmt w:val="bullet"/>
+      <w:lvlText w:val=""/>
+      <w:lvlJc w:val="left"/>
+      <w:pPr>
+        <w:tabs>
+          <w:tab w:val="num" w:pos="2880"/>
+        </w:tabs>
+        <w:ind w:left="2880" w:hanging="360"/>
+      </w:pPr>
+      <w:rPr>
+        <w:rFonts w:ascii="Wingdings" w:hAnsi="Wingdings" w:hint="default"/>
+        <w:sz w:val="20"/>
+      </w:rPr>
+    </w:lvl>
+    <w:lvl w:ilvl="4" w:tentative="1">
+      <w:start w:val="1"/>
+      <w:numFmt w:val="bullet"/>
+      <w:lvlText w:val=""/>
+      <w:lvlJc w:val="left"/>
+      <w:pPr>
+        <w:tabs>
+          <w:tab w:val="num" w:pos="3600"/>
+        </w:tabs>
+        <w:ind w:left="3600" w:hanging="360"/>
+      </w:pPr>
+      <w:rPr>
+        <w:rFonts w:ascii="Wingdings" w:hAnsi="Wingdings" w:hint="default"/>
+        <w:sz w:val="20"/>
+      </w:rPr>
+    </w:lvl>
+    <w:lvl w:ilvl="5" w:tentative="1">
+      <w:start w:val="1"/>
+      <w:numFmt w:val="bullet"/>
+      <w:lvlText w:val=""/>
+      <w:lvlJc w:val="left"/>
+      <w:pPr>
+        <w:tabs>
+          <w:tab w:val="num" w:pos="4320"/>
+        </w:tabs>
+        <w:ind w:left="4320" w:hanging="360"/>
+      </w:pPr>
+      <w:rPr>
+        <w:rFonts w:ascii="Wingdings" w:hAnsi="Wingdings" w:hint="default"/>
+        <w:sz w:val="20"/>
+      </w:rPr>
+    </w:lvl>
+    <w:lvl w:ilvl="6" w:tentative="1">
+      <w:start w:val="1"/>
+      <w:numFmt w:val="bullet"/>
+      <w:lvlText w:val=""/>
+      <w:lvlJc w:val="left"/>
+      <w:pPr>
+        <w:tabs>
+          <w:tab w:val="num" w:pos="5040"/>
+        </w:tabs>
+        <w:ind w:left="5040" w:hanging="360"/>
+      </w:pPr>
+      <w:rPr>
+        <w:rFonts w:ascii="Wingdings" w:hAnsi="Wingdings" w:hint="default"/>
+        <w:sz w:val="20"/>
+      </w:rPr>
+    </w:lvl>
+    <w:lvl w:ilvl="7" w:tentative="1">
+      <w:start w:val="1"/>
+      <w:numFmt w:val="bullet"/>
+      <w:lvlText w:val=""/>
+      <w:lvlJc w:val="left"/>
+      <w:pPr>
+        <w:tabs>
+          <w:tab w:val="num" w:pos="5760"/>
+        </w:tabs>
+        <w:ind w:left="5760" w:hanging="360"/>
+      </w:pPr>
+      <w:rPr>
+        <w:rFonts w:ascii="Wingdings" w:hAnsi="Wingdings" w:hint="default"/>
+        <w:sz w:val="20"/>
+      </w:rPr>
+    </w:lvl>
+    <w:lvl w:ilvl="8" w:tentative="1">
+      <w:start w:val="1"/>
+      <w:numFmt w:val="bullet"/>
+      <w:lvlText w:val=""/>
+      <w:lvlJc w:val="left"/>
+      <w:pPr>
+        <w:tabs>
+          <w:tab w:val="num" w:pos="6480"/>
+        </w:tabs>
+        <w:ind w:left="6480" w:hanging="360"/>
+      </w:pPr>
+      <w:rPr>
+        <w:rFonts w:ascii="Wingdings" w:hAnsi="Wingdings" w:hint="default"/>
+        <w:sz w:val="20"/>
+      </w:rPr>
+    </w:lvl>
+  </w:abstractNum>
+  <w:abstractNum w:abstractNumId="3" w15:restartNumberingAfterBreak="0">
+    <w:nsid w:val="32F93036"/>
+    <w:multiLevelType w:val="multilevel"/>
+    <w:tmpl w:val="8E26D00E"/>
+    <w:lvl w:ilvl="0">
+      <w:start w:val="1"/>
+      <w:numFmt w:val="bullet"/>
+      <w:lvlText w:val=""/>
+      <w:lvlJc w:val="left"/>
+      <w:pPr>
+        <w:tabs>
+          <w:tab w:val="num" w:pos="720"/>
+        </w:tabs>
+        <w:ind w:left="720" w:hanging="360"/>
+      </w:pPr>
+      <w:rPr>
+        <w:rFonts w:ascii="Symbol" w:hAnsi="Symbol" w:hint="default"/>
+        <w:sz w:val="20"/>
+      </w:rPr>
+    </w:lvl>
+    <w:lvl w:ilvl="1" w:tentative="1">
+      <w:start w:val="1"/>
+      <w:numFmt w:val="bullet"/>
+      <w:lvlText w:val="o"/>
+      <w:lvlJc w:val="left"/>
+      <w:pPr>
+        <w:tabs>
+          <w:tab w:val="num" w:pos="1440"/>
+        </w:tabs>
+        <w:ind w:left="1440" w:hanging="360"/>
+      </w:pPr>
+      <w:rPr>
+        <w:rFonts w:ascii="Courier New" w:hAnsi="Courier New" w:hint="default"/>
+        <w:sz w:val="20"/>
+      </w:rPr>
+    </w:lvl>
+    <w:lvl w:ilvl="2" w:tentative="1">
+      <w:start w:val="1"/>
+      <w:numFmt w:val="bullet"/>
+      <w:lvlText w:val=""/>
+      <w:lvlJc w:val="left"/>
+      <w:pPr>
+        <w:tabs>
+          <w:tab w:val="num" w:pos="2160"/>
+        </w:tabs>
+        <w:ind w:left="2160" w:hanging="360"/>
+      </w:pPr>
+      <w:rPr>
+        <w:rFonts w:ascii="Wingdings" w:hAnsi="Wingdings" w:hint="default"/>
+        <w:sz w:val="20"/>
+      </w:rPr>
+    </w:lvl>
+    <w:lvl w:ilvl="3" w:tentative="1">
+      <w:start w:val="1"/>
+      <w:numFmt w:val="bullet"/>
+      <w:lvlText w:val=""/>
+      <w:lvlJc w:val="left"/>
+      <w:pPr>
+        <w:tabs>
+          <w:tab w:val="num" w:pos="2880"/>
+        </w:tabs>
+        <w:ind w:left="2880" w:hanging="360"/>
+      </w:pPr>
+      <w:rPr>
+        <w:rFonts w:ascii="Wingdings" w:hAnsi="Wingdings" w:hint="default"/>
+        <w:sz w:val="20"/>
+      </w:rPr>
+    </w:lvl>
+    <w:lvl w:ilvl="4" w:tentative="1">
+      <w:start w:val="1"/>
+      <w:numFmt w:val="bullet"/>
+      <w:lvlText w:val=""/>
+      <w:lvlJc w:val="left"/>
+      <w:pPr>
+        <w:tabs>
+          <w:tab w:val="num" w:pos="3600"/>
+        </w:tabs>
+        <w:ind w:left="3600" w:hanging="360"/>
+      </w:pPr>
+      <w:rPr>
+        <w:rFonts w:ascii="Wingdings" w:hAnsi="Wingdings" w:hint="default"/>
+        <w:sz w:val="20"/>
+      </w:rPr>
+    </w:lvl>
+    <w:lvl w:ilvl="5" w:tentative="1">
+      <w:start w:val="1"/>
+      <w:numFmt w:val="bullet"/>
+      <w:lvlText w:val=""/>
+      <w:lvlJc w:val="left"/>
+      <w:pPr>
+        <w:tabs>
+          <w:tab w:val="num" w:pos="4320"/>
+        </w:tabs>
+        <w:ind w:left="4320" w:hanging="360"/>
+      </w:pPr>
+      <w:rPr>
+        <w:rFonts w:ascii="Wingdings" w:hAnsi="Wingdings" w:hint="default"/>
+        <w:sz w:val="20"/>
+      </w:rPr>
+    </w:lvl>
+    <w:lvl w:ilvl="6" w:tentative="1">
+      <w:start w:val="1"/>
+      <w:numFmt w:val="bullet"/>
+      <w:lvlText w:val=""/>
+      <w:lvlJc w:val="left"/>
+      <w:pPr>
+        <w:tabs>
+          <w:tab w:val="num" w:pos="5040"/>
+        </w:tabs>
+        <w:ind w:left="5040" w:hanging="360"/>
+      </w:pPr>
+      <w:rPr>
+        <w:rFonts w:ascii="Wingdings" w:hAnsi="Wingdings" w:hint="default"/>
+        <w:sz w:val="20"/>
+      </w:rPr>
+    </w:lvl>
+    <w:lvl w:ilvl="7" w:tentative="1">
+      <w:start w:val="1"/>
+      <w:numFmt w:val="bullet"/>
+      <w:lvlText w:val=""/>
+      <w:lvlJc w:val="left"/>
+      <w:pPr>
+        <w:tabs>
+          <w:tab w:val="num" w:pos="5760"/>
+        </w:tabs>
+        <w:ind w:left="5760" w:hanging="360"/>
+      </w:pPr>
+      <w:rPr>
+        <w:rFonts w:ascii="Wingdings" w:hAnsi="Wingdings" w:hint="default"/>
+        <w:sz w:val="20"/>
+      </w:rPr>
+    </w:lvl>
+    <w:lvl w:ilvl="8" w:tentative="1">
+      <w:start w:val="1"/>
+      <w:numFmt w:val="bullet"/>
+      <w:lvlText w:val=""/>
+      <w:lvlJc w:val="left"/>
+      <w:pPr>
+        <w:tabs>
+          <w:tab w:val="num" w:pos="6480"/>
+        </w:tabs>
+        <w:ind w:left="6480" w:hanging="360"/>
+      </w:pPr>
+      <w:rPr>
+        <w:rFonts w:ascii="Wingdings" w:hAnsi="Wingdings" w:hint="default"/>
+        <w:sz w:val="20"/>
+      </w:rPr>
+    </w:lvl>
+  </w:abstractNum>
+  <w:abstractNum w:abstractNumId="4" w15:restartNumberingAfterBreak="0">
     <w:nsid w:val="41AC2453"/>
     <w:multiLevelType w:val="multilevel"/>
     <w:tmpl w:val="69B81CBA"/>
@@ -390,7 +1265,7 @@
       </w:rPr>
     </w:lvl>
   </w:abstractNum>
-  <w:abstractNum w:abstractNumId="1" w15:restartNumberingAfterBreak="0">
+  <w:abstractNum w:abstractNumId="5" w15:restartNumberingAfterBreak="0">
     <w:nsid w:val="6ED64BC4"/>
     <w:multiLevelType w:val="multilevel"/>
     <w:tmpl w:val="B2784216"/>
@@ -539,7 +1414,7 @@
       </w:rPr>
     </w:lvl>
   </w:abstractNum>
-  <w:abstractNum w:abstractNumId="2" w15:restartNumberingAfterBreak="0">
+  <w:abstractNum w:abstractNumId="6" w15:restartNumberingAfterBreak="0">
     <w:nsid w:val="79102AFC"/>
     <w:multiLevelType w:val="multilevel"/>
     <w:tmpl w:val="69B81CBA"/>
@@ -689,12 +1564,24 @@
     </w:lvl>
   </w:abstractNum>
   <w:num w:numId="1">
+    <w:abstractNumId w:val="4"/>
+  </w:num>
+  <w:num w:numId="2">
+    <w:abstractNumId w:val="6"/>
+  </w:num>
+  <w:num w:numId="3">
+    <w:abstractNumId w:val="5"/>
+  </w:num>
+  <w:num w:numId="4">
+    <w:abstractNumId w:val="3"/>
+  </w:num>
+  <w:num w:numId="5">
+    <w:abstractNumId w:val="2"/>
+  </w:num>
+  <w:num w:numId="6">
     <w:abstractNumId w:val="0"/>
   </w:num>
-  <w:num w:numId="2">
-    <w:abstractNumId w:val="2"/>
-  </w:num>
-  <w:num w:numId="3">
+  <w:num w:numId="7">
     <w:abstractNumId w:val="1"/>
   </w:num>
 </w:numbering>
@@ -1094,6 +1981,28 @@
     <w:name w:val="Normal"/>
     <w:qFormat/>
   </w:style>
+  <w:style w:type="paragraph" w:styleId="Heading2">
+    <w:name w:val="heading 2"/>
+    <w:basedOn w:val="Normal"/>
+    <w:next w:val="Normal"/>
+    <w:link w:val="Heading2Char"/>
+    <w:uiPriority w:val="9"/>
+    <w:unhideWhenUsed/>
+    <w:qFormat/>
+    <w:rsid w:val="006C47D8"/>
+    <w:pPr>
+      <w:keepNext/>
+      <w:keepLines/>
+      <w:spacing w:before="40" w:after="0"/>
+      <w:outlineLvl w:val="1"/>
+    </w:pPr>
+    <w:rPr>
+      <w:rFonts w:asciiTheme="majorHAnsi" w:eastAsiaTheme="majorEastAsia" w:hAnsiTheme="majorHAnsi" w:cstheme="majorBidi"/>
+      <w:color w:val="2E74B5" w:themeColor="accent1" w:themeShade="BF"/>
+      <w:sz w:val="26"/>
+      <w:szCs w:val="26"/>
+    </w:rPr>
+  </w:style>
   <w:style w:type="paragraph" w:styleId="Heading3">
     <w:name w:val="heading 3"/>
     <w:basedOn w:val="Normal"/>
@@ -1190,6 +2099,19 @@
       <w:bCs/>
       <w:sz w:val="27"/>
       <w:szCs w:val="27"/>
+    </w:rPr>
+  </w:style>
+  <w:style w:type="character" w:customStyle="1" w:styleId="Heading2Char">
+    <w:name w:val="Heading 2 Char"/>
+    <w:basedOn w:val="DefaultParagraphFont"/>
+    <w:link w:val="Heading2"/>
+    <w:uiPriority w:val="9"/>
+    <w:rsid w:val="006C47D8"/>
+    <w:rPr>
+      <w:rFonts w:asciiTheme="majorHAnsi" w:eastAsiaTheme="majorEastAsia" w:hAnsiTheme="majorHAnsi" w:cstheme="majorBidi"/>
+      <w:color w:val="2E74B5" w:themeColor="accent1" w:themeShade="BF"/>
+      <w:sz w:val="26"/>
+      <w:szCs w:val="26"/>
     </w:rPr>
   </w:style>
 </w:styles>

--- a/docs/05_Notes_and_Observations.docx
+++ b/docs/05_Notes_and_Observations.docx
@@ -364,6 +364,7 @@
     <w:p>
       <w:pPr>
         <w:pStyle w:val="Heading2"/>
+        <w:spacing w:before="0"/>
         <w:rPr>
           <w:rFonts w:ascii="Times New Roman" w:hAnsi="Times New Roman" w:cs="Times New Roman"/>
           <w:b/>
@@ -381,12 +382,14 @@
       </w:r>
     </w:p>
     <w:p>
-      <w:bookmarkStart w:id="0" w:name="_GoBack"/>
-      <w:bookmarkEnd w:id="0"/>
+      <w:pPr>
+        <w:spacing w:after="0"/>
+      </w:pPr>
     </w:p>
     <w:p>
       <w:pPr>
         <w:pStyle w:val="Heading2"/>
+        <w:spacing w:before="0"/>
         <w:rPr>
           <w:rFonts w:ascii="Times New Roman" w:hAnsi="Times New Roman" w:cs="Times New Roman"/>
           <w:b/>
@@ -409,6 +412,7 @@
           <w:ilvl w:val="0"/>
           <w:numId w:val="6"/>
         </w:numPr>
+        <w:spacing w:before="0" w:beforeAutospacing="0"/>
       </w:pPr>
       <w:r>
         <w:t xml:space="preserve">Users benefit significantly from always seeing </w:t>
@@ -430,6 +434,7 @@
           <w:ilvl w:val="0"/>
           <w:numId w:val="6"/>
         </w:numPr>
+        <w:spacing w:before="0" w:beforeAutospacing="0"/>
       </w:pPr>
       <w:r>
         <w:t>Visual feedback (disabled links + tooltips) reduces confusion even before enforcement logic triggers.</w:t>
@@ -442,6 +447,7 @@
           <w:ilvl w:val="0"/>
           <w:numId w:val="6"/>
         </w:numPr>
+        <w:spacing w:before="0" w:beforeAutospacing="0"/>
       </w:pPr>
       <w:r>
         <w:t>Run-based workflows align naturally with industrial ingestion pipelines and maintenance analysis.</w:t>
@@ -450,6 +456,7 @@
     <w:p>
       <w:pPr>
         <w:pStyle w:val="Heading2"/>
+        <w:spacing w:before="0"/>
         <w:rPr>
           <w:rFonts w:ascii="Times New Roman" w:hAnsi="Times New Roman" w:cs="Times New Roman"/>
           <w:b/>
@@ -472,6 +479,7 @@
           <w:ilvl w:val="0"/>
           <w:numId w:val="7"/>
         </w:numPr>
+        <w:spacing w:before="0" w:beforeAutospacing="0"/>
       </w:pPr>
       <w:r>
         <w:t>Sidebar-centric control flow mirrors operator dashboards used in real industrial environments.</w:t>
@@ -484,6 +492,12 @@
           <w:ilvl w:val="0"/>
           <w:numId w:val="7"/>
         </w:numPr>
+        <w:spacing w:before="0" w:beforeAutospacing="0"/>
+        <w:rPr>
+          <w:rStyle w:val="Strong"/>
+          <w:b w:val="0"/>
+          <w:bCs w:val="0"/>
+        </w:rPr>
       </w:pPr>
       <w:r>
         <w:t xml:space="preserve">Frontend now correctly assumes </w:t>
@@ -496,6 +510,181 @@
       </w:r>
       <w:r>
         <w:t xml:space="preserve"> as a first-class scenario.</w:t>
+      </w:r>
+    </w:p>
+    <w:p>
+      <w:pPr>
+        <w:pStyle w:val="Heading3"/>
+      </w:pPr>
+      <w:r>
+        <w:rPr>
+          <w:rStyle w:val="Strong"/>
+          <w:b/>
+          <w:bCs/>
+        </w:rPr>
+        <w:t>Day 9 Observations</w:t>
+      </w:r>
+    </w:p>
+    <w:p>
+      <w:pPr>
+        <w:pStyle w:val="NormalWeb"/>
+        <w:numPr>
+          <w:ilvl w:val="0"/>
+          <w:numId w:val="8"/>
+        </w:numPr>
+      </w:pPr>
+      <w:r>
+        <w:t>Run-based workflows align naturally with industrial ingestion and maintenance analysis.</w:t>
+      </w:r>
+    </w:p>
+    <w:p>
+      <w:pPr>
+        <w:pStyle w:val="NormalWeb"/>
+        <w:numPr>
+          <w:ilvl w:val="0"/>
+          <w:numId w:val="8"/>
+        </w:numPr>
+      </w:pPr>
+      <w:r>
+        <w:t>Showing active run context on every screen significantly improves user trust.</w:t>
+      </w:r>
+    </w:p>
+    <w:p>
+      <w:pPr>
+        <w:pStyle w:val="NormalWeb"/>
+        <w:numPr>
+          <w:ilvl w:val="0"/>
+          <w:numId w:val="8"/>
+        </w:numPr>
+      </w:pPr>
+      <w:r>
+        <w:t>Disabled UI elements with explanations reduce operator confusion.</w:t>
+      </w:r>
+    </w:p>
+    <w:p>
+      <w:pPr>
+        <w:pStyle w:val="NormalWeb"/>
+        <w:numPr>
+          <w:ilvl w:val="0"/>
+          <w:numId w:val="8"/>
+        </w:numPr>
+      </w:pPr>
+      <w:r>
+        <w:t>Exporting insights and dashboards is a primary business requirement, not a secondary feature.</w:t>
+      </w:r>
+    </w:p>
+    <w:p>
+      <w:pPr>
+        <w:pStyle w:val="NormalWeb"/>
+        <w:numPr>
+          <w:ilvl w:val="0"/>
+          <w:numId w:val="8"/>
+        </w:numPr>
+      </w:pPr>
+      <w:r>
+        <w:t>Offline-first UX constraints simplify system design while increasing reliability.</w:t>
+      </w:r>
+    </w:p>
+    <w:p>
+      <w:pPr>
+        <w:pStyle w:val="Heading3"/>
+      </w:pPr>
+      <w:r>
+        <w:rPr>
+          <w:rStyle w:val="Strong"/>
+          <w:b/>
+          <w:bCs/>
+        </w:rPr>
+        <w:t>Design Insight</w:t>
+      </w:r>
+    </w:p>
+    <w:p>
+      <w:pPr>
+        <w:pStyle w:val="NormalWeb"/>
+      </w:pPr>
+      <w:r>
+        <w:t>Separating “context selection” from “analysis execution” leads to cleaner mental models for maintenance engineers.</w:t>
+      </w:r>
+    </w:p>
+    <w:p>
+      <w:pPr>
+        <w:pStyle w:val="Heading3"/>
+      </w:pPr>
+      <w:r>
+        <w:rPr>
+          <w:rStyle w:val="Strong"/>
+          <w:b/>
+          <w:bCs/>
+        </w:rPr>
+        <w:t>Notes and Observations – Day 10</w:t>
+      </w:r>
+    </w:p>
+    <w:p>
+      <w:pPr>
+        <w:pStyle w:val="NormalWeb"/>
+        <w:numPr>
+          <w:ilvl w:val="0"/>
+          <w:numId w:val="9"/>
+        </w:numPr>
+      </w:pPr>
+      <w:r>
+        <w:t>Dashboard initialization must not occur inside component lifecycle hooks.</w:t>
+      </w:r>
+    </w:p>
+    <w:p>
+      <w:pPr>
+        <w:pStyle w:val="NormalWeb"/>
+        <w:numPr>
+          <w:ilvl w:val="0"/>
+          <w:numId w:val="9"/>
+        </w:numPr>
+      </w:pPr>
+      <w:r>
+        <w:t>Centralized orchestration is essential for managing run-based state transitions.</w:t>
+      </w:r>
+    </w:p>
+    <w:p>
+      <w:pPr>
+        <w:pStyle w:val="NormalWeb"/>
+        <w:numPr>
+          <w:ilvl w:val="0"/>
+          <w:numId w:val="9"/>
+        </w:numPr>
+      </w:pPr>
+      <w:r>
+        <w:t>Undo and redo functionality is most reliable when interaction state is centralized.</w:t>
+      </w:r>
+    </w:p>
+    <w:p>
+      <w:pPr>
+        <w:pStyle w:val="NormalWeb"/>
+        <w:numPr>
+          <w:ilvl w:val="0"/>
+          <w:numId w:val="9"/>
+        </w:numPr>
+      </w:pPr>
+      <w:r>
+        <w:t>Separating rendering logic from state mutation prevents infinite render loops.</w:t>
+      </w:r>
+    </w:p>
+    <w:p>
+      <w:pPr>
+        <w:pStyle w:val="NormalWeb"/>
+        <w:numPr>
+          <w:ilvl w:val="0"/>
+          <w:numId w:val="9"/>
+        </w:numPr>
+      </w:pPr>
+      <w:r>
+        <w:t>Treating dashboards as analytical views rather than static UI pages improves extensibility.</w:t>
+      </w:r>
+    </w:p>
+    <w:p>
+      <w:pPr>
+        <w:pStyle w:val="NormalWeb"/>
+      </w:pPr>
+      <w:r>
+        <w:t>These observations influenced architectural decisions made during the dashboard implementation.</w:t>
       </w:r>
     </w:p>
     <w:p>
@@ -507,6 +696,8 @@
           <w:szCs w:val="24"/>
         </w:rPr>
       </w:pPr>
+      <w:bookmarkStart w:id="0" w:name="_GoBack"/>
+      <w:bookmarkEnd w:id="0"/>
     </w:p>
     <w:sectPr>
       <w:pgSz w:w="12240" w:h="15840"/>
@@ -819,6 +1010,155 @@
     </w:lvl>
   </w:abstractNum>
   <w:abstractNum w:abstractNumId="2" w15:restartNumberingAfterBreak="0">
+    <w:nsid w:val="21A855B3"/>
+    <w:multiLevelType w:val="multilevel"/>
+    <w:tmpl w:val="05060D18"/>
+    <w:lvl w:ilvl="0">
+      <w:start w:val="1"/>
+      <w:numFmt w:val="bullet"/>
+      <w:lvlText w:val=""/>
+      <w:lvlJc w:val="left"/>
+      <w:pPr>
+        <w:tabs>
+          <w:tab w:val="num" w:pos="720"/>
+        </w:tabs>
+        <w:ind w:left="720" w:hanging="360"/>
+      </w:pPr>
+      <w:rPr>
+        <w:rFonts w:ascii="Symbol" w:hAnsi="Symbol" w:hint="default"/>
+        <w:sz w:val="20"/>
+      </w:rPr>
+    </w:lvl>
+    <w:lvl w:ilvl="1" w:tentative="1">
+      <w:start w:val="1"/>
+      <w:numFmt w:val="bullet"/>
+      <w:lvlText w:val="o"/>
+      <w:lvlJc w:val="left"/>
+      <w:pPr>
+        <w:tabs>
+          <w:tab w:val="num" w:pos="1440"/>
+        </w:tabs>
+        <w:ind w:left="1440" w:hanging="360"/>
+      </w:pPr>
+      <w:rPr>
+        <w:rFonts w:ascii="Courier New" w:hAnsi="Courier New" w:hint="default"/>
+        <w:sz w:val="20"/>
+      </w:rPr>
+    </w:lvl>
+    <w:lvl w:ilvl="2" w:tentative="1">
+      <w:start w:val="1"/>
+      <w:numFmt w:val="bullet"/>
+      <w:lvlText w:val=""/>
+      <w:lvlJc w:val="left"/>
+      <w:pPr>
+        <w:tabs>
+          <w:tab w:val="num" w:pos="2160"/>
+        </w:tabs>
+        <w:ind w:left="2160" w:hanging="360"/>
+      </w:pPr>
+      <w:rPr>
+        <w:rFonts w:ascii="Wingdings" w:hAnsi="Wingdings" w:hint="default"/>
+        <w:sz w:val="20"/>
+      </w:rPr>
+    </w:lvl>
+    <w:lvl w:ilvl="3" w:tentative="1">
+      <w:start w:val="1"/>
+      <w:numFmt w:val="bullet"/>
+      <w:lvlText w:val=""/>
+      <w:lvlJc w:val="left"/>
+      <w:pPr>
+        <w:tabs>
+          <w:tab w:val="num" w:pos="2880"/>
+        </w:tabs>
+        <w:ind w:left="2880" w:hanging="360"/>
+      </w:pPr>
+      <w:rPr>
+        <w:rFonts w:ascii="Wingdings" w:hAnsi="Wingdings" w:hint="default"/>
+        <w:sz w:val="20"/>
+      </w:rPr>
+    </w:lvl>
+    <w:lvl w:ilvl="4" w:tentative="1">
+      <w:start w:val="1"/>
+      <w:numFmt w:val="bullet"/>
+      <w:lvlText w:val=""/>
+      <w:lvlJc w:val="left"/>
+      <w:pPr>
+        <w:tabs>
+          <w:tab w:val="num" w:pos="3600"/>
+        </w:tabs>
+        <w:ind w:left="3600" w:hanging="360"/>
+      </w:pPr>
+      <w:rPr>
+        <w:rFonts w:ascii="Wingdings" w:hAnsi="Wingdings" w:hint="default"/>
+        <w:sz w:val="20"/>
+      </w:rPr>
+    </w:lvl>
+    <w:lvl w:ilvl="5" w:tentative="1">
+      <w:start w:val="1"/>
+      <w:numFmt w:val="bullet"/>
+      <w:lvlText w:val=""/>
+      <w:lvlJc w:val="left"/>
+      <w:pPr>
+        <w:tabs>
+          <w:tab w:val="num" w:pos="4320"/>
+        </w:tabs>
+        <w:ind w:left="4320" w:hanging="360"/>
+      </w:pPr>
+      <w:rPr>
+        <w:rFonts w:ascii="Wingdings" w:hAnsi="Wingdings" w:hint="default"/>
+        <w:sz w:val="20"/>
+      </w:rPr>
+    </w:lvl>
+    <w:lvl w:ilvl="6" w:tentative="1">
+      <w:start w:val="1"/>
+      <w:numFmt w:val="bullet"/>
+      <w:lvlText w:val=""/>
+      <w:lvlJc w:val="left"/>
+      <w:pPr>
+        <w:tabs>
+          <w:tab w:val="num" w:pos="5040"/>
+        </w:tabs>
+        <w:ind w:left="5040" w:hanging="360"/>
+      </w:pPr>
+      <w:rPr>
+        <w:rFonts w:ascii="Wingdings" w:hAnsi="Wingdings" w:hint="default"/>
+        <w:sz w:val="20"/>
+      </w:rPr>
+    </w:lvl>
+    <w:lvl w:ilvl="7" w:tentative="1">
+      <w:start w:val="1"/>
+      <w:numFmt w:val="bullet"/>
+      <w:lvlText w:val=""/>
+      <w:lvlJc w:val="left"/>
+      <w:pPr>
+        <w:tabs>
+          <w:tab w:val="num" w:pos="5760"/>
+        </w:tabs>
+        <w:ind w:left="5760" w:hanging="360"/>
+      </w:pPr>
+      <w:rPr>
+        <w:rFonts w:ascii="Wingdings" w:hAnsi="Wingdings" w:hint="default"/>
+        <w:sz w:val="20"/>
+      </w:rPr>
+    </w:lvl>
+    <w:lvl w:ilvl="8" w:tentative="1">
+      <w:start w:val="1"/>
+      <w:numFmt w:val="bullet"/>
+      <w:lvlText w:val=""/>
+      <w:lvlJc w:val="left"/>
+      <w:pPr>
+        <w:tabs>
+          <w:tab w:val="num" w:pos="6480"/>
+        </w:tabs>
+        <w:ind w:left="6480" w:hanging="360"/>
+      </w:pPr>
+      <w:rPr>
+        <w:rFonts w:ascii="Wingdings" w:hAnsi="Wingdings" w:hint="default"/>
+        <w:sz w:val="20"/>
+      </w:rPr>
+    </w:lvl>
+  </w:abstractNum>
+  <w:abstractNum w:abstractNumId="3" w15:restartNumberingAfterBreak="0">
     <w:nsid w:val="30AB507F"/>
     <w:multiLevelType w:val="multilevel"/>
     <w:tmpl w:val="B944D468"/>
@@ -967,7 +1307,7 @@
       </w:rPr>
     </w:lvl>
   </w:abstractNum>
-  <w:abstractNum w:abstractNumId="3" w15:restartNumberingAfterBreak="0">
+  <w:abstractNum w:abstractNumId="4" w15:restartNumberingAfterBreak="0">
     <w:nsid w:val="32F93036"/>
     <w:multiLevelType w:val="multilevel"/>
     <w:tmpl w:val="8E26D00E"/>
@@ -1116,7 +1456,7 @@
       </w:rPr>
     </w:lvl>
   </w:abstractNum>
-  <w:abstractNum w:abstractNumId="4" w15:restartNumberingAfterBreak="0">
+  <w:abstractNum w:abstractNumId="5" w15:restartNumberingAfterBreak="0">
     <w:nsid w:val="41AC2453"/>
     <w:multiLevelType w:val="multilevel"/>
     <w:tmpl w:val="69B81CBA"/>
@@ -1265,7 +1605,156 @@
       </w:rPr>
     </w:lvl>
   </w:abstractNum>
-  <w:abstractNum w:abstractNumId="5" w15:restartNumberingAfterBreak="0">
+  <w:abstractNum w:abstractNumId="6" w15:restartNumberingAfterBreak="0">
+    <w:nsid w:val="5FCB49DF"/>
+    <w:multiLevelType w:val="multilevel"/>
+    <w:tmpl w:val="8BFA6C04"/>
+    <w:lvl w:ilvl="0">
+      <w:start w:val="1"/>
+      <w:numFmt w:val="bullet"/>
+      <w:lvlText w:val=""/>
+      <w:lvlJc w:val="left"/>
+      <w:pPr>
+        <w:tabs>
+          <w:tab w:val="num" w:pos="720"/>
+        </w:tabs>
+        <w:ind w:left="720" w:hanging="360"/>
+      </w:pPr>
+      <w:rPr>
+        <w:rFonts w:ascii="Symbol" w:hAnsi="Symbol" w:hint="default"/>
+        <w:sz w:val="20"/>
+      </w:rPr>
+    </w:lvl>
+    <w:lvl w:ilvl="1" w:tentative="1">
+      <w:start w:val="1"/>
+      <w:numFmt w:val="bullet"/>
+      <w:lvlText w:val="o"/>
+      <w:lvlJc w:val="left"/>
+      <w:pPr>
+        <w:tabs>
+          <w:tab w:val="num" w:pos="1440"/>
+        </w:tabs>
+        <w:ind w:left="1440" w:hanging="360"/>
+      </w:pPr>
+      <w:rPr>
+        <w:rFonts w:ascii="Courier New" w:hAnsi="Courier New" w:hint="default"/>
+        <w:sz w:val="20"/>
+      </w:rPr>
+    </w:lvl>
+    <w:lvl w:ilvl="2" w:tentative="1">
+      <w:start w:val="1"/>
+      <w:numFmt w:val="bullet"/>
+      <w:lvlText w:val=""/>
+      <w:lvlJc w:val="left"/>
+      <w:pPr>
+        <w:tabs>
+          <w:tab w:val="num" w:pos="2160"/>
+        </w:tabs>
+        <w:ind w:left="2160" w:hanging="360"/>
+      </w:pPr>
+      <w:rPr>
+        <w:rFonts w:ascii="Wingdings" w:hAnsi="Wingdings" w:hint="default"/>
+        <w:sz w:val="20"/>
+      </w:rPr>
+    </w:lvl>
+    <w:lvl w:ilvl="3" w:tentative="1">
+      <w:start w:val="1"/>
+      <w:numFmt w:val="bullet"/>
+      <w:lvlText w:val=""/>
+      <w:lvlJc w:val="left"/>
+      <w:pPr>
+        <w:tabs>
+          <w:tab w:val="num" w:pos="2880"/>
+        </w:tabs>
+        <w:ind w:left="2880" w:hanging="360"/>
+      </w:pPr>
+      <w:rPr>
+        <w:rFonts w:ascii="Wingdings" w:hAnsi="Wingdings" w:hint="default"/>
+        <w:sz w:val="20"/>
+      </w:rPr>
+    </w:lvl>
+    <w:lvl w:ilvl="4" w:tentative="1">
+      <w:start w:val="1"/>
+      <w:numFmt w:val="bullet"/>
+      <w:lvlText w:val=""/>
+      <w:lvlJc w:val="left"/>
+      <w:pPr>
+        <w:tabs>
+          <w:tab w:val="num" w:pos="3600"/>
+        </w:tabs>
+        <w:ind w:left="3600" w:hanging="360"/>
+      </w:pPr>
+      <w:rPr>
+        <w:rFonts w:ascii="Wingdings" w:hAnsi="Wingdings" w:hint="default"/>
+        <w:sz w:val="20"/>
+      </w:rPr>
+    </w:lvl>
+    <w:lvl w:ilvl="5" w:tentative="1">
+      <w:start w:val="1"/>
+      <w:numFmt w:val="bullet"/>
+      <w:lvlText w:val=""/>
+      <w:lvlJc w:val="left"/>
+      <w:pPr>
+        <w:tabs>
+          <w:tab w:val="num" w:pos="4320"/>
+        </w:tabs>
+        <w:ind w:left="4320" w:hanging="360"/>
+      </w:pPr>
+      <w:rPr>
+        <w:rFonts w:ascii="Wingdings" w:hAnsi="Wingdings" w:hint="default"/>
+        <w:sz w:val="20"/>
+      </w:rPr>
+    </w:lvl>
+    <w:lvl w:ilvl="6" w:tentative="1">
+      <w:start w:val="1"/>
+      <w:numFmt w:val="bullet"/>
+      <w:lvlText w:val=""/>
+      <w:lvlJc w:val="left"/>
+      <w:pPr>
+        <w:tabs>
+          <w:tab w:val="num" w:pos="5040"/>
+        </w:tabs>
+        <w:ind w:left="5040" w:hanging="360"/>
+      </w:pPr>
+      <w:rPr>
+        <w:rFonts w:ascii="Wingdings" w:hAnsi="Wingdings" w:hint="default"/>
+        <w:sz w:val="20"/>
+      </w:rPr>
+    </w:lvl>
+    <w:lvl w:ilvl="7" w:tentative="1">
+      <w:start w:val="1"/>
+      <w:numFmt w:val="bullet"/>
+      <w:lvlText w:val=""/>
+      <w:lvlJc w:val="left"/>
+      <w:pPr>
+        <w:tabs>
+          <w:tab w:val="num" w:pos="5760"/>
+        </w:tabs>
+        <w:ind w:left="5760" w:hanging="360"/>
+      </w:pPr>
+      <w:rPr>
+        <w:rFonts w:ascii="Wingdings" w:hAnsi="Wingdings" w:hint="default"/>
+        <w:sz w:val="20"/>
+      </w:rPr>
+    </w:lvl>
+    <w:lvl w:ilvl="8" w:tentative="1">
+      <w:start w:val="1"/>
+      <w:numFmt w:val="bullet"/>
+      <w:lvlText w:val=""/>
+      <w:lvlJc w:val="left"/>
+      <w:pPr>
+        <w:tabs>
+          <w:tab w:val="num" w:pos="6480"/>
+        </w:tabs>
+        <w:ind w:left="6480" w:hanging="360"/>
+      </w:pPr>
+      <w:rPr>
+        <w:rFonts w:ascii="Wingdings" w:hAnsi="Wingdings" w:hint="default"/>
+        <w:sz w:val="20"/>
+      </w:rPr>
+    </w:lvl>
+  </w:abstractNum>
+  <w:abstractNum w:abstractNumId="7" w15:restartNumberingAfterBreak="0">
     <w:nsid w:val="6ED64BC4"/>
     <w:multiLevelType w:val="multilevel"/>
     <w:tmpl w:val="B2784216"/>
@@ -1414,7 +1903,7 @@
       </w:rPr>
     </w:lvl>
   </w:abstractNum>
-  <w:abstractNum w:abstractNumId="6" w15:restartNumberingAfterBreak="0">
+  <w:abstractNum w:abstractNumId="8" w15:restartNumberingAfterBreak="0">
     <w:nsid w:val="79102AFC"/>
     <w:multiLevelType w:val="multilevel"/>
     <w:tmpl w:val="69B81CBA"/>
@@ -1564,25 +2053,31 @@
     </w:lvl>
   </w:abstractNum>
   <w:num w:numId="1">
+    <w:abstractNumId w:val="5"/>
+  </w:num>
+  <w:num w:numId="2">
+    <w:abstractNumId w:val="8"/>
+  </w:num>
+  <w:num w:numId="3">
+    <w:abstractNumId w:val="7"/>
+  </w:num>
+  <w:num w:numId="4">
     <w:abstractNumId w:val="4"/>
   </w:num>
-  <w:num w:numId="2">
-    <w:abstractNumId w:val="6"/>
-  </w:num>
-  <w:num w:numId="3">
-    <w:abstractNumId w:val="5"/>
-  </w:num>
-  <w:num w:numId="4">
+  <w:num w:numId="5">
     <w:abstractNumId w:val="3"/>
-  </w:num>
-  <w:num w:numId="5">
-    <w:abstractNumId w:val="2"/>
   </w:num>
   <w:num w:numId="6">
     <w:abstractNumId w:val="0"/>
   </w:num>
   <w:num w:numId="7">
     <w:abstractNumId w:val="1"/>
+  </w:num>
+  <w:num w:numId="8">
+    <w:abstractNumId w:val="6"/>
+  </w:num>
+  <w:num w:numId="9">
+    <w:abstractNumId w:val="2"/>
   </w:num>
 </w:numbering>
 </file>
@@ -2053,7 +2548,6 @@
     <w:name w:val="Normal (Web)"/>
     <w:basedOn w:val="Normal"/>
     <w:uiPriority w:val="99"/>
-    <w:semiHidden/>
     <w:unhideWhenUsed/>
     <w:rsid w:val="00A927C7"/>
     <w:pPr>

--- a/docs/05_Notes_and_Observations.docx
+++ b/docs/05_Notes_and_Observations.docx
@@ -114,8 +114,8 @@
           <w:rFonts w:ascii="Times New Roman" w:eastAsia="Times New Roman" w:hAnsi="Times New Roman" w:cs="Times New Roman"/>
           <w:b/>
           <w:bCs/>
-          <w:sz w:val="27"/>
-          <w:szCs w:val="27"/>
+          <w:sz w:val="24"/>
+          <w:szCs w:val="24"/>
         </w:rPr>
       </w:pPr>
       <w:r>
@@ -123,8 +123,8 @@
           <w:rFonts w:ascii="Times New Roman" w:eastAsia="Times New Roman" w:hAnsi="Times New Roman" w:cs="Times New Roman"/>
           <w:b/>
           <w:bCs/>
-          <w:sz w:val="27"/>
-          <w:szCs w:val="27"/>
+          <w:sz w:val="24"/>
+          <w:szCs w:val="24"/>
         </w:rPr>
         <w:t>Day 5 Observations</w:t>
       </w:r>
@@ -220,8 +220,16 @@
     <w:p>
       <w:pPr>
         <w:pStyle w:val="Heading3"/>
-      </w:pPr>
-      <w:r>
+        <w:rPr>
+          <w:sz w:val="24"/>
+          <w:szCs w:val="24"/>
+        </w:rPr>
+      </w:pPr>
+      <w:r>
+        <w:rPr>
+          <w:sz w:val="24"/>
+          <w:szCs w:val="24"/>
+        </w:rPr>
         <w:t>Day 6 Frontend-Specific Observations</w:t>
       </w:r>
     </w:p>
@@ -291,6 +299,8 @@
         <w:rPr>
           <w:rFonts w:ascii="Times New Roman" w:hAnsi="Times New Roman" w:cs="Times New Roman"/>
           <w:color w:val="auto"/>
+          <w:sz w:val="24"/>
+          <w:szCs w:val="24"/>
         </w:rPr>
       </w:pPr>
       <w:r>
@@ -299,6 +309,8 @@
           <w:rFonts w:ascii="Times New Roman" w:hAnsi="Times New Roman" w:cs="Times New Roman"/>
           <w:bCs w:val="0"/>
           <w:color w:val="auto"/>
+          <w:sz w:val="24"/>
+          <w:szCs w:val="24"/>
         </w:rPr>
         <w:t>Day-7 Observations</w:t>
       </w:r>
@@ -369,6 +381,8 @@
           <w:rFonts w:ascii="Times New Roman" w:hAnsi="Times New Roman" w:cs="Times New Roman"/>
           <w:b/>
           <w:color w:val="auto"/>
+          <w:sz w:val="24"/>
+          <w:szCs w:val="24"/>
         </w:rPr>
       </w:pPr>
       <w:r>
@@ -376,6 +390,8 @@
           <w:rFonts w:ascii="Times New Roman" w:hAnsi="Times New Roman" w:cs="Times New Roman"/>
           <w:b/>
           <w:color w:val="auto"/>
+          <w:sz w:val="24"/>
+          <w:szCs w:val="24"/>
         </w:rPr>
         <w:lastRenderedPageBreak/>
         <w:t>DAY-8</w:t>
@@ -384,6 +400,11 @@
     <w:p>
       <w:pPr>
         <w:spacing w:after="0"/>
+        <w:rPr>
+          <w:rFonts w:ascii="Times New Roman" w:hAnsi="Times New Roman" w:cs="Times New Roman"/>
+          <w:sz w:val="24"/>
+          <w:szCs w:val="24"/>
+        </w:rPr>
       </w:pPr>
     </w:p>
     <w:p>
@@ -394,6 +415,8 @@
           <w:rFonts w:ascii="Times New Roman" w:hAnsi="Times New Roman" w:cs="Times New Roman"/>
           <w:b/>
           <w:color w:val="auto"/>
+          <w:sz w:val="24"/>
+          <w:szCs w:val="24"/>
         </w:rPr>
       </w:pPr>
       <w:r>
@@ -401,6 +424,8 @@
           <w:rFonts w:ascii="Times New Roman" w:hAnsi="Times New Roman" w:cs="Times New Roman"/>
           <w:b/>
           <w:color w:val="auto"/>
+          <w:sz w:val="24"/>
+          <w:szCs w:val="24"/>
         </w:rPr>
         <w:t>Observations</w:t>
       </w:r>
@@ -461,6 +486,8 @@
           <w:rFonts w:ascii="Times New Roman" w:hAnsi="Times New Roman" w:cs="Times New Roman"/>
           <w:b/>
           <w:color w:val="auto"/>
+          <w:sz w:val="24"/>
+          <w:szCs w:val="24"/>
         </w:rPr>
       </w:pPr>
       <w:r>
@@ -468,6 +495,8 @@
           <w:rFonts w:ascii="Times New Roman" w:hAnsi="Times New Roman" w:cs="Times New Roman"/>
           <w:b/>
           <w:color w:val="auto"/>
+          <w:sz w:val="24"/>
+          <w:szCs w:val="24"/>
         </w:rPr>
         <w:t>Notes</w:t>
       </w:r>
@@ -515,12 +544,18 @@
     <w:p>
       <w:pPr>
         <w:pStyle w:val="Heading3"/>
+        <w:rPr>
+          <w:sz w:val="24"/>
+          <w:szCs w:val="24"/>
+        </w:rPr>
       </w:pPr>
       <w:r>
         <w:rPr>
           <w:rStyle w:val="Strong"/>
           <w:b/>
           <w:bCs/>
+          <w:sz w:val="24"/>
+          <w:szCs w:val="24"/>
         </w:rPr>
         <w:t>Day 9 Observations</w:t>
       </w:r>
@@ -588,12 +623,18 @@
     <w:p>
       <w:pPr>
         <w:pStyle w:val="Heading3"/>
+        <w:rPr>
+          <w:sz w:val="24"/>
+          <w:szCs w:val="24"/>
+        </w:rPr>
       </w:pPr>
       <w:r>
         <w:rPr>
           <w:rStyle w:val="Strong"/>
           <w:b/>
           <w:bCs/>
+          <w:sz w:val="24"/>
+          <w:szCs w:val="24"/>
         </w:rPr>
         <w:t>Design Insight</w:t>
       </w:r>
@@ -609,12 +650,18 @@
     <w:p>
       <w:pPr>
         <w:pStyle w:val="Heading3"/>
+        <w:rPr>
+          <w:sz w:val="24"/>
+          <w:szCs w:val="24"/>
+        </w:rPr>
       </w:pPr>
       <w:r>
         <w:rPr>
           <w:rStyle w:val="Strong"/>
           <w:b/>
           <w:bCs/>
+          <w:sz w:val="24"/>
+          <w:szCs w:val="24"/>
         </w:rPr>
         <w:t>Notes and Observations – Day 10</w:t>
       </w:r>
@@ -689,13 +736,414 @@
     </w:p>
     <w:p>
       <w:pPr>
-        <w:rPr>
-          <w:rFonts w:ascii="Times New Roman" w:hAnsi="Times New Roman" w:cs="Times New Roman"/>
+        <w:pStyle w:val="Heading3"/>
+        <w:rPr>
+          <w:rStyle w:val="Strong"/>
           <w:b/>
-          <w:sz w:val="24"/>
-          <w:szCs w:val="24"/>
-        </w:rPr>
-      </w:pPr>
+          <w:bCs/>
+          <w:sz w:val="24"/>
+          <w:szCs w:val="24"/>
+        </w:rPr>
+      </w:pPr>
+    </w:p>
+    <w:p>
+      <w:pPr>
+        <w:pStyle w:val="Heading3"/>
+        <w:rPr>
+          <w:rStyle w:val="Strong"/>
+          <w:b/>
+          <w:bCs/>
+          <w:sz w:val="24"/>
+          <w:szCs w:val="24"/>
+        </w:rPr>
+      </w:pPr>
+    </w:p>
+    <w:p>
+      <w:pPr>
+        <w:pStyle w:val="Heading3"/>
+        <w:rPr>
+          <w:rStyle w:val="Strong"/>
+          <w:b/>
+          <w:bCs/>
+          <w:sz w:val="24"/>
+          <w:szCs w:val="24"/>
+        </w:rPr>
+      </w:pPr>
+    </w:p>
+    <w:p>
+      <w:pPr>
+        <w:pStyle w:val="Heading3"/>
+        <w:rPr>
+          <w:sz w:val="24"/>
+          <w:szCs w:val="24"/>
+        </w:rPr>
+      </w:pPr>
+      <w:r>
+        <w:rPr>
+          <w:rStyle w:val="Strong"/>
+          <w:b/>
+          <w:bCs/>
+          <w:sz w:val="24"/>
+          <w:szCs w:val="24"/>
+        </w:rPr>
+        <w:lastRenderedPageBreak/>
+        <w:t>Notes and Observations – Day 11</w:t>
+      </w:r>
+    </w:p>
+    <w:p>
+      <w:pPr>
+        <w:pStyle w:val="NormalWeb"/>
+        <w:numPr>
+          <w:ilvl w:val="0"/>
+          <w:numId w:val="10"/>
+        </w:numPr>
+      </w:pPr>
+      <w:r>
+        <w:t>Operational Excel data often requires manual validation and careful interpretation before analytical use.</w:t>
+      </w:r>
+    </w:p>
+    <w:p>
+      <w:pPr>
+        <w:pStyle w:val="NormalWeb"/>
+        <w:numPr>
+          <w:ilvl w:val="0"/>
+          <w:numId w:val="10"/>
+        </w:numPr>
+      </w:pPr>
+      <w:r>
+        <w:t>Energy consumption and cost data provide high-value insights but must be contextualized correctly.</w:t>
+      </w:r>
+    </w:p>
+    <w:p>
+      <w:pPr>
+        <w:pStyle w:val="NormalWeb"/>
+        <w:numPr>
+          <w:ilvl w:val="0"/>
+          <w:numId w:val="10"/>
+        </w:numPr>
+      </w:pPr>
+      <w:r>
+        <w:t>Separating dashboard interaction from persistence logic simplifies both UX and implementation.</w:t>
+      </w:r>
+    </w:p>
+    <w:p>
+      <w:pPr>
+        <w:pStyle w:val="NormalWeb"/>
+        <w:numPr>
+          <w:ilvl w:val="0"/>
+          <w:numId w:val="10"/>
+        </w:numPr>
+      </w:pPr>
+      <w:r>
+        <w:t>Explicit user-controlled save actions prevent accidental analytical state loss.</w:t>
+      </w:r>
+    </w:p>
+    <w:p>
+      <w:pPr>
+        <w:pStyle w:val="NormalWeb"/>
+        <w:numPr>
+          <w:ilvl w:val="0"/>
+          <w:numId w:val="10"/>
+        </w:numPr>
+      </w:pPr>
+      <w:r>
+        <w:t>Presentation quality significantly impacts the effectiveness of communicating technical insights.</w:t>
+      </w:r>
+      <w:r>
+        <w:br/>
+      </w:r>
+    </w:p>
+    <w:p>
+      <w:pPr>
+        <w:pStyle w:val="Heading3"/>
+        <w:rPr>
+          <w:rStyle w:val="Strong"/>
+          <w:b/>
+          <w:bCs/>
+          <w:sz w:val="24"/>
+          <w:szCs w:val="24"/>
+        </w:rPr>
+      </w:pPr>
+      <w:r>
+        <w:rPr>
+          <w:rStyle w:val="Strong"/>
+          <w:b/>
+          <w:bCs/>
+          <w:sz w:val="24"/>
+          <w:szCs w:val="24"/>
+        </w:rPr>
+        <w:t>Notes and Observations – Day 12</w:t>
+      </w:r>
+    </w:p>
+    <w:p>
+      <w:pPr>
+        <w:pStyle w:val="Heading3"/>
+        <w:rPr>
+          <w:sz w:val="24"/>
+          <w:szCs w:val="24"/>
+        </w:rPr>
+      </w:pPr>
+      <w:r>
+        <w:rPr>
+          <w:rStyle w:val="Strong"/>
+          <w:b/>
+          <w:bCs/>
+          <w:sz w:val="24"/>
+          <w:szCs w:val="24"/>
+        </w:rPr>
+        <w:t>Observations:</w:t>
+      </w:r>
+    </w:p>
+    <w:p>
+      <w:pPr>
+        <w:pStyle w:val="NormalWeb"/>
+        <w:numPr>
+          <w:ilvl w:val="0"/>
+          <w:numId w:val="12"/>
+        </w:numPr>
+      </w:pPr>
+      <w:r>
+        <w:t>Multiple layout components caused content rendering failures.</w:t>
+      </w:r>
+    </w:p>
+    <w:p>
+      <w:pPr>
+        <w:pStyle w:val="NormalWeb"/>
+        <w:numPr>
+          <w:ilvl w:val="0"/>
+          <w:numId w:val="12"/>
+        </w:numPr>
+      </w:pPr>
+      <w:r>
+        <w:t>Sidebar toggle exposed layout-level architectural issues.</w:t>
+      </w:r>
+    </w:p>
+    <w:p>
+      <w:pPr>
+        <w:pStyle w:val="NormalWeb"/>
+        <w:numPr>
+          <w:ilvl w:val="0"/>
+          <w:numId w:val="12"/>
+        </w:numPr>
+      </w:pPr>
+      <w:r>
+        <w:t>Centralizing layout logic significantly improved UI stability.</w:t>
+      </w:r>
+    </w:p>
+    <w:p>
+      <w:pPr>
+        <w:pStyle w:val="NormalWeb"/>
+        <w:numPr>
+          <w:ilvl w:val="0"/>
+          <w:numId w:val="12"/>
+        </w:numPr>
+      </w:pPr>
+      <w:r>
+        <w:t>Dashboard usability improves greatly with collapsible navigation.</w:t>
+      </w:r>
+    </w:p>
+    <w:p>
+      <w:pPr>
+        <w:pStyle w:val="Heading3"/>
+        <w:rPr>
+          <w:sz w:val="24"/>
+          <w:szCs w:val="24"/>
+        </w:rPr>
+      </w:pPr>
+      <w:r>
+        <w:rPr>
+          <w:rStyle w:val="Strong"/>
+          <w:b/>
+          <w:bCs/>
+          <w:sz w:val="24"/>
+          <w:szCs w:val="24"/>
+        </w:rPr>
+        <w:t>Notes:</w:t>
+      </w:r>
+    </w:p>
+    <w:p>
+      <w:pPr>
+        <w:pStyle w:val="NormalWeb"/>
+        <w:numPr>
+          <w:ilvl w:val="0"/>
+          <w:numId w:val="13"/>
+        </w:numPr>
+      </w:pPr>
+      <w:r>
+        <w:t>Single-layout architecture is mandatory for scalable frontend systems.</w:t>
+      </w:r>
+    </w:p>
+    <w:p>
+      <w:pPr>
+        <w:pStyle w:val="NormalWeb"/>
+        <w:numPr>
+          <w:ilvl w:val="0"/>
+          <w:numId w:val="13"/>
+        </w:numPr>
+      </w:pPr>
+      <w:r>
+        <w:t>Interactive dashboards must preserve content visibility under all UI states.</w:t>
+      </w:r>
+    </w:p>
+    <w:p>
+      <w:pPr>
+        <w:pStyle w:val="NormalWeb"/>
+        <w:numPr>
+          <w:ilvl w:val="0"/>
+          <w:numId w:val="13"/>
+        </w:numPr>
+      </w:pPr>
+      <w:r>
+        <w:t>Power BI–inspired layout improves analytical clarity for end users.</w:t>
+      </w:r>
+    </w:p>
+    <w:p>
+      <w:pPr>
+        <w:pStyle w:val="Heading3"/>
+        <w:rPr>
+          <w:sz w:val="24"/>
+          <w:szCs w:val="24"/>
+        </w:rPr>
+      </w:pPr>
+      <w:r>
+        <w:rPr>
+          <w:rStyle w:val="Strong"/>
+          <w:b/>
+          <w:bCs/>
+          <w:sz w:val="24"/>
+          <w:szCs w:val="24"/>
+        </w:rPr>
+        <w:t>Notes and Observations – Day 13</w:t>
+      </w:r>
+    </w:p>
+    <w:p>
+      <w:pPr>
+        <w:pStyle w:val="Heading3"/>
+        <w:rPr>
+          <w:sz w:val="24"/>
+          <w:szCs w:val="24"/>
+        </w:rPr>
+      </w:pPr>
+      <w:r>
+        <w:rPr>
+          <w:rStyle w:val="Strong"/>
+          <w:b/>
+          <w:bCs/>
+          <w:sz w:val="24"/>
+          <w:szCs w:val="24"/>
+        </w:rPr>
+        <w:t>Operational Observations</w:t>
+      </w:r>
+    </w:p>
+    <w:p>
+      <w:pPr>
+        <w:pStyle w:val="NormalWeb"/>
+        <w:numPr>
+          <w:ilvl w:val="0"/>
+          <w:numId w:val="14"/>
+        </w:numPr>
+      </w:pPr>
+      <w:r>
+        <w:t>Energy data entry remains manual and requires validation discipline.</w:t>
+      </w:r>
+    </w:p>
+    <w:p>
+      <w:pPr>
+        <w:pStyle w:val="NormalWeb"/>
+        <w:numPr>
+          <w:ilvl w:val="0"/>
+          <w:numId w:val="14"/>
+        </w:numPr>
+      </w:pPr>
+      <w:r>
+        <w:t>Power cost calculations depend heavily on data accuracy and consistency.</w:t>
+      </w:r>
+    </w:p>
+    <w:p>
+      <w:pPr>
+        <w:pStyle w:val="Heading3"/>
+        <w:rPr>
+          <w:sz w:val="24"/>
+          <w:szCs w:val="24"/>
+        </w:rPr>
+      </w:pPr>
+      <w:r>
+        <w:rPr>
+          <w:rStyle w:val="Strong"/>
+          <w:b/>
+          <w:bCs/>
+          <w:sz w:val="24"/>
+          <w:szCs w:val="24"/>
+        </w:rPr>
+        <w:t>UI Observations</w:t>
+      </w:r>
+    </w:p>
+    <w:p>
+      <w:pPr>
+        <w:pStyle w:val="NormalWeb"/>
+        <w:numPr>
+          <w:ilvl w:val="0"/>
+          <w:numId w:val="15"/>
+        </w:numPr>
+      </w:pPr>
+      <w:r>
+        <w:t>Global Active Run visibility significantly improves usability.</w:t>
+      </w:r>
+    </w:p>
+    <w:p>
+      <w:pPr>
+        <w:pStyle w:val="NormalWeb"/>
+        <w:numPr>
+          <w:ilvl w:val="0"/>
+          <w:numId w:val="15"/>
+        </w:numPr>
+      </w:pPr>
+      <w:r>
+        <w:t>Sidebar collapse no longer affects context awareness.</w:t>
+      </w:r>
+    </w:p>
+    <w:p>
+      <w:pPr>
+        <w:pStyle w:val="Heading3"/>
+        <w:rPr>
+          <w:sz w:val="24"/>
+          <w:szCs w:val="24"/>
+        </w:rPr>
+      </w:pPr>
+      <w:r>
+        <w:rPr>
+          <w:rStyle w:val="Strong"/>
+          <w:b/>
+          <w:bCs/>
+          <w:sz w:val="24"/>
+          <w:szCs w:val="24"/>
+        </w:rPr>
+        <w:t>Design Notes</w:t>
+      </w:r>
+    </w:p>
+    <w:p>
+      <w:pPr>
+        <w:pStyle w:val="NormalWeb"/>
+        <w:numPr>
+          <w:ilvl w:val="0"/>
+          <w:numId w:val="16"/>
+        </w:numPr>
+      </w:pPr>
+      <w:r>
+        <w:t>UI-first stabilization before backend integration is proving effective.</w:t>
+      </w:r>
+    </w:p>
+    <w:p>
+      <w:pPr>
+        <w:pStyle w:val="NormalWeb"/>
+        <w:numPr>
+          <w:ilvl w:val="0"/>
+          <w:numId w:val="16"/>
+        </w:numPr>
+      </w:pPr>
+      <w:r>
+        <w:t>Clear separation between ingestion success, analysis readiness, and visualization.</w:t>
+      </w:r>
       <w:bookmarkStart w:id="0" w:name="_GoBack"/>
       <w:bookmarkEnd w:id="0"/>
     </w:p>
@@ -712,6 +1160,119 @@
 <file path=word/numbering.xml><?xml version="1.0" encoding="utf-8"?>
 <w:numbering xmlns:wpc="http://schemas.microsoft.com/office/word/2010/wordprocessingCanvas" xmlns:cx="http://schemas.microsoft.com/office/drawing/2014/chartex" xmlns:mc="http://schemas.openxmlformats.org/markup-compatibility/2006" xmlns:o="urn:schemas-microsoft-com:office:office" xmlns:r="http://schemas.openxmlformats.org/officeDocument/2006/relationships" xmlns:m="http://schemas.openxmlformats.org/officeDocument/2006/math" xmlns:v="urn:schemas-microsoft-com:vml" xmlns:wp14="http://schemas.microsoft.com/office/word/2010/wordprocessingDrawing" xmlns:wp="http://schemas.openxmlformats.org/drawingml/2006/wordprocessingDrawing" xmlns:w10="urn:schemas-microsoft-com:office:word" xmlns:w="http://schemas.openxmlformats.org/wordprocessingml/2006/main" xmlns:w14="http://schemas.microsoft.com/office/word/2010/wordml" xmlns:w15="http://schemas.microsoft.com/office/word/2012/wordml" xmlns:w16se="http://schemas.microsoft.com/office/word/2015/wordml/symex" xmlns:wpg="http://schemas.microsoft.com/office/word/2010/wordprocessingGroup" xmlns:wpi="http://schemas.microsoft.com/office/word/2010/wordprocessingInk" xmlns:wne="http://schemas.microsoft.com/office/word/2006/wordml" xmlns:wps="http://schemas.microsoft.com/office/word/2010/wordprocessingShape" mc:Ignorable="w14 w15 w16se wp14">
   <w:abstractNum w:abstractNumId="0" w15:restartNumberingAfterBreak="0">
+    <w:nsid w:val="010C5C47"/>
+    <w:multiLevelType w:val="hybridMultilevel"/>
+    <w:tmpl w:val="A4501E72"/>
+    <w:lvl w:ilvl="0" w:tplc="04090001">
+      <w:start w:val="1"/>
+      <w:numFmt w:val="bullet"/>
+      <w:lvlText w:val=""/>
+      <w:lvlJc w:val="left"/>
+      <w:pPr>
+        <w:ind w:left="720" w:hanging="360"/>
+      </w:pPr>
+      <w:rPr>
+        <w:rFonts w:ascii="Symbol" w:hAnsi="Symbol" w:hint="default"/>
+      </w:rPr>
+    </w:lvl>
+    <w:lvl w:ilvl="1" w:tplc="04090003" w:tentative="1">
+      <w:start w:val="1"/>
+      <w:numFmt w:val="bullet"/>
+      <w:lvlText w:val="o"/>
+      <w:lvlJc w:val="left"/>
+      <w:pPr>
+        <w:ind w:left="1440" w:hanging="360"/>
+      </w:pPr>
+      <w:rPr>
+        <w:rFonts w:ascii="Courier New" w:hAnsi="Courier New" w:cs="Courier New" w:hint="default"/>
+      </w:rPr>
+    </w:lvl>
+    <w:lvl w:ilvl="2" w:tplc="04090005" w:tentative="1">
+      <w:start w:val="1"/>
+      <w:numFmt w:val="bullet"/>
+      <w:lvlText w:val=""/>
+      <w:lvlJc w:val="left"/>
+      <w:pPr>
+        <w:ind w:left="2160" w:hanging="360"/>
+      </w:pPr>
+      <w:rPr>
+        <w:rFonts w:ascii="Wingdings" w:hAnsi="Wingdings" w:hint="default"/>
+      </w:rPr>
+    </w:lvl>
+    <w:lvl w:ilvl="3" w:tplc="04090001" w:tentative="1">
+      <w:start w:val="1"/>
+      <w:numFmt w:val="bullet"/>
+      <w:lvlText w:val=""/>
+      <w:lvlJc w:val="left"/>
+      <w:pPr>
+        <w:ind w:left="2880" w:hanging="360"/>
+      </w:pPr>
+      <w:rPr>
+        <w:rFonts w:ascii="Symbol" w:hAnsi="Symbol" w:hint="default"/>
+      </w:rPr>
+    </w:lvl>
+    <w:lvl w:ilvl="4" w:tplc="04090003" w:tentative="1">
+      <w:start w:val="1"/>
+      <w:numFmt w:val="bullet"/>
+      <w:lvlText w:val="o"/>
+      <w:lvlJc w:val="left"/>
+      <w:pPr>
+        <w:ind w:left="3600" w:hanging="360"/>
+      </w:pPr>
+      <w:rPr>
+        <w:rFonts w:ascii="Courier New" w:hAnsi="Courier New" w:cs="Courier New" w:hint="default"/>
+      </w:rPr>
+    </w:lvl>
+    <w:lvl w:ilvl="5" w:tplc="04090005" w:tentative="1">
+      <w:start w:val="1"/>
+      <w:numFmt w:val="bullet"/>
+      <w:lvlText w:val=""/>
+      <w:lvlJc w:val="left"/>
+      <w:pPr>
+        <w:ind w:left="4320" w:hanging="360"/>
+      </w:pPr>
+      <w:rPr>
+        <w:rFonts w:ascii="Wingdings" w:hAnsi="Wingdings" w:hint="default"/>
+      </w:rPr>
+    </w:lvl>
+    <w:lvl w:ilvl="6" w:tplc="04090001" w:tentative="1">
+      <w:start w:val="1"/>
+      <w:numFmt w:val="bullet"/>
+      <w:lvlText w:val=""/>
+      <w:lvlJc w:val="left"/>
+      <w:pPr>
+        <w:ind w:left="5040" w:hanging="360"/>
+      </w:pPr>
+      <w:rPr>
+        <w:rFonts w:ascii="Symbol" w:hAnsi="Symbol" w:hint="default"/>
+      </w:rPr>
+    </w:lvl>
+    <w:lvl w:ilvl="7" w:tplc="04090003" w:tentative="1">
+      <w:start w:val="1"/>
+      <w:numFmt w:val="bullet"/>
+      <w:lvlText w:val="o"/>
+      <w:lvlJc w:val="left"/>
+      <w:pPr>
+        <w:ind w:left="5760" w:hanging="360"/>
+      </w:pPr>
+      <w:rPr>
+        <w:rFonts w:ascii="Courier New" w:hAnsi="Courier New" w:cs="Courier New" w:hint="default"/>
+      </w:rPr>
+    </w:lvl>
+    <w:lvl w:ilvl="8" w:tplc="04090005" w:tentative="1">
+      <w:start w:val="1"/>
+      <w:numFmt w:val="bullet"/>
+      <w:lvlText w:val=""/>
+      <w:lvlJc w:val="left"/>
+      <w:pPr>
+        <w:ind w:left="6480" w:hanging="360"/>
+      </w:pPr>
+      <w:rPr>
+        <w:rFonts w:ascii="Wingdings" w:hAnsi="Wingdings" w:hint="default"/>
+      </w:rPr>
+    </w:lvl>
+  </w:abstractNum>
+  <w:abstractNum w:abstractNumId="1" w15:restartNumberingAfterBreak="0">
     <w:nsid w:val="0ED52CC0"/>
     <w:multiLevelType w:val="multilevel"/>
     <w:tmpl w:val="E84AF344"/>
@@ -860,7 +1421,7 @@
       </w:rPr>
     </w:lvl>
   </w:abstractNum>
-  <w:abstractNum w:abstractNumId="1" w15:restartNumberingAfterBreak="0">
+  <w:abstractNum w:abstractNumId="2" w15:restartNumberingAfterBreak="0">
     <w:nsid w:val="2177033C"/>
     <w:multiLevelType w:val="multilevel"/>
     <w:tmpl w:val="78C47694"/>
@@ -1009,7 +1570,7 @@
       </w:rPr>
     </w:lvl>
   </w:abstractNum>
-  <w:abstractNum w:abstractNumId="2" w15:restartNumberingAfterBreak="0">
+  <w:abstractNum w:abstractNumId="3" w15:restartNumberingAfterBreak="0">
     <w:nsid w:val="21A855B3"/>
     <w:multiLevelType w:val="multilevel"/>
     <w:tmpl w:val="05060D18"/>
@@ -1158,7 +1719,305 @@
       </w:rPr>
     </w:lvl>
   </w:abstractNum>
-  <w:abstractNum w:abstractNumId="3" w15:restartNumberingAfterBreak="0">
+  <w:abstractNum w:abstractNumId="4" w15:restartNumberingAfterBreak="0">
+    <w:nsid w:val="2971017D"/>
+    <w:multiLevelType w:val="multilevel"/>
+    <w:tmpl w:val="9DCC0A3E"/>
+    <w:lvl w:ilvl="0">
+      <w:start w:val="1"/>
+      <w:numFmt w:val="bullet"/>
+      <w:lvlText w:val=""/>
+      <w:lvlJc w:val="left"/>
+      <w:pPr>
+        <w:tabs>
+          <w:tab w:val="num" w:pos="720"/>
+        </w:tabs>
+        <w:ind w:left="720" w:hanging="360"/>
+      </w:pPr>
+      <w:rPr>
+        <w:rFonts w:ascii="Symbol" w:hAnsi="Symbol" w:hint="default"/>
+        <w:sz w:val="20"/>
+      </w:rPr>
+    </w:lvl>
+    <w:lvl w:ilvl="1" w:tentative="1">
+      <w:start w:val="1"/>
+      <w:numFmt w:val="bullet"/>
+      <w:lvlText w:val="o"/>
+      <w:lvlJc w:val="left"/>
+      <w:pPr>
+        <w:tabs>
+          <w:tab w:val="num" w:pos="1440"/>
+        </w:tabs>
+        <w:ind w:left="1440" w:hanging="360"/>
+      </w:pPr>
+      <w:rPr>
+        <w:rFonts w:ascii="Courier New" w:hAnsi="Courier New" w:hint="default"/>
+        <w:sz w:val="20"/>
+      </w:rPr>
+    </w:lvl>
+    <w:lvl w:ilvl="2" w:tentative="1">
+      <w:start w:val="1"/>
+      <w:numFmt w:val="bullet"/>
+      <w:lvlText w:val=""/>
+      <w:lvlJc w:val="left"/>
+      <w:pPr>
+        <w:tabs>
+          <w:tab w:val="num" w:pos="2160"/>
+        </w:tabs>
+        <w:ind w:left="2160" w:hanging="360"/>
+      </w:pPr>
+      <w:rPr>
+        <w:rFonts w:ascii="Wingdings" w:hAnsi="Wingdings" w:hint="default"/>
+        <w:sz w:val="20"/>
+      </w:rPr>
+    </w:lvl>
+    <w:lvl w:ilvl="3" w:tentative="1">
+      <w:start w:val="1"/>
+      <w:numFmt w:val="bullet"/>
+      <w:lvlText w:val=""/>
+      <w:lvlJc w:val="left"/>
+      <w:pPr>
+        <w:tabs>
+          <w:tab w:val="num" w:pos="2880"/>
+        </w:tabs>
+        <w:ind w:left="2880" w:hanging="360"/>
+      </w:pPr>
+      <w:rPr>
+        <w:rFonts w:ascii="Wingdings" w:hAnsi="Wingdings" w:hint="default"/>
+        <w:sz w:val="20"/>
+      </w:rPr>
+    </w:lvl>
+    <w:lvl w:ilvl="4" w:tentative="1">
+      <w:start w:val="1"/>
+      <w:numFmt w:val="bullet"/>
+      <w:lvlText w:val=""/>
+      <w:lvlJc w:val="left"/>
+      <w:pPr>
+        <w:tabs>
+          <w:tab w:val="num" w:pos="3600"/>
+        </w:tabs>
+        <w:ind w:left="3600" w:hanging="360"/>
+      </w:pPr>
+      <w:rPr>
+        <w:rFonts w:ascii="Wingdings" w:hAnsi="Wingdings" w:hint="default"/>
+        <w:sz w:val="20"/>
+      </w:rPr>
+    </w:lvl>
+    <w:lvl w:ilvl="5" w:tentative="1">
+      <w:start w:val="1"/>
+      <w:numFmt w:val="bullet"/>
+      <w:lvlText w:val=""/>
+      <w:lvlJc w:val="left"/>
+      <w:pPr>
+        <w:tabs>
+          <w:tab w:val="num" w:pos="4320"/>
+        </w:tabs>
+        <w:ind w:left="4320" w:hanging="360"/>
+      </w:pPr>
+      <w:rPr>
+        <w:rFonts w:ascii="Wingdings" w:hAnsi="Wingdings" w:hint="default"/>
+        <w:sz w:val="20"/>
+      </w:rPr>
+    </w:lvl>
+    <w:lvl w:ilvl="6" w:tentative="1">
+      <w:start w:val="1"/>
+      <w:numFmt w:val="bullet"/>
+      <w:lvlText w:val=""/>
+      <w:lvlJc w:val="left"/>
+      <w:pPr>
+        <w:tabs>
+          <w:tab w:val="num" w:pos="5040"/>
+        </w:tabs>
+        <w:ind w:left="5040" w:hanging="360"/>
+      </w:pPr>
+      <w:rPr>
+        <w:rFonts w:ascii="Wingdings" w:hAnsi="Wingdings" w:hint="default"/>
+        <w:sz w:val="20"/>
+      </w:rPr>
+    </w:lvl>
+    <w:lvl w:ilvl="7" w:tentative="1">
+      <w:start w:val="1"/>
+      <w:numFmt w:val="bullet"/>
+      <w:lvlText w:val=""/>
+      <w:lvlJc w:val="left"/>
+      <w:pPr>
+        <w:tabs>
+          <w:tab w:val="num" w:pos="5760"/>
+        </w:tabs>
+        <w:ind w:left="5760" w:hanging="360"/>
+      </w:pPr>
+      <w:rPr>
+        <w:rFonts w:ascii="Wingdings" w:hAnsi="Wingdings" w:hint="default"/>
+        <w:sz w:val="20"/>
+      </w:rPr>
+    </w:lvl>
+    <w:lvl w:ilvl="8" w:tentative="1">
+      <w:start w:val="1"/>
+      <w:numFmt w:val="bullet"/>
+      <w:lvlText w:val=""/>
+      <w:lvlJc w:val="left"/>
+      <w:pPr>
+        <w:tabs>
+          <w:tab w:val="num" w:pos="6480"/>
+        </w:tabs>
+        <w:ind w:left="6480" w:hanging="360"/>
+      </w:pPr>
+      <w:rPr>
+        <w:rFonts w:ascii="Wingdings" w:hAnsi="Wingdings" w:hint="default"/>
+        <w:sz w:val="20"/>
+      </w:rPr>
+    </w:lvl>
+  </w:abstractNum>
+  <w:abstractNum w:abstractNumId="5" w15:restartNumberingAfterBreak="0">
+    <w:nsid w:val="2BBB6957"/>
+    <w:multiLevelType w:val="multilevel"/>
+    <w:tmpl w:val="F0F6D4BE"/>
+    <w:lvl w:ilvl="0">
+      <w:start w:val="1"/>
+      <w:numFmt w:val="bullet"/>
+      <w:lvlText w:val=""/>
+      <w:lvlJc w:val="left"/>
+      <w:pPr>
+        <w:tabs>
+          <w:tab w:val="num" w:pos="720"/>
+        </w:tabs>
+        <w:ind w:left="720" w:hanging="360"/>
+      </w:pPr>
+      <w:rPr>
+        <w:rFonts w:ascii="Symbol" w:hAnsi="Symbol" w:hint="default"/>
+        <w:sz w:val="20"/>
+      </w:rPr>
+    </w:lvl>
+    <w:lvl w:ilvl="1" w:tentative="1">
+      <w:start w:val="1"/>
+      <w:numFmt w:val="bullet"/>
+      <w:lvlText w:val="o"/>
+      <w:lvlJc w:val="left"/>
+      <w:pPr>
+        <w:tabs>
+          <w:tab w:val="num" w:pos="1440"/>
+        </w:tabs>
+        <w:ind w:left="1440" w:hanging="360"/>
+      </w:pPr>
+      <w:rPr>
+        <w:rFonts w:ascii="Courier New" w:hAnsi="Courier New" w:hint="default"/>
+        <w:sz w:val="20"/>
+      </w:rPr>
+    </w:lvl>
+    <w:lvl w:ilvl="2" w:tentative="1">
+      <w:start w:val="1"/>
+      <w:numFmt w:val="bullet"/>
+      <w:lvlText w:val=""/>
+      <w:lvlJc w:val="left"/>
+      <w:pPr>
+        <w:tabs>
+          <w:tab w:val="num" w:pos="2160"/>
+        </w:tabs>
+        <w:ind w:left="2160" w:hanging="360"/>
+      </w:pPr>
+      <w:rPr>
+        <w:rFonts w:ascii="Wingdings" w:hAnsi="Wingdings" w:hint="default"/>
+        <w:sz w:val="20"/>
+      </w:rPr>
+    </w:lvl>
+    <w:lvl w:ilvl="3" w:tentative="1">
+      <w:start w:val="1"/>
+      <w:numFmt w:val="bullet"/>
+      <w:lvlText w:val=""/>
+      <w:lvlJc w:val="left"/>
+      <w:pPr>
+        <w:tabs>
+          <w:tab w:val="num" w:pos="2880"/>
+        </w:tabs>
+        <w:ind w:left="2880" w:hanging="360"/>
+      </w:pPr>
+      <w:rPr>
+        <w:rFonts w:ascii="Wingdings" w:hAnsi="Wingdings" w:hint="default"/>
+        <w:sz w:val="20"/>
+      </w:rPr>
+    </w:lvl>
+    <w:lvl w:ilvl="4" w:tentative="1">
+      <w:start w:val="1"/>
+      <w:numFmt w:val="bullet"/>
+      <w:lvlText w:val=""/>
+      <w:lvlJc w:val="left"/>
+      <w:pPr>
+        <w:tabs>
+          <w:tab w:val="num" w:pos="3600"/>
+        </w:tabs>
+        <w:ind w:left="3600" w:hanging="360"/>
+      </w:pPr>
+      <w:rPr>
+        <w:rFonts w:ascii="Wingdings" w:hAnsi="Wingdings" w:hint="default"/>
+        <w:sz w:val="20"/>
+      </w:rPr>
+    </w:lvl>
+    <w:lvl w:ilvl="5" w:tentative="1">
+      <w:start w:val="1"/>
+      <w:numFmt w:val="bullet"/>
+      <w:lvlText w:val=""/>
+      <w:lvlJc w:val="left"/>
+      <w:pPr>
+        <w:tabs>
+          <w:tab w:val="num" w:pos="4320"/>
+        </w:tabs>
+        <w:ind w:left="4320" w:hanging="360"/>
+      </w:pPr>
+      <w:rPr>
+        <w:rFonts w:ascii="Wingdings" w:hAnsi="Wingdings" w:hint="default"/>
+        <w:sz w:val="20"/>
+      </w:rPr>
+    </w:lvl>
+    <w:lvl w:ilvl="6" w:tentative="1">
+      <w:start w:val="1"/>
+      <w:numFmt w:val="bullet"/>
+      <w:lvlText w:val=""/>
+      <w:lvlJc w:val="left"/>
+      <w:pPr>
+        <w:tabs>
+          <w:tab w:val="num" w:pos="5040"/>
+        </w:tabs>
+        <w:ind w:left="5040" w:hanging="360"/>
+      </w:pPr>
+      <w:rPr>
+        <w:rFonts w:ascii="Wingdings" w:hAnsi="Wingdings" w:hint="default"/>
+        <w:sz w:val="20"/>
+      </w:rPr>
+    </w:lvl>
+    <w:lvl w:ilvl="7" w:tentative="1">
+      <w:start w:val="1"/>
+      <w:numFmt w:val="bullet"/>
+      <w:lvlText w:val=""/>
+      <w:lvlJc w:val="left"/>
+      <w:pPr>
+        <w:tabs>
+          <w:tab w:val="num" w:pos="5760"/>
+        </w:tabs>
+        <w:ind w:left="5760" w:hanging="360"/>
+      </w:pPr>
+      <w:rPr>
+        <w:rFonts w:ascii="Wingdings" w:hAnsi="Wingdings" w:hint="default"/>
+        <w:sz w:val="20"/>
+      </w:rPr>
+    </w:lvl>
+    <w:lvl w:ilvl="8" w:tentative="1">
+      <w:start w:val="1"/>
+      <w:numFmt w:val="bullet"/>
+      <w:lvlText w:val=""/>
+      <w:lvlJc w:val="left"/>
+      <w:pPr>
+        <w:tabs>
+          <w:tab w:val="num" w:pos="6480"/>
+        </w:tabs>
+        <w:ind w:left="6480" w:hanging="360"/>
+      </w:pPr>
+      <w:rPr>
+        <w:rFonts w:ascii="Wingdings" w:hAnsi="Wingdings" w:hint="default"/>
+        <w:sz w:val="20"/>
+      </w:rPr>
+    </w:lvl>
+  </w:abstractNum>
+  <w:abstractNum w:abstractNumId="6" w15:restartNumberingAfterBreak="0">
     <w:nsid w:val="30AB507F"/>
     <w:multiLevelType w:val="multilevel"/>
     <w:tmpl w:val="B944D468"/>
@@ -1307,7 +2166,7 @@
       </w:rPr>
     </w:lvl>
   </w:abstractNum>
-  <w:abstractNum w:abstractNumId="4" w15:restartNumberingAfterBreak="0">
+  <w:abstractNum w:abstractNumId="7" w15:restartNumberingAfterBreak="0">
     <w:nsid w:val="32F93036"/>
     <w:multiLevelType w:val="multilevel"/>
     <w:tmpl w:val="8E26D00E"/>
@@ -1456,7 +2315,7 @@
       </w:rPr>
     </w:lvl>
   </w:abstractNum>
-  <w:abstractNum w:abstractNumId="5" w15:restartNumberingAfterBreak="0">
+  <w:abstractNum w:abstractNumId="8" w15:restartNumberingAfterBreak="0">
     <w:nsid w:val="41AC2453"/>
     <w:multiLevelType w:val="multilevel"/>
     <w:tmpl w:val="69B81CBA"/>
@@ -1605,7 +2464,418 @@
       </w:rPr>
     </w:lvl>
   </w:abstractNum>
-  <w:abstractNum w:abstractNumId="6" w15:restartNumberingAfterBreak="0">
+  <w:abstractNum w:abstractNumId="9" w15:restartNumberingAfterBreak="0">
+    <w:nsid w:val="49270FC5"/>
+    <w:multiLevelType w:val="hybridMultilevel"/>
+    <w:tmpl w:val="39781108"/>
+    <w:lvl w:ilvl="0" w:tplc="04090001">
+      <w:start w:val="1"/>
+      <w:numFmt w:val="bullet"/>
+      <w:lvlText w:val=""/>
+      <w:lvlJc w:val="left"/>
+      <w:pPr>
+        <w:ind w:left="720" w:hanging="360"/>
+      </w:pPr>
+      <w:rPr>
+        <w:rFonts w:ascii="Symbol" w:hAnsi="Symbol" w:hint="default"/>
+      </w:rPr>
+    </w:lvl>
+    <w:lvl w:ilvl="1" w:tplc="04090003" w:tentative="1">
+      <w:start w:val="1"/>
+      <w:numFmt w:val="bullet"/>
+      <w:lvlText w:val="o"/>
+      <w:lvlJc w:val="left"/>
+      <w:pPr>
+        <w:ind w:left="1440" w:hanging="360"/>
+      </w:pPr>
+      <w:rPr>
+        <w:rFonts w:ascii="Courier New" w:hAnsi="Courier New" w:cs="Courier New" w:hint="default"/>
+      </w:rPr>
+    </w:lvl>
+    <w:lvl w:ilvl="2" w:tplc="04090005" w:tentative="1">
+      <w:start w:val="1"/>
+      <w:numFmt w:val="bullet"/>
+      <w:lvlText w:val=""/>
+      <w:lvlJc w:val="left"/>
+      <w:pPr>
+        <w:ind w:left="2160" w:hanging="360"/>
+      </w:pPr>
+      <w:rPr>
+        <w:rFonts w:ascii="Wingdings" w:hAnsi="Wingdings" w:hint="default"/>
+      </w:rPr>
+    </w:lvl>
+    <w:lvl w:ilvl="3" w:tplc="04090001" w:tentative="1">
+      <w:start w:val="1"/>
+      <w:numFmt w:val="bullet"/>
+      <w:lvlText w:val=""/>
+      <w:lvlJc w:val="left"/>
+      <w:pPr>
+        <w:ind w:left="2880" w:hanging="360"/>
+      </w:pPr>
+      <w:rPr>
+        <w:rFonts w:ascii="Symbol" w:hAnsi="Symbol" w:hint="default"/>
+      </w:rPr>
+    </w:lvl>
+    <w:lvl w:ilvl="4" w:tplc="04090003" w:tentative="1">
+      <w:start w:val="1"/>
+      <w:numFmt w:val="bullet"/>
+      <w:lvlText w:val="o"/>
+      <w:lvlJc w:val="left"/>
+      <w:pPr>
+        <w:ind w:left="3600" w:hanging="360"/>
+      </w:pPr>
+      <w:rPr>
+        <w:rFonts w:ascii="Courier New" w:hAnsi="Courier New" w:cs="Courier New" w:hint="default"/>
+      </w:rPr>
+    </w:lvl>
+    <w:lvl w:ilvl="5" w:tplc="04090005" w:tentative="1">
+      <w:start w:val="1"/>
+      <w:numFmt w:val="bullet"/>
+      <w:lvlText w:val=""/>
+      <w:lvlJc w:val="left"/>
+      <w:pPr>
+        <w:ind w:left="4320" w:hanging="360"/>
+      </w:pPr>
+      <w:rPr>
+        <w:rFonts w:ascii="Wingdings" w:hAnsi="Wingdings" w:hint="default"/>
+      </w:rPr>
+    </w:lvl>
+    <w:lvl w:ilvl="6" w:tplc="04090001" w:tentative="1">
+      <w:start w:val="1"/>
+      <w:numFmt w:val="bullet"/>
+      <w:lvlText w:val=""/>
+      <w:lvlJc w:val="left"/>
+      <w:pPr>
+        <w:ind w:left="5040" w:hanging="360"/>
+      </w:pPr>
+      <w:rPr>
+        <w:rFonts w:ascii="Symbol" w:hAnsi="Symbol" w:hint="default"/>
+      </w:rPr>
+    </w:lvl>
+    <w:lvl w:ilvl="7" w:tplc="04090003" w:tentative="1">
+      <w:start w:val="1"/>
+      <w:numFmt w:val="bullet"/>
+      <w:lvlText w:val="o"/>
+      <w:lvlJc w:val="left"/>
+      <w:pPr>
+        <w:ind w:left="5760" w:hanging="360"/>
+      </w:pPr>
+      <w:rPr>
+        <w:rFonts w:ascii="Courier New" w:hAnsi="Courier New" w:cs="Courier New" w:hint="default"/>
+      </w:rPr>
+    </w:lvl>
+    <w:lvl w:ilvl="8" w:tplc="04090005" w:tentative="1">
+      <w:start w:val="1"/>
+      <w:numFmt w:val="bullet"/>
+      <w:lvlText w:val=""/>
+      <w:lvlJc w:val="left"/>
+      <w:pPr>
+        <w:ind w:left="6480" w:hanging="360"/>
+      </w:pPr>
+      <w:rPr>
+        <w:rFonts w:ascii="Wingdings" w:hAnsi="Wingdings" w:hint="default"/>
+      </w:rPr>
+    </w:lvl>
+  </w:abstractNum>
+  <w:abstractNum w:abstractNumId="10" w15:restartNumberingAfterBreak="0">
+    <w:nsid w:val="4B8F677F"/>
+    <w:multiLevelType w:val="multilevel"/>
+    <w:tmpl w:val="88D6FA76"/>
+    <w:lvl w:ilvl="0">
+      <w:start w:val="1"/>
+      <w:numFmt w:val="bullet"/>
+      <w:lvlText w:val=""/>
+      <w:lvlJc w:val="left"/>
+      <w:pPr>
+        <w:tabs>
+          <w:tab w:val="num" w:pos="720"/>
+        </w:tabs>
+        <w:ind w:left="720" w:hanging="360"/>
+      </w:pPr>
+      <w:rPr>
+        <w:rFonts w:ascii="Symbol" w:hAnsi="Symbol" w:hint="default"/>
+        <w:sz w:val="20"/>
+      </w:rPr>
+    </w:lvl>
+    <w:lvl w:ilvl="1" w:tentative="1">
+      <w:start w:val="1"/>
+      <w:numFmt w:val="bullet"/>
+      <w:lvlText w:val="o"/>
+      <w:lvlJc w:val="left"/>
+      <w:pPr>
+        <w:tabs>
+          <w:tab w:val="num" w:pos="1440"/>
+        </w:tabs>
+        <w:ind w:left="1440" w:hanging="360"/>
+      </w:pPr>
+      <w:rPr>
+        <w:rFonts w:ascii="Courier New" w:hAnsi="Courier New" w:hint="default"/>
+        <w:sz w:val="20"/>
+      </w:rPr>
+    </w:lvl>
+    <w:lvl w:ilvl="2" w:tentative="1">
+      <w:start w:val="1"/>
+      <w:numFmt w:val="bullet"/>
+      <w:lvlText w:val=""/>
+      <w:lvlJc w:val="left"/>
+      <w:pPr>
+        <w:tabs>
+          <w:tab w:val="num" w:pos="2160"/>
+        </w:tabs>
+        <w:ind w:left="2160" w:hanging="360"/>
+      </w:pPr>
+      <w:rPr>
+        <w:rFonts w:ascii="Wingdings" w:hAnsi="Wingdings" w:hint="default"/>
+        <w:sz w:val="20"/>
+      </w:rPr>
+    </w:lvl>
+    <w:lvl w:ilvl="3" w:tentative="1">
+      <w:start w:val="1"/>
+      <w:numFmt w:val="bullet"/>
+      <w:lvlText w:val=""/>
+      <w:lvlJc w:val="left"/>
+      <w:pPr>
+        <w:tabs>
+          <w:tab w:val="num" w:pos="2880"/>
+        </w:tabs>
+        <w:ind w:left="2880" w:hanging="360"/>
+      </w:pPr>
+      <w:rPr>
+        <w:rFonts w:ascii="Wingdings" w:hAnsi="Wingdings" w:hint="default"/>
+        <w:sz w:val="20"/>
+      </w:rPr>
+    </w:lvl>
+    <w:lvl w:ilvl="4" w:tentative="1">
+      <w:start w:val="1"/>
+      <w:numFmt w:val="bullet"/>
+      <w:lvlText w:val=""/>
+      <w:lvlJc w:val="left"/>
+      <w:pPr>
+        <w:tabs>
+          <w:tab w:val="num" w:pos="3600"/>
+        </w:tabs>
+        <w:ind w:left="3600" w:hanging="360"/>
+      </w:pPr>
+      <w:rPr>
+        <w:rFonts w:ascii="Wingdings" w:hAnsi="Wingdings" w:hint="default"/>
+        <w:sz w:val="20"/>
+      </w:rPr>
+    </w:lvl>
+    <w:lvl w:ilvl="5" w:tentative="1">
+      <w:start w:val="1"/>
+      <w:numFmt w:val="bullet"/>
+      <w:lvlText w:val=""/>
+      <w:lvlJc w:val="left"/>
+      <w:pPr>
+        <w:tabs>
+          <w:tab w:val="num" w:pos="4320"/>
+        </w:tabs>
+        <w:ind w:left="4320" w:hanging="360"/>
+      </w:pPr>
+      <w:rPr>
+        <w:rFonts w:ascii="Wingdings" w:hAnsi="Wingdings" w:hint="default"/>
+        <w:sz w:val="20"/>
+      </w:rPr>
+    </w:lvl>
+    <w:lvl w:ilvl="6" w:tentative="1">
+      <w:start w:val="1"/>
+      <w:numFmt w:val="bullet"/>
+      <w:lvlText w:val=""/>
+      <w:lvlJc w:val="left"/>
+      <w:pPr>
+        <w:tabs>
+          <w:tab w:val="num" w:pos="5040"/>
+        </w:tabs>
+        <w:ind w:left="5040" w:hanging="360"/>
+      </w:pPr>
+      <w:rPr>
+        <w:rFonts w:ascii="Wingdings" w:hAnsi="Wingdings" w:hint="default"/>
+        <w:sz w:val="20"/>
+      </w:rPr>
+    </w:lvl>
+    <w:lvl w:ilvl="7" w:tentative="1">
+      <w:start w:val="1"/>
+      <w:numFmt w:val="bullet"/>
+      <w:lvlText w:val=""/>
+      <w:lvlJc w:val="left"/>
+      <w:pPr>
+        <w:tabs>
+          <w:tab w:val="num" w:pos="5760"/>
+        </w:tabs>
+        <w:ind w:left="5760" w:hanging="360"/>
+      </w:pPr>
+      <w:rPr>
+        <w:rFonts w:ascii="Wingdings" w:hAnsi="Wingdings" w:hint="default"/>
+        <w:sz w:val="20"/>
+      </w:rPr>
+    </w:lvl>
+    <w:lvl w:ilvl="8" w:tentative="1">
+      <w:start w:val="1"/>
+      <w:numFmt w:val="bullet"/>
+      <w:lvlText w:val=""/>
+      <w:lvlJc w:val="left"/>
+      <w:pPr>
+        <w:tabs>
+          <w:tab w:val="num" w:pos="6480"/>
+        </w:tabs>
+        <w:ind w:left="6480" w:hanging="360"/>
+      </w:pPr>
+      <w:rPr>
+        <w:rFonts w:ascii="Wingdings" w:hAnsi="Wingdings" w:hint="default"/>
+        <w:sz w:val="20"/>
+      </w:rPr>
+    </w:lvl>
+  </w:abstractNum>
+  <w:abstractNum w:abstractNumId="11" w15:restartNumberingAfterBreak="0">
+    <w:nsid w:val="58A04075"/>
+    <w:multiLevelType w:val="multilevel"/>
+    <w:tmpl w:val="0718715E"/>
+    <w:lvl w:ilvl="0">
+      <w:start w:val="1"/>
+      <w:numFmt w:val="bullet"/>
+      <w:lvlText w:val=""/>
+      <w:lvlJc w:val="left"/>
+      <w:pPr>
+        <w:tabs>
+          <w:tab w:val="num" w:pos="720"/>
+        </w:tabs>
+        <w:ind w:left="720" w:hanging="360"/>
+      </w:pPr>
+      <w:rPr>
+        <w:rFonts w:ascii="Symbol" w:hAnsi="Symbol" w:hint="default"/>
+        <w:sz w:val="20"/>
+      </w:rPr>
+    </w:lvl>
+    <w:lvl w:ilvl="1" w:tentative="1">
+      <w:start w:val="1"/>
+      <w:numFmt w:val="bullet"/>
+      <w:lvlText w:val="o"/>
+      <w:lvlJc w:val="left"/>
+      <w:pPr>
+        <w:tabs>
+          <w:tab w:val="num" w:pos="1440"/>
+        </w:tabs>
+        <w:ind w:left="1440" w:hanging="360"/>
+      </w:pPr>
+      <w:rPr>
+        <w:rFonts w:ascii="Courier New" w:hAnsi="Courier New" w:hint="default"/>
+        <w:sz w:val="20"/>
+      </w:rPr>
+    </w:lvl>
+    <w:lvl w:ilvl="2" w:tentative="1">
+      <w:start w:val="1"/>
+      <w:numFmt w:val="bullet"/>
+      <w:lvlText w:val=""/>
+      <w:lvlJc w:val="left"/>
+      <w:pPr>
+        <w:tabs>
+          <w:tab w:val="num" w:pos="2160"/>
+        </w:tabs>
+        <w:ind w:left="2160" w:hanging="360"/>
+      </w:pPr>
+      <w:rPr>
+        <w:rFonts w:ascii="Wingdings" w:hAnsi="Wingdings" w:hint="default"/>
+        <w:sz w:val="20"/>
+      </w:rPr>
+    </w:lvl>
+    <w:lvl w:ilvl="3" w:tentative="1">
+      <w:start w:val="1"/>
+      <w:numFmt w:val="bullet"/>
+      <w:lvlText w:val=""/>
+      <w:lvlJc w:val="left"/>
+      <w:pPr>
+        <w:tabs>
+          <w:tab w:val="num" w:pos="2880"/>
+        </w:tabs>
+        <w:ind w:left="2880" w:hanging="360"/>
+      </w:pPr>
+      <w:rPr>
+        <w:rFonts w:ascii="Wingdings" w:hAnsi="Wingdings" w:hint="default"/>
+        <w:sz w:val="20"/>
+      </w:rPr>
+    </w:lvl>
+    <w:lvl w:ilvl="4" w:tentative="1">
+      <w:start w:val="1"/>
+      <w:numFmt w:val="bullet"/>
+      <w:lvlText w:val=""/>
+      <w:lvlJc w:val="left"/>
+      <w:pPr>
+        <w:tabs>
+          <w:tab w:val="num" w:pos="3600"/>
+        </w:tabs>
+        <w:ind w:left="3600" w:hanging="360"/>
+      </w:pPr>
+      <w:rPr>
+        <w:rFonts w:ascii="Wingdings" w:hAnsi="Wingdings" w:hint="default"/>
+        <w:sz w:val="20"/>
+      </w:rPr>
+    </w:lvl>
+    <w:lvl w:ilvl="5" w:tentative="1">
+      <w:start w:val="1"/>
+      <w:numFmt w:val="bullet"/>
+      <w:lvlText w:val=""/>
+      <w:lvlJc w:val="left"/>
+      <w:pPr>
+        <w:tabs>
+          <w:tab w:val="num" w:pos="4320"/>
+        </w:tabs>
+        <w:ind w:left="4320" w:hanging="360"/>
+      </w:pPr>
+      <w:rPr>
+        <w:rFonts w:ascii="Wingdings" w:hAnsi="Wingdings" w:hint="default"/>
+        <w:sz w:val="20"/>
+      </w:rPr>
+    </w:lvl>
+    <w:lvl w:ilvl="6" w:tentative="1">
+      <w:start w:val="1"/>
+      <w:numFmt w:val="bullet"/>
+      <w:lvlText w:val=""/>
+      <w:lvlJc w:val="left"/>
+      <w:pPr>
+        <w:tabs>
+          <w:tab w:val="num" w:pos="5040"/>
+        </w:tabs>
+        <w:ind w:left="5040" w:hanging="360"/>
+      </w:pPr>
+      <w:rPr>
+        <w:rFonts w:ascii="Wingdings" w:hAnsi="Wingdings" w:hint="default"/>
+        <w:sz w:val="20"/>
+      </w:rPr>
+    </w:lvl>
+    <w:lvl w:ilvl="7" w:tentative="1">
+      <w:start w:val="1"/>
+      <w:numFmt w:val="bullet"/>
+      <w:lvlText w:val=""/>
+      <w:lvlJc w:val="left"/>
+      <w:pPr>
+        <w:tabs>
+          <w:tab w:val="num" w:pos="5760"/>
+        </w:tabs>
+        <w:ind w:left="5760" w:hanging="360"/>
+      </w:pPr>
+      <w:rPr>
+        <w:rFonts w:ascii="Wingdings" w:hAnsi="Wingdings" w:hint="default"/>
+        <w:sz w:val="20"/>
+      </w:rPr>
+    </w:lvl>
+    <w:lvl w:ilvl="8" w:tentative="1">
+      <w:start w:val="1"/>
+      <w:numFmt w:val="bullet"/>
+      <w:lvlText w:val=""/>
+      <w:lvlJc w:val="left"/>
+      <w:pPr>
+        <w:tabs>
+          <w:tab w:val="num" w:pos="6480"/>
+        </w:tabs>
+        <w:ind w:left="6480" w:hanging="360"/>
+      </w:pPr>
+      <w:rPr>
+        <w:rFonts w:ascii="Wingdings" w:hAnsi="Wingdings" w:hint="default"/>
+        <w:sz w:val="20"/>
+      </w:rPr>
+    </w:lvl>
+  </w:abstractNum>
+  <w:abstractNum w:abstractNumId="12" w15:restartNumberingAfterBreak="0">
     <w:nsid w:val="5FCB49DF"/>
     <w:multiLevelType w:val="multilevel"/>
     <w:tmpl w:val="8BFA6C04"/>
@@ -1754,7 +3024,156 @@
       </w:rPr>
     </w:lvl>
   </w:abstractNum>
-  <w:abstractNum w:abstractNumId="7" w15:restartNumberingAfterBreak="0">
+  <w:abstractNum w:abstractNumId="13" w15:restartNumberingAfterBreak="0">
+    <w:nsid w:val="60E73D21"/>
+    <w:multiLevelType w:val="multilevel"/>
+    <w:tmpl w:val="96522DC2"/>
+    <w:lvl w:ilvl="0">
+      <w:start w:val="1"/>
+      <w:numFmt w:val="bullet"/>
+      <w:lvlText w:val=""/>
+      <w:lvlJc w:val="left"/>
+      <w:pPr>
+        <w:tabs>
+          <w:tab w:val="num" w:pos="720"/>
+        </w:tabs>
+        <w:ind w:left="720" w:hanging="360"/>
+      </w:pPr>
+      <w:rPr>
+        <w:rFonts w:ascii="Symbol" w:hAnsi="Symbol" w:hint="default"/>
+        <w:sz w:val="20"/>
+      </w:rPr>
+    </w:lvl>
+    <w:lvl w:ilvl="1" w:tentative="1">
+      <w:start w:val="1"/>
+      <w:numFmt w:val="bullet"/>
+      <w:lvlText w:val="o"/>
+      <w:lvlJc w:val="left"/>
+      <w:pPr>
+        <w:tabs>
+          <w:tab w:val="num" w:pos="1440"/>
+        </w:tabs>
+        <w:ind w:left="1440" w:hanging="360"/>
+      </w:pPr>
+      <w:rPr>
+        <w:rFonts w:ascii="Courier New" w:hAnsi="Courier New" w:hint="default"/>
+        <w:sz w:val="20"/>
+      </w:rPr>
+    </w:lvl>
+    <w:lvl w:ilvl="2" w:tentative="1">
+      <w:start w:val="1"/>
+      <w:numFmt w:val="bullet"/>
+      <w:lvlText w:val=""/>
+      <w:lvlJc w:val="left"/>
+      <w:pPr>
+        <w:tabs>
+          <w:tab w:val="num" w:pos="2160"/>
+        </w:tabs>
+        <w:ind w:left="2160" w:hanging="360"/>
+      </w:pPr>
+      <w:rPr>
+        <w:rFonts w:ascii="Wingdings" w:hAnsi="Wingdings" w:hint="default"/>
+        <w:sz w:val="20"/>
+      </w:rPr>
+    </w:lvl>
+    <w:lvl w:ilvl="3" w:tentative="1">
+      <w:start w:val="1"/>
+      <w:numFmt w:val="bullet"/>
+      <w:lvlText w:val=""/>
+      <w:lvlJc w:val="left"/>
+      <w:pPr>
+        <w:tabs>
+          <w:tab w:val="num" w:pos="2880"/>
+        </w:tabs>
+        <w:ind w:left="2880" w:hanging="360"/>
+      </w:pPr>
+      <w:rPr>
+        <w:rFonts w:ascii="Wingdings" w:hAnsi="Wingdings" w:hint="default"/>
+        <w:sz w:val="20"/>
+      </w:rPr>
+    </w:lvl>
+    <w:lvl w:ilvl="4" w:tentative="1">
+      <w:start w:val="1"/>
+      <w:numFmt w:val="bullet"/>
+      <w:lvlText w:val=""/>
+      <w:lvlJc w:val="left"/>
+      <w:pPr>
+        <w:tabs>
+          <w:tab w:val="num" w:pos="3600"/>
+        </w:tabs>
+        <w:ind w:left="3600" w:hanging="360"/>
+      </w:pPr>
+      <w:rPr>
+        <w:rFonts w:ascii="Wingdings" w:hAnsi="Wingdings" w:hint="default"/>
+        <w:sz w:val="20"/>
+      </w:rPr>
+    </w:lvl>
+    <w:lvl w:ilvl="5" w:tentative="1">
+      <w:start w:val="1"/>
+      <w:numFmt w:val="bullet"/>
+      <w:lvlText w:val=""/>
+      <w:lvlJc w:val="left"/>
+      <w:pPr>
+        <w:tabs>
+          <w:tab w:val="num" w:pos="4320"/>
+        </w:tabs>
+        <w:ind w:left="4320" w:hanging="360"/>
+      </w:pPr>
+      <w:rPr>
+        <w:rFonts w:ascii="Wingdings" w:hAnsi="Wingdings" w:hint="default"/>
+        <w:sz w:val="20"/>
+      </w:rPr>
+    </w:lvl>
+    <w:lvl w:ilvl="6" w:tentative="1">
+      <w:start w:val="1"/>
+      <w:numFmt w:val="bullet"/>
+      <w:lvlText w:val=""/>
+      <w:lvlJc w:val="left"/>
+      <w:pPr>
+        <w:tabs>
+          <w:tab w:val="num" w:pos="5040"/>
+        </w:tabs>
+        <w:ind w:left="5040" w:hanging="360"/>
+      </w:pPr>
+      <w:rPr>
+        <w:rFonts w:ascii="Wingdings" w:hAnsi="Wingdings" w:hint="default"/>
+        <w:sz w:val="20"/>
+      </w:rPr>
+    </w:lvl>
+    <w:lvl w:ilvl="7" w:tentative="1">
+      <w:start w:val="1"/>
+      <w:numFmt w:val="bullet"/>
+      <w:lvlText w:val=""/>
+      <w:lvlJc w:val="left"/>
+      <w:pPr>
+        <w:tabs>
+          <w:tab w:val="num" w:pos="5760"/>
+        </w:tabs>
+        <w:ind w:left="5760" w:hanging="360"/>
+      </w:pPr>
+      <w:rPr>
+        <w:rFonts w:ascii="Wingdings" w:hAnsi="Wingdings" w:hint="default"/>
+        <w:sz w:val="20"/>
+      </w:rPr>
+    </w:lvl>
+    <w:lvl w:ilvl="8" w:tentative="1">
+      <w:start w:val="1"/>
+      <w:numFmt w:val="bullet"/>
+      <w:lvlText w:val=""/>
+      <w:lvlJc w:val="left"/>
+      <w:pPr>
+        <w:tabs>
+          <w:tab w:val="num" w:pos="6480"/>
+        </w:tabs>
+        <w:ind w:left="6480" w:hanging="360"/>
+      </w:pPr>
+      <w:rPr>
+        <w:rFonts w:ascii="Wingdings" w:hAnsi="Wingdings" w:hint="default"/>
+        <w:sz w:val="20"/>
+      </w:rPr>
+    </w:lvl>
+  </w:abstractNum>
+  <w:abstractNum w:abstractNumId="14" w15:restartNumberingAfterBreak="0">
     <w:nsid w:val="6ED64BC4"/>
     <w:multiLevelType w:val="multilevel"/>
     <w:tmpl w:val="B2784216"/>
@@ -1903,7 +3322,7 @@
       </w:rPr>
     </w:lvl>
   </w:abstractNum>
-  <w:abstractNum w:abstractNumId="8" w15:restartNumberingAfterBreak="0">
+  <w:abstractNum w:abstractNumId="15" w15:restartNumberingAfterBreak="0">
     <w:nsid w:val="79102AFC"/>
     <w:multiLevelType w:val="multilevel"/>
     <w:tmpl w:val="69B81CBA"/>
@@ -2053,31 +3472,52 @@
     </w:lvl>
   </w:abstractNum>
   <w:num w:numId="1">
+    <w:abstractNumId w:val="8"/>
+  </w:num>
+  <w:num w:numId="2">
+    <w:abstractNumId w:val="15"/>
+  </w:num>
+  <w:num w:numId="3">
+    <w:abstractNumId w:val="14"/>
+  </w:num>
+  <w:num w:numId="4">
+    <w:abstractNumId w:val="7"/>
+  </w:num>
+  <w:num w:numId="5">
+    <w:abstractNumId w:val="6"/>
+  </w:num>
+  <w:num w:numId="6">
+    <w:abstractNumId w:val="1"/>
+  </w:num>
+  <w:num w:numId="7">
+    <w:abstractNumId w:val="2"/>
+  </w:num>
+  <w:num w:numId="8">
+    <w:abstractNumId w:val="12"/>
+  </w:num>
+  <w:num w:numId="9">
+    <w:abstractNumId w:val="3"/>
+  </w:num>
+  <w:num w:numId="10">
+    <w:abstractNumId w:val="0"/>
+  </w:num>
+  <w:num w:numId="11">
+    <w:abstractNumId w:val="9"/>
+  </w:num>
+  <w:num w:numId="12">
+    <w:abstractNumId w:val="4"/>
+  </w:num>
+  <w:num w:numId="13">
     <w:abstractNumId w:val="5"/>
   </w:num>
-  <w:num w:numId="2">
-    <w:abstractNumId w:val="8"/>
+  <w:num w:numId="14">
+    <w:abstractNumId w:val="13"/>
   </w:num>
-  <w:num w:numId="3">
-    <w:abstractNumId w:val="7"/>
+  <w:num w:numId="15">
+    <w:abstractNumId w:val="11"/>
   </w:num>
-  <w:num w:numId="4">
-    <w:abstractNumId w:val="4"/>
-  </w:num>
-  <w:num w:numId="5">
-    <w:abstractNumId w:val="3"/>
-  </w:num>
-  <w:num w:numId="6">
-    <w:abstractNumId w:val="0"/>
-  </w:num>
-  <w:num w:numId="7">
-    <w:abstractNumId w:val="1"/>
-  </w:num>
-  <w:num w:numId="8">
-    <w:abstractNumId w:val="6"/>
-  </w:num>
-  <w:num w:numId="9">
-    <w:abstractNumId w:val="2"/>
+  <w:num w:numId="16">
+    <w:abstractNumId w:val="10"/>
   </w:num>
 </w:numbering>
 </file>

--- a/docs/05_Notes_and_Observations.docx
+++ b/docs/05_Notes_and_Observations.docx
@@ -729,6 +729,11 @@
     <w:p>
       <w:pPr>
         <w:pStyle w:val="NormalWeb"/>
+        <w:rPr>
+          <w:rStyle w:val="Strong"/>
+          <w:b w:val="0"/>
+          <w:bCs w:val="0"/>
+        </w:rPr>
       </w:pPr>
       <w:r>
         <w:t>These observations influenced architectural decisions made during the dashboard implementation.</w:t>
@@ -1143,6 +1148,96 @@
       </w:pPr>
       <w:r>
         <w:t>Clear separation between ingestion success, analysis readiness, and visualization.</w:t>
+      </w:r>
+    </w:p>
+    <w:p>
+      <w:pPr>
+        <w:pStyle w:val="NormalWeb"/>
+      </w:pPr>
+    </w:p>
+    <w:p>
+      <w:pPr>
+        <w:pStyle w:val="Heading3"/>
+        <w:rPr>
+          <w:rStyle w:val="Strong"/>
+          <w:b/>
+          <w:bCs/>
+          <w:sz w:val="24"/>
+          <w:szCs w:val="24"/>
+        </w:rPr>
+      </w:pPr>
+      <w:r>
+        <w:rPr>
+          <w:rStyle w:val="Strong"/>
+          <w:b/>
+          <w:bCs/>
+          <w:sz w:val="24"/>
+          <w:szCs w:val="24"/>
+        </w:rPr>
+        <w:lastRenderedPageBreak/>
+        <w:t>Notes and Observations – Day 14</w:t>
+      </w:r>
+    </w:p>
+    <w:p>
+      <w:pPr>
+        <w:pStyle w:val="Heading3"/>
+      </w:pPr>
+      <w:r>
+        <w:rPr>
+          <w:rStyle w:val="Strong"/>
+          <w:b/>
+          <w:bCs/>
+        </w:rPr>
+        <w:t>Observations</w:t>
+      </w:r>
+    </w:p>
+    <w:p>
+      <w:pPr>
+        <w:pStyle w:val="NormalWeb"/>
+      </w:pPr>
+      <w:r>
+        <w:t>• UX consistency significantly improves perceived system maturity.</w:t>
+      </w:r>
+      <w:r>
+        <w:br/>
+        <w:t>• Run-based isolation prevents cross-data contamination.</w:t>
+      </w:r>
+      <w:r>
+        <w:br/>
+        <w:t>• Navigation-only export initiation avoids accidental data loss or misuse.</w:t>
+      </w:r>
+      <w:r>
+        <w:br/>
+        <w:t>• Dashboard Save + Undo/Redo improves analytical confidence.</w:t>
+      </w:r>
+    </w:p>
+    <w:p>
+      <w:pPr>
+        <w:pStyle w:val="Heading3"/>
+      </w:pPr>
+      <w:r>
+        <w:rPr>
+          <w:rStyle w:val="Strong"/>
+          <w:b/>
+          <w:bCs/>
+        </w:rPr>
+        <w:t>Design Decisions Logged</w:t>
+      </w:r>
+    </w:p>
+    <w:p>
+      <w:pPr>
+        <w:pStyle w:val="NormalWeb"/>
+      </w:pPr>
+      <w:r>
+        <w:t>• Export actions separated into a dedicated page.</w:t>
+      </w:r>
+      <w:r>
+        <w:br/>
+        <w:t>• Dashboards treated as editable documents.</w:t>
+      </w:r>
+      <w:r>
+        <w:br/>
+        <w:t>• Home page used as a system command center.</w:t>
       </w:r>
       <w:bookmarkStart w:id="0" w:name="_GoBack"/>
       <w:bookmarkEnd w:id="0"/>

--- a/docs/05_Notes_and_Observations.docx
+++ b/docs/05_Notes_and_Observations.docx
@@ -1239,6 +1239,441 @@
         <w:br/>
         <w:t>• Home page used as a system command center.</w:t>
       </w:r>
+    </w:p>
+    <w:p>
+      <w:pPr>
+        <w:pStyle w:val="Heading3"/>
+        <w:rPr>
+          <w:rStyle w:val="Strong"/>
+          <w:b/>
+          <w:bCs/>
+          <w:sz w:val="24"/>
+          <w:szCs w:val="24"/>
+        </w:rPr>
+      </w:pPr>
+      <w:r>
+        <w:rPr>
+          <w:rStyle w:val="Strong"/>
+          <w:b/>
+          <w:bCs/>
+          <w:sz w:val="24"/>
+          <w:szCs w:val="24"/>
+        </w:rPr>
+        <w:t>Notes and Observations – Day 15</w:t>
+      </w:r>
+    </w:p>
+    <w:p>
+      <w:pPr>
+        <w:pStyle w:val="NormalWeb"/>
+      </w:pPr>
+      <w:r>
+        <w:rPr>
+          <w:rStyle w:val="Strong"/>
+        </w:rPr>
+        <w:t>Operational Observations</w:t>
+      </w:r>
+      <w:r>
+        <w:br/>
+        <w:t>• Manual energy data entry requires discipline and verification.</w:t>
+      </w:r>
+      <w:r>
+        <w:br/>
+        <w:t>• Energy cost analysis provides immediate operational value when handled correctly.</w:t>
+      </w:r>
+    </w:p>
+    <w:p>
+      <w:pPr>
+        <w:pStyle w:val="NormalWeb"/>
+      </w:pPr>
+      <w:r>
+        <w:rPr>
+          <w:rStyle w:val="Strong"/>
+        </w:rPr>
+        <w:t>Design Observations</w:t>
+      </w:r>
+      <w:r>
+        <w:br/>
+        <w:t>• Backend persistence must strictly enforce run-based isolation.</w:t>
+      </w:r>
+      <w:r>
+        <w:br/>
+        <w:t>• Clear separation between operational data entry and analytical interpretation is critical.</w:t>
+      </w:r>
+      <w:r>
+        <w:br/>
+        <w:t>• Frontend-first stabilization strategy is proving effective.</w:t>
+      </w:r>
+    </w:p>
+    <w:p>
+      <w:pPr>
+        <w:pStyle w:val="Heading3"/>
+      </w:pPr>
+      <w:r>
+        <w:rPr>
+          <w:rStyle w:val="Strong"/>
+          <w:b/>
+          <w:bCs/>
+        </w:rPr>
+        <w:t>Day 16 Entry</w:t>
+      </w:r>
+    </w:p>
+    <w:p>
+      <w:pPr>
+        <w:pStyle w:val="NormalWeb"/>
+      </w:pPr>
+      <w:r>
+        <w:rPr>
+          <w:rStyle w:val="Strong"/>
+        </w:rPr>
+        <w:t>Operational Observations</w:t>
+      </w:r>
+      <w:r>
+        <w:br/>
+        <w:t>• Daily energy data entry requires discipline to maintain consistency across sections.</w:t>
+      </w:r>
+      <w:r>
+        <w:br/>
+        <w:t>• Power cost analysis highlights areas with potential energy savings.</w:t>
+      </w:r>
+    </w:p>
+    <w:p>
+      <w:pPr>
+        <w:pStyle w:val="NormalWeb"/>
+      </w:pPr>
+      <w:r>
+        <w:rPr>
+          <w:rStyle w:val="Strong"/>
+        </w:rPr>
+        <w:t>Audit &amp; Documentation Observations</w:t>
+      </w:r>
+      <w:r>
+        <w:br/>
+        <w:t>• Audit presentations require clear categorization of safety, energy, and utility improvements.</w:t>
+      </w:r>
+      <w:r>
+        <w:br/>
+        <w:t>• Well-structured presentations improve understanding and audit readiness.</w:t>
+      </w:r>
+    </w:p>
+    <w:p>
+      <w:pPr>
+        <w:pStyle w:val="Heading3"/>
+      </w:pPr>
+      <w:r>
+        <w:rPr>
+          <w:rStyle w:val="Strong"/>
+          <w:b/>
+          <w:bCs/>
+        </w:rPr>
+        <w:t>Day 17 Entry</w:t>
+      </w:r>
+    </w:p>
+    <w:p>
+      <w:pPr>
+        <w:pStyle w:val="NormalWeb"/>
+      </w:pPr>
+      <w:r>
+        <w:rPr>
+          <w:rStyle w:val="Strong"/>
+        </w:rPr>
+        <w:t>Operational Observations</w:t>
+      </w:r>
+      <w:r>
+        <w:br/>
+        <w:t>• Energy cost analysis highlights the importance of continuous monitoring.</w:t>
+      </w:r>
+      <w:r>
+        <w:br/>
+        <w:t>• Kaizen initiatives contribute significantly to energy and utility optimization.</w:t>
+      </w:r>
+    </w:p>
+    <w:p>
+      <w:pPr>
+        <w:pStyle w:val="NormalWeb"/>
+      </w:pPr>
+      <w:r>
+        <w:rPr>
+          <w:rStyle w:val="Strong"/>
+        </w:rPr>
+        <w:t>Machine-Level Observations</w:t>
+      </w:r>
+      <w:r>
+        <w:br/>
+        <w:t>• OD Grinding machines play a critical role in dimensional accuracy of shafts.</w:t>
+      </w:r>
+      <w:r>
+        <w:br/>
+        <w:t>• Broaching machines are essential for internal profiling and require precise maintenance.</w:t>
+      </w:r>
+    </w:p>
+    <w:p>
+      <w:pPr>
+        <w:pStyle w:val="Heading3"/>
+      </w:pPr>
+      <w:r>
+        <w:rPr>
+          <w:rStyle w:val="Strong"/>
+          <w:b/>
+          <w:bCs/>
+        </w:rPr>
+        <w:lastRenderedPageBreak/>
+        <w:t>Day 18 Entry</w:t>
+      </w:r>
+    </w:p>
+    <w:p>
+      <w:pPr>
+        <w:pStyle w:val="NormalWeb"/>
+      </w:pPr>
+      <w:r>
+        <w:rPr>
+          <w:rStyle w:val="Strong"/>
+        </w:rPr>
+        <w:t>Operational Observations</w:t>
+      </w:r>
+      <w:r>
+        <w:br/>
+        <w:t>• Safety audits emphasize the importance of proper documentation and visual evidence.</w:t>
+      </w:r>
+      <w:r>
+        <w:br/>
+        <w:t>• Energy cost tracking supports both operational efficiency and audit readiness.</w:t>
+      </w:r>
+    </w:p>
+    <w:p>
+      <w:pPr>
+        <w:pStyle w:val="NormalWeb"/>
+      </w:pPr>
+      <w:r>
+        <w:rPr>
+          <w:rStyle w:val="Strong"/>
+        </w:rPr>
+        <w:t>Technical Observations</w:t>
+      </w:r>
+      <w:r>
+        <w:br/>
+        <w:t>• PLC programming plays a critical role in machine automation and control.</w:t>
+      </w:r>
+      <w:r>
+        <w:br/>
+        <w:t>• Understanding PLC logic helps in effective maintenance and fault diagnosis.</w:t>
+      </w:r>
+    </w:p>
+    <w:p>
+      <w:pPr>
+        <w:pStyle w:val="Heading3"/>
+      </w:pPr>
+      <w:r>
+        <w:rPr>
+          <w:rStyle w:val="Strong"/>
+          <w:b/>
+          <w:bCs/>
+        </w:rPr>
+        <w:t>Day 19 Entry</w:t>
+      </w:r>
+    </w:p>
+    <w:p>
+      <w:pPr>
+        <w:pStyle w:val="NormalWeb"/>
+      </w:pPr>
+      <w:r>
+        <w:rPr>
+          <w:rStyle w:val="Strong"/>
+        </w:rPr>
+        <w:t>Operational Observations</w:t>
+      </w:r>
+      <w:r>
+        <w:br/>
+        <w:t>• Crack detection processes are essential to prevent downstream failures.</w:t>
+      </w:r>
+      <w:r>
+        <w:br/>
+        <w:t>• Maintenance decision-making benefits from combining inspection data and machine behavior insights.</w:t>
+      </w:r>
+    </w:p>
+    <w:p>
+      <w:pPr>
+        <w:pStyle w:val="NormalWeb"/>
+      </w:pPr>
+      <w:r>
+        <w:rPr>
+          <w:rStyle w:val="Strong"/>
+        </w:rPr>
+        <w:t>Technical Observations</w:t>
+      </w:r>
+      <w:r>
+        <w:br/>
+        <w:t>• PLC programming plays a central role in machine automation and diagnostics.</w:t>
+      </w:r>
+      <w:r>
+        <w:br/>
+        <w:t>• Understanding shaft line machines improves maintenance planning and system-level analytics.</w:t>
+      </w:r>
+    </w:p>
+    <w:p>
+      <w:pPr>
+        <w:pStyle w:val="Heading3"/>
+      </w:pPr>
+      <w:r>
+        <w:rPr>
+          <w:rStyle w:val="Strong"/>
+          <w:b/>
+          <w:bCs/>
+        </w:rPr>
+        <w:t>Day 20 Entry</w:t>
+      </w:r>
+    </w:p>
+    <w:p>
+      <w:pPr>
+        <w:pStyle w:val="NormalWeb"/>
+      </w:pPr>
+      <w:r>
+        <w:rPr>
+          <w:rStyle w:val="Strong"/>
+        </w:rPr>
+        <w:t>Operational Observations</w:t>
+      </w:r>
+      <w:r>
+        <w:br/>
+        <w:t>• Grinding machine performance directly affects component quality.</w:t>
+      </w:r>
+      <w:r>
+        <w:br/>
+        <w:t>• Proper filtration and coolant management improve machine reliability and lifespan.</w:t>
+      </w:r>
+    </w:p>
+    <w:p>
+      <w:pPr>
+        <w:pStyle w:val="NormalWeb"/>
+      </w:pPr>
+      <w:r>
+        <w:rPr>
+          <w:rStyle w:val="Strong"/>
+        </w:rPr>
+        <w:t>Technical Observations</w:t>
+      </w:r>
+      <w:r>
+        <w:br/>
+        <w:t>• Magnetic separators are critical auxiliary systems in grinding operations.</w:t>
+      </w:r>
+      <w:r>
+        <w:br/>
+        <w:t>• Maintenance activities extend beyond machines to include supporting systems and utilities.</w:t>
+      </w:r>
+    </w:p>
+    <w:p>
+      <w:pPr>
+        <w:pStyle w:val="Heading3"/>
+      </w:pPr>
+      <w:r>
+        <w:rPr>
+          <w:rStyle w:val="Strong"/>
+          <w:b/>
+          <w:bCs/>
+        </w:rPr>
+        <w:t>Day 21 – Notes &amp; Observations</w:t>
+      </w:r>
+    </w:p>
+    <w:p>
+      <w:pPr>
+        <w:pStyle w:val="NormalWeb"/>
+        <w:numPr>
+          <w:ilvl w:val="0"/>
+          <w:numId w:val="19"/>
+        </w:numPr>
+      </w:pPr>
+      <w:r>
+        <w:t>Desktop white screen issue was caused by routing incompatibility with file-based execution.</w:t>
+      </w:r>
+    </w:p>
+    <w:p>
+      <w:pPr>
+        <w:pStyle w:val="NormalWeb"/>
+        <w:numPr>
+          <w:ilvl w:val="0"/>
+          <w:numId w:val="19"/>
+        </w:numPr>
+      </w:pPr>
+      <w:r>
+        <w:t>Switching to hash-based routing resolved navigation and rendering issues.</w:t>
+      </w:r>
+    </w:p>
+    <w:p>
+      <w:pPr>
+        <w:pStyle w:val="NormalWeb"/>
+        <w:numPr>
+          <w:ilvl w:val="0"/>
+          <w:numId w:val="19"/>
+        </w:numPr>
+      </w:pPr>
+      <w:proofErr w:type="spellStart"/>
+      <w:proofErr w:type="gramStart"/>
+      <w:r>
+        <w:t>DuckDB</w:t>
+      </w:r>
+      <w:proofErr w:type="spellEnd"/>
+      <w:r>
+        <w:t xml:space="preserve"> </w:t>
+      </w:r>
+      <w:r>
+        <w:rPr>
+          <w:rStyle w:val="HTMLCode"/>
+          <w:rFonts w:eastAsiaTheme="majorEastAsia"/>
+        </w:rPr>
+        <w:t>.</w:t>
+      </w:r>
+      <w:proofErr w:type="spellStart"/>
+      <w:r>
+        <w:rPr>
+          <w:rStyle w:val="HTMLCode"/>
+          <w:rFonts w:eastAsiaTheme="majorEastAsia"/>
+        </w:rPr>
+        <w:t>wal</w:t>
+      </w:r>
+      <w:proofErr w:type="spellEnd"/>
+      <w:proofErr w:type="gramEnd"/>
+      <w:r>
+        <w:t xml:space="preserve"> file observed and confirmed as standard database behavior.</w:t>
+      </w:r>
+    </w:p>
+    <w:p>
+      <w:pPr>
+        <w:pStyle w:val="NormalWeb"/>
+        <w:numPr>
+          <w:ilvl w:val="0"/>
+          <w:numId w:val="19"/>
+        </w:numPr>
+      </w:pPr>
+      <w:r>
+        <w:t>Integration of frontend and backend requires careful alignment of build configuration and routing logic.</w:t>
+      </w:r>
+    </w:p>
+    <w:p>
+      <w:pPr>
+        <w:pStyle w:val="NormalWeb"/>
+      </w:pPr>
+      <w:r>
+        <w:rPr>
+          <w:rStyle w:val="Strong"/>
+        </w:rPr>
+        <w:t>Learning Outcome:</w:t>
+      </w:r>
+    </w:p>
+    <w:p>
+      <w:pPr>
+        <w:pStyle w:val="NormalWeb"/>
+        <w:numPr>
+          <w:ilvl w:val="0"/>
+          <w:numId w:val="20"/>
+        </w:numPr>
+      </w:pPr>
+      <w:r>
+        <w:t>Gained practical understanding of hybrid desktop–web application challenges and solutions.</w:t>
+      </w:r>
+    </w:p>
+    <w:p>
+      <w:pPr>
+        <w:pStyle w:val="NormalWeb"/>
+      </w:pPr>
       <w:bookmarkStart w:id="0" w:name="_GoBack"/>
       <w:bookmarkEnd w:id="0"/>
     </w:p>
@@ -1368,6 +1803,155 @@
     </w:lvl>
   </w:abstractNum>
   <w:abstractNum w:abstractNumId="1" w15:restartNumberingAfterBreak="0">
+    <w:nsid w:val="0A89556D"/>
+    <w:multiLevelType w:val="multilevel"/>
+    <w:tmpl w:val="18D2AA82"/>
+    <w:lvl w:ilvl="0">
+      <w:start w:val="1"/>
+      <w:numFmt w:val="bullet"/>
+      <w:lvlText w:val=""/>
+      <w:lvlJc w:val="left"/>
+      <w:pPr>
+        <w:tabs>
+          <w:tab w:val="num" w:pos="720"/>
+        </w:tabs>
+        <w:ind w:left="720" w:hanging="360"/>
+      </w:pPr>
+      <w:rPr>
+        <w:rFonts w:ascii="Symbol" w:hAnsi="Symbol" w:hint="default"/>
+        <w:sz w:val="20"/>
+      </w:rPr>
+    </w:lvl>
+    <w:lvl w:ilvl="1" w:tentative="1">
+      <w:start w:val="1"/>
+      <w:numFmt w:val="bullet"/>
+      <w:lvlText w:val="o"/>
+      <w:lvlJc w:val="left"/>
+      <w:pPr>
+        <w:tabs>
+          <w:tab w:val="num" w:pos="1440"/>
+        </w:tabs>
+        <w:ind w:left="1440" w:hanging="360"/>
+      </w:pPr>
+      <w:rPr>
+        <w:rFonts w:ascii="Courier New" w:hAnsi="Courier New" w:hint="default"/>
+        <w:sz w:val="20"/>
+      </w:rPr>
+    </w:lvl>
+    <w:lvl w:ilvl="2" w:tentative="1">
+      <w:start w:val="1"/>
+      <w:numFmt w:val="bullet"/>
+      <w:lvlText w:val=""/>
+      <w:lvlJc w:val="left"/>
+      <w:pPr>
+        <w:tabs>
+          <w:tab w:val="num" w:pos="2160"/>
+        </w:tabs>
+        <w:ind w:left="2160" w:hanging="360"/>
+      </w:pPr>
+      <w:rPr>
+        <w:rFonts w:ascii="Wingdings" w:hAnsi="Wingdings" w:hint="default"/>
+        <w:sz w:val="20"/>
+      </w:rPr>
+    </w:lvl>
+    <w:lvl w:ilvl="3" w:tentative="1">
+      <w:start w:val="1"/>
+      <w:numFmt w:val="bullet"/>
+      <w:lvlText w:val=""/>
+      <w:lvlJc w:val="left"/>
+      <w:pPr>
+        <w:tabs>
+          <w:tab w:val="num" w:pos="2880"/>
+        </w:tabs>
+        <w:ind w:left="2880" w:hanging="360"/>
+      </w:pPr>
+      <w:rPr>
+        <w:rFonts w:ascii="Wingdings" w:hAnsi="Wingdings" w:hint="default"/>
+        <w:sz w:val="20"/>
+      </w:rPr>
+    </w:lvl>
+    <w:lvl w:ilvl="4" w:tentative="1">
+      <w:start w:val="1"/>
+      <w:numFmt w:val="bullet"/>
+      <w:lvlText w:val=""/>
+      <w:lvlJc w:val="left"/>
+      <w:pPr>
+        <w:tabs>
+          <w:tab w:val="num" w:pos="3600"/>
+        </w:tabs>
+        <w:ind w:left="3600" w:hanging="360"/>
+      </w:pPr>
+      <w:rPr>
+        <w:rFonts w:ascii="Wingdings" w:hAnsi="Wingdings" w:hint="default"/>
+        <w:sz w:val="20"/>
+      </w:rPr>
+    </w:lvl>
+    <w:lvl w:ilvl="5" w:tentative="1">
+      <w:start w:val="1"/>
+      <w:numFmt w:val="bullet"/>
+      <w:lvlText w:val=""/>
+      <w:lvlJc w:val="left"/>
+      <w:pPr>
+        <w:tabs>
+          <w:tab w:val="num" w:pos="4320"/>
+        </w:tabs>
+        <w:ind w:left="4320" w:hanging="360"/>
+      </w:pPr>
+      <w:rPr>
+        <w:rFonts w:ascii="Wingdings" w:hAnsi="Wingdings" w:hint="default"/>
+        <w:sz w:val="20"/>
+      </w:rPr>
+    </w:lvl>
+    <w:lvl w:ilvl="6" w:tentative="1">
+      <w:start w:val="1"/>
+      <w:numFmt w:val="bullet"/>
+      <w:lvlText w:val=""/>
+      <w:lvlJc w:val="left"/>
+      <w:pPr>
+        <w:tabs>
+          <w:tab w:val="num" w:pos="5040"/>
+        </w:tabs>
+        <w:ind w:left="5040" w:hanging="360"/>
+      </w:pPr>
+      <w:rPr>
+        <w:rFonts w:ascii="Wingdings" w:hAnsi="Wingdings" w:hint="default"/>
+        <w:sz w:val="20"/>
+      </w:rPr>
+    </w:lvl>
+    <w:lvl w:ilvl="7" w:tentative="1">
+      <w:start w:val="1"/>
+      <w:numFmt w:val="bullet"/>
+      <w:lvlText w:val=""/>
+      <w:lvlJc w:val="left"/>
+      <w:pPr>
+        <w:tabs>
+          <w:tab w:val="num" w:pos="5760"/>
+        </w:tabs>
+        <w:ind w:left="5760" w:hanging="360"/>
+      </w:pPr>
+      <w:rPr>
+        <w:rFonts w:ascii="Wingdings" w:hAnsi="Wingdings" w:hint="default"/>
+        <w:sz w:val="20"/>
+      </w:rPr>
+    </w:lvl>
+    <w:lvl w:ilvl="8" w:tentative="1">
+      <w:start w:val="1"/>
+      <w:numFmt w:val="bullet"/>
+      <w:lvlText w:val=""/>
+      <w:lvlJc w:val="left"/>
+      <w:pPr>
+        <w:tabs>
+          <w:tab w:val="num" w:pos="6480"/>
+        </w:tabs>
+        <w:ind w:left="6480" w:hanging="360"/>
+      </w:pPr>
+      <w:rPr>
+        <w:rFonts w:ascii="Wingdings" w:hAnsi="Wingdings" w:hint="default"/>
+        <w:sz w:val="20"/>
+      </w:rPr>
+    </w:lvl>
+  </w:abstractNum>
+  <w:abstractNum w:abstractNumId="2" w15:restartNumberingAfterBreak="0">
     <w:nsid w:val="0ED52CC0"/>
     <w:multiLevelType w:val="multilevel"/>
     <w:tmpl w:val="E84AF344"/>
@@ -1516,7 +2100,7 @@
       </w:rPr>
     </w:lvl>
   </w:abstractNum>
-  <w:abstractNum w:abstractNumId="2" w15:restartNumberingAfterBreak="0">
+  <w:abstractNum w:abstractNumId="3" w15:restartNumberingAfterBreak="0">
     <w:nsid w:val="2177033C"/>
     <w:multiLevelType w:val="multilevel"/>
     <w:tmpl w:val="78C47694"/>
@@ -1665,7 +2249,7 @@
       </w:rPr>
     </w:lvl>
   </w:abstractNum>
-  <w:abstractNum w:abstractNumId="3" w15:restartNumberingAfterBreak="0">
+  <w:abstractNum w:abstractNumId="4" w15:restartNumberingAfterBreak="0">
     <w:nsid w:val="21A855B3"/>
     <w:multiLevelType w:val="multilevel"/>
     <w:tmpl w:val="05060D18"/>
@@ -1814,7 +2398,7 @@
       </w:rPr>
     </w:lvl>
   </w:abstractNum>
-  <w:abstractNum w:abstractNumId="4" w15:restartNumberingAfterBreak="0">
+  <w:abstractNum w:abstractNumId="5" w15:restartNumberingAfterBreak="0">
     <w:nsid w:val="2971017D"/>
     <w:multiLevelType w:val="multilevel"/>
     <w:tmpl w:val="9DCC0A3E"/>
@@ -1963,7 +2547,7 @@
       </w:rPr>
     </w:lvl>
   </w:abstractNum>
-  <w:abstractNum w:abstractNumId="5" w15:restartNumberingAfterBreak="0">
+  <w:abstractNum w:abstractNumId="6" w15:restartNumberingAfterBreak="0">
     <w:nsid w:val="2BBB6957"/>
     <w:multiLevelType w:val="multilevel"/>
     <w:tmpl w:val="F0F6D4BE"/>
@@ -2112,7 +2696,7 @@
       </w:rPr>
     </w:lvl>
   </w:abstractNum>
-  <w:abstractNum w:abstractNumId="6" w15:restartNumberingAfterBreak="0">
+  <w:abstractNum w:abstractNumId="7" w15:restartNumberingAfterBreak="0">
     <w:nsid w:val="30AB507F"/>
     <w:multiLevelType w:val="multilevel"/>
     <w:tmpl w:val="B944D468"/>
@@ -2261,7 +2845,7 @@
       </w:rPr>
     </w:lvl>
   </w:abstractNum>
-  <w:abstractNum w:abstractNumId="7" w15:restartNumberingAfterBreak="0">
+  <w:abstractNum w:abstractNumId="8" w15:restartNumberingAfterBreak="0">
     <w:nsid w:val="32F93036"/>
     <w:multiLevelType w:val="multilevel"/>
     <w:tmpl w:val="8E26D00E"/>
@@ -2410,7 +2994,7 @@
       </w:rPr>
     </w:lvl>
   </w:abstractNum>
-  <w:abstractNum w:abstractNumId="8" w15:restartNumberingAfterBreak="0">
+  <w:abstractNum w:abstractNumId="9" w15:restartNumberingAfterBreak="0">
     <w:nsid w:val="41AC2453"/>
     <w:multiLevelType w:val="multilevel"/>
     <w:tmpl w:val="69B81CBA"/>
@@ -2559,7 +3143,156 @@
       </w:rPr>
     </w:lvl>
   </w:abstractNum>
-  <w:abstractNum w:abstractNumId="9" w15:restartNumberingAfterBreak="0">
+  <w:abstractNum w:abstractNumId="10" w15:restartNumberingAfterBreak="0">
+    <w:nsid w:val="43EF7678"/>
+    <w:multiLevelType w:val="multilevel"/>
+    <w:tmpl w:val="572C9E62"/>
+    <w:lvl w:ilvl="0">
+      <w:start w:val="1"/>
+      <w:numFmt w:val="bullet"/>
+      <w:lvlText w:val=""/>
+      <w:lvlJc w:val="left"/>
+      <w:pPr>
+        <w:tabs>
+          <w:tab w:val="num" w:pos="720"/>
+        </w:tabs>
+        <w:ind w:left="720" w:hanging="360"/>
+      </w:pPr>
+      <w:rPr>
+        <w:rFonts w:ascii="Symbol" w:hAnsi="Symbol" w:hint="default"/>
+        <w:sz w:val="20"/>
+      </w:rPr>
+    </w:lvl>
+    <w:lvl w:ilvl="1" w:tentative="1">
+      <w:start w:val="1"/>
+      <w:numFmt w:val="bullet"/>
+      <w:lvlText w:val="o"/>
+      <w:lvlJc w:val="left"/>
+      <w:pPr>
+        <w:tabs>
+          <w:tab w:val="num" w:pos="1440"/>
+        </w:tabs>
+        <w:ind w:left="1440" w:hanging="360"/>
+      </w:pPr>
+      <w:rPr>
+        <w:rFonts w:ascii="Courier New" w:hAnsi="Courier New" w:hint="default"/>
+        <w:sz w:val="20"/>
+      </w:rPr>
+    </w:lvl>
+    <w:lvl w:ilvl="2" w:tentative="1">
+      <w:start w:val="1"/>
+      <w:numFmt w:val="bullet"/>
+      <w:lvlText w:val=""/>
+      <w:lvlJc w:val="left"/>
+      <w:pPr>
+        <w:tabs>
+          <w:tab w:val="num" w:pos="2160"/>
+        </w:tabs>
+        <w:ind w:left="2160" w:hanging="360"/>
+      </w:pPr>
+      <w:rPr>
+        <w:rFonts w:ascii="Wingdings" w:hAnsi="Wingdings" w:hint="default"/>
+        <w:sz w:val="20"/>
+      </w:rPr>
+    </w:lvl>
+    <w:lvl w:ilvl="3" w:tentative="1">
+      <w:start w:val="1"/>
+      <w:numFmt w:val="bullet"/>
+      <w:lvlText w:val=""/>
+      <w:lvlJc w:val="left"/>
+      <w:pPr>
+        <w:tabs>
+          <w:tab w:val="num" w:pos="2880"/>
+        </w:tabs>
+        <w:ind w:left="2880" w:hanging="360"/>
+      </w:pPr>
+      <w:rPr>
+        <w:rFonts w:ascii="Wingdings" w:hAnsi="Wingdings" w:hint="default"/>
+        <w:sz w:val="20"/>
+      </w:rPr>
+    </w:lvl>
+    <w:lvl w:ilvl="4" w:tentative="1">
+      <w:start w:val="1"/>
+      <w:numFmt w:val="bullet"/>
+      <w:lvlText w:val=""/>
+      <w:lvlJc w:val="left"/>
+      <w:pPr>
+        <w:tabs>
+          <w:tab w:val="num" w:pos="3600"/>
+        </w:tabs>
+        <w:ind w:left="3600" w:hanging="360"/>
+      </w:pPr>
+      <w:rPr>
+        <w:rFonts w:ascii="Wingdings" w:hAnsi="Wingdings" w:hint="default"/>
+        <w:sz w:val="20"/>
+      </w:rPr>
+    </w:lvl>
+    <w:lvl w:ilvl="5" w:tentative="1">
+      <w:start w:val="1"/>
+      <w:numFmt w:val="bullet"/>
+      <w:lvlText w:val=""/>
+      <w:lvlJc w:val="left"/>
+      <w:pPr>
+        <w:tabs>
+          <w:tab w:val="num" w:pos="4320"/>
+        </w:tabs>
+        <w:ind w:left="4320" w:hanging="360"/>
+      </w:pPr>
+      <w:rPr>
+        <w:rFonts w:ascii="Wingdings" w:hAnsi="Wingdings" w:hint="default"/>
+        <w:sz w:val="20"/>
+      </w:rPr>
+    </w:lvl>
+    <w:lvl w:ilvl="6" w:tentative="1">
+      <w:start w:val="1"/>
+      <w:numFmt w:val="bullet"/>
+      <w:lvlText w:val=""/>
+      <w:lvlJc w:val="left"/>
+      <w:pPr>
+        <w:tabs>
+          <w:tab w:val="num" w:pos="5040"/>
+        </w:tabs>
+        <w:ind w:left="5040" w:hanging="360"/>
+      </w:pPr>
+      <w:rPr>
+        <w:rFonts w:ascii="Wingdings" w:hAnsi="Wingdings" w:hint="default"/>
+        <w:sz w:val="20"/>
+      </w:rPr>
+    </w:lvl>
+    <w:lvl w:ilvl="7" w:tentative="1">
+      <w:start w:val="1"/>
+      <w:numFmt w:val="bullet"/>
+      <w:lvlText w:val=""/>
+      <w:lvlJc w:val="left"/>
+      <w:pPr>
+        <w:tabs>
+          <w:tab w:val="num" w:pos="5760"/>
+        </w:tabs>
+        <w:ind w:left="5760" w:hanging="360"/>
+      </w:pPr>
+      <w:rPr>
+        <w:rFonts w:ascii="Wingdings" w:hAnsi="Wingdings" w:hint="default"/>
+        <w:sz w:val="20"/>
+      </w:rPr>
+    </w:lvl>
+    <w:lvl w:ilvl="8" w:tentative="1">
+      <w:start w:val="1"/>
+      <w:numFmt w:val="bullet"/>
+      <w:lvlText w:val=""/>
+      <w:lvlJc w:val="left"/>
+      <w:pPr>
+        <w:tabs>
+          <w:tab w:val="num" w:pos="6480"/>
+        </w:tabs>
+        <w:ind w:left="6480" w:hanging="360"/>
+      </w:pPr>
+      <w:rPr>
+        <w:rFonts w:ascii="Wingdings" w:hAnsi="Wingdings" w:hint="default"/>
+        <w:sz w:val="20"/>
+      </w:rPr>
+    </w:lvl>
+  </w:abstractNum>
+  <w:abstractNum w:abstractNumId="11" w15:restartNumberingAfterBreak="0">
     <w:nsid w:val="49270FC5"/>
     <w:multiLevelType w:val="hybridMultilevel"/>
     <w:tmpl w:val="39781108"/>
@@ -2672,7 +3405,7 @@
       </w:rPr>
     </w:lvl>
   </w:abstractNum>
-  <w:abstractNum w:abstractNumId="10" w15:restartNumberingAfterBreak="0">
+  <w:abstractNum w:abstractNumId="12" w15:restartNumberingAfterBreak="0">
     <w:nsid w:val="4B8F677F"/>
     <w:multiLevelType w:val="multilevel"/>
     <w:tmpl w:val="88D6FA76"/>
@@ -2821,7 +3554,7 @@
       </w:rPr>
     </w:lvl>
   </w:abstractNum>
-  <w:abstractNum w:abstractNumId="11" w15:restartNumberingAfterBreak="0">
+  <w:abstractNum w:abstractNumId="13" w15:restartNumberingAfterBreak="0">
     <w:nsid w:val="58A04075"/>
     <w:multiLevelType w:val="multilevel"/>
     <w:tmpl w:val="0718715E"/>
@@ -2970,7 +3703,156 @@
       </w:rPr>
     </w:lvl>
   </w:abstractNum>
-  <w:abstractNum w:abstractNumId="12" w15:restartNumberingAfterBreak="0">
+  <w:abstractNum w:abstractNumId="14" w15:restartNumberingAfterBreak="0">
+    <w:nsid w:val="5C237CA1"/>
+    <w:multiLevelType w:val="multilevel"/>
+    <w:tmpl w:val="0AC81B9E"/>
+    <w:lvl w:ilvl="0">
+      <w:start w:val="1"/>
+      <w:numFmt w:val="bullet"/>
+      <w:lvlText w:val=""/>
+      <w:lvlJc w:val="left"/>
+      <w:pPr>
+        <w:tabs>
+          <w:tab w:val="num" w:pos="720"/>
+        </w:tabs>
+        <w:ind w:left="720" w:hanging="360"/>
+      </w:pPr>
+      <w:rPr>
+        <w:rFonts w:ascii="Symbol" w:hAnsi="Symbol" w:hint="default"/>
+        <w:sz w:val="20"/>
+      </w:rPr>
+    </w:lvl>
+    <w:lvl w:ilvl="1" w:tentative="1">
+      <w:start w:val="1"/>
+      <w:numFmt w:val="bullet"/>
+      <w:lvlText w:val="o"/>
+      <w:lvlJc w:val="left"/>
+      <w:pPr>
+        <w:tabs>
+          <w:tab w:val="num" w:pos="1440"/>
+        </w:tabs>
+        <w:ind w:left="1440" w:hanging="360"/>
+      </w:pPr>
+      <w:rPr>
+        <w:rFonts w:ascii="Courier New" w:hAnsi="Courier New" w:hint="default"/>
+        <w:sz w:val="20"/>
+      </w:rPr>
+    </w:lvl>
+    <w:lvl w:ilvl="2" w:tentative="1">
+      <w:start w:val="1"/>
+      <w:numFmt w:val="bullet"/>
+      <w:lvlText w:val=""/>
+      <w:lvlJc w:val="left"/>
+      <w:pPr>
+        <w:tabs>
+          <w:tab w:val="num" w:pos="2160"/>
+        </w:tabs>
+        <w:ind w:left="2160" w:hanging="360"/>
+      </w:pPr>
+      <w:rPr>
+        <w:rFonts w:ascii="Wingdings" w:hAnsi="Wingdings" w:hint="default"/>
+        <w:sz w:val="20"/>
+      </w:rPr>
+    </w:lvl>
+    <w:lvl w:ilvl="3" w:tentative="1">
+      <w:start w:val="1"/>
+      <w:numFmt w:val="bullet"/>
+      <w:lvlText w:val=""/>
+      <w:lvlJc w:val="left"/>
+      <w:pPr>
+        <w:tabs>
+          <w:tab w:val="num" w:pos="2880"/>
+        </w:tabs>
+        <w:ind w:left="2880" w:hanging="360"/>
+      </w:pPr>
+      <w:rPr>
+        <w:rFonts w:ascii="Wingdings" w:hAnsi="Wingdings" w:hint="default"/>
+        <w:sz w:val="20"/>
+      </w:rPr>
+    </w:lvl>
+    <w:lvl w:ilvl="4" w:tentative="1">
+      <w:start w:val="1"/>
+      <w:numFmt w:val="bullet"/>
+      <w:lvlText w:val=""/>
+      <w:lvlJc w:val="left"/>
+      <w:pPr>
+        <w:tabs>
+          <w:tab w:val="num" w:pos="3600"/>
+        </w:tabs>
+        <w:ind w:left="3600" w:hanging="360"/>
+      </w:pPr>
+      <w:rPr>
+        <w:rFonts w:ascii="Wingdings" w:hAnsi="Wingdings" w:hint="default"/>
+        <w:sz w:val="20"/>
+      </w:rPr>
+    </w:lvl>
+    <w:lvl w:ilvl="5" w:tentative="1">
+      <w:start w:val="1"/>
+      <w:numFmt w:val="bullet"/>
+      <w:lvlText w:val=""/>
+      <w:lvlJc w:val="left"/>
+      <w:pPr>
+        <w:tabs>
+          <w:tab w:val="num" w:pos="4320"/>
+        </w:tabs>
+        <w:ind w:left="4320" w:hanging="360"/>
+      </w:pPr>
+      <w:rPr>
+        <w:rFonts w:ascii="Wingdings" w:hAnsi="Wingdings" w:hint="default"/>
+        <w:sz w:val="20"/>
+      </w:rPr>
+    </w:lvl>
+    <w:lvl w:ilvl="6" w:tentative="1">
+      <w:start w:val="1"/>
+      <w:numFmt w:val="bullet"/>
+      <w:lvlText w:val=""/>
+      <w:lvlJc w:val="left"/>
+      <w:pPr>
+        <w:tabs>
+          <w:tab w:val="num" w:pos="5040"/>
+        </w:tabs>
+        <w:ind w:left="5040" w:hanging="360"/>
+      </w:pPr>
+      <w:rPr>
+        <w:rFonts w:ascii="Wingdings" w:hAnsi="Wingdings" w:hint="default"/>
+        <w:sz w:val="20"/>
+      </w:rPr>
+    </w:lvl>
+    <w:lvl w:ilvl="7" w:tentative="1">
+      <w:start w:val="1"/>
+      <w:numFmt w:val="bullet"/>
+      <w:lvlText w:val=""/>
+      <w:lvlJc w:val="left"/>
+      <w:pPr>
+        <w:tabs>
+          <w:tab w:val="num" w:pos="5760"/>
+        </w:tabs>
+        <w:ind w:left="5760" w:hanging="360"/>
+      </w:pPr>
+      <w:rPr>
+        <w:rFonts w:ascii="Wingdings" w:hAnsi="Wingdings" w:hint="default"/>
+        <w:sz w:val="20"/>
+      </w:rPr>
+    </w:lvl>
+    <w:lvl w:ilvl="8" w:tentative="1">
+      <w:start w:val="1"/>
+      <w:numFmt w:val="bullet"/>
+      <w:lvlText w:val=""/>
+      <w:lvlJc w:val="left"/>
+      <w:pPr>
+        <w:tabs>
+          <w:tab w:val="num" w:pos="6480"/>
+        </w:tabs>
+        <w:ind w:left="6480" w:hanging="360"/>
+      </w:pPr>
+      <w:rPr>
+        <w:rFonts w:ascii="Wingdings" w:hAnsi="Wingdings" w:hint="default"/>
+        <w:sz w:val="20"/>
+      </w:rPr>
+    </w:lvl>
+  </w:abstractNum>
+  <w:abstractNum w:abstractNumId="15" w15:restartNumberingAfterBreak="0">
     <w:nsid w:val="5FCB49DF"/>
     <w:multiLevelType w:val="multilevel"/>
     <w:tmpl w:val="8BFA6C04"/>
@@ -3119,7 +4001,7 @@
       </w:rPr>
     </w:lvl>
   </w:abstractNum>
-  <w:abstractNum w:abstractNumId="13" w15:restartNumberingAfterBreak="0">
+  <w:abstractNum w:abstractNumId="16" w15:restartNumberingAfterBreak="0">
     <w:nsid w:val="60E73D21"/>
     <w:multiLevelType w:val="multilevel"/>
     <w:tmpl w:val="96522DC2"/>
@@ -3268,7 +4150,156 @@
       </w:rPr>
     </w:lvl>
   </w:abstractNum>
-  <w:abstractNum w:abstractNumId="14" w15:restartNumberingAfterBreak="0">
+  <w:abstractNum w:abstractNumId="17" w15:restartNumberingAfterBreak="0">
+    <w:nsid w:val="6709189A"/>
+    <w:multiLevelType w:val="multilevel"/>
+    <w:tmpl w:val="FC0604E0"/>
+    <w:lvl w:ilvl="0">
+      <w:start w:val="1"/>
+      <w:numFmt w:val="bullet"/>
+      <w:lvlText w:val=""/>
+      <w:lvlJc w:val="left"/>
+      <w:pPr>
+        <w:tabs>
+          <w:tab w:val="num" w:pos="720"/>
+        </w:tabs>
+        <w:ind w:left="720" w:hanging="360"/>
+      </w:pPr>
+      <w:rPr>
+        <w:rFonts w:ascii="Symbol" w:hAnsi="Symbol" w:hint="default"/>
+        <w:sz w:val="20"/>
+      </w:rPr>
+    </w:lvl>
+    <w:lvl w:ilvl="1" w:tentative="1">
+      <w:start w:val="1"/>
+      <w:numFmt w:val="bullet"/>
+      <w:lvlText w:val="o"/>
+      <w:lvlJc w:val="left"/>
+      <w:pPr>
+        <w:tabs>
+          <w:tab w:val="num" w:pos="1440"/>
+        </w:tabs>
+        <w:ind w:left="1440" w:hanging="360"/>
+      </w:pPr>
+      <w:rPr>
+        <w:rFonts w:ascii="Courier New" w:hAnsi="Courier New" w:hint="default"/>
+        <w:sz w:val="20"/>
+      </w:rPr>
+    </w:lvl>
+    <w:lvl w:ilvl="2" w:tentative="1">
+      <w:start w:val="1"/>
+      <w:numFmt w:val="bullet"/>
+      <w:lvlText w:val=""/>
+      <w:lvlJc w:val="left"/>
+      <w:pPr>
+        <w:tabs>
+          <w:tab w:val="num" w:pos="2160"/>
+        </w:tabs>
+        <w:ind w:left="2160" w:hanging="360"/>
+      </w:pPr>
+      <w:rPr>
+        <w:rFonts w:ascii="Wingdings" w:hAnsi="Wingdings" w:hint="default"/>
+        <w:sz w:val="20"/>
+      </w:rPr>
+    </w:lvl>
+    <w:lvl w:ilvl="3" w:tentative="1">
+      <w:start w:val="1"/>
+      <w:numFmt w:val="bullet"/>
+      <w:lvlText w:val=""/>
+      <w:lvlJc w:val="left"/>
+      <w:pPr>
+        <w:tabs>
+          <w:tab w:val="num" w:pos="2880"/>
+        </w:tabs>
+        <w:ind w:left="2880" w:hanging="360"/>
+      </w:pPr>
+      <w:rPr>
+        <w:rFonts w:ascii="Wingdings" w:hAnsi="Wingdings" w:hint="default"/>
+        <w:sz w:val="20"/>
+      </w:rPr>
+    </w:lvl>
+    <w:lvl w:ilvl="4" w:tentative="1">
+      <w:start w:val="1"/>
+      <w:numFmt w:val="bullet"/>
+      <w:lvlText w:val=""/>
+      <w:lvlJc w:val="left"/>
+      <w:pPr>
+        <w:tabs>
+          <w:tab w:val="num" w:pos="3600"/>
+        </w:tabs>
+        <w:ind w:left="3600" w:hanging="360"/>
+      </w:pPr>
+      <w:rPr>
+        <w:rFonts w:ascii="Wingdings" w:hAnsi="Wingdings" w:hint="default"/>
+        <w:sz w:val="20"/>
+      </w:rPr>
+    </w:lvl>
+    <w:lvl w:ilvl="5" w:tentative="1">
+      <w:start w:val="1"/>
+      <w:numFmt w:val="bullet"/>
+      <w:lvlText w:val=""/>
+      <w:lvlJc w:val="left"/>
+      <w:pPr>
+        <w:tabs>
+          <w:tab w:val="num" w:pos="4320"/>
+        </w:tabs>
+        <w:ind w:left="4320" w:hanging="360"/>
+      </w:pPr>
+      <w:rPr>
+        <w:rFonts w:ascii="Wingdings" w:hAnsi="Wingdings" w:hint="default"/>
+        <w:sz w:val="20"/>
+      </w:rPr>
+    </w:lvl>
+    <w:lvl w:ilvl="6" w:tentative="1">
+      <w:start w:val="1"/>
+      <w:numFmt w:val="bullet"/>
+      <w:lvlText w:val=""/>
+      <w:lvlJc w:val="left"/>
+      <w:pPr>
+        <w:tabs>
+          <w:tab w:val="num" w:pos="5040"/>
+        </w:tabs>
+        <w:ind w:left="5040" w:hanging="360"/>
+      </w:pPr>
+      <w:rPr>
+        <w:rFonts w:ascii="Wingdings" w:hAnsi="Wingdings" w:hint="default"/>
+        <w:sz w:val="20"/>
+      </w:rPr>
+    </w:lvl>
+    <w:lvl w:ilvl="7" w:tentative="1">
+      <w:start w:val="1"/>
+      <w:numFmt w:val="bullet"/>
+      <w:lvlText w:val=""/>
+      <w:lvlJc w:val="left"/>
+      <w:pPr>
+        <w:tabs>
+          <w:tab w:val="num" w:pos="5760"/>
+        </w:tabs>
+        <w:ind w:left="5760" w:hanging="360"/>
+      </w:pPr>
+      <w:rPr>
+        <w:rFonts w:ascii="Wingdings" w:hAnsi="Wingdings" w:hint="default"/>
+        <w:sz w:val="20"/>
+      </w:rPr>
+    </w:lvl>
+    <w:lvl w:ilvl="8" w:tentative="1">
+      <w:start w:val="1"/>
+      <w:numFmt w:val="bullet"/>
+      <w:lvlText w:val=""/>
+      <w:lvlJc w:val="left"/>
+      <w:pPr>
+        <w:tabs>
+          <w:tab w:val="num" w:pos="6480"/>
+        </w:tabs>
+        <w:ind w:left="6480" w:hanging="360"/>
+      </w:pPr>
+      <w:rPr>
+        <w:rFonts w:ascii="Wingdings" w:hAnsi="Wingdings" w:hint="default"/>
+        <w:sz w:val="20"/>
+      </w:rPr>
+    </w:lvl>
+  </w:abstractNum>
+  <w:abstractNum w:abstractNumId="18" w15:restartNumberingAfterBreak="0">
     <w:nsid w:val="6ED64BC4"/>
     <w:multiLevelType w:val="multilevel"/>
     <w:tmpl w:val="B2784216"/>
@@ -3417,7 +4448,7 @@
       </w:rPr>
     </w:lvl>
   </w:abstractNum>
-  <w:abstractNum w:abstractNumId="15" w15:restartNumberingAfterBreak="0">
+  <w:abstractNum w:abstractNumId="19" w15:restartNumberingAfterBreak="0">
     <w:nsid w:val="79102AFC"/>
     <w:multiLevelType w:val="multilevel"/>
     <w:tmpl w:val="69B81CBA"/>
@@ -3567,52 +4598,64 @@
     </w:lvl>
   </w:abstractNum>
   <w:num w:numId="1">
+    <w:abstractNumId w:val="9"/>
+  </w:num>
+  <w:num w:numId="2">
+    <w:abstractNumId w:val="19"/>
+  </w:num>
+  <w:num w:numId="3">
+    <w:abstractNumId w:val="18"/>
+  </w:num>
+  <w:num w:numId="4">
     <w:abstractNumId w:val="8"/>
   </w:num>
-  <w:num w:numId="2">
+  <w:num w:numId="5">
+    <w:abstractNumId w:val="7"/>
+  </w:num>
+  <w:num w:numId="6">
+    <w:abstractNumId w:val="2"/>
+  </w:num>
+  <w:num w:numId="7">
+    <w:abstractNumId w:val="3"/>
+  </w:num>
+  <w:num w:numId="8">
     <w:abstractNumId w:val="15"/>
   </w:num>
-  <w:num w:numId="3">
-    <w:abstractNumId w:val="14"/>
-  </w:num>
-  <w:num w:numId="4">
-    <w:abstractNumId w:val="7"/>
-  </w:num>
-  <w:num w:numId="5">
-    <w:abstractNumId w:val="6"/>
-  </w:num>
-  <w:num w:numId="6">
-    <w:abstractNumId w:val="1"/>
-  </w:num>
-  <w:num w:numId="7">
-    <w:abstractNumId w:val="2"/>
-  </w:num>
-  <w:num w:numId="8">
-    <w:abstractNumId w:val="12"/>
-  </w:num>
   <w:num w:numId="9">
-    <w:abstractNumId w:val="3"/>
+    <w:abstractNumId w:val="4"/>
   </w:num>
   <w:num w:numId="10">
     <w:abstractNumId w:val="0"/>
   </w:num>
   <w:num w:numId="11">
-    <w:abstractNumId w:val="9"/>
+    <w:abstractNumId w:val="11"/>
   </w:num>
   <w:num w:numId="12">
-    <w:abstractNumId w:val="4"/>
+    <w:abstractNumId w:val="5"/>
   </w:num>
   <w:num w:numId="13">
-    <w:abstractNumId w:val="5"/>
+    <w:abstractNumId w:val="6"/>
   </w:num>
   <w:num w:numId="14">
+    <w:abstractNumId w:val="16"/>
+  </w:num>
+  <w:num w:numId="15">
     <w:abstractNumId w:val="13"/>
   </w:num>
-  <w:num w:numId="15">
-    <w:abstractNumId w:val="11"/>
+  <w:num w:numId="16">
+    <w:abstractNumId w:val="12"/>
   </w:num>
-  <w:num w:numId="16">
+  <w:num w:numId="17">
     <w:abstractNumId w:val="10"/>
+  </w:num>
+  <w:num w:numId="18">
+    <w:abstractNumId w:val="14"/>
+  </w:num>
+  <w:num w:numId="19">
+    <w:abstractNumId w:val="1"/>
+  </w:num>
+  <w:num w:numId="20">
+    <w:abstractNumId w:val="17"/>
   </w:num>
 </w:numbering>
 </file>
@@ -4143,6 +5186,19 @@
       <w:szCs w:val="26"/>
     </w:rPr>
   </w:style>
+  <w:style w:type="character" w:styleId="HTMLCode">
+    <w:name w:val="HTML Code"/>
+    <w:basedOn w:val="DefaultParagraphFont"/>
+    <w:uiPriority w:val="99"/>
+    <w:semiHidden/>
+    <w:unhideWhenUsed/>
+    <w:rsid w:val="00646FA7"/>
+    <w:rPr>
+      <w:rFonts w:ascii="Courier New" w:eastAsia="Times New Roman" w:hAnsi="Courier New" w:cs="Courier New"/>
+      <w:sz w:val="20"/>
+      <w:szCs w:val="20"/>
+    </w:rPr>
+  </w:style>
 </w:styles>
 </file>
 

--- a/docs/05_Notes_and_Observations.docx
+++ b/docs/05_Notes_and_Observations.docx
@@ -1674,6 +1674,151 @@
       <w:pPr>
         <w:pStyle w:val="NormalWeb"/>
       </w:pPr>
+    </w:p>
+    <w:p>
+      <w:pPr>
+        <w:pStyle w:val="Heading3"/>
+      </w:pPr>
+      <w:r>
+        <w:rPr>
+          <w:rStyle w:val="Strong"/>
+          <w:b/>
+          <w:bCs/>
+        </w:rPr>
+        <w:lastRenderedPageBreak/>
+        <w:t>Day 22 – Notes &amp; Observations</w:t>
+      </w:r>
+    </w:p>
+    <w:p>
+      <w:pPr>
+        <w:pStyle w:val="NormalWeb"/>
+        <w:numPr>
+          <w:ilvl w:val="0"/>
+          <w:numId w:val="21"/>
+        </w:numPr>
+      </w:pPr>
+      <w:r>
+        <w:t>Energy monitoring activities remain a critical daily task for maintenance operations.</w:t>
+      </w:r>
+    </w:p>
+    <w:p>
+      <w:pPr>
+        <w:pStyle w:val="NormalWeb"/>
+        <w:numPr>
+          <w:ilvl w:val="0"/>
+          <w:numId w:val="21"/>
+        </w:numPr>
+      </w:pPr>
+      <w:r>
+        <w:t>Finalizing architecture before backend implementation reduces integration issues.</w:t>
+      </w:r>
+    </w:p>
+    <w:p>
+      <w:pPr>
+        <w:pStyle w:val="NormalWeb"/>
+        <w:numPr>
+          <w:ilvl w:val="0"/>
+          <w:numId w:val="21"/>
+        </w:numPr>
+      </w:pPr>
+      <w:r>
+        <w:t>Frontend stability allows focused work on backend logic in upcoming days.</w:t>
+      </w:r>
+    </w:p>
+    <w:p>
+      <w:pPr>
+        <w:pStyle w:val="NormalWeb"/>
+      </w:pPr>
+      <w:r>
+        <w:rPr>
+          <w:rStyle w:val="Strong"/>
+        </w:rPr>
+        <w:t>Learning Outcome:</w:t>
+      </w:r>
+    </w:p>
+    <w:p>
+      <w:pPr>
+        <w:pStyle w:val="NormalWeb"/>
+        <w:numPr>
+          <w:ilvl w:val="0"/>
+          <w:numId w:val="22"/>
+        </w:numPr>
+      </w:pPr>
+      <w:r>
+        <w:t>Gained better understanding of planning and finalizing system architecture before backend execution.</w:t>
+      </w:r>
+    </w:p>
+    <w:p>
+      <w:pPr>
+        <w:pStyle w:val="Heading3"/>
+      </w:pPr>
+      <w:r>
+        <w:rPr>
+          <w:rStyle w:val="Strong"/>
+          <w:b/>
+          <w:bCs/>
+        </w:rPr>
+        <w:t>Day 23 – Notes &amp; Observations</w:t>
+      </w:r>
+    </w:p>
+    <w:p>
+      <w:pPr>
+        <w:pStyle w:val="NormalWeb"/>
+        <w:numPr>
+          <w:ilvl w:val="0"/>
+          <w:numId w:val="23"/>
+        </w:numPr>
+      </w:pPr>
+      <w:r>
+        <w:t>Regular energy monitoring is essential for maintaining accurate power cost analysis.</w:t>
+      </w:r>
+    </w:p>
+    <w:p>
+      <w:pPr>
+        <w:pStyle w:val="NormalWeb"/>
+        <w:numPr>
+          <w:ilvl w:val="0"/>
+          <w:numId w:val="23"/>
+        </w:numPr>
+      </w:pPr>
+      <w:r>
+        <w:t>Finalizing backend architecture before coding helps reduce integration issues.</w:t>
+      </w:r>
+    </w:p>
+    <w:p>
+      <w:pPr>
+        <w:pStyle w:val="NormalWeb"/>
+        <w:numPr>
+          <w:ilvl w:val="0"/>
+          <w:numId w:val="23"/>
+        </w:numPr>
+      </w:pPr>
+      <w:r>
+        <w:t>Frontend stability allows focused backend development in upcoming days.</w:t>
+      </w:r>
+    </w:p>
+    <w:p>
+      <w:pPr>
+        <w:pStyle w:val="NormalWeb"/>
+      </w:pPr>
+      <w:r>
+        <w:rPr>
+          <w:rStyle w:val="Strong"/>
+        </w:rPr>
+        <w:t>Learning Outcome:</w:t>
+      </w:r>
+    </w:p>
+    <w:p>
+      <w:pPr>
+        <w:pStyle w:val="NormalWeb"/>
+        <w:numPr>
+          <w:ilvl w:val="0"/>
+          <w:numId w:val="24"/>
+        </w:numPr>
+      </w:pPr>
+      <w:r>
+        <w:t>Improved understanding of systematic project planning before backend execution.</w:t>
+      </w:r>
       <w:bookmarkStart w:id="0" w:name="_GoBack"/>
       <w:bookmarkEnd w:id="0"/>
     </w:p>
@@ -2399,6 +2544,155 @@
     </w:lvl>
   </w:abstractNum>
   <w:abstractNum w:abstractNumId="5" w15:restartNumberingAfterBreak="0">
+    <w:nsid w:val="28B31D5A"/>
+    <w:multiLevelType w:val="multilevel"/>
+    <w:tmpl w:val="7C067FAC"/>
+    <w:lvl w:ilvl="0">
+      <w:start w:val="1"/>
+      <w:numFmt w:val="bullet"/>
+      <w:lvlText w:val=""/>
+      <w:lvlJc w:val="left"/>
+      <w:pPr>
+        <w:tabs>
+          <w:tab w:val="num" w:pos="720"/>
+        </w:tabs>
+        <w:ind w:left="720" w:hanging="360"/>
+      </w:pPr>
+      <w:rPr>
+        <w:rFonts w:ascii="Symbol" w:hAnsi="Symbol" w:hint="default"/>
+        <w:sz w:val="20"/>
+      </w:rPr>
+    </w:lvl>
+    <w:lvl w:ilvl="1" w:tentative="1">
+      <w:start w:val="1"/>
+      <w:numFmt w:val="bullet"/>
+      <w:lvlText w:val="o"/>
+      <w:lvlJc w:val="left"/>
+      <w:pPr>
+        <w:tabs>
+          <w:tab w:val="num" w:pos="1440"/>
+        </w:tabs>
+        <w:ind w:left="1440" w:hanging="360"/>
+      </w:pPr>
+      <w:rPr>
+        <w:rFonts w:ascii="Courier New" w:hAnsi="Courier New" w:hint="default"/>
+        <w:sz w:val="20"/>
+      </w:rPr>
+    </w:lvl>
+    <w:lvl w:ilvl="2" w:tentative="1">
+      <w:start w:val="1"/>
+      <w:numFmt w:val="bullet"/>
+      <w:lvlText w:val=""/>
+      <w:lvlJc w:val="left"/>
+      <w:pPr>
+        <w:tabs>
+          <w:tab w:val="num" w:pos="2160"/>
+        </w:tabs>
+        <w:ind w:left="2160" w:hanging="360"/>
+      </w:pPr>
+      <w:rPr>
+        <w:rFonts w:ascii="Wingdings" w:hAnsi="Wingdings" w:hint="default"/>
+        <w:sz w:val="20"/>
+      </w:rPr>
+    </w:lvl>
+    <w:lvl w:ilvl="3" w:tentative="1">
+      <w:start w:val="1"/>
+      <w:numFmt w:val="bullet"/>
+      <w:lvlText w:val=""/>
+      <w:lvlJc w:val="left"/>
+      <w:pPr>
+        <w:tabs>
+          <w:tab w:val="num" w:pos="2880"/>
+        </w:tabs>
+        <w:ind w:left="2880" w:hanging="360"/>
+      </w:pPr>
+      <w:rPr>
+        <w:rFonts w:ascii="Wingdings" w:hAnsi="Wingdings" w:hint="default"/>
+        <w:sz w:val="20"/>
+      </w:rPr>
+    </w:lvl>
+    <w:lvl w:ilvl="4" w:tentative="1">
+      <w:start w:val="1"/>
+      <w:numFmt w:val="bullet"/>
+      <w:lvlText w:val=""/>
+      <w:lvlJc w:val="left"/>
+      <w:pPr>
+        <w:tabs>
+          <w:tab w:val="num" w:pos="3600"/>
+        </w:tabs>
+        <w:ind w:left="3600" w:hanging="360"/>
+      </w:pPr>
+      <w:rPr>
+        <w:rFonts w:ascii="Wingdings" w:hAnsi="Wingdings" w:hint="default"/>
+        <w:sz w:val="20"/>
+      </w:rPr>
+    </w:lvl>
+    <w:lvl w:ilvl="5" w:tentative="1">
+      <w:start w:val="1"/>
+      <w:numFmt w:val="bullet"/>
+      <w:lvlText w:val=""/>
+      <w:lvlJc w:val="left"/>
+      <w:pPr>
+        <w:tabs>
+          <w:tab w:val="num" w:pos="4320"/>
+        </w:tabs>
+        <w:ind w:left="4320" w:hanging="360"/>
+      </w:pPr>
+      <w:rPr>
+        <w:rFonts w:ascii="Wingdings" w:hAnsi="Wingdings" w:hint="default"/>
+        <w:sz w:val="20"/>
+      </w:rPr>
+    </w:lvl>
+    <w:lvl w:ilvl="6" w:tentative="1">
+      <w:start w:val="1"/>
+      <w:numFmt w:val="bullet"/>
+      <w:lvlText w:val=""/>
+      <w:lvlJc w:val="left"/>
+      <w:pPr>
+        <w:tabs>
+          <w:tab w:val="num" w:pos="5040"/>
+        </w:tabs>
+        <w:ind w:left="5040" w:hanging="360"/>
+      </w:pPr>
+      <w:rPr>
+        <w:rFonts w:ascii="Wingdings" w:hAnsi="Wingdings" w:hint="default"/>
+        <w:sz w:val="20"/>
+      </w:rPr>
+    </w:lvl>
+    <w:lvl w:ilvl="7" w:tentative="1">
+      <w:start w:val="1"/>
+      <w:numFmt w:val="bullet"/>
+      <w:lvlText w:val=""/>
+      <w:lvlJc w:val="left"/>
+      <w:pPr>
+        <w:tabs>
+          <w:tab w:val="num" w:pos="5760"/>
+        </w:tabs>
+        <w:ind w:left="5760" w:hanging="360"/>
+      </w:pPr>
+      <w:rPr>
+        <w:rFonts w:ascii="Wingdings" w:hAnsi="Wingdings" w:hint="default"/>
+        <w:sz w:val="20"/>
+      </w:rPr>
+    </w:lvl>
+    <w:lvl w:ilvl="8" w:tentative="1">
+      <w:start w:val="1"/>
+      <w:numFmt w:val="bullet"/>
+      <w:lvlText w:val=""/>
+      <w:lvlJc w:val="left"/>
+      <w:pPr>
+        <w:tabs>
+          <w:tab w:val="num" w:pos="6480"/>
+        </w:tabs>
+        <w:ind w:left="6480" w:hanging="360"/>
+      </w:pPr>
+      <w:rPr>
+        <w:rFonts w:ascii="Wingdings" w:hAnsi="Wingdings" w:hint="default"/>
+        <w:sz w:val="20"/>
+      </w:rPr>
+    </w:lvl>
+  </w:abstractNum>
+  <w:abstractNum w:abstractNumId="6" w15:restartNumberingAfterBreak="0">
     <w:nsid w:val="2971017D"/>
     <w:multiLevelType w:val="multilevel"/>
     <w:tmpl w:val="9DCC0A3E"/>
@@ -2547,7 +2841,7 @@
       </w:rPr>
     </w:lvl>
   </w:abstractNum>
-  <w:abstractNum w:abstractNumId="6" w15:restartNumberingAfterBreak="0">
+  <w:abstractNum w:abstractNumId="7" w15:restartNumberingAfterBreak="0">
     <w:nsid w:val="2BBB6957"/>
     <w:multiLevelType w:val="multilevel"/>
     <w:tmpl w:val="F0F6D4BE"/>
@@ -2696,7 +2990,7 @@
       </w:rPr>
     </w:lvl>
   </w:abstractNum>
-  <w:abstractNum w:abstractNumId="7" w15:restartNumberingAfterBreak="0">
+  <w:abstractNum w:abstractNumId="8" w15:restartNumberingAfterBreak="0">
     <w:nsid w:val="30AB507F"/>
     <w:multiLevelType w:val="multilevel"/>
     <w:tmpl w:val="B944D468"/>
@@ -2845,7 +3139,7 @@
       </w:rPr>
     </w:lvl>
   </w:abstractNum>
-  <w:abstractNum w:abstractNumId="8" w15:restartNumberingAfterBreak="0">
+  <w:abstractNum w:abstractNumId="9" w15:restartNumberingAfterBreak="0">
     <w:nsid w:val="32F93036"/>
     <w:multiLevelType w:val="multilevel"/>
     <w:tmpl w:val="8E26D00E"/>
@@ -2994,7 +3288,305 @@
       </w:rPr>
     </w:lvl>
   </w:abstractNum>
-  <w:abstractNum w:abstractNumId="9" w15:restartNumberingAfterBreak="0">
+  <w:abstractNum w:abstractNumId="10" w15:restartNumberingAfterBreak="0">
+    <w:nsid w:val="35761B86"/>
+    <w:multiLevelType w:val="multilevel"/>
+    <w:tmpl w:val="0E3422E4"/>
+    <w:lvl w:ilvl="0">
+      <w:start w:val="1"/>
+      <w:numFmt w:val="bullet"/>
+      <w:lvlText w:val=""/>
+      <w:lvlJc w:val="left"/>
+      <w:pPr>
+        <w:tabs>
+          <w:tab w:val="num" w:pos="720"/>
+        </w:tabs>
+        <w:ind w:left="720" w:hanging="360"/>
+      </w:pPr>
+      <w:rPr>
+        <w:rFonts w:ascii="Symbol" w:hAnsi="Symbol" w:hint="default"/>
+        <w:sz w:val="20"/>
+      </w:rPr>
+    </w:lvl>
+    <w:lvl w:ilvl="1" w:tentative="1">
+      <w:start w:val="1"/>
+      <w:numFmt w:val="bullet"/>
+      <w:lvlText w:val="o"/>
+      <w:lvlJc w:val="left"/>
+      <w:pPr>
+        <w:tabs>
+          <w:tab w:val="num" w:pos="1440"/>
+        </w:tabs>
+        <w:ind w:left="1440" w:hanging="360"/>
+      </w:pPr>
+      <w:rPr>
+        <w:rFonts w:ascii="Courier New" w:hAnsi="Courier New" w:hint="default"/>
+        <w:sz w:val="20"/>
+      </w:rPr>
+    </w:lvl>
+    <w:lvl w:ilvl="2" w:tentative="1">
+      <w:start w:val="1"/>
+      <w:numFmt w:val="bullet"/>
+      <w:lvlText w:val=""/>
+      <w:lvlJc w:val="left"/>
+      <w:pPr>
+        <w:tabs>
+          <w:tab w:val="num" w:pos="2160"/>
+        </w:tabs>
+        <w:ind w:left="2160" w:hanging="360"/>
+      </w:pPr>
+      <w:rPr>
+        <w:rFonts w:ascii="Wingdings" w:hAnsi="Wingdings" w:hint="default"/>
+        <w:sz w:val="20"/>
+      </w:rPr>
+    </w:lvl>
+    <w:lvl w:ilvl="3" w:tentative="1">
+      <w:start w:val="1"/>
+      <w:numFmt w:val="bullet"/>
+      <w:lvlText w:val=""/>
+      <w:lvlJc w:val="left"/>
+      <w:pPr>
+        <w:tabs>
+          <w:tab w:val="num" w:pos="2880"/>
+        </w:tabs>
+        <w:ind w:left="2880" w:hanging="360"/>
+      </w:pPr>
+      <w:rPr>
+        <w:rFonts w:ascii="Wingdings" w:hAnsi="Wingdings" w:hint="default"/>
+        <w:sz w:val="20"/>
+      </w:rPr>
+    </w:lvl>
+    <w:lvl w:ilvl="4" w:tentative="1">
+      <w:start w:val="1"/>
+      <w:numFmt w:val="bullet"/>
+      <w:lvlText w:val=""/>
+      <w:lvlJc w:val="left"/>
+      <w:pPr>
+        <w:tabs>
+          <w:tab w:val="num" w:pos="3600"/>
+        </w:tabs>
+        <w:ind w:left="3600" w:hanging="360"/>
+      </w:pPr>
+      <w:rPr>
+        <w:rFonts w:ascii="Wingdings" w:hAnsi="Wingdings" w:hint="default"/>
+        <w:sz w:val="20"/>
+      </w:rPr>
+    </w:lvl>
+    <w:lvl w:ilvl="5" w:tentative="1">
+      <w:start w:val="1"/>
+      <w:numFmt w:val="bullet"/>
+      <w:lvlText w:val=""/>
+      <w:lvlJc w:val="left"/>
+      <w:pPr>
+        <w:tabs>
+          <w:tab w:val="num" w:pos="4320"/>
+        </w:tabs>
+        <w:ind w:left="4320" w:hanging="360"/>
+      </w:pPr>
+      <w:rPr>
+        <w:rFonts w:ascii="Wingdings" w:hAnsi="Wingdings" w:hint="default"/>
+        <w:sz w:val="20"/>
+      </w:rPr>
+    </w:lvl>
+    <w:lvl w:ilvl="6" w:tentative="1">
+      <w:start w:val="1"/>
+      <w:numFmt w:val="bullet"/>
+      <w:lvlText w:val=""/>
+      <w:lvlJc w:val="left"/>
+      <w:pPr>
+        <w:tabs>
+          <w:tab w:val="num" w:pos="5040"/>
+        </w:tabs>
+        <w:ind w:left="5040" w:hanging="360"/>
+      </w:pPr>
+      <w:rPr>
+        <w:rFonts w:ascii="Wingdings" w:hAnsi="Wingdings" w:hint="default"/>
+        <w:sz w:val="20"/>
+      </w:rPr>
+    </w:lvl>
+    <w:lvl w:ilvl="7" w:tentative="1">
+      <w:start w:val="1"/>
+      <w:numFmt w:val="bullet"/>
+      <w:lvlText w:val=""/>
+      <w:lvlJc w:val="left"/>
+      <w:pPr>
+        <w:tabs>
+          <w:tab w:val="num" w:pos="5760"/>
+        </w:tabs>
+        <w:ind w:left="5760" w:hanging="360"/>
+      </w:pPr>
+      <w:rPr>
+        <w:rFonts w:ascii="Wingdings" w:hAnsi="Wingdings" w:hint="default"/>
+        <w:sz w:val="20"/>
+      </w:rPr>
+    </w:lvl>
+    <w:lvl w:ilvl="8" w:tentative="1">
+      <w:start w:val="1"/>
+      <w:numFmt w:val="bullet"/>
+      <w:lvlText w:val=""/>
+      <w:lvlJc w:val="left"/>
+      <w:pPr>
+        <w:tabs>
+          <w:tab w:val="num" w:pos="6480"/>
+        </w:tabs>
+        <w:ind w:left="6480" w:hanging="360"/>
+      </w:pPr>
+      <w:rPr>
+        <w:rFonts w:ascii="Wingdings" w:hAnsi="Wingdings" w:hint="default"/>
+        <w:sz w:val="20"/>
+      </w:rPr>
+    </w:lvl>
+  </w:abstractNum>
+  <w:abstractNum w:abstractNumId="11" w15:restartNumberingAfterBreak="0">
+    <w:nsid w:val="3A8F52D0"/>
+    <w:multiLevelType w:val="multilevel"/>
+    <w:tmpl w:val="836C400E"/>
+    <w:lvl w:ilvl="0">
+      <w:start w:val="1"/>
+      <w:numFmt w:val="bullet"/>
+      <w:lvlText w:val=""/>
+      <w:lvlJc w:val="left"/>
+      <w:pPr>
+        <w:tabs>
+          <w:tab w:val="num" w:pos="720"/>
+        </w:tabs>
+        <w:ind w:left="720" w:hanging="360"/>
+      </w:pPr>
+      <w:rPr>
+        <w:rFonts w:ascii="Symbol" w:hAnsi="Symbol" w:hint="default"/>
+        <w:sz w:val="20"/>
+      </w:rPr>
+    </w:lvl>
+    <w:lvl w:ilvl="1" w:tentative="1">
+      <w:start w:val="1"/>
+      <w:numFmt w:val="bullet"/>
+      <w:lvlText w:val="o"/>
+      <w:lvlJc w:val="left"/>
+      <w:pPr>
+        <w:tabs>
+          <w:tab w:val="num" w:pos="1440"/>
+        </w:tabs>
+        <w:ind w:left="1440" w:hanging="360"/>
+      </w:pPr>
+      <w:rPr>
+        <w:rFonts w:ascii="Courier New" w:hAnsi="Courier New" w:hint="default"/>
+        <w:sz w:val="20"/>
+      </w:rPr>
+    </w:lvl>
+    <w:lvl w:ilvl="2" w:tentative="1">
+      <w:start w:val="1"/>
+      <w:numFmt w:val="bullet"/>
+      <w:lvlText w:val=""/>
+      <w:lvlJc w:val="left"/>
+      <w:pPr>
+        <w:tabs>
+          <w:tab w:val="num" w:pos="2160"/>
+        </w:tabs>
+        <w:ind w:left="2160" w:hanging="360"/>
+      </w:pPr>
+      <w:rPr>
+        <w:rFonts w:ascii="Wingdings" w:hAnsi="Wingdings" w:hint="default"/>
+        <w:sz w:val="20"/>
+      </w:rPr>
+    </w:lvl>
+    <w:lvl w:ilvl="3" w:tentative="1">
+      <w:start w:val="1"/>
+      <w:numFmt w:val="bullet"/>
+      <w:lvlText w:val=""/>
+      <w:lvlJc w:val="left"/>
+      <w:pPr>
+        <w:tabs>
+          <w:tab w:val="num" w:pos="2880"/>
+        </w:tabs>
+        <w:ind w:left="2880" w:hanging="360"/>
+      </w:pPr>
+      <w:rPr>
+        <w:rFonts w:ascii="Wingdings" w:hAnsi="Wingdings" w:hint="default"/>
+        <w:sz w:val="20"/>
+      </w:rPr>
+    </w:lvl>
+    <w:lvl w:ilvl="4" w:tentative="1">
+      <w:start w:val="1"/>
+      <w:numFmt w:val="bullet"/>
+      <w:lvlText w:val=""/>
+      <w:lvlJc w:val="left"/>
+      <w:pPr>
+        <w:tabs>
+          <w:tab w:val="num" w:pos="3600"/>
+        </w:tabs>
+        <w:ind w:left="3600" w:hanging="360"/>
+      </w:pPr>
+      <w:rPr>
+        <w:rFonts w:ascii="Wingdings" w:hAnsi="Wingdings" w:hint="default"/>
+        <w:sz w:val="20"/>
+      </w:rPr>
+    </w:lvl>
+    <w:lvl w:ilvl="5" w:tentative="1">
+      <w:start w:val="1"/>
+      <w:numFmt w:val="bullet"/>
+      <w:lvlText w:val=""/>
+      <w:lvlJc w:val="left"/>
+      <w:pPr>
+        <w:tabs>
+          <w:tab w:val="num" w:pos="4320"/>
+        </w:tabs>
+        <w:ind w:left="4320" w:hanging="360"/>
+      </w:pPr>
+      <w:rPr>
+        <w:rFonts w:ascii="Wingdings" w:hAnsi="Wingdings" w:hint="default"/>
+        <w:sz w:val="20"/>
+      </w:rPr>
+    </w:lvl>
+    <w:lvl w:ilvl="6" w:tentative="1">
+      <w:start w:val="1"/>
+      <w:numFmt w:val="bullet"/>
+      <w:lvlText w:val=""/>
+      <w:lvlJc w:val="left"/>
+      <w:pPr>
+        <w:tabs>
+          <w:tab w:val="num" w:pos="5040"/>
+        </w:tabs>
+        <w:ind w:left="5040" w:hanging="360"/>
+      </w:pPr>
+      <w:rPr>
+        <w:rFonts w:ascii="Wingdings" w:hAnsi="Wingdings" w:hint="default"/>
+        <w:sz w:val="20"/>
+      </w:rPr>
+    </w:lvl>
+    <w:lvl w:ilvl="7" w:tentative="1">
+      <w:start w:val="1"/>
+      <w:numFmt w:val="bullet"/>
+      <w:lvlText w:val=""/>
+      <w:lvlJc w:val="left"/>
+      <w:pPr>
+        <w:tabs>
+          <w:tab w:val="num" w:pos="5760"/>
+        </w:tabs>
+        <w:ind w:left="5760" w:hanging="360"/>
+      </w:pPr>
+      <w:rPr>
+        <w:rFonts w:ascii="Wingdings" w:hAnsi="Wingdings" w:hint="default"/>
+        <w:sz w:val="20"/>
+      </w:rPr>
+    </w:lvl>
+    <w:lvl w:ilvl="8" w:tentative="1">
+      <w:start w:val="1"/>
+      <w:numFmt w:val="bullet"/>
+      <w:lvlText w:val=""/>
+      <w:lvlJc w:val="left"/>
+      <w:pPr>
+        <w:tabs>
+          <w:tab w:val="num" w:pos="6480"/>
+        </w:tabs>
+        <w:ind w:left="6480" w:hanging="360"/>
+      </w:pPr>
+      <w:rPr>
+        <w:rFonts w:ascii="Wingdings" w:hAnsi="Wingdings" w:hint="default"/>
+        <w:sz w:val="20"/>
+      </w:rPr>
+    </w:lvl>
+  </w:abstractNum>
+  <w:abstractNum w:abstractNumId="12" w15:restartNumberingAfterBreak="0">
     <w:nsid w:val="41AC2453"/>
     <w:multiLevelType w:val="multilevel"/>
     <w:tmpl w:val="69B81CBA"/>
@@ -3143,7 +3735,7 @@
       </w:rPr>
     </w:lvl>
   </w:abstractNum>
-  <w:abstractNum w:abstractNumId="10" w15:restartNumberingAfterBreak="0">
+  <w:abstractNum w:abstractNumId="13" w15:restartNumberingAfterBreak="0">
     <w:nsid w:val="43EF7678"/>
     <w:multiLevelType w:val="multilevel"/>
     <w:tmpl w:val="572C9E62"/>
@@ -3292,7 +3884,7 @@
       </w:rPr>
     </w:lvl>
   </w:abstractNum>
-  <w:abstractNum w:abstractNumId="11" w15:restartNumberingAfterBreak="0">
+  <w:abstractNum w:abstractNumId="14" w15:restartNumberingAfterBreak="0">
     <w:nsid w:val="49270FC5"/>
     <w:multiLevelType w:val="hybridMultilevel"/>
     <w:tmpl w:val="39781108"/>
@@ -3405,7 +3997,7 @@
       </w:rPr>
     </w:lvl>
   </w:abstractNum>
-  <w:abstractNum w:abstractNumId="12" w15:restartNumberingAfterBreak="0">
+  <w:abstractNum w:abstractNumId="15" w15:restartNumberingAfterBreak="0">
     <w:nsid w:val="4B8F677F"/>
     <w:multiLevelType w:val="multilevel"/>
     <w:tmpl w:val="88D6FA76"/>
@@ -3554,7 +4146,7 @@
       </w:rPr>
     </w:lvl>
   </w:abstractNum>
-  <w:abstractNum w:abstractNumId="13" w15:restartNumberingAfterBreak="0">
+  <w:abstractNum w:abstractNumId="16" w15:restartNumberingAfterBreak="0">
     <w:nsid w:val="58A04075"/>
     <w:multiLevelType w:val="multilevel"/>
     <w:tmpl w:val="0718715E"/>
@@ -3703,7 +4295,7 @@
       </w:rPr>
     </w:lvl>
   </w:abstractNum>
-  <w:abstractNum w:abstractNumId="14" w15:restartNumberingAfterBreak="0">
+  <w:abstractNum w:abstractNumId="17" w15:restartNumberingAfterBreak="0">
     <w:nsid w:val="5C237CA1"/>
     <w:multiLevelType w:val="multilevel"/>
     <w:tmpl w:val="0AC81B9E"/>
@@ -3852,7 +4444,7 @@
       </w:rPr>
     </w:lvl>
   </w:abstractNum>
-  <w:abstractNum w:abstractNumId="15" w15:restartNumberingAfterBreak="0">
+  <w:abstractNum w:abstractNumId="18" w15:restartNumberingAfterBreak="0">
     <w:nsid w:val="5FCB49DF"/>
     <w:multiLevelType w:val="multilevel"/>
     <w:tmpl w:val="8BFA6C04"/>
@@ -4001,7 +4593,7 @@
       </w:rPr>
     </w:lvl>
   </w:abstractNum>
-  <w:abstractNum w:abstractNumId="16" w15:restartNumberingAfterBreak="0">
+  <w:abstractNum w:abstractNumId="19" w15:restartNumberingAfterBreak="0">
     <w:nsid w:val="60E73D21"/>
     <w:multiLevelType w:val="multilevel"/>
     <w:tmpl w:val="96522DC2"/>
@@ -4150,7 +4742,7 @@
       </w:rPr>
     </w:lvl>
   </w:abstractNum>
-  <w:abstractNum w:abstractNumId="17" w15:restartNumberingAfterBreak="0">
+  <w:abstractNum w:abstractNumId="20" w15:restartNumberingAfterBreak="0">
     <w:nsid w:val="6709189A"/>
     <w:multiLevelType w:val="multilevel"/>
     <w:tmpl w:val="FC0604E0"/>
@@ -4299,7 +4891,7 @@
       </w:rPr>
     </w:lvl>
   </w:abstractNum>
-  <w:abstractNum w:abstractNumId="18" w15:restartNumberingAfterBreak="0">
+  <w:abstractNum w:abstractNumId="21" w15:restartNumberingAfterBreak="0">
     <w:nsid w:val="6ED64BC4"/>
     <w:multiLevelType w:val="multilevel"/>
     <w:tmpl w:val="B2784216"/>
@@ -4448,7 +5040,7 @@
       </w:rPr>
     </w:lvl>
   </w:abstractNum>
-  <w:abstractNum w:abstractNumId="19" w15:restartNumberingAfterBreak="0">
+  <w:abstractNum w:abstractNumId="22" w15:restartNumberingAfterBreak="0">
     <w:nsid w:val="79102AFC"/>
     <w:multiLevelType w:val="multilevel"/>
     <w:tmpl w:val="69B81CBA"/>
@@ -4597,20 +5189,169 @@
       </w:rPr>
     </w:lvl>
   </w:abstractNum>
+  <w:abstractNum w:abstractNumId="23" w15:restartNumberingAfterBreak="0">
+    <w:nsid w:val="7BA82E43"/>
+    <w:multiLevelType w:val="multilevel"/>
+    <w:tmpl w:val="FCC6CE3A"/>
+    <w:lvl w:ilvl="0">
+      <w:start w:val="1"/>
+      <w:numFmt w:val="bullet"/>
+      <w:lvlText w:val=""/>
+      <w:lvlJc w:val="left"/>
+      <w:pPr>
+        <w:tabs>
+          <w:tab w:val="num" w:pos="720"/>
+        </w:tabs>
+        <w:ind w:left="720" w:hanging="360"/>
+      </w:pPr>
+      <w:rPr>
+        <w:rFonts w:ascii="Symbol" w:hAnsi="Symbol" w:hint="default"/>
+        <w:sz w:val="20"/>
+      </w:rPr>
+    </w:lvl>
+    <w:lvl w:ilvl="1" w:tentative="1">
+      <w:start w:val="1"/>
+      <w:numFmt w:val="bullet"/>
+      <w:lvlText w:val="o"/>
+      <w:lvlJc w:val="left"/>
+      <w:pPr>
+        <w:tabs>
+          <w:tab w:val="num" w:pos="1440"/>
+        </w:tabs>
+        <w:ind w:left="1440" w:hanging="360"/>
+      </w:pPr>
+      <w:rPr>
+        <w:rFonts w:ascii="Courier New" w:hAnsi="Courier New" w:hint="default"/>
+        <w:sz w:val="20"/>
+      </w:rPr>
+    </w:lvl>
+    <w:lvl w:ilvl="2" w:tentative="1">
+      <w:start w:val="1"/>
+      <w:numFmt w:val="bullet"/>
+      <w:lvlText w:val=""/>
+      <w:lvlJc w:val="left"/>
+      <w:pPr>
+        <w:tabs>
+          <w:tab w:val="num" w:pos="2160"/>
+        </w:tabs>
+        <w:ind w:left="2160" w:hanging="360"/>
+      </w:pPr>
+      <w:rPr>
+        <w:rFonts w:ascii="Wingdings" w:hAnsi="Wingdings" w:hint="default"/>
+        <w:sz w:val="20"/>
+      </w:rPr>
+    </w:lvl>
+    <w:lvl w:ilvl="3" w:tentative="1">
+      <w:start w:val="1"/>
+      <w:numFmt w:val="bullet"/>
+      <w:lvlText w:val=""/>
+      <w:lvlJc w:val="left"/>
+      <w:pPr>
+        <w:tabs>
+          <w:tab w:val="num" w:pos="2880"/>
+        </w:tabs>
+        <w:ind w:left="2880" w:hanging="360"/>
+      </w:pPr>
+      <w:rPr>
+        <w:rFonts w:ascii="Wingdings" w:hAnsi="Wingdings" w:hint="default"/>
+        <w:sz w:val="20"/>
+      </w:rPr>
+    </w:lvl>
+    <w:lvl w:ilvl="4" w:tentative="1">
+      <w:start w:val="1"/>
+      <w:numFmt w:val="bullet"/>
+      <w:lvlText w:val=""/>
+      <w:lvlJc w:val="left"/>
+      <w:pPr>
+        <w:tabs>
+          <w:tab w:val="num" w:pos="3600"/>
+        </w:tabs>
+        <w:ind w:left="3600" w:hanging="360"/>
+      </w:pPr>
+      <w:rPr>
+        <w:rFonts w:ascii="Wingdings" w:hAnsi="Wingdings" w:hint="default"/>
+        <w:sz w:val="20"/>
+      </w:rPr>
+    </w:lvl>
+    <w:lvl w:ilvl="5" w:tentative="1">
+      <w:start w:val="1"/>
+      <w:numFmt w:val="bullet"/>
+      <w:lvlText w:val=""/>
+      <w:lvlJc w:val="left"/>
+      <w:pPr>
+        <w:tabs>
+          <w:tab w:val="num" w:pos="4320"/>
+        </w:tabs>
+        <w:ind w:left="4320" w:hanging="360"/>
+      </w:pPr>
+      <w:rPr>
+        <w:rFonts w:ascii="Wingdings" w:hAnsi="Wingdings" w:hint="default"/>
+        <w:sz w:val="20"/>
+      </w:rPr>
+    </w:lvl>
+    <w:lvl w:ilvl="6" w:tentative="1">
+      <w:start w:val="1"/>
+      <w:numFmt w:val="bullet"/>
+      <w:lvlText w:val=""/>
+      <w:lvlJc w:val="left"/>
+      <w:pPr>
+        <w:tabs>
+          <w:tab w:val="num" w:pos="5040"/>
+        </w:tabs>
+        <w:ind w:left="5040" w:hanging="360"/>
+      </w:pPr>
+      <w:rPr>
+        <w:rFonts w:ascii="Wingdings" w:hAnsi="Wingdings" w:hint="default"/>
+        <w:sz w:val="20"/>
+      </w:rPr>
+    </w:lvl>
+    <w:lvl w:ilvl="7" w:tentative="1">
+      <w:start w:val="1"/>
+      <w:numFmt w:val="bullet"/>
+      <w:lvlText w:val=""/>
+      <w:lvlJc w:val="left"/>
+      <w:pPr>
+        <w:tabs>
+          <w:tab w:val="num" w:pos="5760"/>
+        </w:tabs>
+        <w:ind w:left="5760" w:hanging="360"/>
+      </w:pPr>
+      <w:rPr>
+        <w:rFonts w:ascii="Wingdings" w:hAnsi="Wingdings" w:hint="default"/>
+        <w:sz w:val="20"/>
+      </w:rPr>
+    </w:lvl>
+    <w:lvl w:ilvl="8" w:tentative="1">
+      <w:start w:val="1"/>
+      <w:numFmt w:val="bullet"/>
+      <w:lvlText w:val=""/>
+      <w:lvlJc w:val="left"/>
+      <w:pPr>
+        <w:tabs>
+          <w:tab w:val="num" w:pos="6480"/>
+        </w:tabs>
+        <w:ind w:left="6480" w:hanging="360"/>
+      </w:pPr>
+      <w:rPr>
+        <w:rFonts w:ascii="Wingdings" w:hAnsi="Wingdings" w:hint="default"/>
+        <w:sz w:val="20"/>
+      </w:rPr>
+    </w:lvl>
+  </w:abstractNum>
   <w:num w:numId="1">
+    <w:abstractNumId w:val="12"/>
+  </w:num>
+  <w:num w:numId="2">
+    <w:abstractNumId w:val="22"/>
+  </w:num>
+  <w:num w:numId="3">
+    <w:abstractNumId w:val="21"/>
+  </w:num>
+  <w:num w:numId="4">
     <w:abstractNumId w:val="9"/>
   </w:num>
-  <w:num w:numId="2">
-    <w:abstractNumId w:val="19"/>
-  </w:num>
-  <w:num w:numId="3">
-    <w:abstractNumId w:val="18"/>
-  </w:num>
-  <w:num w:numId="4">
+  <w:num w:numId="5">
     <w:abstractNumId w:val="8"/>
-  </w:num>
-  <w:num w:numId="5">
-    <w:abstractNumId w:val="7"/>
   </w:num>
   <w:num w:numId="6">
     <w:abstractNumId w:val="2"/>
@@ -4619,7 +5360,7 @@
     <w:abstractNumId w:val="3"/>
   </w:num>
   <w:num w:numId="8">
-    <w:abstractNumId w:val="15"/>
+    <w:abstractNumId w:val="18"/>
   </w:num>
   <w:num w:numId="9">
     <w:abstractNumId w:val="4"/>
@@ -4628,34 +5369,46 @@
     <w:abstractNumId w:val="0"/>
   </w:num>
   <w:num w:numId="11">
-    <w:abstractNumId w:val="11"/>
+    <w:abstractNumId w:val="14"/>
   </w:num>
   <w:num w:numId="12">
-    <w:abstractNumId w:val="5"/>
+    <w:abstractNumId w:val="6"/>
   </w:num>
   <w:num w:numId="13">
-    <w:abstractNumId w:val="6"/>
+    <w:abstractNumId w:val="7"/>
   </w:num>
   <w:num w:numId="14">
+    <w:abstractNumId w:val="19"/>
+  </w:num>
+  <w:num w:numId="15">
     <w:abstractNumId w:val="16"/>
   </w:num>
-  <w:num w:numId="15">
+  <w:num w:numId="16">
+    <w:abstractNumId w:val="15"/>
+  </w:num>
+  <w:num w:numId="17">
     <w:abstractNumId w:val="13"/>
   </w:num>
-  <w:num w:numId="16">
-    <w:abstractNumId w:val="12"/>
-  </w:num>
-  <w:num w:numId="17">
-    <w:abstractNumId w:val="10"/>
-  </w:num>
   <w:num w:numId="18">
-    <w:abstractNumId w:val="14"/>
+    <w:abstractNumId w:val="17"/>
   </w:num>
   <w:num w:numId="19">
     <w:abstractNumId w:val="1"/>
   </w:num>
   <w:num w:numId="20">
-    <w:abstractNumId w:val="17"/>
+    <w:abstractNumId w:val="20"/>
+  </w:num>
+  <w:num w:numId="21">
+    <w:abstractNumId w:val="5"/>
+  </w:num>
+  <w:num w:numId="22">
+    <w:abstractNumId w:val="11"/>
+  </w:num>
+  <w:num w:numId="23">
+    <w:abstractNumId w:val="10"/>
+  </w:num>
+  <w:num w:numId="24">
+    <w:abstractNumId w:val="23"/>
   </w:num>
 </w:numbering>
 </file>

--- a/docs/05_Notes_and_Observations.docx
+++ b/docs/05_Notes_and_Observations.docx
@@ -5,10 +5,14 @@
     <w:p>
       <w:pPr>
         <w:pStyle w:val="NormalWeb"/>
+        <w:rPr>
+          <w:color w:val="000000" w:themeColor="text1"/>
+        </w:rPr>
       </w:pPr>
       <w:r>
         <w:rPr>
           <w:rStyle w:val="Strong"/>
+          <w:color w:val="000000" w:themeColor="text1"/>
         </w:rPr>
         <w:t>General Observations:</w:t>
       </w:r>
@@ -20,8 +24,14 @@
           <w:ilvl w:val="0"/>
           <w:numId w:val="1"/>
         </w:numPr>
-      </w:pPr>
-      <w:r>
+        <w:rPr>
+          <w:color w:val="000000" w:themeColor="text1"/>
+        </w:rPr>
+      </w:pPr>
+      <w:r>
+        <w:rPr>
+          <w:color w:val="000000" w:themeColor="text1"/>
+        </w:rPr>
         <w:t>Plant uses advanced automation with human supervision</w:t>
       </w:r>
     </w:p>
@@ -32,8 +42,14 @@
           <w:ilvl w:val="0"/>
           <w:numId w:val="1"/>
         </w:numPr>
-      </w:pPr>
-      <w:r>
+        <w:rPr>
+          <w:color w:val="000000" w:themeColor="text1"/>
+        </w:rPr>
+      </w:pPr>
+      <w:r>
+        <w:rPr>
+          <w:color w:val="000000" w:themeColor="text1"/>
+        </w:rPr>
         <w:t>Data confidentiality is a major concern</w:t>
       </w:r>
     </w:p>
@@ -44,8 +60,14 @@
           <w:ilvl w:val="0"/>
           <w:numId w:val="1"/>
         </w:numPr>
-      </w:pPr>
-      <w:r>
+        <w:rPr>
+          <w:color w:val="000000" w:themeColor="text1"/>
+        </w:rPr>
+      </w:pPr>
+      <w:r>
+        <w:rPr>
+          <w:color w:val="000000" w:themeColor="text1"/>
+        </w:rPr>
         <w:t>Maintenance data exists but is not centralized</w:t>
       </w:r>
     </w:p>
@@ -56,8 +78,14 @@
           <w:ilvl w:val="0"/>
           <w:numId w:val="1"/>
         </w:numPr>
-      </w:pPr>
-      <w:r>
+        <w:rPr>
+          <w:color w:val="000000" w:themeColor="text1"/>
+        </w:rPr>
+      </w:pPr>
+      <w:r>
+        <w:rPr>
+          <w:color w:val="000000" w:themeColor="text1"/>
+        </w:rPr>
         <w:t>Opportunity exists for structured analytics</w:t>
       </w:r>
     </w:p>
@@ -65,6 +93,9 @@
       <w:pPr>
         <w:pStyle w:val="NormalWeb"/>
         <w:ind w:left="360"/>
+        <w:rPr>
+          <w:color w:val="000000" w:themeColor="text1"/>
+        </w:rPr>
       </w:pPr>
     </w:p>
     <w:p>
@@ -72,6 +103,7 @@
         <w:rPr>
           <w:rFonts w:ascii="Times New Roman" w:hAnsi="Times New Roman" w:cs="Times New Roman"/>
           <w:b/>
+          <w:color w:val="000000" w:themeColor="text1"/>
           <w:sz w:val="24"/>
           <w:szCs w:val="24"/>
         </w:rPr>
@@ -80,6 +112,7 @@
         <w:rPr>
           <w:rFonts w:ascii="Times New Roman" w:hAnsi="Times New Roman" w:cs="Times New Roman"/>
           <w:b/>
+          <w:color w:val="000000" w:themeColor="text1"/>
           <w:sz w:val="24"/>
           <w:szCs w:val="24"/>
         </w:rPr>
@@ -91,6 +124,7 @@
         <w:rPr>
           <w:rFonts w:ascii="Times New Roman" w:hAnsi="Times New Roman" w:cs="Times New Roman"/>
           <w:b/>
+          <w:color w:val="000000" w:themeColor="text1"/>
           <w:sz w:val="24"/>
           <w:szCs w:val="24"/>
         </w:rPr>
@@ -101,6 +135,7 @@
         <w:rPr>
           <w:rFonts w:ascii="Times New Roman" w:hAnsi="Times New Roman" w:cs="Times New Roman"/>
           <w:b/>
+          <w:color w:val="000000" w:themeColor="text1"/>
           <w:sz w:val="24"/>
           <w:szCs w:val="24"/>
         </w:rPr>
@@ -114,6 +149,7 @@
           <w:rFonts w:ascii="Times New Roman" w:eastAsia="Times New Roman" w:hAnsi="Times New Roman" w:cs="Times New Roman"/>
           <w:b/>
           <w:bCs/>
+          <w:color w:val="000000" w:themeColor="text1"/>
           <w:sz w:val="24"/>
           <w:szCs w:val="24"/>
         </w:rPr>
@@ -123,6 +159,7 @@
           <w:rFonts w:ascii="Times New Roman" w:eastAsia="Times New Roman" w:hAnsi="Times New Roman" w:cs="Times New Roman"/>
           <w:b/>
           <w:bCs/>
+          <w:color w:val="000000" w:themeColor="text1"/>
           <w:sz w:val="24"/>
           <w:szCs w:val="24"/>
         </w:rPr>
@@ -138,6 +175,7 @@
         <w:spacing w:before="100" w:beforeAutospacing="1" w:after="100" w:afterAutospacing="1" w:line="240" w:lineRule="auto"/>
         <w:rPr>
           <w:rFonts w:ascii="Times New Roman" w:eastAsia="Times New Roman" w:hAnsi="Times New Roman" w:cs="Times New Roman"/>
+          <w:color w:val="000000" w:themeColor="text1"/>
           <w:sz w:val="24"/>
           <w:szCs w:val="24"/>
         </w:rPr>
@@ -145,6 +183,7 @@
       <w:r>
         <w:rPr>
           <w:rFonts w:ascii="Times New Roman" w:eastAsia="Times New Roman" w:hAnsi="Times New Roman" w:cs="Times New Roman"/>
+          <w:color w:val="000000" w:themeColor="text1"/>
           <w:sz w:val="24"/>
           <w:szCs w:val="24"/>
         </w:rPr>
@@ -160,6 +199,7 @@
         <w:spacing w:before="100" w:beforeAutospacing="1" w:after="100" w:afterAutospacing="1" w:line="240" w:lineRule="auto"/>
         <w:rPr>
           <w:rFonts w:ascii="Times New Roman" w:eastAsia="Times New Roman" w:hAnsi="Times New Roman" w:cs="Times New Roman"/>
+          <w:color w:val="000000" w:themeColor="text1"/>
           <w:sz w:val="24"/>
           <w:szCs w:val="24"/>
         </w:rPr>
@@ -167,6 +207,7 @@
       <w:r>
         <w:rPr>
           <w:rFonts w:ascii="Times New Roman" w:eastAsia="Times New Roman" w:hAnsi="Times New Roman" w:cs="Times New Roman"/>
+          <w:color w:val="000000" w:themeColor="text1"/>
           <w:sz w:val="24"/>
           <w:szCs w:val="24"/>
         </w:rPr>
@@ -182,6 +223,7 @@
         <w:spacing w:before="100" w:beforeAutospacing="1" w:after="100" w:afterAutospacing="1" w:line="240" w:lineRule="auto"/>
         <w:rPr>
           <w:rFonts w:ascii="Times New Roman" w:eastAsia="Times New Roman" w:hAnsi="Times New Roman" w:cs="Times New Roman"/>
+          <w:color w:val="000000" w:themeColor="text1"/>
           <w:sz w:val="24"/>
           <w:szCs w:val="24"/>
         </w:rPr>
@@ -189,6 +231,7 @@
       <w:r>
         <w:rPr>
           <w:rFonts w:ascii="Times New Roman" w:eastAsia="Times New Roman" w:hAnsi="Times New Roman" w:cs="Times New Roman"/>
+          <w:color w:val="000000" w:themeColor="text1"/>
           <w:sz w:val="24"/>
           <w:szCs w:val="24"/>
         </w:rPr>
@@ -204,6 +247,7 @@
         <w:spacing w:before="100" w:beforeAutospacing="1" w:after="100" w:afterAutospacing="1" w:line="240" w:lineRule="auto"/>
         <w:rPr>
           <w:rFonts w:ascii="Times New Roman" w:eastAsia="Times New Roman" w:hAnsi="Times New Roman" w:cs="Times New Roman"/>
+          <w:color w:val="000000" w:themeColor="text1"/>
           <w:sz w:val="24"/>
           <w:szCs w:val="24"/>
         </w:rPr>
@@ -211,6 +255,7 @@
       <w:r>
         <w:rPr>
           <w:rFonts w:ascii="Times New Roman" w:eastAsia="Times New Roman" w:hAnsi="Times New Roman" w:cs="Times New Roman"/>
+          <w:color w:val="000000" w:themeColor="text1"/>
           <w:sz w:val="24"/>
           <w:szCs w:val="24"/>
         </w:rPr>
@@ -221,12 +266,14 @@
       <w:pPr>
         <w:pStyle w:val="Heading3"/>
         <w:rPr>
+          <w:color w:val="000000" w:themeColor="text1"/>
           <w:sz w:val="24"/>
           <w:szCs w:val="24"/>
         </w:rPr>
       </w:pPr>
       <w:r>
         <w:rPr>
+          <w:color w:val="000000" w:themeColor="text1"/>
           <w:sz w:val="24"/>
           <w:szCs w:val="24"/>
         </w:rPr>
@@ -240,8 +287,14 @@
           <w:ilvl w:val="0"/>
           <w:numId w:val="4"/>
         </w:numPr>
-      </w:pPr>
-      <w:r>
+        <w:rPr>
+          <w:color w:val="000000" w:themeColor="text1"/>
+        </w:rPr>
+      </w:pPr>
+      <w:r>
+        <w:rPr>
+          <w:color w:val="000000" w:themeColor="text1"/>
+        </w:rPr>
         <w:t>Maintenance engineers require explainability more than raw metrics.</w:t>
       </w:r>
     </w:p>
@@ -252,8 +305,14 @@
           <w:ilvl w:val="0"/>
           <w:numId w:val="4"/>
         </w:numPr>
-      </w:pPr>
-      <w:r>
+        <w:rPr>
+          <w:color w:val="000000" w:themeColor="text1"/>
+        </w:rPr>
+      </w:pPr>
+      <w:r>
+        <w:rPr>
+          <w:color w:val="000000" w:themeColor="text1"/>
+        </w:rPr>
         <w:t>Exporting insights and dashboards is a primary business outcome, not a secondary feature.</w:t>
       </w:r>
     </w:p>
@@ -264,8 +323,14 @@
           <w:ilvl w:val="0"/>
           <w:numId w:val="4"/>
         </w:numPr>
-      </w:pPr>
-      <w:r>
+        <w:rPr>
+          <w:color w:val="000000" w:themeColor="text1"/>
+        </w:rPr>
+      </w:pPr>
+      <w:r>
+        <w:rPr>
+          <w:color w:val="000000" w:themeColor="text1"/>
+        </w:rPr>
         <w:t>Search-based run and report selection is essential for multi-day operations.</w:t>
       </w:r>
     </w:p>
@@ -276,8 +341,14 @@
           <w:ilvl w:val="0"/>
           <w:numId w:val="4"/>
         </w:numPr>
-      </w:pPr>
-      <w:r>
+        <w:rPr>
+          <w:color w:val="000000" w:themeColor="text1"/>
+        </w:rPr>
+      </w:pPr>
+      <w:r>
+        <w:rPr>
+          <w:color w:val="000000" w:themeColor="text1"/>
+        </w:rPr>
         <w:t>UI must never hide data quality issues or system failures.</w:t>
       </w:r>
     </w:p>
@@ -288,8 +359,14 @@
           <w:ilvl w:val="0"/>
           <w:numId w:val="4"/>
         </w:numPr>
-      </w:pPr>
-      <w:r>
+        <w:rPr>
+          <w:color w:val="000000" w:themeColor="text1"/>
+        </w:rPr>
+      </w:pPr>
+      <w:r>
+        <w:rPr>
+          <w:color w:val="000000" w:themeColor="text1"/>
+        </w:rPr>
         <w:t>Offline-first UX constraints simplify design while increasing reliability.</w:t>
       </w:r>
     </w:p>
@@ -298,7 +375,7 @@
         <w:pStyle w:val="Heading2"/>
         <w:rPr>
           <w:rFonts w:ascii="Times New Roman" w:hAnsi="Times New Roman" w:cs="Times New Roman"/>
-          <w:color w:val="auto"/>
+          <w:color w:val="000000" w:themeColor="text1"/>
           <w:sz w:val="24"/>
           <w:szCs w:val="24"/>
         </w:rPr>
@@ -308,7 +385,7 @@
           <w:rStyle w:val="Strong"/>
           <w:rFonts w:ascii="Times New Roman" w:hAnsi="Times New Roman" w:cs="Times New Roman"/>
           <w:bCs w:val="0"/>
-          <w:color w:val="auto"/>
+          <w:color w:val="000000" w:themeColor="text1"/>
           <w:sz w:val="24"/>
           <w:szCs w:val="24"/>
         </w:rPr>
@@ -322,8 +399,14 @@
           <w:ilvl w:val="0"/>
           <w:numId w:val="5"/>
         </w:numPr>
-      </w:pPr>
-      <w:r>
+        <w:rPr>
+          <w:color w:val="000000" w:themeColor="text1"/>
+        </w:rPr>
+      </w:pPr>
+      <w:r>
+        <w:rPr>
+          <w:color w:val="000000" w:themeColor="text1"/>
+        </w:rPr>
         <w:t>Asset management and alias resolution are critical for long-term frontend stability in desktop environments.</w:t>
       </w:r>
     </w:p>
@@ -334,8 +417,14 @@
           <w:ilvl w:val="0"/>
           <w:numId w:val="5"/>
         </w:numPr>
-      </w:pPr>
-      <w:r>
+        <w:rPr>
+          <w:color w:val="000000" w:themeColor="text1"/>
+        </w:rPr>
+      </w:pPr>
+      <w:r>
+        <w:rPr>
+          <w:color w:val="000000" w:themeColor="text1"/>
+        </w:rPr>
         <w:t>Separating primary and advanced navigation improves usability for maintenance engineers.</w:t>
       </w:r>
     </w:p>
@@ -346,8 +435,14 @@
           <w:ilvl w:val="0"/>
           <w:numId w:val="5"/>
         </w:numPr>
-      </w:pPr>
-      <w:r>
+        <w:rPr>
+          <w:color w:val="000000" w:themeColor="text1"/>
+        </w:rPr>
+      </w:pPr>
+      <w:r>
+        <w:rPr>
+          <w:color w:val="000000" w:themeColor="text1"/>
+        </w:rPr>
         <w:t>Early investment in UI shell correctness prevents downstream rework once data-heavy components are introduced.</w:t>
       </w:r>
     </w:p>
@@ -358,8 +453,14 @@
           <w:ilvl w:val="0"/>
           <w:numId w:val="5"/>
         </w:numPr>
-      </w:pPr>
-      <w:r>
+        <w:rPr>
+          <w:color w:val="000000" w:themeColor="text1"/>
+        </w:rPr>
+      </w:pPr>
+      <w:r>
+        <w:rPr>
+          <w:color w:val="000000" w:themeColor="text1"/>
+        </w:rPr>
         <w:t>Branding placement significantly affects perceived application maturity and usability.</w:t>
       </w:r>
     </w:p>
@@ -368,6 +469,7 @@
         <w:rPr>
           <w:rFonts w:ascii="Times New Roman" w:hAnsi="Times New Roman" w:cs="Times New Roman"/>
           <w:b/>
+          <w:color w:val="000000" w:themeColor="text1"/>
           <w:sz w:val="24"/>
           <w:szCs w:val="24"/>
         </w:rPr>
@@ -380,7 +482,7 @@
         <w:rPr>
           <w:rFonts w:ascii="Times New Roman" w:hAnsi="Times New Roman" w:cs="Times New Roman"/>
           <w:b/>
-          <w:color w:val="auto"/>
+          <w:color w:val="000000" w:themeColor="text1"/>
           <w:sz w:val="24"/>
           <w:szCs w:val="24"/>
         </w:rPr>
@@ -389,7 +491,7 @@
         <w:rPr>
           <w:rFonts w:ascii="Times New Roman" w:hAnsi="Times New Roman" w:cs="Times New Roman"/>
           <w:b/>
-          <w:color w:val="auto"/>
+          <w:color w:val="000000" w:themeColor="text1"/>
           <w:sz w:val="24"/>
           <w:szCs w:val="24"/>
         </w:rPr>
@@ -402,6 +504,7 @@
         <w:spacing w:after="0"/>
         <w:rPr>
           <w:rFonts w:ascii="Times New Roman" w:hAnsi="Times New Roman" w:cs="Times New Roman"/>
+          <w:color w:val="000000" w:themeColor="text1"/>
           <w:sz w:val="24"/>
           <w:szCs w:val="24"/>
         </w:rPr>
@@ -414,7 +517,7 @@
         <w:rPr>
           <w:rFonts w:ascii="Times New Roman" w:hAnsi="Times New Roman" w:cs="Times New Roman"/>
           <w:b/>
-          <w:color w:val="auto"/>
+          <w:color w:val="000000" w:themeColor="text1"/>
           <w:sz w:val="24"/>
           <w:szCs w:val="24"/>
         </w:rPr>
@@ -423,7 +526,7 @@
         <w:rPr>
           <w:rFonts w:ascii="Times New Roman" w:hAnsi="Times New Roman" w:cs="Times New Roman"/>
           <w:b/>
-          <w:color w:val="auto"/>
+          <w:color w:val="000000" w:themeColor="text1"/>
           <w:sz w:val="24"/>
           <w:szCs w:val="24"/>
         </w:rPr>
@@ -438,17 +541,27 @@
           <w:numId w:val="6"/>
         </w:numPr>
         <w:spacing w:before="0" w:beforeAutospacing="0"/>
-      </w:pPr>
-      <w:r>
+        <w:rPr>
+          <w:color w:val="000000" w:themeColor="text1"/>
+        </w:rPr>
+      </w:pPr>
+      <w:r>
+        <w:rPr>
+          <w:color w:val="000000" w:themeColor="text1"/>
+        </w:rPr>
         <w:t xml:space="preserve">Users benefit significantly from always seeing </w:t>
       </w:r>
       <w:r>
         <w:rPr>
           <w:rStyle w:val="Strong"/>
+          <w:color w:val="000000" w:themeColor="text1"/>
         </w:rPr>
         <w:t>what data context they are operating in</w:t>
       </w:r>
       <w:r>
+        <w:rPr>
+          <w:color w:val="000000" w:themeColor="text1"/>
+        </w:rPr>
         <w:t>.</w:t>
       </w:r>
     </w:p>
@@ -460,8 +573,14 @@
           <w:numId w:val="6"/>
         </w:numPr>
         <w:spacing w:before="0" w:beforeAutospacing="0"/>
-      </w:pPr>
-      <w:r>
+        <w:rPr>
+          <w:color w:val="000000" w:themeColor="text1"/>
+        </w:rPr>
+      </w:pPr>
+      <w:r>
+        <w:rPr>
+          <w:color w:val="000000" w:themeColor="text1"/>
+        </w:rPr>
         <w:t>Visual feedback (disabled links + tooltips) reduces confusion even before enforcement logic triggers.</w:t>
       </w:r>
     </w:p>
@@ -473,8 +592,14 @@
           <w:numId w:val="6"/>
         </w:numPr>
         <w:spacing w:before="0" w:beforeAutospacing="0"/>
-      </w:pPr>
-      <w:r>
+        <w:rPr>
+          <w:color w:val="000000" w:themeColor="text1"/>
+        </w:rPr>
+      </w:pPr>
+      <w:r>
+        <w:rPr>
+          <w:color w:val="000000" w:themeColor="text1"/>
+        </w:rPr>
         <w:t>Run-based workflows align naturally with industrial ingestion pipelines and maintenance analysis.</w:t>
       </w:r>
     </w:p>
@@ -485,7 +610,7 @@
         <w:rPr>
           <w:rFonts w:ascii="Times New Roman" w:hAnsi="Times New Roman" w:cs="Times New Roman"/>
           <w:b/>
-          <w:color w:val="auto"/>
+          <w:color w:val="000000" w:themeColor="text1"/>
           <w:sz w:val="24"/>
           <w:szCs w:val="24"/>
         </w:rPr>
@@ -494,7 +619,7 @@
         <w:rPr>
           <w:rFonts w:ascii="Times New Roman" w:hAnsi="Times New Roman" w:cs="Times New Roman"/>
           <w:b/>
-          <w:color w:val="auto"/>
+          <w:color w:val="000000" w:themeColor="text1"/>
           <w:sz w:val="24"/>
           <w:szCs w:val="24"/>
         </w:rPr>
@@ -509,8 +634,14 @@
           <w:numId w:val="7"/>
         </w:numPr>
         <w:spacing w:before="0" w:beforeAutospacing="0"/>
-      </w:pPr>
-      <w:r>
+        <w:rPr>
+          <w:color w:val="000000" w:themeColor="text1"/>
+        </w:rPr>
+      </w:pPr>
+      <w:r>
+        <w:rPr>
+          <w:color w:val="000000" w:themeColor="text1"/>
+        </w:rPr>
         <w:t>Sidebar-centric control flow mirrors operator dashboards used in real industrial environments.</w:t>
       </w:r>
     </w:p>
@@ -526,18 +657,26 @@
           <w:rStyle w:val="Strong"/>
           <w:b w:val="0"/>
           <w:bCs w:val="0"/>
-        </w:rPr>
-      </w:pPr>
-      <w:r>
+          <w:color w:val="000000" w:themeColor="text1"/>
+        </w:rPr>
+      </w:pPr>
+      <w:r>
+        <w:rPr>
+          <w:color w:val="000000" w:themeColor="text1"/>
+        </w:rPr>
         <w:t xml:space="preserve">Frontend now correctly assumes </w:t>
       </w:r>
       <w:r>
         <w:rPr>
           <w:rStyle w:val="Strong"/>
+          <w:color w:val="000000" w:themeColor="text1"/>
         </w:rPr>
         <w:t>zero-run state</w:t>
       </w:r>
       <w:r>
+        <w:rPr>
+          <w:color w:val="000000" w:themeColor="text1"/>
+        </w:rPr>
         <w:t xml:space="preserve"> as a first-class scenario.</w:t>
       </w:r>
     </w:p>
@@ -545,6 +684,7 @@
       <w:pPr>
         <w:pStyle w:val="Heading3"/>
         <w:rPr>
+          <w:color w:val="000000" w:themeColor="text1"/>
           <w:sz w:val="24"/>
           <w:szCs w:val="24"/>
         </w:rPr>
@@ -554,6 +694,7 @@
           <w:rStyle w:val="Strong"/>
           <w:b/>
           <w:bCs/>
+          <w:color w:val="000000" w:themeColor="text1"/>
           <w:sz w:val="24"/>
           <w:szCs w:val="24"/>
         </w:rPr>
@@ -567,8 +708,14 @@
           <w:ilvl w:val="0"/>
           <w:numId w:val="8"/>
         </w:numPr>
-      </w:pPr>
-      <w:r>
+        <w:rPr>
+          <w:color w:val="000000" w:themeColor="text1"/>
+        </w:rPr>
+      </w:pPr>
+      <w:r>
+        <w:rPr>
+          <w:color w:val="000000" w:themeColor="text1"/>
+        </w:rPr>
         <w:t>Run-based workflows align naturally with industrial ingestion and maintenance analysis.</w:t>
       </w:r>
     </w:p>
@@ -579,8 +726,14 @@
           <w:ilvl w:val="0"/>
           <w:numId w:val="8"/>
         </w:numPr>
-      </w:pPr>
-      <w:r>
+        <w:rPr>
+          <w:color w:val="000000" w:themeColor="text1"/>
+        </w:rPr>
+      </w:pPr>
+      <w:r>
+        <w:rPr>
+          <w:color w:val="000000" w:themeColor="text1"/>
+        </w:rPr>
         <w:t>Showing active run context on every screen significantly improves user trust.</w:t>
       </w:r>
     </w:p>
@@ -591,8 +744,14 @@
           <w:ilvl w:val="0"/>
           <w:numId w:val="8"/>
         </w:numPr>
-      </w:pPr>
-      <w:r>
+        <w:rPr>
+          <w:color w:val="000000" w:themeColor="text1"/>
+        </w:rPr>
+      </w:pPr>
+      <w:r>
+        <w:rPr>
+          <w:color w:val="000000" w:themeColor="text1"/>
+        </w:rPr>
         <w:t>Disabled UI elements with explanations reduce operator confusion.</w:t>
       </w:r>
     </w:p>
@@ -603,8 +762,14 @@
           <w:ilvl w:val="0"/>
           <w:numId w:val="8"/>
         </w:numPr>
-      </w:pPr>
-      <w:r>
+        <w:rPr>
+          <w:color w:val="000000" w:themeColor="text1"/>
+        </w:rPr>
+      </w:pPr>
+      <w:r>
+        <w:rPr>
+          <w:color w:val="000000" w:themeColor="text1"/>
+        </w:rPr>
         <w:t>Exporting insights and dashboards is a primary business requirement, not a secondary feature.</w:t>
       </w:r>
     </w:p>
@@ -615,8 +780,14 @@
           <w:ilvl w:val="0"/>
           <w:numId w:val="8"/>
         </w:numPr>
-      </w:pPr>
-      <w:r>
+        <w:rPr>
+          <w:color w:val="000000" w:themeColor="text1"/>
+        </w:rPr>
+      </w:pPr>
+      <w:r>
+        <w:rPr>
+          <w:color w:val="000000" w:themeColor="text1"/>
+        </w:rPr>
         <w:t>Offline-first UX constraints simplify system design while increasing reliability.</w:t>
       </w:r>
     </w:p>
@@ -624,6 +795,7 @@
       <w:pPr>
         <w:pStyle w:val="Heading3"/>
         <w:rPr>
+          <w:color w:val="000000" w:themeColor="text1"/>
           <w:sz w:val="24"/>
           <w:szCs w:val="24"/>
         </w:rPr>
@@ -633,6 +805,7 @@
           <w:rStyle w:val="Strong"/>
           <w:b/>
           <w:bCs/>
+          <w:color w:val="000000" w:themeColor="text1"/>
           <w:sz w:val="24"/>
           <w:szCs w:val="24"/>
         </w:rPr>
@@ -642,8 +815,14 @@
     <w:p>
       <w:pPr>
         <w:pStyle w:val="NormalWeb"/>
-      </w:pPr>
-      <w:r>
+        <w:rPr>
+          <w:color w:val="000000" w:themeColor="text1"/>
+        </w:rPr>
+      </w:pPr>
+      <w:r>
+        <w:rPr>
+          <w:color w:val="000000" w:themeColor="text1"/>
+        </w:rPr>
         <w:t>Separating “context selection” from “analysis execution” leads to cleaner mental models for maintenance engineers.</w:t>
       </w:r>
     </w:p>
@@ -651,6 +830,7 @@
       <w:pPr>
         <w:pStyle w:val="Heading3"/>
         <w:rPr>
+          <w:color w:val="000000" w:themeColor="text1"/>
           <w:sz w:val="24"/>
           <w:szCs w:val="24"/>
         </w:rPr>
@@ -660,6 +840,7 @@
           <w:rStyle w:val="Strong"/>
           <w:b/>
           <w:bCs/>
+          <w:color w:val="000000" w:themeColor="text1"/>
           <w:sz w:val="24"/>
           <w:szCs w:val="24"/>
         </w:rPr>
@@ -673,8 +854,14 @@
           <w:ilvl w:val="0"/>
           <w:numId w:val="9"/>
         </w:numPr>
-      </w:pPr>
-      <w:r>
+        <w:rPr>
+          <w:color w:val="000000" w:themeColor="text1"/>
+        </w:rPr>
+      </w:pPr>
+      <w:r>
+        <w:rPr>
+          <w:color w:val="000000" w:themeColor="text1"/>
+        </w:rPr>
         <w:t>Dashboard initialization must not occur inside component lifecycle hooks.</w:t>
       </w:r>
     </w:p>
@@ -685,8 +872,14 @@
           <w:ilvl w:val="0"/>
           <w:numId w:val="9"/>
         </w:numPr>
-      </w:pPr>
-      <w:r>
+        <w:rPr>
+          <w:color w:val="000000" w:themeColor="text1"/>
+        </w:rPr>
+      </w:pPr>
+      <w:r>
+        <w:rPr>
+          <w:color w:val="000000" w:themeColor="text1"/>
+        </w:rPr>
         <w:t>Centralized orchestration is essential for managing run-based state transitions.</w:t>
       </w:r>
     </w:p>
@@ -697,8 +890,14 @@
           <w:ilvl w:val="0"/>
           <w:numId w:val="9"/>
         </w:numPr>
-      </w:pPr>
-      <w:r>
+        <w:rPr>
+          <w:color w:val="000000" w:themeColor="text1"/>
+        </w:rPr>
+      </w:pPr>
+      <w:r>
+        <w:rPr>
+          <w:color w:val="000000" w:themeColor="text1"/>
+        </w:rPr>
         <w:t>Undo and redo functionality is most reliable when interaction state is centralized.</w:t>
       </w:r>
     </w:p>
@@ -709,8 +908,14 @@
           <w:ilvl w:val="0"/>
           <w:numId w:val="9"/>
         </w:numPr>
-      </w:pPr>
-      <w:r>
+        <w:rPr>
+          <w:color w:val="000000" w:themeColor="text1"/>
+        </w:rPr>
+      </w:pPr>
+      <w:r>
+        <w:rPr>
+          <w:color w:val="000000" w:themeColor="text1"/>
+        </w:rPr>
         <w:t>Separating rendering logic from state mutation prevents infinite render loops.</w:t>
       </w:r>
     </w:p>
@@ -721,8 +926,14 @@
           <w:ilvl w:val="0"/>
           <w:numId w:val="9"/>
         </w:numPr>
-      </w:pPr>
-      <w:r>
+        <w:rPr>
+          <w:color w:val="000000" w:themeColor="text1"/>
+        </w:rPr>
+      </w:pPr>
+      <w:r>
+        <w:rPr>
+          <w:color w:val="000000" w:themeColor="text1"/>
+        </w:rPr>
         <w:t>Treating dashboards as analytical views rather than static UI pages improves extensibility.</w:t>
       </w:r>
     </w:p>
@@ -733,9 +944,13 @@
           <w:rStyle w:val="Strong"/>
           <w:b w:val="0"/>
           <w:bCs w:val="0"/>
-        </w:rPr>
-      </w:pPr>
-      <w:r>
+          <w:color w:val="000000" w:themeColor="text1"/>
+        </w:rPr>
+      </w:pPr>
+      <w:r>
+        <w:rPr>
+          <w:color w:val="000000" w:themeColor="text1"/>
+        </w:rPr>
         <w:t>These observations influenced architectural decisions made during the dashboard implementation.</w:t>
       </w:r>
     </w:p>
@@ -746,6 +961,7 @@
           <w:rStyle w:val="Strong"/>
           <w:b/>
           <w:bCs/>
+          <w:color w:val="000000" w:themeColor="text1"/>
           <w:sz w:val="24"/>
           <w:szCs w:val="24"/>
         </w:rPr>
@@ -758,6 +974,7 @@
           <w:rStyle w:val="Strong"/>
           <w:b/>
           <w:bCs/>
+          <w:color w:val="000000" w:themeColor="text1"/>
           <w:sz w:val="24"/>
           <w:szCs w:val="24"/>
         </w:rPr>
@@ -770,6 +987,7 @@
           <w:rStyle w:val="Strong"/>
           <w:b/>
           <w:bCs/>
+          <w:color w:val="000000" w:themeColor="text1"/>
           <w:sz w:val="24"/>
           <w:szCs w:val="24"/>
         </w:rPr>
@@ -779,6 +997,7 @@
       <w:pPr>
         <w:pStyle w:val="Heading3"/>
         <w:rPr>
+          <w:color w:val="000000" w:themeColor="text1"/>
           <w:sz w:val="24"/>
           <w:szCs w:val="24"/>
         </w:rPr>
@@ -788,6 +1007,7 @@
           <w:rStyle w:val="Strong"/>
           <w:b/>
           <w:bCs/>
+          <w:color w:val="000000" w:themeColor="text1"/>
           <w:sz w:val="24"/>
           <w:szCs w:val="24"/>
         </w:rPr>
@@ -802,8 +1022,14 @@
           <w:ilvl w:val="0"/>
           <w:numId w:val="10"/>
         </w:numPr>
-      </w:pPr>
-      <w:r>
+        <w:rPr>
+          <w:color w:val="000000" w:themeColor="text1"/>
+        </w:rPr>
+      </w:pPr>
+      <w:r>
+        <w:rPr>
+          <w:color w:val="000000" w:themeColor="text1"/>
+        </w:rPr>
         <w:t>Operational Excel data often requires manual validation and careful interpretation before analytical use.</w:t>
       </w:r>
     </w:p>
@@ -814,8 +1040,14 @@
           <w:ilvl w:val="0"/>
           <w:numId w:val="10"/>
         </w:numPr>
-      </w:pPr>
-      <w:r>
+        <w:rPr>
+          <w:color w:val="000000" w:themeColor="text1"/>
+        </w:rPr>
+      </w:pPr>
+      <w:r>
+        <w:rPr>
+          <w:color w:val="000000" w:themeColor="text1"/>
+        </w:rPr>
         <w:t>Energy consumption and cost data provide high-value insights but must be contextualized correctly.</w:t>
       </w:r>
     </w:p>
@@ -826,8 +1058,14 @@
           <w:ilvl w:val="0"/>
           <w:numId w:val="10"/>
         </w:numPr>
-      </w:pPr>
-      <w:r>
+        <w:rPr>
+          <w:color w:val="000000" w:themeColor="text1"/>
+        </w:rPr>
+      </w:pPr>
+      <w:r>
+        <w:rPr>
+          <w:color w:val="000000" w:themeColor="text1"/>
+        </w:rPr>
         <w:t>Separating dashboard interaction from persistence logic simplifies both UX and implementation.</w:t>
       </w:r>
     </w:p>
@@ -838,8 +1076,14 @@
           <w:ilvl w:val="0"/>
           <w:numId w:val="10"/>
         </w:numPr>
-      </w:pPr>
-      <w:r>
+        <w:rPr>
+          <w:color w:val="000000" w:themeColor="text1"/>
+        </w:rPr>
+      </w:pPr>
+      <w:r>
+        <w:rPr>
+          <w:color w:val="000000" w:themeColor="text1"/>
+        </w:rPr>
         <w:t>Explicit user-controlled save actions prevent accidental analytical state loss.</w:t>
       </w:r>
     </w:p>
@@ -850,11 +1094,20 @@
           <w:ilvl w:val="0"/>
           <w:numId w:val="10"/>
         </w:numPr>
-      </w:pPr>
-      <w:r>
+        <w:rPr>
+          <w:color w:val="000000" w:themeColor="text1"/>
+        </w:rPr>
+      </w:pPr>
+      <w:r>
+        <w:rPr>
+          <w:color w:val="000000" w:themeColor="text1"/>
+        </w:rPr>
         <w:t>Presentation quality significantly impacts the effectiveness of communicating technical insights.</w:t>
       </w:r>
       <w:r>
+        <w:rPr>
+          <w:color w:val="000000" w:themeColor="text1"/>
+        </w:rPr>
         <w:br/>
       </w:r>
     </w:p>
@@ -865,6 +1118,7 @@
           <w:rStyle w:val="Strong"/>
           <w:b/>
           <w:bCs/>
+          <w:color w:val="000000" w:themeColor="text1"/>
           <w:sz w:val="24"/>
           <w:szCs w:val="24"/>
         </w:rPr>
@@ -874,6 +1128,7 @@
           <w:rStyle w:val="Strong"/>
           <w:b/>
           <w:bCs/>
+          <w:color w:val="000000" w:themeColor="text1"/>
           <w:sz w:val="24"/>
           <w:szCs w:val="24"/>
         </w:rPr>
@@ -884,6 +1139,7 @@
       <w:pPr>
         <w:pStyle w:val="Heading3"/>
         <w:rPr>
+          <w:color w:val="000000" w:themeColor="text1"/>
           <w:sz w:val="24"/>
           <w:szCs w:val="24"/>
         </w:rPr>
@@ -893,6 +1149,7 @@
           <w:rStyle w:val="Strong"/>
           <w:b/>
           <w:bCs/>
+          <w:color w:val="000000" w:themeColor="text1"/>
           <w:sz w:val="24"/>
           <w:szCs w:val="24"/>
         </w:rPr>
@@ -906,8 +1163,14 @@
           <w:ilvl w:val="0"/>
           <w:numId w:val="12"/>
         </w:numPr>
-      </w:pPr>
-      <w:r>
+        <w:rPr>
+          <w:color w:val="000000" w:themeColor="text1"/>
+        </w:rPr>
+      </w:pPr>
+      <w:r>
+        <w:rPr>
+          <w:color w:val="000000" w:themeColor="text1"/>
+        </w:rPr>
         <w:t>Multiple layout components caused content rendering failures.</w:t>
       </w:r>
     </w:p>
@@ -918,8 +1181,14 @@
           <w:ilvl w:val="0"/>
           <w:numId w:val="12"/>
         </w:numPr>
-      </w:pPr>
-      <w:r>
+        <w:rPr>
+          <w:color w:val="000000" w:themeColor="text1"/>
+        </w:rPr>
+      </w:pPr>
+      <w:r>
+        <w:rPr>
+          <w:color w:val="000000" w:themeColor="text1"/>
+        </w:rPr>
         <w:t>Sidebar toggle exposed layout-level architectural issues.</w:t>
       </w:r>
     </w:p>
@@ -930,8 +1199,14 @@
           <w:ilvl w:val="0"/>
           <w:numId w:val="12"/>
         </w:numPr>
-      </w:pPr>
-      <w:r>
+        <w:rPr>
+          <w:color w:val="000000" w:themeColor="text1"/>
+        </w:rPr>
+      </w:pPr>
+      <w:r>
+        <w:rPr>
+          <w:color w:val="000000" w:themeColor="text1"/>
+        </w:rPr>
         <w:t>Centralizing layout logic significantly improved UI stability.</w:t>
       </w:r>
     </w:p>
@@ -942,8 +1217,14 @@
           <w:ilvl w:val="0"/>
           <w:numId w:val="12"/>
         </w:numPr>
-      </w:pPr>
-      <w:r>
+        <w:rPr>
+          <w:color w:val="000000" w:themeColor="text1"/>
+        </w:rPr>
+      </w:pPr>
+      <w:r>
+        <w:rPr>
+          <w:color w:val="000000" w:themeColor="text1"/>
+        </w:rPr>
         <w:t>Dashboard usability improves greatly with collapsible navigation.</w:t>
       </w:r>
     </w:p>
@@ -951,6 +1232,7 @@
       <w:pPr>
         <w:pStyle w:val="Heading3"/>
         <w:rPr>
+          <w:color w:val="000000" w:themeColor="text1"/>
           <w:sz w:val="24"/>
           <w:szCs w:val="24"/>
         </w:rPr>
@@ -960,6 +1242,7 @@
           <w:rStyle w:val="Strong"/>
           <w:b/>
           <w:bCs/>
+          <w:color w:val="000000" w:themeColor="text1"/>
           <w:sz w:val="24"/>
           <w:szCs w:val="24"/>
         </w:rPr>
@@ -973,8 +1256,14 @@
           <w:ilvl w:val="0"/>
           <w:numId w:val="13"/>
         </w:numPr>
-      </w:pPr>
-      <w:r>
+        <w:rPr>
+          <w:color w:val="000000" w:themeColor="text1"/>
+        </w:rPr>
+      </w:pPr>
+      <w:r>
+        <w:rPr>
+          <w:color w:val="000000" w:themeColor="text1"/>
+        </w:rPr>
         <w:t>Single-layout architecture is mandatory for scalable frontend systems.</w:t>
       </w:r>
     </w:p>
@@ -985,8 +1274,14 @@
           <w:ilvl w:val="0"/>
           <w:numId w:val="13"/>
         </w:numPr>
-      </w:pPr>
-      <w:r>
+        <w:rPr>
+          <w:color w:val="000000" w:themeColor="text1"/>
+        </w:rPr>
+      </w:pPr>
+      <w:r>
+        <w:rPr>
+          <w:color w:val="000000" w:themeColor="text1"/>
+        </w:rPr>
         <w:t>Interactive dashboards must preserve content visibility under all UI states.</w:t>
       </w:r>
     </w:p>
@@ -997,8 +1292,14 @@
           <w:ilvl w:val="0"/>
           <w:numId w:val="13"/>
         </w:numPr>
-      </w:pPr>
-      <w:r>
+        <w:rPr>
+          <w:color w:val="000000" w:themeColor="text1"/>
+        </w:rPr>
+      </w:pPr>
+      <w:r>
+        <w:rPr>
+          <w:color w:val="000000" w:themeColor="text1"/>
+        </w:rPr>
         <w:t>Power BI–inspired layout improves analytical clarity for end users.</w:t>
       </w:r>
     </w:p>
@@ -1006,6 +1307,7 @@
       <w:pPr>
         <w:pStyle w:val="Heading3"/>
         <w:rPr>
+          <w:color w:val="000000" w:themeColor="text1"/>
           <w:sz w:val="24"/>
           <w:szCs w:val="24"/>
         </w:rPr>
@@ -1015,6 +1317,7 @@
           <w:rStyle w:val="Strong"/>
           <w:b/>
           <w:bCs/>
+          <w:color w:val="000000" w:themeColor="text1"/>
           <w:sz w:val="24"/>
           <w:szCs w:val="24"/>
         </w:rPr>
@@ -1025,6 +1328,7 @@
       <w:pPr>
         <w:pStyle w:val="Heading3"/>
         <w:rPr>
+          <w:color w:val="000000" w:themeColor="text1"/>
           <w:sz w:val="24"/>
           <w:szCs w:val="24"/>
         </w:rPr>
@@ -1034,6 +1338,7 @@
           <w:rStyle w:val="Strong"/>
           <w:b/>
           <w:bCs/>
+          <w:color w:val="000000" w:themeColor="text1"/>
           <w:sz w:val="24"/>
           <w:szCs w:val="24"/>
         </w:rPr>
@@ -1047,8 +1352,14 @@
           <w:ilvl w:val="0"/>
           <w:numId w:val="14"/>
         </w:numPr>
-      </w:pPr>
-      <w:r>
+        <w:rPr>
+          <w:color w:val="000000" w:themeColor="text1"/>
+        </w:rPr>
+      </w:pPr>
+      <w:r>
+        <w:rPr>
+          <w:color w:val="000000" w:themeColor="text1"/>
+        </w:rPr>
         <w:t>Energy data entry remains manual and requires validation discipline.</w:t>
       </w:r>
     </w:p>
@@ -1059,8 +1370,14 @@
           <w:ilvl w:val="0"/>
           <w:numId w:val="14"/>
         </w:numPr>
-      </w:pPr>
-      <w:r>
+        <w:rPr>
+          <w:color w:val="000000" w:themeColor="text1"/>
+        </w:rPr>
+      </w:pPr>
+      <w:r>
+        <w:rPr>
+          <w:color w:val="000000" w:themeColor="text1"/>
+        </w:rPr>
         <w:t>Power cost calculations depend heavily on data accuracy and consistency.</w:t>
       </w:r>
     </w:p>
@@ -1068,6 +1385,7 @@
       <w:pPr>
         <w:pStyle w:val="Heading3"/>
         <w:rPr>
+          <w:color w:val="000000" w:themeColor="text1"/>
           <w:sz w:val="24"/>
           <w:szCs w:val="24"/>
         </w:rPr>
@@ -1077,6 +1395,7 @@
           <w:rStyle w:val="Strong"/>
           <w:b/>
           <w:bCs/>
+          <w:color w:val="000000" w:themeColor="text1"/>
           <w:sz w:val="24"/>
           <w:szCs w:val="24"/>
         </w:rPr>
@@ -1090,8 +1409,14 @@
           <w:ilvl w:val="0"/>
           <w:numId w:val="15"/>
         </w:numPr>
-      </w:pPr>
-      <w:r>
+        <w:rPr>
+          <w:color w:val="000000" w:themeColor="text1"/>
+        </w:rPr>
+      </w:pPr>
+      <w:r>
+        <w:rPr>
+          <w:color w:val="000000" w:themeColor="text1"/>
+        </w:rPr>
         <w:t>Global Active Run visibility significantly improves usability.</w:t>
       </w:r>
     </w:p>
@@ -1102,8 +1427,14 @@
           <w:ilvl w:val="0"/>
           <w:numId w:val="15"/>
         </w:numPr>
-      </w:pPr>
-      <w:r>
+        <w:rPr>
+          <w:color w:val="000000" w:themeColor="text1"/>
+        </w:rPr>
+      </w:pPr>
+      <w:r>
+        <w:rPr>
+          <w:color w:val="000000" w:themeColor="text1"/>
+        </w:rPr>
         <w:t>Sidebar collapse no longer affects context awareness.</w:t>
       </w:r>
     </w:p>
@@ -1111,6 +1442,7 @@
       <w:pPr>
         <w:pStyle w:val="Heading3"/>
         <w:rPr>
+          <w:color w:val="000000" w:themeColor="text1"/>
           <w:sz w:val="24"/>
           <w:szCs w:val="24"/>
         </w:rPr>
@@ -1120,6 +1452,7 @@
           <w:rStyle w:val="Strong"/>
           <w:b/>
           <w:bCs/>
+          <w:color w:val="000000" w:themeColor="text1"/>
           <w:sz w:val="24"/>
           <w:szCs w:val="24"/>
         </w:rPr>
@@ -1133,8 +1466,14 @@
           <w:ilvl w:val="0"/>
           <w:numId w:val="16"/>
         </w:numPr>
-      </w:pPr>
-      <w:r>
+        <w:rPr>
+          <w:color w:val="000000" w:themeColor="text1"/>
+        </w:rPr>
+      </w:pPr>
+      <w:r>
+        <w:rPr>
+          <w:color w:val="000000" w:themeColor="text1"/>
+        </w:rPr>
         <w:t>UI-first stabilization before backend integration is proving effective.</w:t>
       </w:r>
     </w:p>
@@ -1145,14 +1484,23 @@
           <w:ilvl w:val="0"/>
           <w:numId w:val="16"/>
         </w:numPr>
-      </w:pPr>
-      <w:r>
+        <w:rPr>
+          <w:color w:val="000000" w:themeColor="text1"/>
+        </w:rPr>
+      </w:pPr>
+      <w:r>
+        <w:rPr>
+          <w:color w:val="000000" w:themeColor="text1"/>
+        </w:rPr>
         <w:t>Clear separation between ingestion success, analysis readiness, and visualization.</w:t>
       </w:r>
     </w:p>
     <w:p>
       <w:pPr>
         <w:pStyle w:val="NormalWeb"/>
+        <w:rPr>
+          <w:color w:val="000000" w:themeColor="text1"/>
+        </w:rPr>
       </w:pPr>
     </w:p>
     <w:p>
@@ -1162,6 +1510,7 @@
           <w:rStyle w:val="Strong"/>
           <w:b/>
           <w:bCs/>
+          <w:color w:val="000000" w:themeColor="text1"/>
           <w:sz w:val="24"/>
           <w:szCs w:val="24"/>
         </w:rPr>
@@ -1171,6 +1520,7 @@
           <w:rStyle w:val="Strong"/>
           <w:b/>
           <w:bCs/>
+          <w:color w:val="000000" w:themeColor="text1"/>
           <w:sz w:val="24"/>
           <w:szCs w:val="24"/>
         </w:rPr>
@@ -1181,12 +1531,16 @@
     <w:p>
       <w:pPr>
         <w:pStyle w:val="Heading3"/>
+        <w:rPr>
+          <w:color w:val="000000" w:themeColor="text1"/>
+        </w:rPr>
       </w:pPr>
       <w:r>
         <w:rPr>
           <w:rStyle w:val="Strong"/>
           <w:b/>
           <w:bCs/>
+          <w:color w:val="000000" w:themeColor="text1"/>
         </w:rPr>
         <w:t>Observations</w:t>
       </w:r>
@@ -1194,19 +1548,34 @@
     <w:p>
       <w:pPr>
         <w:pStyle w:val="NormalWeb"/>
-      </w:pPr>
-      <w:r>
+        <w:rPr>
+          <w:color w:val="000000" w:themeColor="text1"/>
+        </w:rPr>
+      </w:pPr>
+      <w:r>
+        <w:rPr>
+          <w:color w:val="000000" w:themeColor="text1"/>
+        </w:rPr>
         <w:t>• UX consistency significantly improves perceived system maturity.</w:t>
       </w:r>
       <w:r>
+        <w:rPr>
+          <w:color w:val="000000" w:themeColor="text1"/>
+        </w:rPr>
         <w:br/>
         <w:t>• Run-based isolation prevents cross-data contamination.</w:t>
       </w:r>
       <w:r>
+        <w:rPr>
+          <w:color w:val="000000" w:themeColor="text1"/>
+        </w:rPr>
         <w:br/>
         <w:t>• Navigation-only export initiation avoids accidental data loss or misuse.</w:t>
       </w:r>
       <w:r>
+        <w:rPr>
+          <w:color w:val="000000" w:themeColor="text1"/>
+        </w:rPr>
         <w:br/>
         <w:t>• Dashboard Save + Undo/Redo improves analytical confidence.</w:t>
       </w:r>
@@ -1214,12 +1583,16 @@
     <w:p>
       <w:pPr>
         <w:pStyle w:val="Heading3"/>
+        <w:rPr>
+          <w:color w:val="000000" w:themeColor="text1"/>
+        </w:rPr>
       </w:pPr>
       <w:r>
         <w:rPr>
           <w:rStyle w:val="Strong"/>
           <w:b/>
           <w:bCs/>
+          <w:color w:val="000000" w:themeColor="text1"/>
         </w:rPr>
         <w:t>Design Decisions Logged</w:t>
       </w:r>
@@ -1227,15 +1600,27 @@
     <w:p>
       <w:pPr>
         <w:pStyle w:val="NormalWeb"/>
-      </w:pPr>
-      <w:r>
+        <w:rPr>
+          <w:color w:val="000000" w:themeColor="text1"/>
+        </w:rPr>
+      </w:pPr>
+      <w:r>
+        <w:rPr>
+          <w:color w:val="000000" w:themeColor="text1"/>
+        </w:rPr>
         <w:t>• Export actions separated into a dedicated page.</w:t>
       </w:r>
       <w:r>
+        <w:rPr>
+          <w:color w:val="000000" w:themeColor="text1"/>
+        </w:rPr>
         <w:br/>
         <w:t>• Dashboards treated as editable documents.</w:t>
       </w:r>
       <w:r>
+        <w:rPr>
+          <w:color w:val="000000" w:themeColor="text1"/>
+        </w:rPr>
         <w:br/>
         <w:t>• Home page used as a system command center.</w:t>
       </w:r>
@@ -1247,6 +1632,7 @@
           <w:rStyle w:val="Strong"/>
           <w:b/>
           <w:bCs/>
+          <w:color w:val="000000" w:themeColor="text1"/>
           <w:sz w:val="24"/>
           <w:szCs w:val="24"/>
         </w:rPr>
@@ -1256,6 +1642,7 @@
           <w:rStyle w:val="Strong"/>
           <w:b/>
           <w:bCs/>
+          <w:color w:val="000000" w:themeColor="text1"/>
           <w:sz w:val="24"/>
           <w:szCs w:val="24"/>
         </w:rPr>
@@ -1265,18 +1652,28 @@
     <w:p>
       <w:pPr>
         <w:pStyle w:val="NormalWeb"/>
+        <w:rPr>
+          <w:color w:val="000000" w:themeColor="text1"/>
+        </w:rPr>
       </w:pPr>
       <w:r>
         <w:rPr>
           <w:rStyle w:val="Strong"/>
+          <w:color w:val="000000" w:themeColor="text1"/>
         </w:rPr>
         <w:t>Operational Observations</w:t>
       </w:r>
       <w:r>
+        <w:rPr>
+          <w:color w:val="000000" w:themeColor="text1"/>
+        </w:rPr>
         <w:br/>
         <w:t>• Manual energy data entry requires discipline and verification.</w:t>
       </w:r>
       <w:r>
+        <w:rPr>
+          <w:color w:val="000000" w:themeColor="text1"/>
+        </w:rPr>
         <w:br/>
         <w:t>• Energy cost analysis provides immediate operational value when handled correctly.</w:t>
       </w:r>
@@ -1284,22 +1681,35 @@
     <w:p>
       <w:pPr>
         <w:pStyle w:val="NormalWeb"/>
+        <w:rPr>
+          <w:color w:val="000000" w:themeColor="text1"/>
+        </w:rPr>
       </w:pPr>
       <w:r>
         <w:rPr>
           <w:rStyle w:val="Strong"/>
+          <w:color w:val="000000" w:themeColor="text1"/>
         </w:rPr>
         <w:t>Design Observations</w:t>
       </w:r>
       <w:r>
+        <w:rPr>
+          <w:color w:val="000000" w:themeColor="text1"/>
+        </w:rPr>
         <w:br/>
         <w:t>• Backend persistence must strictly enforce run-based isolation.</w:t>
       </w:r>
       <w:r>
+        <w:rPr>
+          <w:color w:val="000000" w:themeColor="text1"/>
+        </w:rPr>
         <w:br/>
         <w:t>• Clear separation between operational data entry and analytical interpretation is critical.</w:t>
       </w:r>
       <w:r>
+        <w:rPr>
+          <w:color w:val="000000" w:themeColor="text1"/>
+        </w:rPr>
         <w:br/>
         <w:t>• Frontend-first stabilization strategy is proving effective.</w:t>
       </w:r>
@@ -1307,12 +1717,16 @@
     <w:p>
       <w:pPr>
         <w:pStyle w:val="Heading3"/>
+        <w:rPr>
+          <w:color w:val="000000" w:themeColor="text1"/>
+        </w:rPr>
       </w:pPr>
       <w:r>
         <w:rPr>
           <w:rStyle w:val="Strong"/>
           <w:b/>
           <w:bCs/>
+          <w:color w:val="000000" w:themeColor="text1"/>
         </w:rPr>
         <w:t>Day 16 Entry</w:t>
       </w:r>
@@ -1320,18 +1734,28 @@
     <w:p>
       <w:pPr>
         <w:pStyle w:val="NormalWeb"/>
+        <w:rPr>
+          <w:color w:val="000000" w:themeColor="text1"/>
+        </w:rPr>
       </w:pPr>
       <w:r>
         <w:rPr>
           <w:rStyle w:val="Strong"/>
+          <w:color w:val="000000" w:themeColor="text1"/>
         </w:rPr>
         <w:t>Operational Observations</w:t>
       </w:r>
       <w:r>
+        <w:rPr>
+          <w:color w:val="000000" w:themeColor="text1"/>
+        </w:rPr>
         <w:br/>
         <w:t>• Daily energy data entry requires discipline to maintain consistency across sections.</w:t>
       </w:r>
       <w:r>
+        <w:rPr>
+          <w:color w:val="000000" w:themeColor="text1"/>
+        </w:rPr>
         <w:br/>
         <w:t>• Power cost analysis highlights areas with potential energy savings.</w:t>
       </w:r>
@@ -1339,18 +1763,28 @@
     <w:p>
       <w:pPr>
         <w:pStyle w:val="NormalWeb"/>
+        <w:rPr>
+          <w:color w:val="000000" w:themeColor="text1"/>
+        </w:rPr>
       </w:pPr>
       <w:r>
         <w:rPr>
           <w:rStyle w:val="Strong"/>
+          <w:color w:val="000000" w:themeColor="text1"/>
         </w:rPr>
         <w:t>Audit &amp; Documentation Observations</w:t>
       </w:r>
       <w:r>
+        <w:rPr>
+          <w:color w:val="000000" w:themeColor="text1"/>
+        </w:rPr>
         <w:br/>
         <w:t>• Audit presentations require clear categorization of safety, energy, and utility improvements.</w:t>
       </w:r>
       <w:r>
+        <w:rPr>
+          <w:color w:val="000000" w:themeColor="text1"/>
+        </w:rPr>
         <w:br/>
         <w:t>• Well-structured presentations improve understanding and audit readiness.</w:t>
       </w:r>
@@ -1358,12 +1792,16 @@
     <w:p>
       <w:pPr>
         <w:pStyle w:val="Heading3"/>
+        <w:rPr>
+          <w:color w:val="000000" w:themeColor="text1"/>
+        </w:rPr>
       </w:pPr>
       <w:r>
         <w:rPr>
           <w:rStyle w:val="Strong"/>
           <w:b/>
           <w:bCs/>
+          <w:color w:val="000000" w:themeColor="text1"/>
         </w:rPr>
         <w:t>Day 17 Entry</w:t>
       </w:r>
@@ -1371,18 +1809,28 @@
     <w:p>
       <w:pPr>
         <w:pStyle w:val="NormalWeb"/>
+        <w:rPr>
+          <w:color w:val="000000" w:themeColor="text1"/>
+        </w:rPr>
       </w:pPr>
       <w:r>
         <w:rPr>
           <w:rStyle w:val="Strong"/>
+          <w:color w:val="000000" w:themeColor="text1"/>
         </w:rPr>
         <w:t>Operational Observations</w:t>
       </w:r>
       <w:r>
+        <w:rPr>
+          <w:color w:val="000000" w:themeColor="text1"/>
+        </w:rPr>
         <w:br/>
         <w:t>• Energy cost analysis highlights the importance of continuous monitoring.</w:t>
       </w:r>
       <w:r>
+        <w:rPr>
+          <w:color w:val="000000" w:themeColor="text1"/>
+        </w:rPr>
         <w:br/>
         <w:t>• Kaizen initiatives contribute significantly to energy and utility optimization.</w:t>
       </w:r>
@@ -1390,18 +1838,28 @@
     <w:p>
       <w:pPr>
         <w:pStyle w:val="NormalWeb"/>
+        <w:rPr>
+          <w:color w:val="000000" w:themeColor="text1"/>
+        </w:rPr>
       </w:pPr>
       <w:r>
         <w:rPr>
           <w:rStyle w:val="Strong"/>
+          <w:color w:val="000000" w:themeColor="text1"/>
         </w:rPr>
         <w:t>Machine-Level Observations</w:t>
       </w:r>
       <w:r>
+        <w:rPr>
+          <w:color w:val="000000" w:themeColor="text1"/>
+        </w:rPr>
         <w:br/>
         <w:t>• OD Grinding machines play a critical role in dimensional accuracy of shafts.</w:t>
       </w:r>
       <w:r>
+        <w:rPr>
+          <w:color w:val="000000" w:themeColor="text1"/>
+        </w:rPr>
         <w:br/>
         <w:t>• Broaching machines are essential for internal profiling and require precise maintenance.</w:t>
       </w:r>
@@ -1409,12 +1867,16 @@
     <w:p>
       <w:pPr>
         <w:pStyle w:val="Heading3"/>
+        <w:rPr>
+          <w:color w:val="000000" w:themeColor="text1"/>
+        </w:rPr>
       </w:pPr>
       <w:r>
         <w:rPr>
           <w:rStyle w:val="Strong"/>
           <w:b/>
           <w:bCs/>
+          <w:color w:val="000000" w:themeColor="text1"/>
         </w:rPr>
         <w:lastRenderedPageBreak/>
         <w:t>Day 18 Entry</w:t>
@@ -1423,18 +1885,28 @@
     <w:p>
       <w:pPr>
         <w:pStyle w:val="NormalWeb"/>
+        <w:rPr>
+          <w:color w:val="000000" w:themeColor="text1"/>
+        </w:rPr>
       </w:pPr>
       <w:r>
         <w:rPr>
           <w:rStyle w:val="Strong"/>
+          <w:color w:val="000000" w:themeColor="text1"/>
         </w:rPr>
         <w:t>Operational Observations</w:t>
       </w:r>
       <w:r>
+        <w:rPr>
+          <w:color w:val="000000" w:themeColor="text1"/>
+        </w:rPr>
         <w:br/>
         <w:t>• Safety audits emphasize the importance of proper documentation and visual evidence.</w:t>
       </w:r>
       <w:r>
+        <w:rPr>
+          <w:color w:val="000000" w:themeColor="text1"/>
+        </w:rPr>
         <w:br/>
         <w:t>• Energy cost tracking supports both operational efficiency and audit readiness.</w:t>
       </w:r>
@@ -1442,18 +1914,28 @@
     <w:p>
       <w:pPr>
         <w:pStyle w:val="NormalWeb"/>
+        <w:rPr>
+          <w:color w:val="000000" w:themeColor="text1"/>
+        </w:rPr>
       </w:pPr>
       <w:r>
         <w:rPr>
           <w:rStyle w:val="Strong"/>
+          <w:color w:val="000000" w:themeColor="text1"/>
         </w:rPr>
         <w:t>Technical Observations</w:t>
       </w:r>
       <w:r>
+        <w:rPr>
+          <w:color w:val="000000" w:themeColor="text1"/>
+        </w:rPr>
         <w:br/>
         <w:t>• PLC programming plays a critical role in machine automation and control.</w:t>
       </w:r>
       <w:r>
+        <w:rPr>
+          <w:color w:val="000000" w:themeColor="text1"/>
+        </w:rPr>
         <w:br/>
         <w:t>• Understanding PLC logic helps in effective maintenance and fault diagnosis.</w:t>
       </w:r>
@@ -1461,12 +1943,16 @@
     <w:p>
       <w:pPr>
         <w:pStyle w:val="Heading3"/>
+        <w:rPr>
+          <w:color w:val="000000" w:themeColor="text1"/>
+        </w:rPr>
       </w:pPr>
       <w:r>
         <w:rPr>
           <w:rStyle w:val="Strong"/>
           <w:b/>
           <w:bCs/>
+          <w:color w:val="000000" w:themeColor="text1"/>
         </w:rPr>
         <w:t>Day 19 Entry</w:t>
       </w:r>
@@ -1474,18 +1960,28 @@
     <w:p>
       <w:pPr>
         <w:pStyle w:val="NormalWeb"/>
+        <w:rPr>
+          <w:color w:val="000000" w:themeColor="text1"/>
+        </w:rPr>
       </w:pPr>
       <w:r>
         <w:rPr>
           <w:rStyle w:val="Strong"/>
+          <w:color w:val="000000" w:themeColor="text1"/>
         </w:rPr>
         <w:t>Operational Observations</w:t>
       </w:r>
       <w:r>
+        <w:rPr>
+          <w:color w:val="000000" w:themeColor="text1"/>
+        </w:rPr>
         <w:br/>
         <w:t>• Crack detection processes are essential to prevent downstream failures.</w:t>
       </w:r>
       <w:r>
+        <w:rPr>
+          <w:color w:val="000000" w:themeColor="text1"/>
+        </w:rPr>
         <w:br/>
         <w:t>• Maintenance decision-making benefits from combining inspection data and machine behavior insights.</w:t>
       </w:r>
@@ -1493,18 +1989,28 @@
     <w:p>
       <w:pPr>
         <w:pStyle w:val="NormalWeb"/>
+        <w:rPr>
+          <w:color w:val="000000" w:themeColor="text1"/>
+        </w:rPr>
       </w:pPr>
       <w:r>
         <w:rPr>
           <w:rStyle w:val="Strong"/>
+          <w:color w:val="000000" w:themeColor="text1"/>
         </w:rPr>
         <w:t>Technical Observations</w:t>
       </w:r>
       <w:r>
+        <w:rPr>
+          <w:color w:val="000000" w:themeColor="text1"/>
+        </w:rPr>
         <w:br/>
         <w:t>• PLC programming plays a central role in machine automation and diagnostics.</w:t>
       </w:r>
       <w:r>
+        <w:rPr>
+          <w:color w:val="000000" w:themeColor="text1"/>
+        </w:rPr>
         <w:br/>
         <w:t>• Understanding shaft line machines improves maintenance planning and system-level analytics.</w:t>
       </w:r>
@@ -1512,12 +2018,16 @@
     <w:p>
       <w:pPr>
         <w:pStyle w:val="Heading3"/>
+        <w:rPr>
+          <w:color w:val="000000" w:themeColor="text1"/>
+        </w:rPr>
       </w:pPr>
       <w:r>
         <w:rPr>
           <w:rStyle w:val="Strong"/>
           <w:b/>
           <w:bCs/>
+          <w:color w:val="000000" w:themeColor="text1"/>
         </w:rPr>
         <w:t>Day 20 Entry</w:t>
       </w:r>
@@ -1525,18 +2035,28 @@
     <w:p>
       <w:pPr>
         <w:pStyle w:val="NormalWeb"/>
+        <w:rPr>
+          <w:color w:val="000000" w:themeColor="text1"/>
+        </w:rPr>
       </w:pPr>
       <w:r>
         <w:rPr>
           <w:rStyle w:val="Strong"/>
+          <w:color w:val="000000" w:themeColor="text1"/>
         </w:rPr>
         <w:t>Operational Observations</w:t>
       </w:r>
       <w:r>
+        <w:rPr>
+          <w:color w:val="000000" w:themeColor="text1"/>
+        </w:rPr>
         <w:br/>
         <w:t>• Grinding machine performance directly affects component quality.</w:t>
       </w:r>
       <w:r>
+        <w:rPr>
+          <w:color w:val="000000" w:themeColor="text1"/>
+        </w:rPr>
         <w:br/>
         <w:t>• Proper filtration and coolant management improve machine reliability and lifespan.</w:t>
       </w:r>
@@ -1544,18 +2064,28 @@
     <w:p>
       <w:pPr>
         <w:pStyle w:val="NormalWeb"/>
+        <w:rPr>
+          <w:color w:val="000000" w:themeColor="text1"/>
+        </w:rPr>
       </w:pPr>
       <w:r>
         <w:rPr>
           <w:rStyle w:val="Strong"/>
+          <w:color w:val="000000" w:themeColor="text1"/>
         </w:rPr>
         <w:t>Technical Observations</w:t>
       </w:r>
       <w:r>
+        <w:rPr>
+          <w:color w:val="000000" w:themeColor="text1"/>
+        </w:rPr>
         <w:br/>
         <w:t>• Magnetic separators are critical auxiliary systems in grinding operations.</w:t>
       </w:r>
       <w:r>
+        <w:rPr>
+          <w:color w:val="000000" w:themeColor="text1"/>
+        </w:rPr>
         <w:br/>
         <w:t>• Maintenance activities extend beyond machines to include supporting systems and utilities.</w:t>
       </w:r>
@@ -1563,12 +2093,16 @@
     <w:p>
       <w:pPr>
         <w:pStyle w:val="Heading3"/>
+        <w:rPr>
+          <w:color w:val="000000" w:themeColor="text1"/>
+        </w:rPr>
       </w:pPr>
       <w:r>
         <w:rPr>
           <w:rStyle w:val="Strong"/>
           <w:b/>
           <w:bCs/>
+          <w:color w:val="000000" w:themeColor="text1"/>
         </w:rPr>
         <w:t>Day 21 – Notes &amp; Observations</w:t>
       </w:r>
@@ -1580,8 +2114,14 @@
           <w:ilvl w:val="0"/>
           <w:numId w:val="19"/>
         </w:numPr>
-      </w:pPr>
-      <w:r>
+        <w:rPr>
+          <w:color w:val="000000" w:themeColor="text1"/>
+        </w:rPr>
+      </w:pPr>
+      <w:r>
+        <w:rPr>
+          <w:color w:val="000000" w:themeColor="text1"/>
+        </w:rPr>
         <w:t>Desktop white screen issue was caused by routing incompatibility with file-based execution.</w:t>
       </w:r>
     </w:p>
@@ -1592,8 +2132,14 @@
           <w:ilvl w:val="0"/>
           <w:numId w:val="19"/>
         </w:numPr>
-      </w:pPr>
-      <w:r>
+        <w:rPr>
+          <w:color w:val="000000" w:themeColor="text1"/>
+        </w:rPr>
+      </w:pPr>
+      <w:r>
+        <w:rPr>
+          <w:color w:val="000000" w:themeColor="text1"/>
+        </w:rPr>
         <w:t>Switching to hash-based routing resolved navigation and rendering issues.</w:t>
       </w:r>
     </w:p>
@@ -1604,34 +2150,28 @@
           <w:ilvl w:val="0"/>
           <w:numId w:val="19"/>
         </w:numPr>
-      </w:pPr>
-      <w:proofErr w:type="spellStart"/>
-      <w:proofErr w:type="gramStart"/>
-      <w:r>
-        <w:t>DuckDB</w:t>
-      </w:r>
-      <w:proofErr w:type="spellEnd"/>
-      <w:r>
-        <w:t xml:space="preserve"> </w:t>
+        <w:rPr>
+          <w:color w:val="000000" w:themeColor="text1"/>
+        </w:rPr>
+      </w:pPr>
+      <w:r>
+        <w:rPr>
+          <w:color w:val="000000" w:themeColor="text1"/>
+        </w:rPr>
+        <w:t xml:space="preserve">DuckDB </w:t>
       </w:r>
       <w:r>
         <w:rPr>
           <w:rStyle w:val="HTMLCode"/>
-          <w:rFonts w:eastAsiaTheme="majorEastAsia"/>
-        </w:rPr>
-        <w:t>.</w:t>
-      </w:r>
-      <w:proofErr w:type="spellStart"/>
-      <w:r>
-        <w:rPr>
-          <w:rStyle w:val="HTMLCode"/>
-          <w:rFonts w:eastAsiaTheme="majorEastAsia"/>
-        </w:rPr>
-        <w:t>wal</w:t>
-      </w:r>
-      <w:proofErr w:type="spellEnd"/>
-      <w:proofErr w:type="gramEnd"/>
-      <w:r>
+          <w:rFonts w:ascii="Times New Roman" w:eastAsiaTheme="majorEastAsia" w:hAnsi="Times New Roman" w:cs="Times New Roman"/>
+          <w:color w:val="000000" w:themeColor="text1"/>
+        </w:rPr>
+        <w:t>.wal</w:t>
+      </w:r>
+      <w:r>
+        <w:rPr>
+          <w:color w:val="000000" w:themeColor="text1"/>
+        </w:rPr>
         <w:t xml:space="preserve"> file observed and confirmed as standard database behavior.</w:t>
       </w:r>
     </w:p>
@@ -1642,18 +2182,28 @@
           <w:ilvl w:val="0"/>
           <w:numId w:val="19"/>
         </w:numPr>
-      </w:pPr>
-      <w:r>
+        <w:rPr>
+          <w:color w:val="000000" w:themeColor="text1"/>
+        </w:rPr>
+      </w:pPr>
+      <w:r>
+        <w:rPr>
+          <w:color w:val="000000" w:themeColor="text1"/>
+        </w:rPr>
         <w:t>Integration of frontend and backend requires careful alignment of build configuration and routing logic.</w:t>
       </w:r>
     </w:p>
     <w:p>
       <w:pPr>
         <w:pStyle w:val="NormalWeb"/>
+        <w:rPr>
+          <w:color w:val="000000" w:themeColor="text1"/>
+        </w:rPr>
       </w:pPr>
       <w:r>
         <w:rPr>
           <w:rStyle w:val="Strong"/>
+          <w:color w:val="000000" w:themeColor="text1"/>
         </w:rPr>
         <w:t>Learning Outcome:</w:t>
       </w:r>
@@ -1665,25 +2215,38 @@
           <w:ilvl w:val="0"/>
           <w:numId w:val="20"/>
         </w:numPr>
-      </w:pPr>
-      <w:r>
+        <w:rPr>
+          <w:color w:val="000000" w:themeColor="text1"/>
+        </w:rPr>
+      </w:pPr>
+      <w:r>
+        <w:rPr>
+          <w:color w:val="000000" w:themeColor="text1"/>
+        </w:rPr>
         <w:t>Gained practical understanding of hybrid desktop–web application challenges and solutions.</w:t>
       </w:r>
     </w:p>
     <w:p>
       <w:pPr>
         <w:pStyle w:val="NormalWeb"/>
+        <w:rPr>
+          <w:color w:val="000000" w:themeColor="text1"/>
+        </w:rPr>
       </w:pPr>
     </w:p>
     <w:p>
       <w:pPr>
         <w:pStyle w:val="Heading3"/>
+        <w:rPr>
+          <w:color w:val="000000" w:themeColor="text1"/>
+        </w:rPr>
       </w:pPr>
       <w:r>
         <w:rPr>
           <w:rStyle w:val="Strong"/>
           <w:b/>
           <w:bCs/>
+          <w:color w:val="000000" w:themeColor="text1"/>
         </w:rPr>
         <w:lastRenderedPageBreak/>
         <w:t>Day 22 – Notes &amp; Observations</w:t>
@@ -1696,8 +2259,14 @@
           <w:ilvl w:val="0"/>
           <w:numId w:val="21"/>
         </w:numPr>
-      </w:pPr>
-      <w:r>
+        <w:rPr>
+          <w:color w:val="000000" w:themeColor="text1"/>
+        </w:rPr>
+      </w:pPr>
+      <w:r>
+        <w:rPr>
+          <w:color w:val="000000" w:themeColor="text1"/>
+        </w:rPr>
         <w:t>Energy monitoring activities remain a critical daily task for maintenance operations.</w:t>
       </w:r>
     </w:p>
@@ -1708,8 +2277,14 @@
           <w:ilvl w:val="0"/>
           <w:numId w:val="21"/>
         </w:numPr>
-      </w:pPr>
-      <w:r>
+        <w:rPr>
+          <w:color w:val="000000" w:themeColor="text1"/>
+        </w:rPr>
+      </w:pPr>
+      <w:r>
+        <w:rPr>
+          <w:color w:val="000000" w:themeColor="text1"/>
+        </w:rPr>
         <w:t>Finalizing architecture before backend implementation reduces integration issues.</w:t>
       </w:r>
     </w:p>
@@ -1720,18 +2295,28 @@
           <w:ilvl w:val="0"/>
           <w:numId w:val="21"/>
         </w:numPr>
-      </w:pPr>
-      <w:r>
+        <w:rPr>
+          <w:color w:val="000000" w:themeColor="text1"/>
+        </w:rPr>
+      </w:pPr>
+      <w:r>
+        <w:rPr>
+          <w:color w:val="000000" w:themeColor="text1"/>
+        </w:rPr>
         <w:t>Frontend stability allows focused work on backend logic in upcoming days.</w:t>
       </w:r>
     </w:p>
     <w:p>
       <w:pPr>
         <w:pStyle w:val="NormalWeb"/>
+        <w:rPr>
+          <w:color w:val="000000" w:themeColor="text1"/>
+        </w:rPr>
       </w:pPr>
       <w:r>
         <w:rPr>
           <w:rStyle w:val="Strong"/>
+          <w:color w:val="000000" w:themeColor="text1"/>
         </w:rPr>
         <w:t>Learning Outcome:</w:t>
       </w:r>
@@ -1743,20 +2328,30 @@
           <w:ilvl w:val="0"/>
           <w:numId w:val="22"/>
         </w:numPr>
-      </w:pPr>
-      <w:r>
+        <w:rPr>
+          <w:color w:val="000000" w:themeColor="text1"/>
+        </w:rPr>
+      </w:pPr>
+      <w:r>
+        <w:rPr>
+          <w:color w:val="000000" w:themeColor="text1"/>
+        </w:rPr>
         <w:t>Gained better understanding of planning and finalizing system architecture before backend execution.</w:t>
       </w:r>
     </w:p>
     <w:p>
       <w:pPr>
         <w:pStyle w:val="Heading3"/>
+        <w:rPr>
+          <w:color w:val="000000" w:themeColor="text1"/>
+        </w:rPr>
       </w:pPr>
       <w:r>
         <w:rPr>
           <w:rStyle w:val="Strong"/>
           <w:b/>
           <w:bCs/>
+          <w:color w:val="000000" w:themeColor="text1"/>
         </w:rPr>
         <w:t>Day 23 – Notes &amp; Observations</w:t>
       </w:r>
@@ -1768,8 +2363,14 @@
           <w:ilvl w:val="0"/>
           <w:numId w:val="23"/>
         </w:numPr>
-      </w:pPr>
-      <w:r>
+        <w:rPr>
+          <w:color w:val="000000" w:themeColor="text1"/>
+        </w:rPr>
+      </w:pPr>
+      <w:r>
+        <w:rPr>
+          <w:color w:val="000000" w:themeColor="text1"/>
+        </w:rPr>
         <w:t>Regular energy monitoring is essential for maintaining accurate power cost analysis.</w:t>
       </w:r>
     </w:p>
@@ -1780,8 +2381,14 @@
           <w:ilvl w:val="0"/>
           <w:numId w:val="23"/>
         </w:numPr>
-      </w:pPr>
-      <w:r>
+        <w:rPr>
+          <w:color w:val="000000" w:themeColor="text1"/>
+        </w:rPr>
+      </w:pPr>
+      <w:r>
+        <w:rPr>
+          <w:color w:val="000000" w:themeColor="text1"/>
+        </w:rPr>
         <w:t>Finalizing backend architecture before coding helps reduce integration issues.</w:t>
       </w:r>
     </w:p>
@@ -1792,18 +2399,28 @@
           <w:ilvl w:val="0"/>
           <w:numId w:val="23"/>
         </w:numPr>
-      </w:pPr>
-      <w:r>
+        <w:rPr>
+          <w:color w:val="000000" w:themeColor="text1"/>
+        </w:rPr>
+      </w:pPr>
+      <w:r>
+        <w:rPr>
+          <w:color w:val="000000" w:themeColor="text1"/>
+        </w:rPr>
         <w:t>Frontend stability allows focused backend development in upcoming days.</w:t>
       </w:r>
     </w:p>
     <w:p>
       <w:pPr>
         <w:pStyle w:val="NormalWeb"/>
+        <w:rPr>
+          <w:color w:val="000000" w:themeColor="text1"/>
+        </w:rPr>
       </w:pPr>
       <w:r>
         <w:rPr>
           <w:rStyle w:val="Strong"/>
+          <w:color w:val="000000" w:themeColor="text1"/>
         </w:rPr>
         <w:t>Learning Outcome:</w:t>
       </w:r>
@@ -1815,9 +2432,215 @@
           <w:ilvl w:val="0"/>
           <w:numId w:val="24"/>
         </w:numPr>
-      </w:pPr>
-      <w:r>
+        <w:rPr>
+          <w:color w:val="000000" w:themeColor="text1"/>
+        </w:rPr>
+      </w:pPr>
+      <w:r>
+        <w:rPr>
+          <w:color w:val="000000" w:themeColor="text1"/>
+        </w:rPr>
         <w:t>Improved understanding of systematic project planning before backend execution.</w:t>
+      </w:r>
+    </w:p>
+    <w:p>
+      <w:pPr>
+        <w:pStyle w:val="Heading2"/>
+        <w:rPr>
+          <w:rFonts w:ascii="Times New Roman" w:hAnsi="Times New Roman" w:cs="Times New Roman"/>
+          <w:color w:val="000000" w:themeColor="text1"/>
+        </w:rPr>
+      </w:pPr>
+      <w:r>
+        <w:rPr>
+          <w:rStyle w:val="Strong"/>
+          <w:rFonts w:ascii="Times New Roman" w:hAnsi="Times New Roman" w:cs="Times New Roman"/>
+          <w:bCs w:val="0"/>
+          <w:color w:val="000000" w:themeColor="text1"/>
+        </w:rPr>
+        <w:t>Day 24 Observations</w:t>
+      </w:r>
+    </w:p>
+    <w:p>
+      <w:pPr>
+        <w:pStyle w:val="NormalWeb"/>
+        <w:numPr>
+          <w:ilvl w:val="0"/>
+          <w:numId w:val="25"/>
+        </w:numPr>
+        <w:rPr>
+          <w:color w:val="000000" w:themeColor="text1"/>
+        </w:rPr>
+      </w:pPr>
+      <w:r>
+        <w:rPr>
+          <w:color w:val="000000" w:themeColor="text1"/>
+        </w:rPr>
+        <w:t>Desktop app stability significantly improved.</w:t>
+      </w:r>
+    </w:p>
+    <w:p>
+      <w:pPr>
+        <w:pStyle w:val="NormalWeb"/>
+        <w:numPr>
+          <w:ilvl w:val="0"/>
+          <w:numId w:val="25"/>
+        </w:numPr>
+        <w:rPr>
+          <w:color w:val="000000" w:themeColor="text1"/>
+        </w:rPr>
+      </w:pPr>
+      <w:r>
+        <w:rPr>
+          <w:color w:val="000000" w:themeColor="text1"/>
+        </w:rPr>
+        <w:t>Search functionality required backend verification before UI reflection.</w:t>
+      </w:r>
+    </w:p>
+    <w:p>
+      <w:pPr>
+        <w:pStyle w:val="NormalWeb"/>
+        <w:numPr>
+          <w:ilvl w:val="0"/>
+          <w:numId w:val="25"/>
+        </w:numPr>
+        <w:rPr>
+          <w:color w:val="000000" w:themeColor="text1"/>
+        </w:rPr>
+      </w:pPr>
+      <w:r>
+        <w:rPr>
+          <w:color w:val="000000" w:themeColor="text1"/>
+        </w:rPr>
+        <w:t>Confirmed database integrity by manually testing run entries.</w:t>
+      </w:r>
+    </w:p>
+    <w:p>
+      <w:pPr>
+        <w:pStyle w:val="NormalWeb"/>
+        <w:numPr>
+          <w:ilvl w:val="0"/>
+          <w:numId w:val="25"/>
+        </w:numPr>
+        <w:rPr>
+          <w:color w:val="000000" w:themeColor="text1"/>
+        </w:rPr>
+      </w:pPr>
+      <w:r>
+        <w:rPr>
+          <w:color w:val="000000" w:themeColor="text1"/>
+        </w:rPr>
+        <w:t>Architecture now production-ready for analytics expansion.</w:t>
+      </w:r>
+    </w:p>
+    <w:p>
+      <w:pPr>
+        <w:pStyle w:val="NormalWeb"/>
+        <w:numPr>
+          <w:ilvl w:val="0"/>
+          <w:numId w:val="25"/>
+        </w:numPr>
+        <w:rPr>
+          <w:color w:val="000000" w:themeColor="text1"/>
+        </w:rPr>
+      </w:pPr>
+      <w:r>
+        <w:rPr>
+          <w:color w:val="000000" w:themeColor="text1"/>
+        </w:rPr>
+        <w:t>System now operating with clean frontend–backend separation.</w:t>
+      </w:r>
+    </w:p>
+    <w:p>
+      <w:pPr>
+        <w:pStyle w:val="Heading3"/>
+      </w:pPr>
+      <w:r>
+        <w:t>Day 25 Observations</w:t>
+      </w:r>
+    </w:p>
+    <w:p>
+      <w:pPr>
+        <w:pStyle w:val="NormalWeb"/>
+        <w:numPr>
+          <w:ilvl w:val="0"/>
+          <w:numId w:val="26"/>
+        </w:numPr>
+      </w:pPr>
+      <w:r>
+        <w:t>Desktop UI requires lifecycle-safe API invocation</w:t>
+      </w:r>
+    </w:p>
+    <w:p>
+      <w:pPr>
+        <w:pStyle w:val="NormalWeb"/>
+        <w:numPr>
+          <w:ilvl w:val="0"/>
+          <w:numId w:val="26"/>
+        </w:numPr>
+      </w:pPr>
+      <w:r>
+        <w:t>WebChannel bridge timing is critical</w:t>
+      </w:r>
+    </w:p>
+    <w:p>
+      <w:pPr>
+        <w:pStyle w:val="NormalWeb"/>
+        <w:numPr>
+          <w:ilvl w:val="0"/>
+          <w:numId w:val="26"/>
+        </w:numPr>
+      </w:pPr>
+      <w:r>
+        <w:t>Offline systems require explicit synchronization between:</w:t>
+      </w:r>
+    </w:p>
+    <w:p>
+      <w:pPr>
+        <w:pStyle w:val="NormalWeb"/>
+        <w:numPr>
+          <w:ilvl w:val="1"/>
+          <w:numId w:val="26"/>
+        </w:numPr>
+      </w:pPr>
+      <w:r>
+        <w:t>DB initialization</w:t>
+      </w:r>
+    </w:p>
+    <w:p>
+      <w:pPr>
+        <w:pStyle w:val="NormalWeb"/>
+        <w:numPr>
+          <w:ilvl w:val="1"/>
+          <w:numId w:val="26"/>
+        </w:numPr>
+      </w:pPr>
+      <w:r>
+        <w:t>Bridge initialization</w:t>
+      </w:r>
+    </w:p>
+    <w:p>
+      <w:pPr>
+        <w:pStyle w:val="NormalWeb"/>
+        <w:numPr>
+          <w:ilvl w:val="1"/>
+          <w:numId w:val="26"/>
+        </w:numPr>
+      </w:pPr>
+      <w:r>
+        <w:t>UI rendering</w:t>
+      </w:r>
+    </w:p>
+    <w:p>
+      <w:pPr>
+        <w:pStyle w:val="NormalWeb"/>
+        <w:numPr>
+          <w:ilvl w:val="0"/>
+          <w:numId w:val="26"/>
+        </w:numPr>
+      </w:pPr>
+      <w:r>
+        <w:t>Run lifecycle is central control mechanism</w:t>
       </w:r>
       <w:bookmarkStart w:id="0" w:name="_GoBack"/>
       <w:bookmarkEnd w:id="0"/>
@@ -1835,6 +2658,155 @@
 <file path=word/numbering.xml><?xml version="1.0" encoding="utf-8"?>
 <w:numbering xmlns:wpc="http://schemas.microsoft.com/office/word/2010/wordprocessingCanvas" xmlns:cx="http://schemas.microsoft.com/office/drawing/2014/chartex" xmlns:mc="http://schemas.openxmlformats.org/markup-compatibility/2006" xmlns:o="urn:schemas-microsoft-com:office:office" xmlns:r="http://schemas.openxmlformats.org/officeDocument/2006/relationships" xmlns:m="http://schemas.openxmlformats.org/officeDocument/2006/math" xmlns:v="urn:schemas-microsoft-com:vml" xmlns:wp14="http://schemas.microsoft.com/office/word/2010/wordprocessingDrawing" xmlns:wp="http://schemas.openxmlformats.org/drawingml/2006/wordprocessingDrawing" xmlns:w10="urn:schemas-microsoft-com:office:word" xmlns:w="http://schemas.openxmlformats.org/wordprocessingml/2006/main" xmlns:w14="http://schemas.microsoft.com/office/word/2010/wordml" xmlns:w15="http://schemas.microsoft.com/office/word/2012/wordml" xmlns:w16se="http://schemas.microsoft.com/office/word/2015/wordml/symex" xmlns:wpg="http://schemas.microsoft.com/office/word/2010/wordprocessingGroup" xmlns:wpi="http://schemas.microsoft.com/office/word/2010/wordprocessingInk" xmlns:wne="http://schemas.microsoft.com/office/word/2006/wordml" xmlns:wps="http://schemas.microsoft.com/office/word/2010/wordprocessingShape" mc:Ignorable="w14 w15 w16se wp14">
   <w:abstractNum w:abstractNumId="0" w15:restartNumberingAfterBreak="0">
+    <w:nsid w:val="010675BD"/>
+    <w:multiLevelType w:val="multilevel"/>
+    <w:tmpl w:val="2632AD4C"/>
+    <w:lvl w:ilvl="0">
+      <w:start w:val="1"/>
+      <w:numFmt w:val="bullet"/>
+      <w:lvlText w:val=""/>
+      <w:lvlJc w:val="left"/>
+      <w:pPr>
+        <w:tabs>
+          <w:tab w:val="num" w:pos="720"/>
+        </w:tabs>
+        <w:ind w:left="720" w:hanging="360"/>
+      </w:pPr>
+      <w:rPr>
+        <w:rFonts w:ascii="Symbol" w:hAnsi="Symbol" w:hint="default"/>
+        <w:sz w:val="20"/>
+      </w:rPr>
+    </w:lvl>
+    <w:lvl w:ilvl="1" w:tentative="1">
+      <w:start w:val="1"/>
+      <w:numFmt w:val="bullet"/>
+      <w:lvlText w:val="o"/>
+      <w:lvlJc w:val="left"/>
+      <w:pPr>
+        <w:tabs>
+          <w:tab w:val="num" w:pos="1440"/>
+        </w:tabs>
+        <w:ind w:left="1440" w:hanging="360"/>
+      </w:pPr>
+      <w:rPr>
+        <w:rFonts w:ascii="Courier New" w:hAnsi="Courier New" w:hint="default"/>
+        <w:sz w:val="20"/>
+      </w:rPr>
+    </w:lvl>
+    <w:lvl w:ilvl="2" w:tentative="1">
+      <w:start w:val="1"/>
+      <w:numFmt w:val="bullet"/>
+      <w:lvlText w:val=""/>
+      <w:lvlJc w:val="left"/>
+      <w:pPr>
+        <w:tabs>
+          <w:tab w:val="num" w:pos="2160"/>
+        </w:tabs>
+        <w:ind w:left="2160" w:hanging="360"/>
+      </w:pPr>
+      <w:rPr>
+        <w:rFonts w:ascii="Wingdings" w:hAnsi="Wingdings" w:hint="default"/>
+        <w:sz w:val="20"/>
+      </w:rPr>
+    </w:lvl>
+    <w:lvl w:ilvl="3" w:tentative="1">
+      <w:start w:val="1"/>
+      <w:numFmt w:val="bullet"/>
+      <w:lvlText w:val=""/>
+      <w:lvlJc w:val="left"/>
+      <w:pPr>
+        <w:tabs>
+          <w:tab w:val="num" w:pos="2880"/>
+        </w:tabs>
+        <w:ind w:left="2880" w:hanging="360"/>
+      </w:pPr>
+      <w:rPr>
+        <w:rFonts w:ascii="Wingdings" w:hAnsi="Wingdings" w:hint="default"/>
+        <w:sz w:val="20"/>
+      </w:rPr>
+    </w:lvl>
+    <w:lvl w:ilvl="4" w:tentative="1">
+      <w:start w:val="1"/>
+      <w:numFmt w:val="bullet"/>
+      <w:lvlText w:val=""/>
+      <w:lvlJc w:val="left"/>
+      <w:pPr>
+        <w:tabs>
+          <w:tab w:val="num" w:pos="3600"/>
+        </w:tabs>
+        <w:ind w:left="3600" w:hanging="360"/>
+      </w:pPr>
+      <w:rPr>
+        <w:rFonts w:ascii="Wingdings" w:hAnsi="Wingdings" w:hint="default"/>
+        <w:sz w:val="20"/>
+      </w:rPr>
+    </w:lvl>
+    <w:lvl w:ilvl="5" w:tentative="1">
+      <w:start w:val="1"/>
+      <w:numFmt w:val="bullet"/>
+      <w:lvlText w:val=""/>
+      <w:lvlJc w:val="left"/>
+      <w:pPr>
+        <w:tabs>
+          <w:tab w:val="num" w:pos="4320"/>
+        </w:tabs>
+        <w:ind w:left="4320" w:hanging="360"/>
+      </w:pPr>
+      <w:rPr>
+        <w:rFonts w:ascii="Wingdings" w:hAnsi="Wingdings" w:hint="default"/>
+        <w:sz w:val="20"/>
+      </w:rPr>
+    </w:lvl>
+    <w:lvl w:ilvl="6" w:tentative="1">
+      <w:start w:val="1"/>
+      <w:numFmt w:val="bullet"/>
+      <w:lvlText w:val=""/>
+      <w:lvlJc w:val="left"/>
+      <w:pPr>
+        <w:tabs>
+          <w:tab w:val="num" w:pos="5040"/>
+        </w:tabs>
+        <w:ind w:left="5040" w:hanging="360"/>
+      </w:pPr>
+      <w:rPr>
+        <w:rFonts w:ascii="Wingdings" w:hAnsi="Wingdings" w:hint="default"/>
+        <w:sz w:val="20"/>
+      </w:rPr>
+    </w:lvl>
+    <w:lvl w:ilvl="7" w:tentative="1">
+      <w:start w:val="1"/>
+      <w:numFmt w:val="bullet"/>
+      <w:lvlText w:val=""/>
+      <w:lvlJc w:val="left"/>
+      <w:pPr>
+        <w:tabs>
+          <w:tab w:val="num" w:pos="5760"/>
+        </w:tabs>
+        <w:ind w:left="5760" w:hanging="360"/>
+      </w:pPr>
+      <w:rPr>
+        <w:rFonts w:ascii="Wingdings" w:hAnsi="Wingdings" w:hint="default"/>
+        <w:sz w:val="20"/>
+      </w:rPr>
+    </w:lvl>
+    <w:lvl w:ilvl="8" w:tentative="1">
+      <w:start w:val="1"/>
+      <w:numFmt w:val="bullet"/>
+      <w:lvlText w:val=""/>
+      <w:lvlJc w:val="left"/>
+      <w:pPr>
+        <w:tabs>
+          <w:tab w:val="num" w:pos="6480"/>
+        </w:tabs>
+        <w:ind w:left="6480" w:hanging="360"/>
+      </w:pPr>
+      <w:rPr>
+        <w:rFonts w:ascii="Wingdings" w:hAnsi="Wingdings" w:hint="default"/>
+        <w:sz w:val="20"/>
+      </w:rPr>
+    </w:lvl>
+  </w:abstractNum>
+  <w:abstractNum w:abstractNumId="1" w15:restartNumberingAfterBreak="0">
     <w:nsid w:val="010C5C47"/>
     <w:multiLevelType w:val="hybridMultilevel"/>
     <w:tmpl w:val="A4501E72"/>
@@ -1947,7 +2919,7 @@
       </w:rPr>
     </w:lvl>
   </w:abstractNum>
-  <w:abstractNum w:abstractNumId="1" w15:restartNumberingAfterBreak="0">
+  <w:abstractNum w:abstractNumId="2" w15:restartNumberingAfterBreak="0">
     <w:nsid w:val="0A89556D"/>
     <w:multiLevelType w:val="multilevel"/>
     <w:tmpl w:val="18D2AA82"/>
@@ -2096,7 +3068,7 @@
       </w:rPr>
     </w:lvl>
   </w:abstractNum>
-  <w:abstractNum w:abstractNumId="2" w15:restartNumberingAfterBreak="0">
+  <w:abstractNum w:abstractNumId="3" w15:restartNumberingAfterBreak="0">
     <w:nsid w:val="0ED52CC0"/>
     <w:multiLevelType w:val="multilevel"/>
     <w:tmpl w:val="E84AF344"/>
@@ -2245,7 +3217,7 @@
       </w:rPr>
     </w:lvl>
   </w:abstractNum>
-  <w:abstractNum w:abstractNumId="3" w15:restartNumberingAfterBreak="0">
+  <w:abstractNum w:abstractNumId="4" w15:restartNumberingAfterBreak="0">
     <w:nsid w:val="2177033C"/>
     <w:multiLevelType w:val="multilevel"/>
     <w:tmpl w:val="78C47694"/>
@@ -2394,7 +3366,7 @@
       </w:rPr>
     </w:lvl>
   </w:abstractNum>
-  <w:abstractNum w:abstractNumId="4" w15:restartNumberingAfterBreak="0">
+  <w:abstractNum w:abstractNumId="5" w15:restartNumberingAfterBreak="0">
     <w:nsid w:val="21A855B3"/>
     <w:multiLevelType w:val="multilevel"/>
     <w:tmpl w:val="05060D18"/>
@@ -2543,7 +3515,7 @@
       </w:rPr>
     </w:lvl>
   </w:abstractNum>
-  <w:abstractNum w:abstractNumId="5" w15:restartNumberingAfterBreak="0">
+  <w:abstractNum w:abstractNumId="6" w15:restartNumberingAfterBreak="0">
     <w:nsid w:val="28B31D5A"/>
     <w:multiLevelType w:val="multilevel"/>
     <w:tmpl w:val="7C067FAC"/>
@@ -2692,7 +3664,7 @@
       </w:rPr>
     </w:lvl>
   </w:abstractNum>
-  <w:abstractNum w:abstractNumId="6" w15:restartNumberingAfterBreak="0">
+  <w:abstractNum w:abstractNumId="7" w15:restartNumberingAfterBreak="0">
     <w:nsid w:val="2971017D"/>
     <w:multiLevelType w:val="multilevel"/>
     <w:tmpl w:val="9DCC0A3E"/>
@@ -2841,7 +3813,7 @@
       </w:rPr>
     </w:lvl>
   </w:abstractNum>
-  <w:abstractNum w:abstractNumId="7" w15:restartNumberingAfterBreak="0">
+  <w:abstractNum w:abstractNumId="8" w15:restartNumberingAfterBreak="0">
     <w:nsid w:val="2BBB6957"/>
     <w:multiLevelType w:val="multilevel"/>
     <w:tmpl w:val="F0F6D4BE"/>
@@ -2990,7 +3962,7 @@
       </w:rPr>
     </w:lvl>
   </w:abstractNum>
-  <w:abstractNum w:abstractNumId="8" w15:restartNumberingAfterBreak="0">
+  <w:abstractNum w:abstractNumId="9" w15:restartNumberingAfterBreak="0">
     <w:nsid w:val="30AB507F"/>
     <w:multiLevelType w:val="multilevel"/>
     <w:tmpl w:val="B944D468"/>
@@ -3139,7 +4111,7 @@
       </w:rPr>
     </w:lvl>
   </w:abstractNum>
-  <w:abstractNum w:abstractNumId="9" w15:restartNumberingAfterBreak="0">
+  <w:abstractNum w:abstractNumId="10" w15:restartNumberingAfterBreak="0">
     <w:nsid w:val="32F93036"/>
     <w:multiLevelType w:val="multilevel"/>
     <w:tmpl w:val="8E26D00E"/>
@@ -3288,7 +4260,7 @@
       </w:rPr>
     </w:lvl>
   </w:abstractNum>
-  <w:abstractNum w:abstractNumId="10" w15:restartNumberingAfterBreak="0">
+  <w:abstractNum w:abstractNumId="11" w15:restartNumberingAfterBreak="0">
     <w:nsid w:val="35761B86"/>
     <w:multiLevelType w:val="multilevel"/>
     <w:tmpl w:val="0E3422E4"/>
@@ -3437,7 +4409,7 @@
       </w:rPr>
     </w:lvl>
   </w:abstractNum>
-  <w:abstractNum w:abstractNumId="11" w15:restartNumberingAfterBreak="0">
+  <w:abstractNum w:abstractNumId="12" w15:restartNumberingAfterBreak="0">
     <w:nsid w:val="3A8F52D0"/>
     <w:multiLevelType w:val="multilevel"/>
     <w:tmpl w:val="836C400E"/>
@@ -3586,7 +4558,7 @@
       </w:rPr>
     </w:lvl>
   </w:abstractNum>
-  <w:abstractNum w:abstractNumId="12" w15:restartNumberingAfterBreak="0">
+  <w:abstractNum w:abstractNumId="13" w15:restartNumberingAfterBreak="0">
     <w:nsid w:val="41AC2453"/>
     <w:multiLevelType w:val="multilevel"/>
     <w:tmpl w:val="69B81CBA"/>
@@ -3735,7 +4707,7 @@
       </w:rPr>
     </w:lvl>
   </w:abstractNum>
-  <w:abstractNum w:abstractNumId="13" w15:restartNumberingAfterBreak="0">
+  <w:abstractNum w:abstractNumId="14" w15:restartNumberingAfterBreak="0">
     <w:nsid w:val="43EF7678"/>
     <w:multiLevelType w:val="multilevel"/>
     <w:tmpl w:val="572C9E62"/>
@@ -3884,7 +4856,7 @@
       </w:rPr>
     </w:lvl>
   </w:abstractNum>
-  <w:abstractNum w:abstractNumId="14" w15:restartNumberingAfterBreak="0">
+  <w:abstractNum w:abstractNumId="15" w15:restartNumberingAfterBreak="0">
     <w:nsid w:val="49270FC5"/>
     <w:multiLevelType w:val="hybridMultilevel"/>
     <w:tmpl w:val="39781108"/>
@@ -3997,7 +4969,7 @@
       </w:rPr>
     </w:lvl>
   </w:abstractNum>
-  <w:abstractNum w:abstractNumId="15" w15:restartNumberingAfterBreak="0">
+  <w:abstractNum w:abstractNumId="16" w15:restartNumberingAfterBreak="0">
     <w:nsid w:val="4B8F677F"/>
     <w:multiLevelType w:val="multilevel"/>
     <w:tmpl w:val="88D6FA76"/>
@@ -4146,7 +5118,7 @@
       </w:rPr>
     </w:lvl>
   </w:abstractNum>
-  <w:abstractNum w:abstractNumId="16" w15:restartNumberingAfterBreak="0">
+  <w:abstractNum w:abstractNumId="17" w15:restartNumberingAfterBreak="0">
     <w:nsid w:val="58A04075"/>
     <w:multiLevelType w:val="multilevel"/>
     <w:tmpl w:val="0718715E"/>
@@ -4295,7 +5267,7 @@
       </w:rPr>
     </w:lvl>
   </w:abstractNum>
-  <w:abstractNum w:abstractNumId="17" w15:restartNumberingAfterBreak="0">
+  <w:abstractNum w:abstractNumId="18" w15:restartNumberingAfterBreak="0">
     <w:nsid w:val="5C237CA1"/>
     <w:multiLevelType w:val="multilevel"/>
     <w:tmpl w:val="0AC81B9E"/>
@@ -4444,7 +5416,156 @@
       </w:rPr>
     </w:lvl>
   </w:abstractNum>
-  <w:abstractNum w:abstractNumId="18" w15:restartNumberingAfterBreak="0">
+  <w:abstractNum w:abstractNumId="19" w15:restartNumberingAfterBreak="0">
+    <w:nsid w:val="5FB85B27"/>
+    <w:multiLevelType w:val="multilevel"/>
+    <w:tmpl w:val="5770BAA6"/>
+    <w:lvl w:ilvl="0">
+      <w:start w:val="1"/>
+      <w:numFmt w:val="bullet"/>
+      <w:lvlText w:val=""/>
+      <w:lvlJc w:val="left"/>
+      <w:pPr>
+        <w:tabs>
+          <w:tab w:val="num" w:pos="720"/>
+        </w:tabs>
+        <w:ind w:left="720" w:hanging="360"/>
+      </w:pPr>
+      <w:rPr>
+        <w:rFonts w:ascii="Symbol" w:hAnsi="Symbol" w:hint="default"/>
+        <w:sz w:val="20"/>
+      </w:rPr>
+    </w:lvl>
+    <w:lvl w:ilvl="1">
+      <w:start w:val="1"/>
+      <w:numFmt w:val="bullet"/>
+      <w:lvlText w:val="o"/>
+      <w:lvlJc w:val="left"/>
+      <w:pPr>
+        <w:tabs>
+          <w:tab w:val="num" w:pos="1440"/>
+        </w:tabs>
+        <w:ind w:left="1440" w:hanging="360"/>
+      </w:pPr>
+      <w:rPr>
+        <w:rFonts w:ascii="Courier New" w:hAnsi="Courier New" w:hint="default"/>
+        <w:sz w:val="20"/>
+      </w:rPr>
+    </w:lvl>
+    <w:lvl w:ilvl="2" w:tentative="1">
+      <w:start w:val="1"/>
+      <w:numFmt w:val="bullet"/>
+      <w:lvlText w:val=""/>
+      <w:lvlJc w:val="left"/>
+      <w:pPr>
+        <w:tabs>
+          <w:tab w:val="num" w:pos="2160"/>
+        </w:tabs>
+        <w:ind w:left="2160" w:hanging="360"/>
+      </w:pPr>
+      <w:rPr>
+        <w:rFonts w:ascii="Wingdings" w:hAnsi="Wingdings" w:hint="default"/>
+        <w:sz w:val="20"/>
+      </w:rPr>
+    </w:lvl>
+    <w:lvl w:ilvl="3" w:tentative="1">
+      <w:start w:val="1"/>
+      <w:numFmt w:val="bullet"/>
+      <w:lvlText w:val=""/>
+      <w:lvlJc w:val="left"/>
+      <w:pPr>
+        <w:tabs>
+          <w:tab w:val="num" w:pos="2880"/>
+        </w:tabs>
+        <w:ind w:left="2880" w:hanging="360"/>
+      </w:pPr>
+      <w:rPr>
+        <w:rFonts w:ascii="Wingdings" w:hAnsi="Wingdings" w:hint="default"/>
+        <w:sz w:val="20"/>
+      </w:rPr>
+    </w:lvl>
+    <w:lvl w:ilvl="4" w:tentative="1">
+      <w:start w:val="1"/>
+      <w:numFmt w:val="bullet"/>
+      <w:lvlText w:val=""/>
+      <w:lvlJc w:val="left"/>
+      <w:pPr>
+        <w:tabs>
+          <w:tab w:val="num" w:pos="3600"/>
+        </w:tabs>
+        <w:ind w:left="3600" w:hanging="360"/>
+      </w:pPr>
+      <w:rPr>
+        <w:rFonts w:ascii="Wingdings" w:hAnsi="Wingdings" w:hint="default"/>
+        <w:sz w:val="20"/>
+      </w:rPr>
+    </w:lvl>
+    <w:lvl w:ilvl="5" w:tentative="1">
+      <w:start w:val="1"/>
+      <w:numFmt w:val="bullet"/>
+      <w:lvlText w:val=""/>
+      <w:lvlJc w:val="left"/>
+      <w:pPr>
+        <w:tabs>
+          <w:tab w:val="num" w:pos="4320"/>
+        </w:tabs>
+        <w:ind w:left="4320" w:hanging="360"/>
+      </w:pPr>
+      <w:rPr>
+        <w:rFonts w:ascii="Wingdings" w:hAnsi="Wingdings" w:hint="default"/>
+        <w:sz w:val="20"/>
+      </w:rPr>
+    </w:lvl>
+    <w:lvl w:ilvl="6" w:tentative="1">
+      <w:start w:val="1"/>
+      <w:numFmt w:val="bullet"/>
+      <w:lvlText w:val=""/>
+      <w:lvlJc w:val="left"/>
+      <w:pPr>
+        <w:tabs>
+          <w:tab w:val="num" w:pos="5040"/>
+        </w:tabs>
+        <w:ind w:left="5040" w:hanging="360"/>
+      </w:pPr>
+      <w:rPr>
+        <w:rFonts w:ascii="Wingdings" w:hAnsi="Wingdings" w:hint="default"/>
+        <w:sz w:val="20"/>
+      </w:rPr>
+    </w:lvl>
+    <w:lvl w:ilvl="7" w:tentative="1">
+      <w:start w:val="1"/>
+      <w:numFmt w:val="bullet"/>
+      <w:lvlText w:val=""/>
+      <w:lvlJc w:val="left"/>
+      <w:pPr>
+        <w:tabs>
+          <w:tab w:val="num" w:pos="5760"/>
+        </w:tabs>
+        <w:ind w:left="5760" w:hanging="360"/>
+      </w:pPr>
+      <w:rPr>
+        <w:rFonts w:ascii="Wingdings" w:hAnsi="Wingdings" w:hint="default"/>
+        <w:sz w:val="20"/>
+      </w:rPr>
+    </w:lvl>
+    <w:lvl w:ilvl="8" w:tentative="1">
+      <w:start w:val="1"/>
+      <w:numFmt w:val="bullet"/>
+      <w:lvlText w:val=""/>
+      <w:lvlJc w:val="left"/>
+      <w:pPr>
+        <w:tabs>
+          <w:tab w:val="num" w:pos="6480"/>
+        </w:tabs>
+        <w:ind w:left="6480" w:hanging="360"/>
+      </w:pPr>
+      <w:rPr>
+        <w:rFonts w:ascii="Wingdings" w:hAnsi="Wingdings" w:hint="default"/>
+        <w:sz w:val="20"/>
+      </w:rPr>
+    </w:lvl>
+  </w:abstractNum>
+  <w:abstractNum w:abstractNumId="20" w15:restartNumberingAfterBreak="0">
     <w:nsid w:val="5FCB49DF"/>
     <w:multiLevelType w:val="multilevel"/>
     <w:tmpl w:val="8BFA6C04"/>
@@ -4593,7 +5714,7 @@
       </w:rPr>
     </w:lvl>
   </w:abstractNum>
-  <w:abstractNum w:abstractNumId="19" w15:restartNumberingAfterBreak="0">
+  <w:abstractNum w:abstractNumId="21" w15:restartNumberingAfterBreak="0">
     <w:nsid w:val="60E73D21"/>
     <w:multiLevelType w:val="multilevel"/>
     <w:tmpl w:val="96522DC2"/>
@@ -4742,7 +5863,7 @@
       </w:rPr>
     </w:lvl>
   </w:abstractNum>
-  <w:abstractNum w:abstractNumId="20" w15:restartNumberingAfterBreak="0">
+  <w:abstractNum w:abstractNumId="22" w15:restartNumberingAfterBreak="0">
     <w:nsid w:val="6709189A"/>
     <w:multiLevelType w:val="multilevel"/>
     <w:tmpl w:val="FC0604E0"/>
@@ -4891,7 +6012,7 @@
       </w:rPr>
     </w:lvl>
   </w:abstractNum>
-  <w:abstractNum w:abstractNumId="21" w15:restartNumberingAfterBreak="0">
+  <w:abstractNum w:abstractNumId="23" w15:restartNumberingAfterBreak="0">
     <w:nsid w:val="6ED64BC4"/>
     <w:multiLevelType w:val="multilevel"/>
     <w:tmpl w:val="B2784216"/>
@@ -5040,7 +6161,7 @@
       </w:rPr>
     </w:lvl>
   </w:abstractNum>
-  <w:abstractNum w:abstractNumId="22" w15:restartNumberingAfterBreak="0">
+  <w:abstractNum w:abstractNumId="24" w15:restartNumberingAfterBreak="0">
     <w:nsid w:val="79102AFC"/>
     <w:multiLevelType w:val="multilevel"/>
     <w:tmpl w:val="69B81CBA"/>
@@ -5189,7 +6310,7 @@
       </w:rPr>
     </w:lvl>
   </w:abstractNum>
-  <w:abstractNum w:abstractNumId="23" w15:restartNumberingAfterBreak="0">
+  <w:abstractNum w:abstractNumId="25" w15:restartNumberingAfterBreak="0">
     <w:nsid w:val="7BA82E43"/>
     <w:multiLevelType w:val="multilevel"/>
     <w:tmpl w:val="FCC6CE3A"/>
@@ -5339,76 +6460,82 @@
     </w:lvl>
   </w:abstractNum>
   <w:num w:numId="1">
+    <w:abstractNumId w:val="13"/>
+  </w:num>
+  <w:num w:numId="2">
+    <w:abstractNumId w:val="24"/>
+  </w:num>
+  <w:num w:numId="3">
+    <w:abstractNumId w:val="23"/>
+  </w:num>
+  <w:num w:numId="4">
+    <w:abstractNumId w:val="10"/>
+  </w:num>
+  <w:num w:numId="5">
+    <w:abstractNumId w:val="9"/>
+  </w:num>
+  <w:num w:numId="6">
+    <w:abstractNumId w:val="3"/>
+  </w:num>
+  <w:num w:numId="7">
+    <w:abstractNumId w:val="4"/>
+  </w:num>
+  <w:num w:numId="8">
+    <w:abstractNumId w:val="20"/>
+  </w:num>
+  <w:num w:numId="9">
+    <w:abstractNumId w:val="5"/>
+  </w:num>
+  <w:num w:numId="10">
+    <w:abstractNumId w:val="1"/>
+  </w:num>
+  <w:num w:numId="11">
+    <w:abstractNumId w:val="15"/>
+  </w:num>
+  <w:num w:numId="12">
+    <w:abstractNumId w:val="7"/>
+  </w:num>
+  <w:num w:numId="13">
+    <w:abstractNumId w:val="8"/>
+  </w:num>
+  <w:num w:numId="14">
+    <w:abstractNumId w:val="21"/>
+  </w:num>
+  <w:num w:numId="15">
+    <w:abstractNumId w:val="17"/>
+  </w:num>
+  <w:num w:numId="16">
+    <w:abstractNumId w:val="16"/>
+  </w:num>
+  <w:num w:numId="17">
+    <w:abstractNumId w:val="14"/>
+  </w:num>
+  <w:num w:numId="18">
+    <w:abstractNumId w:val="18"/>
+  </w:num>
+  <w:num w:numId="19">
+    <w:abstractNumId w:val="2"/>
+  </w:num>
+  <w:num w:numId="20">
+    <w:abstractNumId w:val="22"/>
+  </w:num>
+  <w:num w:numId="21">
+    <w:abstractNumId w:val="6"/>
+  </w:num>
+  <w:num w:numId="22">
     <w:abstractNumId w:val="12"/>
   </w:num>
-  <w:num w:numId="2">
-    <w:abstractNumId w:val="22"/>
+  <w:num w:numId="23">
+    <w:abstractNumId w:val="11"/>
   </w:num>
-  <w:num w:numId="3">
-    <w:abstractNumId w:val="21"/>
+  <w:num w:numId="24">
+    <w:abstractNumId w:val="25"/>
   </w:num>
-  <w:num w:numId="4">
-    <w:abstractNumId w:val="9"/>
-  </w:num>
-  <w:num w:numId="5">
-    <w:abstractNumId w:val="8"/>
-  </w:num>
-  <w:num w:numId="6">
-    <w:abstractNumId w:val="2"/>
-  </w:num>
-  <w:num w:numId="7">
-    <w:abstractNumId w:val="3"/>
-  </w:num>
-  <w:num w:numId="8">
-    <w:abstractNumId w:val="18"/>
-  </w:num>
-  <w:num w:numId="9">
-    <w:abstractNumId w:val="4"/>
-  </w:num>
-  <w:num w:numId="10">
+  <w:num w:numId="25">
     <w:abstractNumId w:val="0"/>
   </w:num>
-  <w:num w:numId="11">
-    <w:abstractNumId w:val="14"/>
-  </w:num>
-  <w:num w:numId="12">
-    <w:abstractNumId w:val="6"/>
-  </w:num>
-  <w:num w:numId="13">
-    <w:abstractNumId w:val="7"/>
-  </w:num>
-  <w:num w:numId="14">
+  <w:num w:numId="26">
     <w:abstractNumId w:val="19"/>
-  </w:num>
-  <w:num w:numId="15">
-    <w:abstractNumId w:val="16"/>
-  </w:num>
-  <w:num w:numId="16">
-    <w:abstractNumId w:val="15"/>
-  </w:num>
-  <w:num w:numId="17">
-    <w:abstractNumId w:val="13"/>
-  </w:num>
-  <w:num w:numId="18">
-    <w:abstractNumId w:val="17"/>
-  </w:num>
-  <w:num w:numId="19">
-    <w:abstractNumId w:val="1"/>
-  </w:num>
-  <w:num w:numId="20">
-    <w:abstractNumId w:val="20"/>
-  </w:num>
-  <w:num w:numId="21">
-    <w:abstractNumId w:val="5"/>
-  </w:num>
-  <w:num w:numId="22">
-    <w:abstractNumId w:val="11"/>
-  </w:num>
-  <w:num w:numId="23">
-    <w:abstractNumId w:val="10"/>
-  </w:num>
-  <w:num w:numId="24">
-    <w:abstractNumId w:val="23"/>
   </w:num>
 </w:numbering>
 </file>

--- a/docs/05_Notes_and_Observations.docx
+++ b/docs/05_Notes_and_Observations.docx
@@ -2641,6 +2641,95 @@
       </w:pPr>
       <w:r>
         <w:t>Run lifecycle is central control mechanism</w:t>
+      </w:r>
+    </w:p>
+    <w:p>
+      <w:pPr>
+        <w:pStyle w:val="NormalWeb"/>
+      </w:pPr>
+    </w:p>
+    <w:p>
+      <w:pPr>
+        <w:pStyle w:val="NormalWeb"/>
+      </w:pPr>
+    </w:p>
+    <w:p>
+      <w:pPr>
+        <w:pStyle w:val="NormalWeb"/>
+      </w:pPr>
+    </w:p>
+    <w:p>
+      <w:pPr>
+        <w:pStyle w:val="NormalWeb"/>
+      </w:pPr>
+    </w:p>
+    <w:p>
+      <w:pPr>
+        <w:pStyle w:val="Heading3"/>
+      </w:pPr>
+      <w:r>
+        <w:lastRenderedPageBreak/>
+        <w:t>Day 26 Observations</w:t>
+      </w:r>
+    </w:p>
+    <w:p>
+      <w:pPr>
+        <w:pStyle w:val="NormalWeb"/>
+        <w:numPr>
+          <w:ilvl w:val="0"/>
+          <w:numId w:val="27"/>
+        </w:numPr>
+      </w:pPr>
+      <w:r>
+        <w:t>IPC readiness signaling is essential in offline desktop systems.</w:t>
+      </w:r>
+    </w:p>
+    <w:p>
+      <w:pPr>
+        <w:pStyle w:val="NormalWeb"/>
+        <w:numPr>
+          <w:ilvl w:val="0"/>
+          <w:numId w:val="27"/>
+        </w:numPr>
+      </w:pPr>
+      <w:r>
+        <w:t>Asynchronous bridge failures can silently break entire UI flows.</w:t>
+      </w:r>
+    </w:p>
+    <w:p>
+      <w:pPr>
+        <w:pStyle w:val="NormalWeb"/>
+        <w:numPr>
+          <w:ilvl w:val="0"/>
+          <w:numId w:val="27"/>
+        </w:numPr>
+      </w:pPr>
+      <w:r>
+        <w:t>Event-driven initialization prevents unpredictable race conditions.</w:t>
+      </w:r>
+    </w:p>
+    <w:p>
+      <w:pPr>
+        <w:pStyle w:val="NormalWeb"/>
+        <w:numPr>
+          <w:ilvl w:val="0"/>
+          <w:numId w:val="27"/>
+        </w:numPr>
+      </w:pPr>
+      <w:r>
+        <w:t>Structural table extraction is significantly more complex than plain OCR.</w:t>
+      </w:r>
+    </w:p>
+    <w:p>
+      <w:pPr>
+        <w:pStyle w:val="NormalWeb"/>
+        <w:numPr>
+          <w:ilvl w:val="0"/>
+          <w:numId w:val="27"/>
+        </w:numPr>
+      </w:pPr>
+      <w:r>
+        <w:t>Pixel-level layout fidelity must be preserved for engineering trust.</w:t>
       </w:r>
       <w:bookmarkStart w:id="0" w:name="_GoBack"/>
       <w:bookmarkEnd w:id="0"/>
@@ -4970,6 +5059,155 @@
     </w:lvl>
   </w:abstractNum>
   <w:abstractNum w:abstractNumId="16" w15:restartNumberingAfterBreak="0">
+    <w:nsid w:val="49E64EE4"/>
+    <w:multiLevelType w:val="multilevel"/>
+    <w:tmpl w:val="6F7C8584"/>
+    <w:lvl w:ilvl="0">
+      <w:start w:val="1"/>
+      <w:numFmt w:val="bullet"/>
+      <w:lvlText w:val=""/>
+      <w:lvlJc w:val="left"/>
+      <w:pPr>
+        <w:tabs>
+          <w:tab w:val="num" w:pos="720"/>
+        </w:tabs>
+        <w:ind w:left="720" w:hanging="360"/>
+      </w:pPr>
+      <w:rPr>
+        <w:rFonts w:ascii="Symbol" w:hAnsi="Symbol" w:hint="default"/>
+        <w:sz w:val="20"/>
+      </w:rPr>
+    </w:lvl>
+    <w:lvl w:ilvl="1" w:tentative="1">
+      <w:start w:val="1"/>
+      <w:numFmt w:val="bullet"/>
+      <w:lvlText w:val="o"/>
+      <w:lvlJc w:val="left"/>
+      <w:pPr>
+        <w:tabs>
+          <w:tab w:val="num" w:pos="1440"/>
+        </w:tabs>
+        <w:ind w:left="1440" w:hanging="360"/>
+      </w:pPr>
+      <w:rPr>
+        <w:rFonts w:ascii="Courier New" w:hAnsi="Courier New" w:hint="default"/>
+        <w:sz w:val="20"/>
+      </w:rPr>
+    </w:lvl>
+    <w:lvl w:ilvl="2" w:tentative="1">
+      <w:start w:val="1"/>
+      <w:numFmt w:val="bullet"/>
+      <w:lvlText w:val=""/>
+      <w:lvlJc w:val="left"/>
+      <w:pPr>
+        <w:tabs>
+          <w:tab w:val="num" w:pos="2160"/>
+        </w:tabs>
+        <w:ind w:left="2160" w:hanging="360"/>
+      </w:pPr>
+      <w:rPr>
+        <w:rFonts w:ascii="Wingdings" w:hAnsi="Wingdings" w:hint="default"/>
+        <w:sz w:val="20"/>
+      </w:rPr>
+    </w:lvl>
+    <w:lvl w:ilvl="3" w:tentative="1">
+      <w:start w:val="1"/>
+      <w:numFmt w:val="bullet"/>
+      <w:lvlText w:val=""/>
+      <w:lvlJc w:val="left"/>
+      <w:pPr>
+        <w:tabs>
+          <w:tab w:val="num" w:pos="2880"/>
+        </w:tabs>
+        <w:ind w:left="2880" w:hanging="360"/>
+      </w:pPr>
+      <w:rPr>
+        <w:rFonts w:ascii="Wingdings" w:hAnsi="Wingdings" w:hint="default"/>
+        <w:sz w:val="20"/>
+      </w:rPr>
+    </w:lvl>
+    <w:lvl w:ilvl="4" w:tentative="1">
+      <w:start w:val="1"/>
+      <w:numFmt w:val="bullet"/>
+      <w:lvlText w:val=""/>
+      <w:lvlJc w:val="left"/>
+      <w:pPr>
+        <w:tabs>
+          <w:tab w:val="num" w:pos="3600"/>
+        </w:tabs>
+        <w:ind w:left="3600" w:hanging="360"/>
+      </w:pPr>
+      <w:rPr>
+        <w:rFonts w:ascii="Wingdings" w:hAnsi="Wingdings" w:hint="default"/>
+        <w:sz w:val="20"/>
+      </w:rPr>
+    </w:lvl>
+    <w:lvl w:ilvl="5" w:tentative="1">
+      <w:start w:val="1"/>
+      <w:numFmt w:val="bullet"/>
+      <w:lvlText w:val=""/>
+      <w:lvlJc w:val="left"/>
+      <w:pPr>
+        <w:tabs>
+          <w:tab w:val="num" w:pos="4320"/>
+        </w:tabs>
+        <w:ind w:left="4320" w:hanging="360"/>
+      </w:pPr>
+      <w:rPr>
+        <w:rFonts w:ascii="Wingdings" w:hAnsi="Wingdings" w:hint="default"/>
+        <w:sz w:val="20"/>
+      </w:rPr>
+    </w:lvl>
+    <w:lvl w:ilvl="6" w:tentative="1">
+      <w:start w:val="1"/>
+      <w:numFmt w:val="bullet"/>
+      <w:lvlText w:val=""/>
+      <w:lvlJc w:val="left"/>
+      <w:pPr>
+        <w:tabs>
+          <w:tab w:val="num" w:pos="5040"/>
+        </w:tabs>
+        <w:ind w:left="5040" w:hanging="360"/>
+      </w:pPr>
+      <w:rPr>
+        <w:rFonts w:ascii="Wingdings" w:hAnsi="Wingdings" w:hint="default"/>
+        <w:sz w:val="20"/>
+      </w:rPr>
+    </w:lvl>
+    <w:lvl w:ilvl="7" w:tentative="1">
+      <w:start w:val="1"/>
+      <w:numFmt w:val="bullet"/>
+      <w:lvlText w:val=""/>
+      <w:lvlJc w:val="left"/>
+      <w:pPr>
+        <w:tabs>
+          <w:tab w:val="num" w:pos="5760"/>
+        </w:tabs>
+        <w:ind w:left="5760" w:hanging="360"/>
+      </w:pPr>
+      <w:rPr>
+        <w:rFonts w:ascii="Wingdings" w:hAnsi="Wingdings" w:hint="default"/>
+        <w:sz w:val="20"/>
+      </w:rPr>
+    </w:lvl>
+    <w:lvl w:ilvl="8" w:tentative="1">
+      <w:start w:val="1"/>
+      <w:numFmt w:val="bullet"/>
+      <w:lvlText w:val=""/>
+      <w:lvlJc w:val="left"/>
+      <w:pPr>
+        <w:tabs>
+          <w:tab w:val="num" w:pos="6480"/>
+        </w:tabs>
+        <w:ind w:left="6480" w:hanging="360"/>
+      </w:pPr>
+      <w:rPr>
+        <w:rFonts w:ascii="Wingdings" w:hAnsi="Wingdings" w:hint="default"/>
+        <w:sz w:val="20"/>
+      </w:rPr>
+    </w:lvl>
+  </w:abstractNum>
+  <w:abstractNum w:abstractNumId="17" w15:restartNumberingAfterBreak="0">
     <w:nsid w:val="4B8F677F"/>
     <w:multiLevelType w:val="multilevel"/>
     <w:tmpl w:val="88D6FA76"/>
@@ -5118,7 +5356,7 @@
       </w:rPr>
     </w:lvl>
   </w:abstractNum>
-  <w:abstractNum w:abstractNumId="17" w15:restartNumberingAfterBreak="0">
+  <w:abstractNum w:abstractNumId="18" w15:restartNumberingAfterBreak="0">
     <w:nsid w:val="58A04075"/>
     <w:multiLevelType w:val="multilevel"/>
     <w:tmpl w:val="0718715E"/>
@@ -5267,7 +5505,7 @@
       </w:rPr>
     </w:lvl>
   </w:abstractNum>
-  <w:abstractNum w:abstractNumId="18" w15:restartNumberingAfterBreak="0">
+  <w:abstractNum w:abstractNumId="19" w15:restartNumberingAfterBreak="0">
     <w:nsid w:val="5C237CA1"/>
     <w:multiLevelType w:val="multilevel"/>
     <w:tmpl w:val="0AC81B9E"/>
@@ -5416,7 +5654,7 @@
       </w:rPr>
     </w:lvl>
   </w:abstractNum>
-  <w:abstractNum w:abstractNumId="19" w15:restartNumberingAfterBreak="0">
+  <w:abstractNum w:abstractNumId="20" w15:restartNumberingAfterBreak="0">
     <w:nsid w:val="5FB85B27"/>
     <w:multiLevelType w:val="multilevel"/>
     <w:tmpl w:val="5770BAA6"/>
@@ -5565,7 +5803,7 @@
       </w:rPr>
     </w:lvl>
   </w:abstractNum>
-  <w:abstractNum w:abstractNumId="20" w15:restartNumberingAfterBreak="0">
+  <w:abstractNum w:abstractNumId="21" w15:restartNumberingAfterBreak="0">
     <w:nsid w:val="5FCB49DF"/>
     <w:multiLevelType w:val="multilevel"/>
     <w:tmpl w:val="8BFA6C04"/>
@@ -5714,7 +5952,7 @@
       </w:rPr>
     </w:lvl>
   </w:abstractNum>
-  <w:abstractNum w:abstractNumId="21" w15:restartNumberingAfterBreak="0">
+  <w:abstractNum w:abstractNumId="22" w15:restartNumberingAfterBreak="0">
     <w:nsid w:val="60E73D21"/>
     <w:multiLevelType w:val="multilevel"/>
     <w:tmpl w:val="96522DC2"/>
@@ -5863,7 +6101,7 @@
       </w:rPr>
     </w:lvl>
   </w:abstractNum>
-  <w:abstractNum w:abstractNumId="22" w15:restartNumberingAfterBreak="0">
+  <w:abstractNum w:abstractNumId="23" w15:restartNumberingAfterBreak="0">
     <w:nsid w:val="6709189A"/>
     <w:multiLevelType w:val="multilevel"/>
     <w:tmpl w:val="FC0604E0"/>
@@ -6012,7 +6250,7 @@
       </w:rPr>
     </w:lvl>
   </w:abstractNum>
-  <w:abstractNum w:abstractNumId="23" w15:restartNumberingAfterBreak="0">
+  <w:abstractNum w:abstractNumId="24" w15:restartNumberingAfterBreak="0">
     <w:nsid w:val="6ED64BC4"/>
     <w:multiLevelType w:val="multilevel"/>
     <w:tmpl w:val="B2784216"/>
@@ -6161,7 +6399,7 @@
       </w:rPr>
     </w:lvl>
   </w:abstractNum>
-  <w:abstractNum w:abstractNumId="24" w15:restartNumberingAfterBreak="0">
+  <w:abstractNum w:abstractNumId="25" w15:restartNumberingAfterBreak="0">
     <w:nsid w:val="79102AFC"/>
     <w:multiLevelType w:val="multilevel"/>
     <w:tmpl w:val="69B81CBA"/>
@@ -6310,7 +6548,7 @@
       </w:rPr>
     </w:lvl>
   </w:abstractNum>
-  <w:abstractNum w:abstractNumId="25" w15:restartNumberingAfterBreak="0">
+  <w:abstractNum w:abstractNumId="26" w15:restartNumberingAfterBreak="0">
     <w:nsid w:val="7BA82E43"/>
     <w:multiLevelType w:val="multilevel"/>
     <w:tmpl w:val="FCC6CE3A"/>
@@ -6463,10 +6701,10 @@
     <w:abstractNumId w:val="13"/>
   </w:num>
   <w:num w:numId="2">
-    <w:abstractNumId w:val="24"/>
+    <w:abstractNumId w:val="25"/>
   </w:num>
   <w:num w:numId="3">
-    <w:abstractNumId w:val="23"/>
+    <w:abstractNumId w:val="24"/>
   </w:num>
   <w:num w:numId="4">
     <w:abstractNumId w:val="10"/>
@@ -6481,7 +6719,7 @@
     <w:abstractNumId w:val="4"/>
   </w:num>
   <w:num w:numId="8">
-    <w:abstractNumId w:val="20"/>
+    <w:abstractNumId w:val="21"/>
   </w:num>
   <w:num w:numId="9">
     <w:abstractNumId w:val="5"/>
@@ -6499,25 +6737,25 @@
     <w:abstractNumId w:val="8"/>
   </w:num>
   <w:num w:numId="14">
-    <w:abstractNumId w:val="21"/>
+    <w:abstractNumId w:val="22"/>
   </w:num>
   <w:num w:numId="15">
-    <w:abstractNumId w:val="17"/>
+    <w:abstractNumId w:val="18"/>
   </w:num>
   <w:num w:numId="16">
-    <w:abstractNumId w:val="16"/>
+    <w:abstractNumId w:val="17"/>
   </w:num>
   <w:num w:numId="17">
     <w:abstractNumId w:val="14"/>
   </w:num>
   <w:num w:numId="18">
-    <w:abstractNumId w:val="18"/>
+    <w:abstractNumId w:val="19"/>
   </w:num>
   <w:num w:numId="19">
     <w:abstractNumId w:val="2"/>
   </w:num>
   <w:num w:numId="20">
-    <w:abstractNumId w:val="22"/>
+    <w:abstractNumId w:val="23"/>
   </w:num>
   <w:num w:numId="21">
     <w:abstractNumId w:val="6"/>
@@ -6529,13 +6767,16 @@
     <w:abstractNumId w:val="11"/>
   </w:num>
   <w:num w:numId="24">
-    <w:abstractNumId w:val="25"/>
+    <w:abstractNumId w:val="26"/>
   </w:num>
   <w:num w:numId="25">
     <w:abstractNumId w:val="0"/>
   </w:num>
   <w:num w:numId="26">
-    <w:abstractNumId w:val="19"/>
+    <w:abstractNumId w:val="20"/>
+  </w:num>
+  <w:num w:numId="27">
+    <w:abstractNumId w:val="16"/>
   </w:num>
 </w:numbering>
 </file>

--- a/docs/05_Notes_and_Observations.docx
+++ b/docs/05_Notes_and_Observations.docx
@@ -2731,6 +2731,195 @@
       <w:r>
         <w:t>Pixel-level layout fidelity must be preserved for engineering trust.</w:t>
       </w:r>
+    </w:p>
+    <w:p>
+      <w:pPr>
+        <w:pStyle w:val="Heading3"/>
+      </w:pPr>
+      <w:r>
+        <w:t>Day 27&amp;28</w:t>
+      </w:r>
+      <w:r>
+        <w:t xml:space="preserve"> Observations</w:t>
+      </w:r>
+    </w:p>
+    <w:p>
+      <w:pPr>
+        <w:pStyle w:val="NormalWeb"/>
+        <w:spacing w:before="0" w:beforeAutospacing="0" w:after="0" w:afterAutospacing="0"/>
+      </w:pPr>
+      <w:r>
+        <w:rPr>
+          <w:rFonts w:hAnsi="Symbol"/>
+        </w:rPr>
+        <w:t></w:t>
+      </w:r>
+      <w:r>
+        <w:t xml:space="preserve"> UI/UX plays a significant role in operational efficiency</w:t>
+      </w:r>
+    </w:p>
+    <w:p>
+      <w:pPr>
+        <w:pStyle w:val="NormalWeb"/>
+        <w:spacing w:before="0" w:beforeAutospacing="0" w:after="0" w:afterAutospacing="0"/>
+      </w:pPr>
+      <w:r>
+        <w:rPr>
+          <w:rFonts w:hAnsi="Symbol"/>
+        </w:rPr>
+        <w:t></w:t>
+      </w:r>
+      <w:r>
+        <w:t xml:space="preserve"> Offline applications require deterministic flow</w:t>
+      </w:r>
+    </w:p>
+    <w:p>
+      <w:pPr>
+        <w:pStyle w:val="NormalWeb"/>
+        <w:spacing w:before="0" w:beforeAutospacing="0" w:after="0" w:afterAutospacing="0"/>
+      </w:pPr>
+      <w:r>
+        <w:rPr>
+          <w:rFonts w:hAnsi="Symbol"/>
+        </w:rPr>
+        <w:t></w:t>
+      </w:r>
+      <w:r>
+        <w:t xml:space="preserve"> Early architectural brainstorming prevents structural instability</w:t>
+      </w:r>
+    </w:p>
+    <w:p>
+      <w:pPr>
+        <w:pStyle w:val="NormalWeb"/>
+        <w:spacing w:before="0" w:beforeAutospacing="0" w:after="0" w:afterAutospacing="0"/>
+      </w:pPr>
+      <w:r>
+        <w:rPr>
+          <w:rFonts w:hAnsi="Symbol"/>
+        </w:rPr>
+        <w:t></w:t>
+      </w:r>
+      <w:r>
+        <w:t xml:space="preserve"> </w:t>
+      </w:r>
+      <w:proofErr w:type="spellStart"/>
+      <w:r>
+        <w:t>ScanKar</w:t>
+      </w:r>
+      <w:proofErr w:type="spellEnd"/>
+      <w:r>
+        <w:t xml:space="preserve"> requires careful modular separation before implementation</w:t>
+      </w:r>
+    </w:p>
+    <w:p>
+      <w:pPr>
+        <w:pStyle w:val="Heading3"/>
+      </w:pPr>
+    </w:p>
+    <w:p>
+      <w:pPr>
+        <w:pStyle w:val="NormalWeb"/>
+      </w:pPr>
+    </w:p>
+    <w:p>
+      <w:pPr>
+        <w:pStyle w:val="NormalWeb"/>
+      </w:pPr>
+      <w:proofErr w:type="gramStart"/>
+      <w:r>
+        <w:rPr>
+          <w:rFonts w:hAnsi="Symbol"/>
+        </w:rPr>
+        <w:t></w:t>
+      </w:r>
+      <w:r>
+        <w:t xml:space="preserve">  Automatic</w:t>
+      </w:r>
+      <w:proofErr w:type="gramEnd"/>
+      <w:r>
+        <w:t xml:space="preserve"> profiling increases analytical transparency</w:t>
+      </w:r>
+    </w:p>
+    <w:p>
+      <w:pPr>
+        <w:pStyle w:val="NormalWeb"/>
+      </w:pPr>
+      <w:proofErr w:type="gramStart"/>
+      <w:r>
+        <w:rPr>
+          <w:rFonts w:hAnsi="Symbol"/>
+        </w:rPr>
+        <w:t></w:t>
+      </w:r>
+      <w:r>
+        <w:t xml:space="preserve">  Rule</w:t>
+      </w:r>
+      <w:proofErr w:type="gramEnd"/>
+      <w:r>
+        <w:t>-based engines provide deterministic explainable outputs</w:t>
+      </w:r>
+    </w:p>
+    <w:p>
+      <w:pPr>
+        <w:pStyle w:val="NormalWeb"/>
+      </w:pPr>
+      <w:proofErr w:type="gramStart"/>
+      <w:r>
+        <w:rPr>
+          <w:rFonts w:hAnsi="Symbol"/>
+        </w:rPr>
+        <w:t></w:t>
+      </w:r>
+      <w:r>
+        <w:t xml:space="preserve">  ML</w:t>
+      </w:r>
+      <w:proofErr w:type="gramEnd"/>
+      <w:r>
+        <w:t xml:space="preserve"> engine should complement rules, not replace them</w:t>
+      </w:r>
+    </w:p>
+    <w:p>
+      <w:pPr>
+        <w:pStyle w:val="NormalWeb"/>
+      </w:pPr>
+      <w:proofErr w:type="gramStart"/>
+      <w:r>
+        <w:rPr>
+          <w:rFonts w:hAnsi="Symbol"/>
+        </w:rPr>
+        <w:t></w:t>
+      </w:r>
+      <w:r>
+        <w:t xml:space="preserve">  Modular</w:t>
+      </w:r>
+      <w:proofErr w:type="gramEnd"/>
+      <w:r>
+        <w:t xml:space="preserve"> backend structure improves maintainability</w:t>
+      </w:r>
+    </w:p>
+    <w:p>
+      <w:pPr>
+        <w:pStyle w:val="NormalWeb"/>
+      </w:pPr>
+      <w:proofErr w:type="gramStart"/>
+      <w:r>
+        <w:rPr>
+          <w:rFonts w:hAnsi="Symbol"/>
+        </w:rPr>
+        <w:t></w:t>
+      </w:r>
+      <w:r>
+        <w:t xml:space="preserve">  Offline</w:t>
+      </w:r>
+      <w:proofErr w:type="gramEnd"/>
+      <w:r>
+        <w:t>-first architecture requires strict pipeline ordering</w:t>
+      </w:r>
+    </w:p>
+    <w:p>
+      <w:pPr>
+        <w:pStyle w:val="NormalWeb"/>
+      </w:pPr>
       <w:bookmarkStart w:id="0" w:name="_GoBack"/>
       <w:bookmarkEnd w:id="0"/>
     </w:p>

--- a/docs/05_Notes_and_Observations.docx
+++ b/docs/05_Notes_and_Observations.docx
@@ -2554,8 +2554,14 @@
     <w:p>
       <w:pPr>
         <w:pStyle w:val="Heading3"/>
-      </w:pPr>
-      <w:r>
+        <w:rPr>
+          <w:color w:val="000000" w:themeColor="text1"/>
+        </w:rPr>
+      </w:pPr>
+      <w:r>
+        <w:rPr>
+          <w:color w:val="000000" w:themeColor="text1"/>
+        </w:rPr>
         <w:t>Day 25 Observations</w:t>
       </w:r>
     </w:p>
@@ -2566,8 +2572,14 @@
           <w:ilvl w:val="0"/>
           <w:numId w:val="26"/>
         </w:numPr>
-      </w:pPr>
-      <w:r>
+        <w:rPr>
+          <w:color w:val="000000" w:themeColor="text1"/>
+        </w:rPr>
+      </w:pPr>
+      <w:r>
+        <w:rPr>
+          <w:color w:val="000000" w:themeColor="text1"/>
+        </w:rPr>
         <w:t>Desktop UI requires lifecycle-safe API invocation</w:t>
       </w:r>
     </w:p>
@@ -2578,8 +2590,14 @@
           <w:ilvl w:val="0"/>
           <w:numId w:val="26"/>
         </w:numPr>
-      </w:pPr>
-      <w:r>
+        <w:rPr>
+          <w:color w:val="000000" w:themeColor="text1"/>
+        </w:rPr>
+      </w:pPr>
+      <w:r>
+        <w:rPr>
+          <w:color w:val="000000" w:themeColor="text1"/>
+        </w:rPr>
         <w:t>WebChannel bridge timing is critical</w:t>
       </w:r>
     </w:p>
@@ -2590,8 +2608,14 @@
           <w:ilvl w:val="0"/>
           <w:numId w:val="26"/>
         </w:numPr>
-      </w:pPr>
-      <w:r>
+        <w:rPr>
+          <w:color w:val="000000" w:themeColor="text1"/>
+        </w:rPr>
+      </w:pPr>
+      <w:r>
+        <w:rPr>
+          <w:color w:val="000000" w:themeColor="text1"/>
+        </w:rPr>
         <w:t>Offline systems require explicit synchronization between:</w:t>
       </w:r>
     </w:p>
@@ -2602,8 +2626,14 @@
           <w:ilvl w:val="1"/>
           <w:numId w:val="26"/>
         </w:numPr>
-      </w:pPr>
-      <w:r>
+        <w:rPr>
+          <w:color w:val="000000" w:themeColor="text1"/>
+        </w:rPr>
+      </w:pPr>
+      <w:r>
+        <w:rPr>
+          <w:color w:val="000000" w:themeColor="text1"/>
+        </w:rPr>
         <w:t>DB initialization</w:t>
       </w:r>
     </w:p>
@@ -2614,8 +2644,14 @@
           <w:ilvl w:val="1"/>
           <w:numId w:val="26"/>
         </w:numPr>
-      </w:pPr>
-      <w:r>
+        <w:rPr>
+          <w:color w:val="000000" w:themeColor="text1"/>
+        </w:rPr>
+      </w:pPr>
+      <w:r>
+        <w:rPr>
+          <w:color w:val="000000" w:themeColor="text1"/>
+        </w:rPr>
         <w:t>Bridge initialization</w:t>
       </w:r>
     </w:p>
@@ -2626,8 +2662,14 @@
           <w:ilvl w:val="1"/>
           <w:numId w:val="26"/>
         </w:numPr>
-      </w:pPr>
-      <w:r>
+        <w:rPr>
+          <w:color w:val="000000" w:themeColor="text1"/>
+        </w:rPr>
+      </w:pPr>
+      <w:r>
+        <w:rPr>
+          <w:color w:val="000000" w:themeColor="text1"/>
+        </w:rPr>
         <w:t>UI rendering</w:t>
       </w:r>
     </w:p>
@@ -2638,36 +2680,60 @@
           <w:ilvl w:val="0"/>
           <w:numId w:val="26"/>
         </w:numPr>
-      </w:pPr>
-      <w:r>
+        <w:rPr>
+          <w:color w:val="000000" w:themeColor="text1"/>
+        </w:rPr>
+      </w:pPr>
+      <w:r>
+        <w:rPr>
+          <w:color w:val="000000" w:themeColor="text1"/>
+        </w:rPr>
         <w:t>Run lifecycle is central control mechanism</w:t>
       </w:r>
     </w:p>
     <w:p>
       <w:pPr>
         <w:pStyle w:val="NormalWeb"/>
-      </w:pPr>
-    </w:p>
-    <w:p>
-      <w:pPr>
-        <w:pStyle w:val="NormalWeb"/>
-      </w:pPr>
-    </w:p>
-    <w:p>
-      <w:pPr>
-        <w:pStyle w:val="NormalWeb"/>
-      </w:pPr>
-    </w:p>
-    <w:p>
-      <w:pPr>
-        <w:pStyle w:val="NormalWeb"/>
+        <w:rPr>
+          <w:color w:val="000000" w:themeColor="text1"/>
+        </w:rPr>
+      </w:pPr>
+    </w:p>
+    <w:p>
+      <w:pPr>
+        <w:pStyle w:val="NormalWeb"/>
+        <w:rPr>
+          <w:color w:val="000000" w:themeColor="text1"/>
+        </w:rPr>
+      </w:pPr>
+    </w:p>
+    <w:p>
+      <w:pPr>
+        <w:pStyle w:val="NormalWeb"/>
+        <w:rPr>
+          <w:color w:val="000000" w:themeColor="text1"/>
+        </w:rPr>
+      </w:pPr>
+    </w:p>
+    <w:p>
+      <w:pPr>
+        <w:pStyle w:val="NormalWeb"/>
+        <w:rPr>
+          <w:color w:val="000000" w:themeColor="text1"/>
+        </w:rPr>
       </w:pPr>
     </w:p>
     <w:p>
       <w:pPr>
         <w:pStyle w:val="Heading3"/>
-      </w:pPr>
-      <w:r>
+        <w:rPr>
+          <w:color w:val="000000" w:themeColor="text1"/>
+        </w:rPr>
+      </w:pPr>
+      <w:r>
+        <w:rPr>
+          <w:color w:val="000000" w:themeColor="text1"/>
+        </w:rPr>
         <w:lastRenderedPageBreak/>
         <w:t>Day 26 Observations</w:t>
       </w:r>
@@ -2679,8 +2745,14 @@
           <w:ilvl w:val="0"/>
           <w:numId w:val="27"/>
         </w:numPr>
-      </w:pPr>
-      <w:r>
+        <w:rPr>
+          <w:color w:val="000000" w:themeColor="text1"/>
+        </w:rPr>
+      </w:pPr>
+      <w:r>
+        <w:rPr>
+          <w:color w:val="000000" w:themeColor="text1"/>
+        </w:rPr>
         <w:t>IPC readiness signaling is essential in offline desktop systems.</w:t>
       </w:r>
     </w:p>
@@ -2691,8 +2763,14 @@
           <w:ilvl w:val="0"/>
           <w:numId w:val="27"/>
         </w:numPr>
-      </w:pPr>
-      <w:r>
+        <w:rPr>
+          <w:color w:val="000000" w:themeColor="text1"/>
+        </w:rPr>
+      </w:pPr>
+      <w:r>
+        <w:rPr>
+          <w:color w:val="000000" w:themeColor="text1"/>
+        </w:rPr>
         <w:t>Asynchronous bridge failures can silently break entire UI flows.</w:t>
       </w:r>
     </w:p>
@@ -2703,8 +2781,14 @@
           <w:ilvl w:val="0"/>
           <w:numId w:val="27"/>
         </w:numPr>
-      </w:pPr>
-      <w:r>
+        <w:rPr>
+          <w:color w:val="000000" w:themeColor="text1"/>
+        </w:rPr>
+      </w:pPr>
+      <w:r>
+        <w:rPr>
+          <w:color w:val="000000" w:themeColor="text1"/>
+        </w:rPr>
         <w:t>Event-driven initialization prevents unpredictable race conditions.</w:t>
       </w:r>
     </w:p>
@@ -2715,8 +2799,14 @@
           <w:ilvl w:val="0"/>
           <w:numId w:val="27"/>
         </w:numPr>
-      </w:pPr>
-      <w:r>
+        <w:rPr>
+          <w:color w:val="000000" w:themeColor="text1"/>
+        </w:rPr>
+      </w:pPr>
+      <w:r>
+        <w:rPr>
+          <w:color w:val="000000" w:themeColor="text1"/>
+        </w:rPr>
         <w:t>Structural table extraction is significantly more complex than plain OCR.</w:t>
       </w:r>
     </w:p>
@@ -2727,199 +2817,669 @@
           <w:ilvl w:val="0"/>
           <w:numId w:val="27"/>
         </w:numPr>
-      </w:pPr>
-      <w:r>
+        <w:rPr>
+          <w:color w:val="000000" w:themeColor="text1"/>
+        </w:rPr>
+      </w:pPr>
+      <w:r>
+        <w:rPr>
+          <w:color w:val="000000" w:themeColor="text1"/>
+        </w:rPr>
         <w:t>Pixel-level layout fidelity must be preserved for engineering trust.</w:t>
       </w:r>
     </w:p>
     <w:p>
       <w:pPr>
         <w:pStyle w:val="Heading3"/>
-      </w:pPr>
-      <w:r>
-        <w:t>Day 27&amp;28</w:t>
-      </w:r>
-      <w:r>
+        <w:rPr>
+          <w:color w:val="000000" w:themeColor="text1"/>
+        </w:rPr>
+      </w:pPr>
+      <w:r>
+        <w:rPr>
+          <w:color w:val="000000" w:themeColor="text1"/>
+        </w:rPr>
+        <w:t>Day 27&amp;28 Observations</w:t>
+      </w:r>
+    </w:p>
+    <w:p>
+      <w:pPr>
+        <w:pStyle w:val="NormalWeb"/>
+        <w:numPr>
+          <w:ilvl w:val="0"/>
+          <w:numId w:val="27"/>
+        </w:numPr>
+        <w:spacing w:before="0" w:beforeAutospacing="0" w:after="0" w:afterAutospacing="0"/>
+        <w:rPr>
+          <w:color w:val="000000" w:themeColor="text1"/>
+        </w:rPr>
+      </w:pPr>
+      <w:r>
+        <w:rPr>
+          <w:color w:val="000000" w:themeColor="text1"/>
+        </w:rPr>
+        <w:t>UI/UX plays a significant role in operational efficiency</w:t>
+      </w:r>
+    </w:p>
+    <w:p>
+      <w:pPr>
+        <w:pStyle w:val="NormalWeb"/>
+        <w:numPr>
+          <w:ilvl w:val="0"/>
+          <w:numId w:val="27"/>
+        </w:numPr>
+        <w:spacing w:before="0" w:beforeAutospacing="0" w:after="0" w:afterAutospacing="0"/>
+        <w:rPr>
+          <w:color w:val="000000" w:themeColor="text1"/>
+        </w:rPr>
+      </w:pPr>
+      <w:r>
+        <w:rPr>
+          <w:color w:val="000000" w:themeColor="text1"/>
+        </w:rPr>
+        <w:t>Offline applications require deterministic flow</w:t>
+      </w:r>
+    </w:p>
+    <w:p>
+      <w:pPr>
+        <w:pStyle w:val="NormalWeb"/>
+        <w:numPr>
+          <w:ilvl w:val="0"/>
+          <w:numId w:val="27"/>
+        </w:numPr>
+        <w:spacing w:before="0" w:beforeAutospacing="0" w:after="0" w:afterAutospacing="0"/>
+        <w:rPr>
+          <w:color w:val="000000" w:themeColor="text1"/>
+        </w:rPr>
+      </w:pPr>
+      <w:r>
+        <w:rPr>
+          <w:color w:val="000000" w:themeColor="text1"/>
+        </w:rPr>
+        <w:t>Early architectural brainstorming prevents structural instability</w:t>
+      </w:r>
+    </w:p>
+    <w:p>
+      <w:pPr>
+        <w:pStyle w:val="NormalWeb"/>
+        <w:numPr>
+          <w:ilvl w:val="0"/>
+          <w:numId w:val="27"/>
+        </w:numPr>
+        <w:spacing w:before="0" w:beforeAutospacing="0" w:after="0" w:afterAutospacing="0"/>
+        <w:rPr>
+          <w:color w:val="000000" w:themeColor="text1"/>
+        </w:rPr>
+      </w:pPr>
+      <w:r>
+        <w:rPr>
+          <w:color w:val="000000" w:themeColor="text1"/>
+        </w:rPr>
+        <w:t>ScanKar requires careful modular separation before implementation</w:t>
+      </w:r>
+    </w:p>
+    <w:p>
+      <w:pPr>
+        <w:pStyle w:val="Heading3"/>
+        <w:rPr>
+          <w:color w:val="000000" w:themeColor="text1"/>
+        </w:rPr>
+      </w:pPr>
+      <w:r>
+        <w:rPr>
+          <w:rStyle w:val="Strong"/>
+          <w:b/>
+          <w:bCs/>
+          <w:color w:val="000000" w:themeColor="text1"/>
+        </w:rPr>
+        <w:t>Day 29</w:t>
+      </w:r>
+      <w:r>
+        <w:rPr>
+          <w:rStyle w:val="Strong"/>
+          <w:b/>
+          <w:bCs/>
+          <w:color w:val="000000" w:themeColor="text1"/>
+        </w:rPr>
         <w:t xml:space="preserve"> Observations</w:t>
       </w:r>
     </w:p>
     <w:p>
       <w:pPr>
         <w:pStyle w:val="NormalWeb"/>
+        <w:numPr>
+          <w:ilvl w:val="0"/>
+          <w:numId w:val="27"/>
+        </w:numPr>
+        <w:rPr>
+          <w:color w:val="000000" w:themeColor="text1"/>
+        </w:rPr>
+      </w:pPr>
+      <w:r>
+        <w:rPr>
+          <w:color w:val="000000" w:themeColor="text1"/>
+        </w:rPr>
+        <w:t>Automatic profiling increases analytical transparency</w:t>
+      </w:r>
+    </w:p>
+    <w:p>
+      <w:pPr>
+        <w:pStyle w:val="NormalWeb"/>
+        <w:numPr>
+          <w:ilvl w:val="0"/>
+          <w:numId w:val="27"/>
+        </w:numPr>
+        <w:rPr>
+          <w:color w:val="000000" w:themeColor="text1"/>
+        </w:rPr>
+      </w:pPr>
+      <w:r>
+        <w:rPr>
+          <w:color w:val="000000" w:themeColor="text1"/>
+        </w:rPr>
+        <w:t>Rule-based engines provide deterministic explainable outputs</w:t>
+      </w:r>
+    </w:p>
+    <w:p>
+      <w:pPr>
+        <w:pStyle w:val="NormalWeb"/>
+        <w:numPr>
+          <w:ilvl w:val="0"/>
+          <w:numId w:val="27"/>
+        </w:numPr>
+        <w:rPr>
+          <w:color w:val="000000" w:themeColor="text1"/>
+        </w:rPr>
+      </w:pPr>
+      <w:r>
+        <w:rPr>
+          <w:color w:val="000000" w:themeColor="text1"/>
+        </w:rPr>
+        <w:t>ML engine should complement rules, not replace them</w:t>
+      </w:r>
+    </w:p>
+    <w:p>
+      <w:pPr>
+        <w:pStyle w:val="NormalWeb"/>
+        <w:numPr>
+          <w:ilvl w:val="0"/>
+          <w:numId w:val="27"/>
+        </w:numPr>
+        <w:rPr>
+          <w:color w:val="000000" w:themeColor="text1"/>
+        </w:rPr>
+      </w:pPr>
+      <w:r>
+        <w:rPr>
+          <w:color w:val="000000" w:themeColor="text1"/>
+        </w:rPr>
+        <w:t>Modular backend structure improves maintainability</w:t>
+      </w:r>
+    </w:p>
+    <w:p>
+      <w:pPr>
+        <w:pStyle w:val="NormalWeb"/>
+        <w:numPr>
+          <w:ilvl w:val="0"/>
+          <w:numId w:val="27"/>
+        </w:numPr>
+        <w:rPr>
+          <w:color w:val="000000" w:themeColor="text1"/>
+        </w:rPr>
+      </w:pPr>
+      <w:r>
+        <w:rPr>
+          <w:color w:val="000000" w:themeColor="text1"/>
+        </w:rPr>
+        <w:t>Offline-first architecture requires strict pipeline ordering</w:t>
+      </w:r>
+    </w:p>
+    <w:p>
+      <w:pPr>
+        <w:pStyle w:val="Heading3"/>
         <w:spacing w:before="0" w:beforeAutospacing="0" w:after="0" w:afterAutospacing="0"/>
-      </w:pPr>
-      <w:r>
-        <w:rPr>
-          <w:rFonts w:hAnsi="Symbol"/>
-        </w:rPr>
-        <w:t></w:t>
-      </w:r>
-      <w:r>
-        <w:t xml:space="preserve"> UI/UX plays a significant role in operational efficiency</w:t>
-      </w:r>
-    </w:p>
-    <w:p>
-      <w:pPr>
-        <w:pStyle w:val="NormalWeb"/>
+        <w:rPr>
+          <w:color w:val="000000" w:themeColor="text1"/>
+        </w:rPr>
+      </w:pPr>
+      <w:r>
+        <w:rPr>
+          <w:rStyle w:val="Strong"/>
+          <w:b/>
+          <w:bCs/>
+          <w:color w:val="000000" w:themeColor="text1"/>
+        </w:rPr>
+        <w:t>Day 32 Observations</w:t>
+      </w:r>
+    </w:p>
+    <w:p>
+      <w:pPr>
+        <w:pStyle w:val="Heading4"/>
+        <w:spacing w:before="0"/>
+        <w:rPr>
+          <w:rFonts w:ascii="Times New Roman" w:hAnsi="Times New Roman" w:cs="Times New Roman"/>
+          <w:i w:val="0"/>
+          <w:color w:val="000000" w:themeColor="text1"/>
+        </w:rPr>
+      </w:pPr>
+      <w:r>
+        <w:rPr>
+          <w:rStyle w:val="Strong"/>
+          <w:rFonts w:ascii="Times New Roman" w:hAnsi="Times New Roman" w:cs="Times New Roman"/>
+          <w:b w:val="0"/>
+          <w:bCs w:val="0"/>
+          <w:i w:val="0"/>
+          <w:color w:val="000000" w:themeColor="text1"/>
+        </w:rPr>
+        <w:t>Technical Observations</w:t>
+      </w:r>
+    </w:p>
+    <w:p>
+      <w:pPr>
+        <w:pStyle w:val="NormalWeb"/>
+        <w:numPr>
+          <w:ilvl w:val="0"/>
+          <w:numId w:val="28"/>
+        </w:numPr>
         <w:spacing w:before="0" w:beforeAutospacing="0" w:after="0" w:afterAutospacing="0"/>
-      </w:pPr>
-      <w:r>
-        <w:rPr>
-          <w:rFonts w:hAnsi="Symbol"/>
-        </w:rPr>
-        <w:t></w:t>
-      </w:r>
-      <w:r>
-        <w:t xml:space="preserve"> Offline applications require deterministic flow</w:t>
-      </w:r>
-    </w:p>
-    <w:p>
-      <w:pPr>
-        <w:pStyle w:val="NormalWeb"/>
+        <w:rPr>
+          <w:color w:val="000000" w:themeColor="text1"/>
+        </w:rPr>
+      </w:pPr>
+      <w:r>
+        <w:rPr>
+          <w:color w:val="000000" w:themeColor="text1"/>
+        </w:rPr>
+        <w:t>Dashboard generation must be backend-driven</w:t>
+      </w:r>
+    </w:p>
+    <w:p>
+      <w:pPr>
+        <w:pStyle w:val="NormalWeb"/>
+        <w:numPr>
+          <w:ilvl w:val="0"/>
+          <w:numId w:val="28"/>
+        </w:numPr>
         <w:spacing w:before="0" w:beforeAutospacing="0" w:after="0" w:afterAutospacing="0"/>
-      </w:pPr>
-      <w:r>
-        <w:rPr>
-          <w:rFonts w:hAnsi="Symbol"/>
-        </w:rPr>
-        <w:t></w:t>
-      </w:r>
-      <w:r>
-        <w:t xml:space="preserve"> Early architectural brainstorming prevents structural instability</w:t>
-      </w:r>
-    </w:p>
-    <w:p>
-      <w:pPr>
-        <w:pStyle w:val="NormalWeb"/>
+        <w:rPr>
+          <w:color w:val="000000" w:themeColor="text1"/>
+        </w:rPr>
+      </w:pPr>
+      <w:r>
+        <w:rPr>
+          <w:color w:val="000000" w:themeColor="text1"/>
+        </w:rPr>
+        <w:t>Export system is a primary business requirement</w:t>
+      </w:r>
+    </w:p>
+    <w:p>
+      <w:pPr>
+        <w:pStyle w:val="NormalWeb"/>
+        <w:numPr>
+          <w:ilvl w:val="0"/>
+          <w:numId w:val="28"/>
+        </w:numPr>
         <w:spacing w:before="0" w:beforeAutospacing="0" w:after="0" w:afterAutospacing="0"/>
-      </w:pPr>
-      <w:r>
-        <w:rPr>
-          <w:rFonts w:hAnsi="Symbol"/>
-        </w:rPr>
-        <w:t></w:t>
-      </w:r>
-      <w:r>
-        <w:t xml:space="preserve"> </w:t>
-      </w:r>
-      <w:proofErr w:type="spellStart"/>
-      <w:r>
-        <w:t>ScanKar</w:t>
-      </w:r>
-      <w:proofErr w:type="spellEnd"/>
-      <w:r>
-        <w:t xml:space="preserve"> requires careful modular separation before implementation</w:t>
+        <w:rPr>
+          <w:color w:val="000000" w:themeColor="text1"/>
+        </w:rPr>
+      </w:pPr>
+      <w:r>
+        <w:rPr>
+          <w:color w:val="000000" w:themeColor="text1"/>
+        </w:rPr>
+        <w:t>Equipment analysis adds real business value</w:t>
+      </w:r>
+    </w:p>
+    <w:p>
+      <w:pPr>
+        <w:pStyle w:val="NormalWeb"/>
+        <w:numPr>
+          <w:ilvl w:val="0"/>
+          <w:numId w:val="28"/>
+        </w:numPr>
+        <w:spacing w:before="0" w:beforeAutospacing="0" w:after="0" w:afterAutospacing="0"/>
+        <w:rPr>
+          <w:color w:val="000000" w:themeColor="text1"/>
+        </w:rPr>
+      </w:pPr>
+      <w:r>
+        <w:rPr>
+          <w:color w:val="000000" w:themeColor="text1"/>
+        </w:rPr>
+        <w:t>Pipeline ordering is critical for correctness</w:t>
+      </w:r>
+    </w:p>
+    <w:p>
+      <w:pPr>
+        <w:pStyle w:val="Heading4"/>
+        <w:spacing w:before="0"/>
+        <w:rPr>
+          <w:rFonts w:ascii="Times New Roman" w:hAnsi="Times New Roman" w:cs="Times New Roman"/>
+          <w:i w:val="0"/>
+          <w:color w:val="000000" w:themeColor="text1"/>
+        </w:rPr>
+      </w:pPr>
+      <w:r>
+        <w:rPr>
+          <w:rStyle w:val="Strong"/>
+          <w:rFonts w:ascii="Times New Roman" w:hAnsi="Times New Roman" w:cs="Times New Roman"/>
+          <w:b w:val="0"/>
+          <w:bCs w:val="0"/>
+          <w:i w:val="0"/>
+          <w:color w:val="000000" w:themeColor="text1"/>
+        </w:rPr>
+        <w:t>System Observations</w:t>
+      </w:r>
+    </w:p>
+    <w:p>
+      <w:pPr>
+        <w:pStyle w:val="NormalWeb"/>
+        <w:numPr>
+          <w:ilvl w:val="0"/>
+          <w:numId w:val="29"/>
+        </w:numPr>
+        <w:spacing w:before="0" w:beforeAutospacing="0" w:after="0" w:afterAutospacing="0"/>
+        <w:rPr>
+          <w:color w:val="000000" w:themeColor="text1"/>
+        </w:rPr>
+      </w:pPr>
+      <w:r>
+        <w:rPr>
+          <w:color w:val="000000" w:themeColor="text1"/>
+        </w:rPr>
+        <w:t>Offline-first architecture increases reliability</w:t>
+      </w:r>
+    </w:p>
+    <w:p>
+      <w:pPr>
+        <w:pStyle w:val="NormalWeb"/>
+        <w:numPr>
+          <w:ilvl w:val="0"/>
+          <w:numId w:val="29"/>
+        </w:numPr>
+        <w:spacing w:before="0" w:beforeAutospacing="0" w:after="0" w:afterAutospacing="0"/>
+        <w:rPr>
+          <w:color w:val="000000" w:themeColor="text1"/>
+        </w:rPr>
+      </w:pPr>
+      <w:r>
+        <w:rPr>
+          <w:color w:val="000000" w:themeColor="text1"/>
+        </w:rPr>
+        <w:t>Modular backend improves maintainability</w:t>
+      </w:r>
+    </w:p>
+    <w:p>
+      <w:pPr>
+        <w:pStyle w:val="NormalWeb"/>
+        <w:numPr>
+          <w:ilvl w:val="0"/>
+          <w:numId w:val="29"/>
+        </w:numPr>
+        <w:spacing w:before="0" w:beforeAutospacing="0" w:after="0" w:afterAutospacing="0"/>
+        <w:rPr>
+          <w:color w:val="000000" w:themeColor="text1"/>
+        </w:rPr>
+      </w:pPr>
+      <w:r>
+        <w:rPr>
+          <w:color w:val="000000" w:themeColor="text1"/>
+        </w:rPr>
+        <w:t>Feature Store reduces long-term complexity</w:t>
+      </w:r>
+    </w:p>
+    <w:p>
+      <w:pPr>
+        <w:pStyle w:val="NormalWeb"/>
+        <w:numPr>
+          <w:ilvl w:val="0"/>
+          <w:numId w:val="29"/>
+        </w:numPr>
+        <w:spacing w:before="0" w:beforeAutospacing="0" w:after="0" w:afterAutospacing="0"/>
+        <w:rPr>
+          <w:color w:val="000000" w:themeColor="text1"/>
+        </w:rPr>
+      </w:pPr>
+      <w:r>
+        <w:rPr>
+          <w:color w:val="000000" w:themeColor="text1"/>
+        </w:rPr>
+        <w:t>Rule + ML combination provides best results</w:t>
+      </w:r>
+    </w:p>
+    <w:p>
+      <w:pPr>
+        <w:pStyle w:val="Heading4"/>
+        <w:spacing w:before="0"/>
+        <w:rPr>
+          <w:rFonts w:ascii="Times New Roman" w:hAnsi="Times New Roman" w:cs="Times New Roman"/>
+          <w:i w:val="0"/>
+          <w:color w:val="000000" w:themeColor="text1"/>
+        </w:rPr>
+      </w:pPr>
+      <w:r>
+        <w:rPr>
+          <w:rStyle w:val="Strong"/>
+          <w:rFonts w:ascii="Times New Roman" w:hAnsi="Times New Roman" w:cs="Times New Roman"/>
+          <w:b w:val="0"/>
+          <w:bCs w:val="0"/>
+          <w:i w:val="0"/>
+          <w:color w:val="000000" w:themeColor="text1"/>
+        </w:rPr>
+        <w:t>Data Observations</w:t>
+      </w:r>
+    </w:p>
+    <w:p>
+      <w:pPr>
+        <w:pStyle w:val="NormalWeb"/>
+        <w:numPr>
+          <w:ilvl w:val="0"/>
+          <w:numId w:val="30"/>
+        </w:numPr>
+        <w:spacing w:before="0" w:beforeAutospacing="0" w:after="0" w:afterAutospacing="0"/>
+        <w:rPr>
+          <w:color w:val="000000" w:themeColor="text1"/>
+        </w:rPr>
+      </w:pPr>
+      <w:r>
+        <w:rPr>
+          <w:color w:val="000000" w:themeColor="text1"/>
+        </w:rPr>
+        <w:t>Excel data requires conservative handling</w:t>
+      </w:r>
+    </w:p>
+    <w:p>
+      <w:pPr>
+        <w:pStyle w:val="NormalWeb"/>
+        <w:numPr>
+          <w:ilvl w:val="0"/>
+          <w:numId w:val="30"/>
+        </w:numPr>
+        <w:spacing w:before="0" w:beforeAutospacing="0" w:after="0" w:afterAutospacing="0"/>
+        <w:rPr>
+          <w:color w:val="000000" w:themeColor="text1"/>
+        </w:rPr>
+      </w:pPr>
+      <w:r>
+        <w:rPr>
+          <w:color w:val="000000" w:themeColor="text1"/>
+        </w:rPr>
+        <w:t>Operational data is often inconsistent</w:t>
+      </w:r>
+    </w:p>
+    <w:p>
+      <w:pPr>
+        <w:pStyle w:val="NormalWeb"/>
+        <w:numPr>
+          <w:ilvl w:val="0"/>
+          <w:numId w:val="30"/>
+        </w:numPr>
+        <w:spacing w:before="0" w:beforeAutospacing="0" w:after="0" w:afterAutospacing="0"/>
+        <w:rPr>
+          <w:color w:val="000000" w:themeColor="text1"/>
+        </w:rPr>
+      </w:pPr>
+      <w:r>
+        <w:rPr>
+          <w:color w:val="000000" w:themeColor="text1"/>
+        </w:rPr>
+        <w:t>Feature abstraction prevents schema dependency</w:t>
+      </w:r>
+    </w:p>
+    <w:p>
+      <w:pPr>
+        <w:pStyle w:val="Heading4"/>
+        <w:spacing w:before="0"/>
+        <w:rPr>
+          <w:rFonts w:ascii="Times New Roman" w:hAnsi="Times New Roman" w:cs="Times New Roman"/>
+          <w:i w:val="0"/>
+          <w:color w:val="000000" w:themeColor="text1"/>
+        </w:rPr>
+      </w:pPr>
+      <w:r>
+        <w:rPr>
+          <w:rStyle w:val="Strong"/>
+          <w:rFonts w:ascii="Times New Roman" w:hAnsi="Times New Roman" w:cs="Times New Roman"/>
+          <w:b w:val="0"/>
+          <w:bCs w:val="0"/>
+          <w:i w:val="0"/>
+          <w:color w:val="000000" w:themeColor="text1"/>
+        </w:rPr>
+        <w:t>Business Observations</w:t>
+      </w:r>
+    </w:p>
+    <w:p>
+      <w:pPr>
+        <w:pStyle w:val="NormalWeb"/>
+        <w:numPr>
+          <w:ilvl w:val="0"/>
+          <w:numId w:val="31"/>
+        </w:numPr>
+        <w:spacing w:before="0" w:beforeAutospacing="0" w:after="0" w:afterAutospacing="0"/>
+        <w:rPr>
+          <w:color w:val="000000" w:themeColor="text1"/>
+        </w:rPr>
+      </w:pPr>
+      <w:r>
+        <w:rPr>
+          <w:color w:val="000000" w:themeColor="text1"/>
+        </w:rPr>
+        <w:t>Maintenance teams need explainable insights</w:t>
+      </w:r>
+    </w:p>
+    <w:p>
+      <w:pPr>
+        <w:pStyle w:val="NormalWeb"/>
+        <w:numPr>
+          <w:ilvl w:val="0"/>
+          <w:numId w:val="31"/>
+        </w:numPr>
+        <w:spacing w:before="0" w:beforeAutospacing="0" w:after="0" w:afterAutospacing="0"/>
+        <w:rPr>
+          <w:color w:val="000000" w:themeColor="text1"/>
+        </w:rPr>
+      </w:pPr>
+      <w:r>
+        <w:rPr>
+          <w:color w:val="000000" w:themeColor="text1"/>
+        </w:rPr>
+        <w:t>Equipment-level analysis is high-impact</w:t>
+      </w:r>
+    </w:p>
+    <w:p>
+      <w:pPr>
+        <w:pStyle w:val="NormalWeb"/>
+        <w:numPr>
+          <w:ilvl w:val="0"/>
+          <w:numId w:val="31"/>
+        </w:numPr>
+        <w:spacing w:before="0" w:beforeAutospacing="0" w:after="0" w:afterAutospacing="0"/>
+        <w:rPr>
+          <w:color w:val="000000" w:themeColor="text1"/>
+        </w:rPr>
+      </w:pPr>
+      <w:r>
+        <w:rPr>
+          <w:color w:val="000000" w:themeColor="text1"/>
+        </w:rPr>
+        <w:t>Downtime and root cause tracking are critical</w:t>
       </w:r>
     </w:p>
     <w:p>
       <w:pPr>
         <w:pStyle w:val="Heading3"/>
-      </w:pPr>
-    </w:p>
-    <w:p>
-      <w:pPr>
-        <w:pStyle w:val="NormalWeb"/>
-      </w:pPr>
-    </w:p>
-    <w:p>
-      <w:pPr>
-        <w:pStyle w:val="NormalWeb"/>
-      </w:pPr>
-      <w:proofErr w:type="gramStart"/>
-      <w:r>
-        <w:rPr>
-          <w:rFonts w:hAnsi="Symbol"/>
-        </w:rPr>
-        <w:t></w:t>
-      </w:r>
-      <w:r>
-        <w:t xml:space="preserve">  Automatic</w:t>
-      </w:r>
-      <w:proofErr w:type="gramEnd"/>
-      <w:r>
-        <w:t xml:space="preserve"> profiling increases analytical transparency</w:t>
-      </w:r>
-    </w:p>
-    <w:p>
-      <w:pPr>
-        <w:pStyle w:val="NormalWeb"/>
-      </w:pPr>
-      <w:proofErr w:type="gramStart"/>
-      <w:r>
-        <w:rPr>
-          <w:rFonts w:hAnsi="Symbol"/>
-        </w:rPr>
-        <w:t></w:t>
-      </w:r>
-      <w:r>
-        <w:t xml:space="preserve">  Rule</w:t>
-      </w:r>
-      <w:proofErr w:type="gramEnd"/>
-      <w:r>
-        <w:t>-based engines provide deterministic explainable outputs</w:t>
-      </w:r>
-    </w:p>
-    <w:p>
-      <w:pPr>
-        <w:pStyle w:val="NormalWeb"/>
-      </w:pPr>
-      <w:proofErr w:type="gramStart"/>
-      <w:r>
-        <w:rPr>
-          <w:rFonts w:hAnsi="Symbol"/>
-        </w:rPr>
-        <w:t></w:t>
-      </w:r>
-      <w:r>
-        <w:t xml:space="preserve">  ML</w:t>
-      </w:r>
-      <w:proofErr w:type="gramEnd"/>
-      <w:r>
-        <w:t xml:space="preserve"> engine should complement rules, not replace them</w:t>
-      </w:r>
-    </w:p>
-    <w:p>
-      <w:pPr>
-        <w:pStyle w:val="NormalWeb"/>
-      </w:pPr>
-      <w:proofErr w:type="gramStart"/>
-      <w:r>
-        <w:rPr>
-          <w:rFonts w:hAnsi="Symbol"/>
-        </w:rPr>
-        <w:t></w:t>
-      </w:r>
-      <w:r>
-        <w:t xml:space="preserve">  Modular</w:t>
-      </w:r>
-      <w:proofErr w:type="gramEnd"/>
-      <w:r>
-        <w:t xml:space="preserve"> backend structure improves maintainability</w:t>
-      </w:r>
-    </w:p>
-    <w:p>
-      <w:pPr>
-        <w:pStyle w:val="NormalWeb"/>
-      </w:pPr>
-      <w:proofErr w:type="gramStart"/>
-      <w:r>
-        <w:rPr>
-          <w:rFonts w:hAnsi="Symbol"/>
-        </w:rPr>
-        <w:t></w:t>
-      </w:r>
-      <w:r>
-        <w:t xml:space="preserve">  Offline</w:t>
-      </w:r>
-      <w:proofErr w:type="gramEnd"/>
-      <w:r>
-        <w:t>-first architecture requires strict pipeline ordering</w:t>
-      </w:r>
-    </w:p>
-    <w:p>
-      <w:pPr>
-        <w:pStyle w:val="NormalWeb"/>
-      </w:pPr>
+        <w:spacing w:before="0" w:beforeAutospacing="0" w:after="0" w:afterAutospacing="0"/>
+        <w:rPr>
+          <w:color w:val="000000" w:themeColor="text1"/>
+        </w:rPr>
+      </w:pPr>
+      <w:r>
+        <w:rPr>
+          <w:rStyle w:val="Strong"/>
+          <w:b/>
+          <w:bCs/>
+          <w:color w:val="000000" w:themeColor="text1"/>
+        </w:rPr>
+        <w:t>Learning Outcomes</w:t>
+      </w:r>
+    </w:p>
+    <w:p>
+      <w:pPr>
+        <w:pStyle w:val="NormalWeb"/>
+        <w:numPr>
+          <w:ilvl w:val="0"/>
+          <w:numId w:val="32"/>
+        </w:numPr>
+        <w:spacing w:before="0" w:beforeAutospacing="0" w:after="0" w:afterAutospacing="0"/>
+        <w:rPr>
+          <w:color w:val="000000" w:themeColor="text1"/>
+        </w:rPr>
+      </w:pPr>
+      <w:r>
+        <w:rPr>
+          <w:color w:val="000000" w:themeColor="text1"/>
+        </w:rPr>
+        <w:t>Built full analytics pipeline</w:t>
+      </w:r>
+    </w:p>
+    <w:p>
+      <w:pPr>
+        <w:pStyle w:val="NormalWeb"/>
+        <w:numPr>
+          <w:ilvl w:val="0"/>
+          <w:numId w:val="32"/>
+        </w:numPr>
+        <w:spacing w:before="0" w:beforeAutospacing="0" w:after="0" w:afterAutospacing="0"/>
+        <w:rPr>
+          <w:color w:val="000000" w:themeColor="text1"/>
+        </w:rPr>
+      </w:pPr>
+      <w:r>
+        <w:rPr>
+          <w:color w:val="000000" w:themeColor="text1"/>
+        </w:rPr>
+        <w:t>Understood real industrial data challenges</w:t>
+      </w:r>
+    </w:p>
+    <w:p>
+      <w:pPr>
+        <w:pStyle w:val="NormalWeb"/>
+        <w:numPr>
+          <w:ilvl w:val="0"/>
+          <w:numId w:val="32"/>
+        </w:numPr>
+        <w:spacing w:before="0" w:beforeAutospacing="0" w:after="0" w:afterAutospacing="0"/>
+        <w:rPr>
+          <w:color w:val="000000" w:themeColor="text1"/>
+        </w:rPr>
+      </w:pPr>
+      <w:r>
+        <w:rPr>
+          <w:color w:val="000000" w:themeColor="text1"/>
+        </w:rPr>
+        <w:t>Implemented production-level architecture</w:t>
+      </w:r>
       <w:bookmarkStart w:id="0" w:name="_GoBack"/>
       <w:bookmarkEnd w:id="0"/>
     </w:p>
@@ -3496,6 +4056,417 @@
     </w:lvl>
   </w:abstractNum>
   <w:abstractNum w:abstractNumId="4" w15:restartNumberingAfterBreak="0">
+    <w:nsid w:val="10BF25A3"/>
+    <w:multiLevelType w:val="multilevel"/>
+    <w:tmpl w:val="217877B0"/>
+    <w:lvl w:ilvl="0">
+      <w:start w:val="1"/>
+      <w:numFmt w:val="bullet"/>
+      <w:lvlText w:val=""/>
+      <w:lvlJc w:val="left"/>
+      <w:pPr>
+        <w:tabs>
+          <w:tab w:val="num" w:pos="720"/>
+        </w:tabs>
+        <w:ind w:left="720" w:hanging="360"/>
+      </w:pPr>
+      <w:rPr>
+        <w:rFonts w:ascii="Symbol" w:hAnsi="Symbol" w:hint="default"/>
+        <w:sz w:val="20"/>
+      </w:rPr>
+    </w:lvl>
+    <w:lvl w:ilvl="1" w:tentative="1">
+      <w:start w:val="1"/>
+      <w:numFmt w:val="bullet"/>
+      <w:lvlText w:val="o"/>
+      <w:lvlJc w:val="left"/>
+      <w:pPr>
+        <w:tabs>
+          <w:tab w:val="num" w:pos="1440"/>
+        </w:tabs>
+        <w:ind w:left="1440" w:hanging="360"/>
+      </w:pPr>
+      <w:rPr>
+        <w:rFonts w:ascii="Courier New" w:hAnsi="Courier New" w:hint="default"/>
+        <w:sz w:val="20"/>
+      </w:rPr>
+    </w:lvl>
+    <w:lvl w:ilvl="2" w:tentative="1">
+      <w:start w:val="1"/>
+      <w:numFmt w:val="bullet"/>
+      <w:lvlText w:val=""/>
+      <w:lvlJc w:val="left"/>
+      <w:pPr>
+        <w:tabs>
+          <w:tab w:val="num" w:pos="2160"/>
+        </w:tabs>
+        <w:ind w:left="2160" w:hanging="360"/>
+      </w:pPr>
+      <w:rPr>
+        <w:rFonts w:ascii="Wingdings" w:hAnsi="Wingdings" w:hint="default"/>
+        <w:sz w:val="20"/>
+      </w:rPr>
+    </w:lvl>
+    <w:lvl w:ilvl="3" w:tentative="1">
+      <w:start w:val="1"/>
+      <w:numFmt w:val="bullet"/>
+      <w:lvlText w:val=""/>
+      <w:lvlJc w:val="left"/>
+      <w:pPr>
+        <w:tabs>
+          <w:tab w:val="num" w:pos="2880"/>
+        </w:tabs>
+        <w:ind w:left="2880" w:hanging="360"/>
+      </w:pPr>
+      <w:rPr>
+        <w:rFonts w:ascii="Wingdings" w:hAnsi="Wingdings" w:hint="default"/>
+        <w:sz w:val="20"/>
+      </w:rPr>
+    </w:lvl>
+    <w:lvl w:ilvl="4" w:tentative="1">
+      <w:start w:val="1"/>
+      <w:numFmt w:val="bullet"/>
+      <w:lvlText w:val=""/>
+      <w:lvlJc w:val="left"/>
+      <w:pPr>
+        <w:tabs>
+          <w:tab w:val="num" w:pos="3600"/>
+        </w:tabs>
+        <w:ind w:left="3600" w:hanging="360"/>
+      </w:pPr>
+      <w:rPr>
+        <w:rFonts w:ascii="Wingdings" w:hAnsi="Wingdings" w:hint="default"/>
+        <w:sz w:val="20"/>
+      </w:rPr>
+    </w:lvl>
+    <w:lvl w:ilvl="5" w:tentative="1">
+      <w:start w:val="1"/>
+      <w:numFmt w:val="bullet"/>
+      <w:lvlText w:val=""/>
+      <w:lvlJc w:val="left"/>
+      <w:pPr>
+        <w:tabs>
+          <w:tab w:val="num" w:pos="4320"/>
+        </w:tabs>
+        <w:ind w:left="4320" w:hanging="360"/>
+      </w:pPr>
+      <w:rPr>
+        <w:rFonts w:ascii="Wingdings" w:hAnsi="Wingdings" w:hint="default"/>
+        <w:sz w:val="20"/>
+      </w:rPr>
+    </w:lvl>
+    <w:lvl w:ilvl="6" w:tentative="1">
+      <w:start w:val="1"/>
+      <w:numFmt w:val="bullet"/>
+      <w:lvlText w:val=""/>
+      <w:lvlJc w:val="left"/>
+      <w:pPr>
+        <w:tabs>
+          <w:tab w:val="num" w:pos="5040"/>
+        </w:tabs>
+        <w:ind w:left="5040" w:hanging="360"/>
+      </w:pPr>
+      <w:rPr>
+        <w:rFonts w:ascii="Wingdings" w:hAnsi="Wingdings" w:hint="default"/>
+        <w:sz w:val="20"/>
+      </w:rPr>
+    </w:lvl>
+    <w:lvl w:ilvl="7" w:tentative="1">
+      <w:start w:val="1"/>
+      <w:numFmt w:val="bullet"/>
+      <w:lvlText w:val=""/>
+      <w:lvlJc w:val="left"/>
+      <w:pPr>
+        <w:tabs>
+          <w:tab w:val="num" w:pos="5760"/>
+        </w:tabs>
+        <w:ind w:left="5760" w:hanging="360"/>
+      </w:pPr>
+      <w:rPr>
+        <w:rFonts w:ascii="Wingdings" w:hAnsi="Wingdings" w:hint="default"/>
+        <w:sz w:val="20"/>
+      </w:rPr>
+    </w:lvl>
+    <w:lvl w:ilvl="8" w:tentative="1">
+      <w:start w:val="1"/>
+      <w:numFmt w:val="bullet"/>
+      <w:lvlText w:val=""/>
+      <w:lvlJc w:val="left"/>
+      <w:pPr>
+        <w:tabs>
+          <w:tab w:val="num" w:pos="6480"/>
+        </w:tabs>
+        <w:ind w:left="6480" w:hanging="360"/>
+      </w:pPr>
+      <w:rPr>
+        <w:rFonts w:ascii="Wingdings" w:hAnsi="Wingdings" w:hint="default"/>
+        <w:sz w:val="20"/>
+      </w:rPr>
+    </w:lvl>
+  </w:abstractNum>
+  <w:abstractNum w:abstractNumId="5" w15:restartNumberingAfterBreak="0">
+    <w:nsid w:val="17803D7C"/>
+    <w:multiLevelType w:val="hybridMultilevel"/>
+    <w:tmpl w:val="F508D020"/>
+    <w:lvl w:ilvl="0" w:tplc="04090001">
+      <w:start w:val="1"/>
+      <w:numFmt w:val="bullet"/>
+      <w:lvlText w:val=""/>
+      <w:lvlJc w:val="left"/>
+      <w:pPr>
+        <w:ind w:left="720" w:hanging="360"/>
+      </w:pPr>
+      <w:rPr>
+        <w:rFonts w:ascii="Symbol" w:hAnsi="Symbol" w:hint="default"/>
+      </w:rPr>
+    </w:lvl>
+    <w:lvl w:ilvl="1" w:tplc="04090003" w:tentative="1">
+      <w:start w:val="1"/>
+      <w:numFmt w:val="bullet"/>
+      <w:lvlText w:val="o"/>
+      <w:lvlJc w:val="left"/>
+      <w:pPr>
+        <w:ind w:left="1440" w:hanging="360"/>
+      </w:pPr>
+      <w:rPr>
+        <w:rFonts w:ascii="Courier New" w:hAnsi="Courier New" w:cs="Courier New" w:hint="default"/>
+      </w:rPr>
+    </w:lvl>
+    <w:lvl w:ilvl="2" w:tplc="04090005" w:tentative="1">
+      <w:start w:val="1"/>
+      <w:numFmt w:val="bullet"/>
+      <w:lvlText w:val=""/>
+      <w:lvlJc w:val="left"/>
+      <w:pPr>
+        <w:ind w:left="2160" w:hanging="360"/>
+      </w:pPr>
+      <w:rPr>
+        <w:rFonts w:ascii="Wingdings" w:hAnsi="Wingdings" w:hint="default"/>
+      </w:rPr>
+    </w:lvl>
+    <w:lvl w:ilvl="3" w:tplc="04090001" w:tentative="1">
+      <w:start w:val="1"/>
+      <w:numFmt w:val="bullet"/>
+      <w:lvlText w:val=""/>
+      <w:lvlJc w:val="left"/>
+      <w:pPr>
+        <w:ind w:left="2880" w:hanging="360"/>
+      </w:pPr>
+      <w:rPr>
+        <w:rFonts w:ascii="Symbol" w:hAnsi="Symbol" w:hint="default"/>
+      </w:rPr>
+    </w:lvl>
+    <w:lvl w:ilvl="4" w:tplc="04090003" w:tentative="1">
+      <w:start w:val="1"/>
+      <w:numFmt w:val="bullet"/>
+      <w:lvlText w:val="o"/>
+      <w:lvlJc w:val="left"/>
+      <w:pPr>
+        <w:ind w:left="3600" w:hanging="360"/>
+      </w:pPr>
+      <w:rPr>
+        <w:rFonts w:ascii="Courier New" w:hAnsi="Courier New" w:cs="Courier New" w:hint="default"/>
+      </w:rPr>
+    </w:lvl>
+    <w:lvl w:ilvl="5" w:tplc="04090005" w:tentative="1">
+      <w:start w:val="1"/>
+      <w:numFmt w:val="bullet"/>
+      <w:lvlText w:val=""/>
+      <w:lvlJc w:val="left"/>
+      <w:pPr>
+        <w:ind w:left="4320" w:hanging="360"/>
+      </w:pPr>
+      <w:rPr>
+        <w:rFonts w:ascii="Wingdings" w:hAnsi="Wingdings" w:hint="default"/>
+      </w:rPr>
+    </w:lvl>
+    <w:lvl w:ilvl="6" w:tplc="04090001" w:tentative="1">
+      <w:start w:val="1"/>
+      <w:numFmt w:val="bullet"/>
+      <w:lvlText w:val=""/>
+      <w:lvlJc w:val="left"/>
+      <w:pPr>
+        <w:ind w:left="5040" w:hanging="360"/>
+      </w:pPr>
+      <w:rPr>
+        <w:rFonts w:ascii="Symbol" w:hAnsi="Symbol" w:hint="default"/>
+      </w:rPr>
+    </w:lvl>
+    <w:lvl w:ilvl="7" w:tplc="04090003" w:tentative="1">
+      <w:start w:val="1"/>
+      <w:numFmt w:val="bullet"/>
+      <w:lvlText w:val="o"/>
+      <w:lvlJc w:val="left"/>
+      <w:pPr>
+        <w:ind w:left="5760" w:hanging="360"/>
+      </w:pPr>
+      <w:rPr>
+        <w:rFonts w:ascii="Courier New" w:hAnsi="Courier New" w:cs="Courier New" w:hint="default"/>
+      </w:rPr>
+    </w:lvl>
+    <w:lvl w:ilvl="8" w:tplc="04090005" w:tentative="1">
+      <w:start w:val="1"/>
+      <w:numFmt w:val="bullet"/>
+      <w:lvlText w:val=""/>
+      <w:lvlJc w:val="left"/>
+      <w:pPr>
+        <w:ind w:left="6480" w:hanging="360"/>
+      </w:pPr>
+      <w:rPr>
+        <w:rFonts w:ascii="Wingdings" w:hAnsi="Wingdings" w:hint="default"/>
+      </w:rPr>
+    </w:lvl>
+  </w:abstractNum>
+  <w:abstractNum w:abstractNumId="6" w15:restartNumberingAfterBreak="0">
+    <w:nsid w:val="1AFF5B60"/>
+    <w:multiLevelType w:val="multilevel"/>
+    <w:tmpl w:val="6F0CB62C"/>
+    <w:lvl w:ilvl="0">
+      <w:start w:val="1"/>
+      <w:numFmt w:val="bullet"/>
+      <w:lvlText w:val=""/>
+      <w:lvlJc w:val="left"/>
+      <w:pPr>
+        <w:tabs>
+          <w:tab w:val="num" w:pos="720"/>
+        </w:tabs>
+        <w:ind w:left="720" w:hanging="360"/>
+      </w:pPr>
+      <w:rPr>
+        <w:rFonts w:ascii="Symbol" w:hAnsi="Symbol" w:hint="default"/>
+        <w:sz w:val="20"/>
+      </w:rPr>
+    </w:lvl>
+    <w:lvl w:ilvl="1" w:tentative="1">
+      <w:start w:val="1"/>
+      <w:numFmt w:val="bullet"/>
+      <w:lvlText w:val="o"/>
+      <w:lvlJc w:val="left"/>
+      <w:pPr>
+        <w:tabs>
+          <w:tab w:val="num" w:pos="1440"/>
+        </w:tabs>
+        <w:ind w:left="1440" w:hanging="360"/>
+      </w:pPr>
+      <w:rPr>
+        <w:rFonts w:ascii="Courier New" w:hAnsi="Courier New" w:hint="default"/>
+        <w:sz w:val="20"/>
+      </w:rPr>
+    </w:lvl>
+    <w:lvl w:ilvl="2" w:tentative="1">
+      <w:start w:val="1"/>
+      <w:numFmt w:val="bullet"/>
+      <w:lvlText w:val=""/>
+      <w:lvlJc w:val="left"/>
+      <w:pPr>
+        <w:tabs>
+          <w:tab w:val="num" w:pos="2160"/>
+        </w:tabs>
+        <w:ind w:left="2160" w:hanging="360"/>
+      </w:pPr>
+      <w:rPr>
+        <w:rFonts w:ascii="Wingdings" w:hAnsi="Wingdings" w:hint="default"/>
+        <w:sz w:val="20"/>
+      </w:rPr>
+    </w:lvl>
+    <w:lvl w:ilvl="3" w:tentative="1">
+      <w:start w:val="1"/>
+      <w:numFmt w:val="bullet"/>
+      <w:lvlText w:val=""/>
+      <w:lvlJc w:val="left"/>
+      <w:pPr>
+        <w:tabs>
+          <w:tab w:val="num" w:pos="2880"/>
+        </w:tabs>
+        <w:ind w:left="2880" w:hanging="360"/>
+      </w:pPr>
+      <w:rPr>
+        <w:rFonts w:ascii="Wingdings" w:hAnsi="Wingdings" w:hint="default"/>
+        <w:sz w:val="20"/>
+      </w:rPr>
+    </w:lvl>
+    <w:lvl w:ilvl="4" w:tentative="1">
+      <w:start w:val="1"/>
+      <w:numFmt w:val="bullet"/>
+      <w:lvlText w:val=""/>
+      <w:lvlJc w:val="left"/>
+      <w:pPr>
+        <w:tabs>
+          <w:tab w:val="num" w:pos="3600"/>
+        </w:tabs>
+        <w:ind w:left="3600" w:hanging="360"/>
+      </w:pPr>
+      <w:rPr>
+        <w:rFonts w:ascii="Wingdings" w:hAnsi="Wingdings" w:hint="default"/>
+        <w:sz w:val="20"/>
+      </w:rPr>
+    </w:lvl>
+    <w:lvl w:ilvl="5" w:tentative="1">
+      <w:start w:val="1"/>
+      <w:numFmt w:val="bullet"/>
+      <w:lvlText w:val=""/>
+      <w:lvlJc w:val="left"/>
+      <w:pPr>
+        <w:tabs>
+          <w:tab w:val="num" w:pos="4320"/>
+        </w:tabs>
+        <w:ind w:left="4320" w:hanging="360"/>
+      </w:pPr>
+      <w:rPr>
+        <w:rFonts w:ascii="Wingdings" w:hAnsi="Wingdings" w:hint="default"/>
+        <w:sz w:val="20"/>
+      </w:rPr>
+    </w:lvl>
+    <w:lvl w:ilvl="6" w:tentative="1">
+      <w:start w:val="1"/>
+      <w:numFmt w:val="bullet"/>
+      <w:lvlText w:val=""/>
+      <w:lvlJc w:val="left"/>
+      <w:pPr>
+        <w:tabs>
+          <w:tab w:val="num" w:pos="5040"/>
+        </w:tabs>
+        <w:ind w:left="5040" w:hanging="360"/>
+      </w:pPr>
+      <w:rPr>
+        <w:rFonts w:ascii="Wingdings" w:hAnsi="Wingdings" w:hint="default"/>
+        <w:sz w:val="20"/>
+      </w:rPr>
+    </w:lvl>
+    <w:lvl w:ilvl="7" w:tentative="1">
+      <w:start w:val="1"/>
+      <w:numFmt w:val="bullet"/>
+      <w:lvlText w:val=""/>
+      <w:lvlJc w:val="left"/>
+      <w:pPr>
+        <w:tabs>
+          <w:tab w:val="num" w:pos="5760"/>
+        </w:tabs>
+        <w:ind w:left="5760" w:hanging="360"/>
+      </w:pPr>
+      <w:rPr>
+        <w:rFonts w:ascii="Wingdings" w:hAnsi="Wingdings" w:hint="default"/>
+        <w:sz w:val="20"/>
+      </w:rPr>
+    </w:lvl>
+    <w:lvl w:ilvl="8" w:tentative="1">
+      <w:start w:val="1"/>
+      <w:numFmt w:val="bullet"/>
+      <w:lvlText w:val=""/>
+      <w:lvlJc w:val="left"/>
+      <w:pPr>
+        <w:tabs>
+          <w:tab w:val="num" w:pos="6480"/>
+        </w:tabs>
+        <w:ind w:left="6480" w:hanging="360"/>
+      </w:pPr>
+      <w:rPr>
+        <w:rFonts w:ascii="Wingdings" w:hAnsi="Wingdings" w:hint="default"/>
+        <w:sz w:val="20"/>
+      </w:rPr>
+    </w:lvl>
+  </w:abstractNum>
+  <w:abstractNum w:abstractNumId="7" w15:restartNumberingAfterBreak="0">
     <w:nsid w:val="2177033C"/>
     <w:multiLevelType w:val="multilevel"/>
     <w:tmpl w:val="78C47694"/>
@@ -3644,7 +4615,7 @@
       </w:rPr>
     </w:lvl>
   </w:abstractNum>
-  <w:abstractNum w:abstractNumId="5" w15:restartNumberingAfterBreak="0">
+  <w:abstractNum w:abstractNumId="8" w15:restartNumberingAfterBreak="0">
     <w:nsid w:val="21A855B3"/>
     <w:multiLevelType w:val="multilevel"/>
     <w:tmpl w:val="05060D18"/>
@@ -3793,7 +4764,156 @@
       </w:rPr>
     </w:lvl>
   </w:abstractNum>
-  <w:abstractNum w:abstractNumId="6" w15:restartNumberingAfterBreak="0">
+  <w:abstractNum w:abstractNumId="9" w15:restartNumberingAfterBreak="0">
+    <w:nsid w:val="21EE5607"/>
+    <w:multiLevelType w:val="multilevel"/>
+    <w:tmpl w:val="1F847266"/>
+    <w:lvl w:ilvl="0">
+      <w:start w:val="1"/>
+      <w:numFmt w:val="bullet"/>
+      <w:lvlText w:val=""/>
+      <w:lvlJc w:val="left"/>
+      <w:pPr>
+        <w:tabs>
+          <w:tab w:val="num" w:pos="720"/>
+        </w:tabs>
+        <w:ind w:left="720" w:hanging="360"/>
+      </w:pPr>
+      <w:rPr>
+        <w:rFonts w:ascii="Symbol" w:hAnsi="Symbol" w:hint="default"/>
+        <w:sz w:val="20"/>
+      </w:rPr>
+    </w:lvl>
+    <w:lvl w:ilvl="1" w:tentative="1">
+      <w:start w:val="1"/>
+      <w:numFmt w:val="bullet"/>
+      <w:lvlText w:val="o"/>
+      <w:lvlJc w:val="left"/>
+      <w:pPr>
+        <w:tabs>
+          <w:tab w:val="num" w:pos="1440"/>
+        </w:tabs>
+        <w:ind w:left="1440" w:hanging="360"/>
+      </w:pPr>
+      <w:rPr>
+        <w:rFonts w:ascii="Courier New" w:hAnsi="Courier New" w:hint="default"/>
+        <w:sz w:val="20"/>
+      </w:rPr>
+    </w:lvl>
+    <w:lvl w:ilvl="2" w:tentative="1">
+      <w:start w:val="1"/>
+      <w:numFmt w:val="bullet"/>
+      <w:lvlText w:val=""/>
+      <w:lvlJc w:val="left"/>
+      <w:pPr>
+        <w:tabs>
+          <w:tab w:val="num" w:pos="2160"/>
+        </w:tabs>
+        <w:ind w:left="2160" w:hanging="360"/>
+      </w:pPr>
+      <w:rPr>
+        <w:rFonts w:ascii="Wingdings" w:hAnsi="Wingdings" w:hint="default"/>
+        <w:sz w:val="20"/>
+      </w:rPr>
+    </w:lvl>
+    <w:lvl w:ilvl="3" w:tentative="1">
+      <w:start w:val="1"/>
+      <w:numFmt w:val="bullet"/>
+      <w:lvlText w:val=""/>
+      <w:lvlJc w:val="left"/>
+      <w:pPr>
+        <w:tabs>
+          <w:tab w:val="num" w:pos="2880"/>
+        </w:tabs>
+        <w:ind w:left="2880" w:hanging="360"/>
+      </w:pPr>
+      <w:rPr>
+        <w:rFonts w:ascii="Wingdings" w:hAnsi="Wingdings" w:hint="default"/>
+        <w:sz w:val="20"/>
+      </w:rPr>
+    </w:lvl>
+    <w:lvl w:ilvl="4" w:tentative="1">
+      <w:start w:val="1"/>
+      <w:numFmt w:val="bullet"/>
+      <w:lvlText w:val=""/>
+      <w:lvlJc w:val="left"/>
+      <w:pPr>
+        <w:tabs>
+          <w:tab w:val="num" w:pos="3600"/>
+        </w:tabs>
+        <w:ind w:left="3600" w:hanging="360"/>
+      </w:pPr>
+      <w:rPr>
+        <w:rFonts w:ascii="Wingdings" w:hAnsi="Wingdings" w:hint="default"/>
+        <w:sz w:val="20"/>
+      </w:rPr>
+    </w:lvl>
+    <w:lvl w:ilvl="5" w:tentative="1">
+      <w:start w:val="1"/>
+      <w:numFmt w:val="bullet"/>
+      <w:lvlText w:val=""/>
+      <w:lvlJc w:val="left"/>
+      <w:pPr>
+        <w:tabs>
+          <w:tab w:val="num" w:pos="4320"/>
+        </w:tabs>
+        <w:ind w:left="4320" w:hanging="360"/>
+      </w:pPr>
+      <w:rPr>
+        <w:rFonts w:ascii="Wingdings" w:hAnsi="Wingdings" w:hint="default"/>
+        <w:sz w:val="20"/>
+      </w:rPr>
+    </w:lvl>
+    <w:lvl w:ilvl="6" w:tentative="1">
+      <w:start w:val="1"/>
+      <w:numFmt w:val="bullet"/>
+      <w:lvlText w:val=""/>
+      <w:lvlJc w:val="left"/>
+      <w:pPr>
+        <w:tabs>
+          <w:tab w:val="num" w:pos="5040"/>
+        </w:tabs>
+        <w:ind w:left="5040" w:hanging="360"/>
+      </w:pPr>
+      <w:rPr>
+        <w:rFonts w:ascii="Wingdings" w:hAnsi="Wingdings" w:hint="default"/>
+        <w:sz w:val="20"/>
+      </w:rPr>
+    </w:lvl>
+    <w:lvl w:ilvl="7" w:tentative="1">
+      <w:start w:val="1"/>
+      <w:numFmt w:val="bullet"/>
+      <w:lvlText w:val=""/>
+      <w:lvlJc w:val="left"/>
+      <w:pPr>
+        <w:tabs>
+          <w:tab w:val="num" w:pos="5760"/>
+        </w:tabs>
+        <w:ind w:left="5760" w:hanging="360"/>
+      </w:pPr>
+      <w:rPr>
+        <w:rFonts w:ascii="Wingdings" w:hAnsi="Wingdings" w:hint="default"/>
+        <w:sz w:val="20"/>
+      </w:rPr>
+    </w:lvl>
+    <w:lvl w:ilvl="8" w:tentative="1">
+      <w:start w:val="1"/>
+      <w:numFmt w:val="bullet"/>
+      <w:lvlText w:val=""/>
+      <w:lvlJc w:val="left"/>
+      <w:pPr>
+        <w:tabs>
+          <w:tab w:val="num" w:pos="6480"/>
+        </w:tabs>
+        <w:ind w:left="6480" w:hanging="360"/>
+      </w:pPr>
+      <w:rPr>
+        <w:rFonts w:ascii="Wingdings" w:hAnsi="Wingdings" w:hint="default"/>
+        <w:sz w:val="20"/>
+      </w:rPr>
+    </w:lvl>
+  </w:abstractNum>
+  <w:abstractNum w:abstractNumId="10" w15:restartNumberingAfterBreak="0">
     <w:nsid w:val="28B31D5A"/>
     <w:multiLevelType w:val="multilevel"/>
     <w:tmpl w:val="7C067FAC"/>
@@ -3942,7 +5062,7 @@
       </w:rPr>
     </w:lvl>
   </w:abstractNum>
-  <w:abstractNum w:abstractNumId="7" w15:restartNumberingAfterBreak="0">
+  <w:abstractNum w:abstractNumId="11" w15:restartNumberingAfterBreak="0">
     <w:nsid w:val="2971017D"/>
     <w:multiLevelType w:val="multilevel"/>
     <w:tmpl w:val="9DCC0A3E"/>
@@ -4091,7 +5211,156 @@
       </w:rPr>
     </w:lvl>
   </w:abstractNum>
-  <w:abstractNum w:abstractNumId="8" w15:restartNumberingAfterBreak="0">
+  <w:abstractNum w:abstractNumId="12" w15:restartNumberingAfterBreak="0">
+    <w:nsid w:val="2BAB0ACD"/>
+    <w:multiLevelType w:val="multilevel"/>
+    <w:tmpl w:val="08C01F9C"/>
+    <w:lvl w:ilvl="0">
+      <w:start w:val="1"/>
+      <w:numFmt w:val="bullet"/>
+      <w:lvlText w:val=""/>
+      <w:lvlJc w:val="left"/>
+      <w:pPr>
+        <w:tabs>
+          <w:tab w:val="num" w:pos="720"/>
+        </w:tabs>
+        <w:ind w:left="720" w:hanging="360"/>
+      </w:pPr>
+      <w:rPr>
+        <w:rFonts w:ascii="Symbol" w:hAnsi="Symbol" w:hint="default"/>
+        <w:sz w:val="20"/>
+      </w:rPr>
+    </w:lvl>
+    <w:lvl w:ilvl="1" w:tentative="1">
+      <w:start w:val="1"/>
+      <w:numFmt w:val="bullet"/>
+      <w:lvlText w:val="o"/>
+      <w:lvlJc w:val="left"/>
+      <w:pPr>
+        <w:tabs>
+          <w:tab w:val="num" w:pos="1440"/>
+        </w:tabs>
+        <w:ind w:left="1440" w:hanging="360"/>
+      </w:pPr>
+      <w:rPr>
+        <w:rFonts w:ascii="Courier New" w:hAnsi="Courier New" w:hint="default"/>
+        <w:sz w:val="20"/>
+      </w:rPr>
+    </w:lvl>
+    <w:lvl w:ilvl="2" w:tentative="1">
+      <w:start w:val="1"/>
+      <w:numFmt w:val="bullet"/>
+      <w:lvlText w:val=""/>
+      <w:lvlJc w:val="left"/>
+      <w:pPr>
+        <w:tabs>
+          <w:tab w:val="num" w:pos="2160"/>
+        </w:tabs>
+        <w:ind w:left="2160" w:hanging="360"/>
+      </w:pPr>
+      <w:rPr>
+        <w:rFonts w:ascii="Wingdings" w:hAnsi="Wingdings" w:hint="default"/>
+        <w:sz w:val="20"/>
+      </w:rPr>
+    </w:lvl>
+    <w:lvl w:ilvl="3" w:tentative="1">
+      <w:start w:val="1"/>
+      <w:numFmt w:val="bullet"/>
+      <w:lvlText w:val=""/>
+      <w:lvlJc w:val="left"/>
+      <w:pPr>
+        <w:tabs>
+          <w:tab w:val="num" w:pos="2880"/>
+        </w:tabs>
+        <w:ind w:left="2880" w:hanging="360"/>
+      </w:pPr>
+      <w:rPr>
+        <w:rFonts w:ascii="Wingdings" w:hAnsi="Wingdings" w:hint="default"/>
+        <w:sz w:val="20"/>
+      </w:rPr>
+    </w:lvl>
+    <w:lvl w:ilvl="4" w:tentative="1">
+      <w:start w:val="1"/>
+      <w:numFmt w:val="bullet"/>
+      <w:lvlText w:val=""/>
+      <w:lvlJc w:val="left"/>
+      <w:pPr>
+        <w:tabs>
+          <w:tab w:val="num" w:pos="3600"/>
+        </w:tabs>
+        <w:ind w:left="3600" w:hanging="360"/>
+      </w:pPr>
+      <w:rPr>
+        <w:rFonts w:ascii="Wingdings" w:hAnsi="Wingdings" w:hint="default"/>
+        <w:sz w:val="20"/>
+      </w:rPr>
+    </w:lvl>
+    <w:lvl w:ilvl="5" w:tentative="1">
+      <w:start w:val="1"/>
+      <w:numFmt w:val="bullet"/>
+      <w:lvlText w:val=""/>
+      <w:lvlJc w:val="left"/>
+      <w:pPr>
+        <w:tabs>
+          <w:tab w:val="num" w:pos="4320"/>
+        </w:tabs>
+        <w:ind w:left="4320" w:hanging="360"/>
+      </w:pPr>
+      <w:rPr>
+        <w:rFonts w:ascii="Wingdings" w:hAnsi="Wingdings" w:hint="default"/>
+        <w:sz w:val="20"/>
+      </w:rPr>
+    </w:lvl>
+    <w:lvl w:ilvl="6" w:tentative="1">
+      <w:start w:val="1"/>
+      <w:numFmt w:val="bullet"/>
+      <w:lvlText w:val=""/>
+      <w:lvlJc w:val="left"/>
+      <w:pPr>
+        <w:tabs>
+          <w:tab w:val="num" w:pos="5040"/>
+        </w:tabs>
+        <w:ind w:left="5040" w:hanging="360"/>
+      </w:pPr>
+      <w:rPr>
+        <w:rFonts w:ascii="Wingdings" w:hAnsi="Wingdings" w:hint="default"/>
+        <w:sz w:val="20"/>
+      </w:rPr>
+    </w:lvl>
+    <w:lvl w:ilvl="7" w:tentative="1">
+      <w:start w:val="1"/>
+      <w:numFmt w:val="bullet"/>
+      <w:lvlText w:val=""/>
+      <w:lvlJc w:val="left"/>
+      <w:pPr>
+        <w:tabs>
+          <w:tab w:val="num" w:pos="5760"/>
+        </w:tabs>
+        <w:ind w:left="5760" w:hanging="360"/>
+      </w:pPr>
+      <w:rPr>
+        <w:rFonts w:ascii="Wingdings" w:hAnsi="Wingdings" w:hint="default"/>
+        <w:sz w:val="20"/>
+      </w:rPr>
+    </w:lvl>
+    <w:lvl w:ilvl="8" w:tentative="1">
+      <w:start w:val="1"/>
+      <w:numFmt w:val="bullet"/>
+      <w:lvlText w:val=""/>
+      <w:lvlJc w:val="left"/>
+      <w:pPr>
+        <w:tabs>
+          <w:tab w:val="num" w:pos="6480"/>
+        </w:tabs>
+        <w:ind w:left="6480" w:hanging="360"/>
+      </w:pPr>
+      <w:rPr>
+        <w:rFonts w:ascii="Wingdings" w:hAnsi="Wingdings" w:hint="default"/>
+        <w:sz w:val="20"/>
+      </w:rPr>
+    </w:lvl>
+  </w:abstractNum>
+  <w:abstractNum w:abstractNumId="13" w15:restartNumberingAfterBreak="0">
     <w:nsid w:val="2BBB6957"/>
     <w:multiLevelType w:val="multilevel"/>
     <w:tmpl w:val="F0F6D4BE"/>
@@ -4240,7 +5509,7 @@
       </w:rPr>
     </w:lvl>
   </w:abstractNum>
-  <w:abstractNum w:abstractNumId="9" w15:restartNumberingAfterBreak="0">
+  <w:abstractNum w:abstractNumId="14" w15:restartNumberingAfterBreak="0">
     <w:nsid w:val="30AB507F"/>
     <w:multiLevelType w:val="multilevel"/>
     <w:tmpl w:val="B944D468"/>
@@ -4389,7 +5658,7 @@
       </w:rPr>
     </w:lvl>
   </w:abstractNum>
-  <w:abstractNum w:abstractNumId="10" w15:restartNumberingAfterBreak="0">
+  <w:abstractNum w:abstractNumId="15" w15:restartNumberingAfterBreak="0">
     <w:nsid w:val="32F93036"/>
     <w:multiLevelType w:val="multilevel"/>
     <w:tmpl w:val="8E26D00E"/>
@@ -4538,7 +5807,7 @@
       </w:rPr>
     </w:lvl>
   </w:abstractNum>
-  <w:abstractNum w:abstractNumId="11" w15:restartNumberingAfterBreak="0">
+  <w:abstractNum w:abstractNumId="16" w15:restartNumberingAfterBreak="0">
     <w:nsid w:val="35761B86"/>
     <w:multiLevelType w:val="multilevel"/>
     <w:tmpl w:val="0E3422E4"/>
@@ -4687,7 +5956,7 @@
       </w:rPr>
     </w:lvl>
   </w:abstractNum>
-  <w:abstractNum w:abstractNumId="12" w15:restartNumberingAfterBreak="0">
+  <w:abstractNum w:abstractNumId="17" w15:restartNumberingAfterBreak="0">
     <w:nsid w:val="3A8F52D0"/>
     <w:multiLevelType w:val="multilevel"/>
     <w:tmpl w:val="836C400E"/>
@@ -4836,7 +6105,7 @@
       </w:rPr>
     </w:lvl>
   </w:abstractNum>
-  <w:abstractNum w:abstractNumId="13" w15:restartNumberingAfterBreak="0">
+  <w:abstractNum w:abstractNumId="18" w15:restartNumberingAfterBreak="0">
     <w:nsid w:val="41AC2453"/>
     <w:multiLevelType w:val="multilevel"/>
     <w:tmpl w:val="69B81CBA"/>
@@ -4985,7 +6254,7 @@
       </w:rPr>
     </w:lvl>
   </w:abstractNum>
-  <w:abstractNum w:abstractNumId="14" w15:restartNumberingAfterBreak="0">
+  <w:abstractNum w:abstractNumId="19" w15:restartNumberingAfterBreak="0">
     <w:nsid w:val="43EF7678"/>
     <w:multiLevelType w:val="multilevel"/>
     <w:tmpl w:val="572C9E62"/>
@@ -5134,7 +6403,7 @@
       </w:rPr>
     </w:lvl>
   </w:abstractNum>
-  <w:abstractNum w:abstractNumId="15" w15:restartNumberingAfterBreak="0">
+  <w:abstractNum w:abstractNumId="20" w15:restartNumberingAfterBreak="0">
     <w:nsid w:val="49270FC5"/>
     <w:multiLevelType w:val="hybridMultilevel"/>
     <w:tmpl w:val="39781108"/>
@@ -5247,7 +6516,7 @@
       </w:rPr>
     </w:lvl>
   </w:abstractNum>
-  <w:abstractNum w:abstractNumId="16" w15:restartNumberingAfterBreak="0">
+  <w:abstractNum w:abstractNumId="21" w15:restartNumberingAfterBreak="0">
     <w:nsid w:val="49E64EE4"/>
     <w:multiLevelType w:val="multilevel"/>
     <w:tmpl w:val="6F7C8584"/>
@@ -5396,7 +6665,7 @@
       </w:rPr>
     </w:lvl>
   </w:abstractNum>
-  <w:abstractNum w:abstractNumId="17" w15:restartNumberingAfterBreak="0">
+  <w:abstractNum w:abstractNumId="22" w15:restartNumberingAfterBreak="0">
     <w:nsid w:val="4B8F677F"/>
     <w:multiLevelType w:val="multilevel"/>
     <w:tmpl w:val="88D6FA76"/>
@@ -5545,7 +6814,7 @@
       </w:rPr>
     </w:lvl>
   </w:abstractNum>
-  <w:abstractNum w:abstractNumId="18" w15:restartNumberingAfterBreak="0">
+  <w:abstractNum w:abstractNumId="23" w15:restartNumberingAfterBreak="0">
     <w:nsid w:val="58A04075"/>
     <w:multiLevelType w:val="multilevel"/>
     <w:tmpl w:val="0718715E"/>
@@ -5694,7 +6963,7 @@
       </w:rPr>
     </w:lvl>
   </w:abstractNum>
-  <w:abstractNum w:abstractNumId="19" w15:restartNumberingAfterBreak="0">
+  <w:abstractNum w:abstractNumId="24" w15:restartNumberingAfterBreak="0">
     <w:nsid w:val="5C237CA1"/>
     <w:multiLevelType w:val="multilevel"/>
     <w:tmpl w:val="0AC81B9E"/>
@@ -5843,7 +7112,7 @@
       </w:rPr>
     </w:lvl>
   </w:abstractNum>
-  <w:abstractNum w:abstractNumId="20" w15:restartNumberingAfterBreak="0">
+  <w:abstractNum w:abstractNumId="25" w15:restartNumberingAfterBreak="0">
     <w:nsid w:val="5FB85B27"/>
     <w:multiLevelType w:val="multilevel"/>
     <w:tmpl w:val="5770BAA6"/>
@@ -5992,7 +7261,7 @@
       </w:rPr>
     </w:lvl>
   </w:abstractNum>
-  <w:abstractNum w:abstractNumId="21" w15:restartNumberingAfterBreak="0">
+  <w:abstractNum w:abstractNumId="26" w15:restartNumberingAfterBreak="0">
     <w:nsid w:val="5FCB49DF"/>
     <w:multiLevelType w:val="multilevel"/>
     <w:tmpl w:val="8BFA6C04"/>
@@ -6141,7 +7410,7 @@
       </w:rPr>
     </w:lvl>
   </w:abstractNum>
-  <w:abstractNum w:abstractNumId="22" w15:restartNumberingAfterBreak="0">
+  <w:abstractNum w:abstractNumId="27" w15:restartNumberingAfterBreak="0">
     <w:nsid w:val="60E73D21"/>
     <w:multiLevelType w:val="multilevel"/>
     <w:tmpl w:val="96522DC2"/>
@@ -6290,7 +7559,120 @@
       </w:rPr>
     </w:lvl>
   </w:abstractNum>
-  <w:abstractNum w:abstractNumId="23" w15:restartNumberingAfterBreak="0">
+  <w:abstractNum w:abstractNumId="28" w15:restartNumberingAfterBreak="0">
+    <w:nsid w:val="617227A4"/>
+    <w:multiLevelType w:val="hybridMultilevel"/>
+    <w:tmpl w:val="EF8431A4"/>
+    <w:lvl w:ilvl="0" w:tplc="04090001">
+      <w:start w:val="1"/>
+      <w:numFmt w:val="bullet"/>
+      <w:lvlText w:val=""/>
+      <w:lvlJc w:val="left"/>
+      <w:pPr>
+        <w:ind w:left="720" w:hanging="360"/>
+      </w:pPr>
+      <w:rPr>
+        <w:rFonts w:ascii="Symbol" w:hAnsi="Symbol" w:hint="default"/>
+      </w:rPr>
+    </w:lvl>
+    <w:lvl w:ilvl="1" w:tplc="04090003" w:tentative="1">
+      <w:start w:val="1"/>
+      <w:numFmt w:val="bullet"/>
+      <w:lvlText w:val="o"/>
+      <w:lvlJc w:val="left"/>
+      <w:pPr>
+        <w:ind w:left="1440" w:hanging="360"/>
+      </w:pPr>
+      <w:rPr>
+        <w:rFonts w:ascii="Courier New" w:hAnsi="Courier New" w:cs="Courier New" w:hint="default"/>
+      </w:rPr>
+    </w:lvl>
+    <w:lvl w:ilvl="2" w:tplc="04090005" w:tentative="1">
+      <w:start w:val="1"/>
+      <w:numFmt w:val="bullet"/>
+      <w:lvlText w:val=""/>
+      <w:lvlJc w:val="left"/>
+      <w:pPr>
+        <w:ind w:left="2160" w:hanging="360"/>
+      </w:pPr>
+      <w:rPr>
+        <w:rFonts w:ascii="Wingdings" w:hAnsi="Wingdings" w:hint="default"/>
+      </w:rPr>
+    </w:lvl>
+    <w:lvl w:ilvl="3" w:tplc="04090001" w:tentative="1">
+      <w:start w:val="1"/>
+      <w:numFmt w:val="bullet"/>
+      <w:lvlText w:val=""/>
+      <w:lvlJc w:val="left"/>
+      <w:pPr>
+        <w:ind w:left="2880" w:hanging="360"/>
+      </w:pPr>
+      <w:rPr>
+        <w:rFonts w:ascii="Symbol" w:hAnsi="Symbol" w:hint="default"/>
+      </w:rPr>
+    </w:lvl>
+    <w:lvl w:ilvl="4" w:tplc="04090003" w:tentative="1">
+      <w:start w:val="1"/>
+      <w:numFmt w:val="bullet"/>
+      <w:lvlText w:val="o"/>
+      <w:lvlJc w:val="left"/>
+      <w:pPr>
+        <w:ind w:left="3600" w:hanging="360"/>
+      </w:pPr>
+      <w:rPr>
+        <w:rFonts w:ascii="Courier New" w:hAnsi="Courier New" w:cs="Courier New" w:hint="default"/>
+      </w:rPr>
+    </w:lvl>
+    <w:lvl w:ilvl="5" w:tplc="04090005" w:tentative="1">
+      <w:start w:val="1"/>
+      <w:numFmt w:val="bullet"/>
+      <w:lvlText w:val=""/>
+      <w:lvlJc w:val="left"/>
+      <w:pPr>
+        <w:ind w:left="4320" w:hanging="360"/>
+      </w:pPr>
+      <w:rPr>
+        <w:rFonts w:ascii="Wingdings" w:hAnsi="Wingdings" w:hint="default"/>
+      </w:rPr>
+    </w:lvl>
+    <w:lvl w:ilvl="6" w:tplc="04090001" w:tentative="1">
+      <w:start w:val="1"/>
+      <w:numFmt w:val="bullet"/>
+      <w:lvlText w:val=""/>
+      <w:lvlJc w:val="left"/>
+      <w:pPr>
+        <w:ind w:left="5040" w:hanging="360"/>
+      </w:pPr>
+      <w:rPr>
+        <w:rFonts w:ascii="Symbol" w:hAnsi="Symbol" w:hint="default"/>
+      </w:rPr>
+    </w:lvl>
+    <w:lvl w:ilvl="7" w:tplc="04090003" w:tentative="1">
+      <w:start w:val="1"/>
+      <w:numFmt w:val="bullet"/>
+      <w:lvlText w:val="o"/>
+      <w:lvlJc w:val="left"/>
+      <w:pPr>
+        <w:ind w:left="5760" w:hanging="360"/>
+      </w:pPr>
+      <w:rPr>
+        <w:rFonts w:ascii="Courier New" w:hAnsi="Courier New" w:cs="Courier New" w:hint="default"/>
+      </w:rPr>
+    </w:lvl>
+    <w:lvl w:ilvl="8" w:tplc="04090005" w:tentative="1">
+      <w:start w:val="1"/>
+      <w:numFmt w:val="bullet"/>
+      <w:lvlText w:val=""/>
+      <w:lvlJc w:val="left"/>
+      <w:pPr>
+        <w:ind w:left="6480" w:hanging="360"/>
+      </w:pPr>
+      <w:rPr>
+        <w:rFonts w:ascii="Wingdings" w:hAnsi="Wingdings" w:hint="default"/>
+      </w:rPr>
+    </w:lvl>
+  </w:abstractNum>
+  <w:abstractNum w:abstractNumId="29" w15:restartNumberingAfterBreak="0">
     <w:nsid w:val="6709189A"/>
     <w:multiLevelType w:val="multilevel"/>
     <w:tmpl w:val="FC0604E0"/>
@@ -6439,7 +7821,7 @@
       </w:rPr>
     </w:lvl>
   </w:abstractNum>
-  <w:abstractNum w:abstractNumId="24" w15:restartNumberingAfterBreak="0">
+  <w:abstractNum w:abstractNumId="30" w15:restartNumberingAfterBreak="0">
     <w:nsid w:val="6ED64BC4"/>
     <w:multiLevelType w:val="multilevel"/>
     <w:tmpl w:val="B2784216"/>
@@ -6588,7 +7970,7 @@
       </w:rPr>
     </w:lvl>
   </w:abstractNum>
-  <w:abstractNum w:abstractNumId="25" w15:restartNumberingAfterBreak="0">
+  <w:abstractNum w:abstractNumId="31" w15:restartNumberingAfterBreak="0">
     <w:nsid w:val="79102AFC"/>
     <w:multiLevelType w:val="multilevel"/>
     <w:tmpl w:val="69B81CBA"/>
@@ -6737,7 +8119,7 @@
       </w:rPr>
     </w:lvl>
   </w:abstractNum>
-  <w:abstractNum w:abstractNumId="26" w15:restartNumberingAfterBreak="0">
+  <w:abstractNum w:abstractNumId="32" w15:restartNumberingAfterBreak="0">
     <w:nsid w:val="7BA82E43"/>
     <w:multiLevelType w:val="multilevel"/>
     <w:tmpl w:val="FCC6CE3A"/>
@@ -6886,86 +8268,256 @@
       </w:rPr>
     </w:lvl>
   </w:abstractNum>
+  <w:abstractNum w:abstractNumId="33" w15:restartNumberingAfterBreak="0">
+    <w:nsid w:val="7C965231"/>
+    <w:multiLevelType w:val="multilevel"/>
+    <w:tmpl w:val="B512F4F6"/>
+    <w:lvl w:ilvl="0">
+      <w:start w:val="1"/>
+      <w:numFmt w:val="bullet"/>
+      <w:lvlText w:val=""/>
+      <w:lvlJc w:val="left"/>
+      <w:pPr>
+        <w:tabs>
+          <w:tab w:val="num" w:pos="720"/>
+        </w:tabs>
+        <w:ind w:left="720" w:hanging="360"/>
+      </w:pPr>
+      <w:rPr>
+        <w:rFonts w:ascii="Symbol" w:hAnsi="Symbol" w:hint="default"/>
+        <w:sz w:val="20"/>
+      </w:rPr>
+    </w:lvl>
+    <w:lvl w:ilvl="1" w:tentative="1">
+      <w:start w:val="1"/>
+      <w:numFmt w:val="bullet"/>
+      <w:lvlText w:val="o"/>
+      <w:lvlJc w:val="left"/>
+      <w:pPr>
+        <w:tabs>
+          <w:tab w:val="num" w:pos="1440"/>
+        </w:tabs>
+        <w:ind w:left="1440" w:hanging="360"/>
+      </w:pPr>
+      <w:rPr>
+        <w:rFonts w:ascii="Courier New" w:hAnsi="Courier New" w:hint="default"/>
+        <w:sz w:val="20"/>
+      </w:rPr>
+    </w:lvl>
+    <w:lvl w:ilvl="2" w:tentative="1">
+      <w:start w:val="1"/>
+      <w:numFmt w:val="bullet"/>
+      <w:lvlText w:val=""/>
+      <w:lvlJc w:val="left"/>
+      <w:pPr>
+        <w:tabs>
+          <w:tab w:val="num" w:pos="2160"/>
+        </w:tabs>
+        <w:ind w:left="2160" w:hanging="360"/>
+      </w:pPr>
+      <w:rPr>
+        <w:rFonts w:ascii="Wingdings" w:hAnsi="Wingdings" w:hint="default"/>
+        <w:sz w:val="20"/>
+      </w:rPr>
+    </w:lvl>
+    <w:lvl w:ilvl="3" w:tentative="1">
+      <w:start w:val="1"/>
+      <w:numFmt w:val="bullet"/>
+      <w:lvlText w:val=""/>
+      <w:lvlJc w:val="left"/>
+      <w:pPr>
+        <w:tabs>
+          <w:tab w:val="num" w:pos="2880"/>
+        </w:tabs>
+        <w:ind w:left="2880" w:hanging="360"/>
+      </w:pPr>
+      <w:rPr>
+        <w:rFonts w:ascii="Wingdings" w:hAnsi="Wingdings" w:hint="default"/>
+        <w:sz w:val="20"/>
+      </w:rPr>
+    </w:lvl>
+    <w:lvl w:ilvl="4" w:tentative="1">
+      <w:start w:val="1"/>
+      <w:numFmt w:val="bullet"/>
+      <w:lvlText w:val=""/>
+      <w:lvlJc w:val="left"/>
+      <w:pPr>
+        <w:tabs>
+          <w:tab w:val="num" w:pos="3600"/>
+        </w:tabs>
+        <w:ind w:left="3600" w:hanging="360"/>
+      </w:pPr>
+      <w:rPr>
+        <w:rFonts w:ascii="Wingdings" w:hAnsi="Wingdings" w:hint="default"/>
+        <w:sz w:val="20"/>
+      </w:rPr>
+    </w:lvl>
+    <w:lvl w:ilvl="5" w:tentative="1">
+      <w:start w:val="1"/>
+      <w:numFmt w:val="bullet"/>
+      <w:lvlText w:val=""/>
+      <w:lvlJc w:val="left"/>
+      <w:pPr>
+        <w:tabs>
+          <w:tab w:val="num" w:pos="4320"/>
+        </w:tabs>
+        <w:ind w:left="4320" w:hanging="360"/>
+      </w:pPr>
+      <w:rPr>
+        <w:rFonts w:ascii="Wingdings" w:hAnsi="Wingdings" w:hint="default"/>
+        <w:sz w:val="20"/>
+      </w:rPr>
+    </w:lvl>
+    <w:lvl w:ilvl="6" w:tentative="1">
+      <w:start w:val="1"/>
+      <w:numFmt w:val="bullet"/>
+      <w:lvlText w:val=""/>
+      <w:lvlJc w:val="left"/>
+      <w:pPr>
+        <w:tabs>
+          <w:tab w:val="num" w:pos="5040"/>
+        </w:tabs>
+        <w:ind w:left="5040" w:hanging="360"/>
+      </w:pPr>
+      <w:rPr>
+        <w:rFonts w:ascii="Wingdings" w:hAnsi="Wingdings" w:hint="default"/>
+        <w:sz w:val="20"/>
+      </w:rPr>
+    </w:lvl>
+    <w:lvl w:ilvl="7" w:tentative="1">
+      <w:start w:val="1"/>
+      <w:numFmt w:val="bullet"/>
+      <w:lvlText w:val=""/>
+      <w:lvlJc w:val="left"/>
+      <w:pPr>
+        <w:tabs>
+          <w:tab w:val="num" w:pos="5760"/>
+        </w:tabs>
+        <w:ind w:left="5760" w:hanging="360"/>
+      </w:pPr>
+      <w:rPr>
+        <w:rFonts w:ascii="Wingdings" w:hAnsi="Wingdings" w:hint="default"/>
+        <w:sz w:val="20"/>
+      </w:rPr>
+    </w:lvl>
+    <w:lvl w:ilvl="8" w:tentative="1">
+      <w:start w:val="1"/>
+      <w:numFmt w:val="bullet"/>
+      <w:lvlText w:val=""/>
+      <w:lvlJc w:val="left"/>
+      <w:pPr>
+        <w:tabs>
+          <w:tab w:val="num" w:pos="6480"/>
+        </w:tabs>
+        <w:ind w:left="6480" w:hanging="360"/>
+      </w:pPr>
+      <w:rPr>
+        <w:rFonts w:ascii="Wingdings" w:hAnsi="Wingdings" w:hint="default"/>
+        <w:sz w:val="20"/>
+      </w:rPr>
+    </w:lvl>
+  </w:abstractNum>
   <w:num w:numId="1">
-    <w:abstractNumId w:val="13"/>
+    <w:abstractNumId w:val="18"/>
   </w:num>
   <w:num w:numId="2">
-    <w:abstractNumId w:val="25"/>
+    <w:abstractNumId w:val="31"/>
   </w:num>
   <w:num w:numId="3">
-    <w:abstractNumId w:val="24"/>
+    <w:abstractNumId w:val="30"/>
   </w:num>
   <w:num w:numId="4">
-    <w:abstractNumId w:val="10"/>
+    <w:abstractNumId w:val="15"/>
   </w:num>
   <w:num w:numId="5">
-    <w:abstractNumId w:val="9"/>
+    <w:abstractNumId w:val="14"/>
   </w:num>
   <w:num w:numId="6">
     <w:abstractNumId w:val="3"/>
   </w:num>
   <w:num w:numId="7">
-    <w:abstractNumId w:val="4"/>
+    <w:abstractNumId w:val="7"/>
   </w:num>
   <w:num w:numId="8">
-    <w:abstractNumId w:val="21"/>
+    <w:abstractNumId w:val="26"/>
   </w:num>
   <w:num w:numId="9">
-    <w:abstractNumId w:val="5"/>
+    <w:abstractNumId w:val="8"/>
   </w:num>
   <w:num w:numId="10">
     <w:abstractNumId w:val="1"/>
   </w:num>
   <w:num w:numId="11">
-    <w:abstractNumId w:val="15"/>
+    <w:abstractNumId w:val="20"/>
   </w:num>
   <w:num w:numId="12">
-    <w:abstractNumId w:val="7"/>
+    <w:abstractNumId w:val="11"/>
   </w:num>
   <w:num w:numId="13">
-    <w:abstractNumId w:val="8"/>
+    <w:abstractNumId w:val="13"/>
   </w:num>
   <w:num w:numId="14">
+    <w:abstractNumId w:val="27"/>
+  </w:num>
+  <w:num w:numId="15">
+    <w:abstractNumId w:val="23"/>
+  </w:num>
+  <w:num w:numId="16">
     <w:abstractNumId w:val="22"/>
   </w:num>
-  <w:num w:numId="15">
-    <w:abstractNumId w:val="18"/>
-  </w:num>
-  <w:num w:numId="16">
-    <w:abstractNumId w:val="17"/>
-  </w:num>
   <w:num w:numId="17">
-    <w:abstractNumId w:val="14"/>
+    <w:abstractNumId w:val="19"/>
   </w:num>
   <w:num w:numId="18">
-    <w:abstractNumId w:val="19"/>
+    <w:abstractNumId w:val="24"/>
   </w:num>
   <w:num w:numId="19">
     <w:abstractNumId w:val="2"/>
   </w:num>
   <w:num w:numId="20">
-    <w:abstractNumId w:val="23"/>
+    <w:abstractNumId w:val="29"/>
   </w:num>
   <w:num w:numId="21">
-    <w:abstractNumId w:val="6"/>
+    <w:abstractNumId w:val="10"/>
   </w:num>
   <w:num w:numId="22">
-    <w:abstractNumId w:val="12"/>
+    <w:abstractNumId w:val="17"/>
   </w:num>
   <w:num w:numId="23">
-    <w:abstractNumId w:val="11"/>
+    <w:abstractNumId w:val="16"/>
   </w:num>
   <w:num w:numId="24">
-    <w:abstractNumId w:val="26"/>
+    <w:abstractNumId w:val="32"/>
   </w:num>
   <w:num w:numId="25">
     <w:abstractNumId w:val="0"/>
   </w:num>
   <w:num w:numId="26">
-    <w:abstractNumId w:val="20"/>
+    <w:abstractNumId w:val="25"/>
   </w:num>
   <w:num w:numId="27">
-    <w:abstractNumId w:val="16"/>
+    <w:abstractNumId w:val="21"/>
+  </w:num>
+  <w:num w:numId="28">
+    <w:abstractNumId w:val="12"/>
+  </w:num>
+  <w:num w:numId="29">
+    <w:abstractNumId w:val="33"/>
+  </w:num>
+  <w:num w:numId="30">
+    <w:abstractNumId w:val="9"/>
+  </w:num>
+  <w:num w:numId="31">
+    <w:abstractNumId w:val="4"/>
+  </w:num>
+  <w:num w:numId="32">
+    <w:abstractNumId w:val="6"/>
+  </w:num>
+  <w:num w:numId="33">
+    <w:abstractNumId w:val="5"/>
+  </w:num>
+  <w:num w:numId="34">
+    <w:abstractNumId w:val="28"/>
   </w:num>
 </w:numbering>
 </file>
@@ -7405,6 +8957,29 @@
       <w:szCs w:val="27"/>
     </w:rPr>
   </w:style>
+  <w:style w:type="paragraph" w:styleId="Heading4">
+    <w:name w:val="heading 4"/>
+    <w:basedOn w:val="Normal"/>
+    <w:next w:val="Normal"/>
+    <w:link w:val="Heading4Char"/>
+    <w:uiPriority w:val="9"/>
+    <w:semiHidden/>
+    <w:unhideWhenUsed/>
+    <w:qFormat/>
+    <w:rsid w:val="00D83DAB"/>
+    <w:pPr>
+      <w:keepNext/>
+      <w:keepLines/>
+      <w:spacing w:before="40" w:after="0"/>
+      <w:outlineLvl w:val="3"/>
+    </w:pPr>
+    <w:rPr>
+      <w:rFonts w:asciiTheme="majorHAnsi" w:eastAsiaTheme="majorEastAsia" w:hAnsiTheme="majorHAnsi" w:cstheme="majorBidi"/>
+      <w:i/>
+      <w:iCs/>
+      <w:color w:val="2E74B5" w:themeColor="accent1" w:themeShade="BF"/>
+    </w:rPr>
+  </w:style>
   <w:style w:type="character" w:default="1" w:styleId="DefaultParagraphFont">
     <w:name w:val="Default Paragraph Font"/>
     <w:uiPriority w:val="1"/>
@@ -7507,6 +9082,20 @@
       <w:rFonts w:ascii="Courier New" w:eastAsia="Times New Roman" w:hAnsi="Courier New" w:cs="Courier New"/>
       <w:sz w:val="20"/>
       <w:szCs w:val="20"/>
+    </w:rPr>
+  </w:style>
+  <w:style w:type="character" w:customStyle="1" w:styleId="Heading4Char">
+    <w:name w:val="Heading 4 Char"/>
+    <w:basedOn w:val="DefaultParagraphFont"/>
+    <w:link w:val="Heading4"/>
+    <w:uiPriority w:val="9"/>
+    <w:semiHidden/>
+    <w:rsid w:val="00D83DAB"/>
+    <w:rPr>
+      <w:rFonts w:asciiTheme="majorHAnsi" w:eastAsiaTheme="majorEastAsia" w:hAnsiTheme="majorHAnsi" w:cstheme="majorBidi"/>
+      <w:i/>
+      <w:iCs/>
+      <w:color w:val="2E74B5" w:themeColor="accent1" w:themeShade="BF"/>
     </w:rPr>
   </w:style>
 </w:styles>
